--- a/VervoortKobe_MLPrinciples_Portfolio.docx
+++ b/VervoortKobe_MLPrinciples_Portfolio.docx
@@ -227,10 +227,11 @@
           <w:r>
             <w:fldChar w:fldCharType="separate"/>
           </w:r>
-          <w:hyperlink w:anchor="_Toc225006416" w:history="1">
+          <w:hyperlink w:anchor="_Toc225944498" w:history="1">
             <w:r>
               <w:rPr>
                 <w:rStyle w:val="Hyperlink"/>
+                <w:rFonts w:eastAsiaTheme="majorEastAsia"/>
                 <w:noProof/>
               </w:rPr>
               <w:t>Labo 1: Leren uit data</w:t>
@@ -254,7 +255,7 @@
                 <w:noProof/>
                 <w:webHidden/>
               </w:rPr>
-              <w:instrText xml:space="preserve"> PAGEREF _Toc225006416 \h </w:instrText>
+              <w:instrText xml:space="preserve"> PAGEREF _Toc225944498 \h </w:instrText>
             </w:r>
             <w:r>
               <w:rPr>
@@ -303,10 +304,11 @@
               <w14:ligatures w14:val="standardContextual"/>
             </w:rPr>
           </w:pPr>
-          <w:hyperlink w:anchor="_Toc225006417" w:history="1">
+          <w:hyperlink w:anchor="_Toc225944499" w:history="1">
             <w:r>
               <w:rPr>
                 <w:rStyle w:val="Hyperlink"/>
+                <w:rFonts w:eastAsiaTheme="majorEastAsia"/>
                 <w:noProof/>
               </w:rPr>
               <w:t>Inzichten en verbanden</w:t>
@@ -330,7 +332,7 @@
                 <w:noProof/>
                 <w:webHidden/>
               </w:rPr>
-              <w:instrText xml:space="preserve"> PAGEREF _Toc225006417 \h </w:instrText>
+              <w:instrText xml:space="preserve"> PAGEREF _Toc225944499 \h </w:instrText>
             </w:r>
             <w:r>
               <w:rPr>
@@ -379,10 +381,11 @@
               <w14:ligatures w14:val="standardContextual"/>
             </w:rPr>
           </w:pPr>
-          <w:hyperlink w:anchor="_Toc225006418" w:history="1">
+          <w:hyperlink w:anchor="_Toc225944500" w:history="1">
             <w:r>
               <w:rPr>
                 <w:rStyle w:val="Hyperlink"/>
+                <w:rFonts w:eastAsiaTheme="majorEastAsia"/>
                 <w:noProof/>
               </w:rPr>
               <w:t>Werkproces</w:t>
@@ -406,7 +409,7 @@
                 <w:noProof/>
                 <w:webHidden/>
               </w:rPr>
-              <w:instrText xml:space="preserve"> PAGEREF _Toc225006418 \h </w:instrText>
+              <w:instrText xml:space="preserve"> PAGEREF _Toc225944500 \h </w:instrText>
             </w:r>
             <w:r>
               <w:rPr>
@@ -455,10 +458,11 @@
               <w14:ligatures w14:val="standardContextual"/>
             </w:rPr>
           </w:pPr>
-          <w:hyperlink w:anchor="_Toc225006419" w:history="1">
+          <w:hyperlink w:anchor="_Toc225944501" w:history="1">
             <w:r>
               <w:rPr>
                 <w:rStyle w:val="Hyperlink"/>
+                <w:rFonts w:eastAsiaTheme="majorEastAsia"/>
                 <w:noProof/>
               </w:rPr>
               <w:t>Conclusie</w:t>
@@ -482,7 +486,7 @@
                 <w:noProof/>
                 <w:webHidden/>
               </w:rPr>
-              <w:instrText xml:space="preserve"> PAGEREF _Toc225006419 \h </w:instrText>
+              <w:instrText xml:space="preserve"> PAGEREF _Toc225944501 \h </w:instrText>
             </w:r>
             <w:r>
               <w:rPr>
@@ -530,10 +534,11 @@
               <w14:ligatures w14:val="standardContextual"/>
             </w:rPr>
           </w:pPr>
-          <w:hyperlink w:anchor="_Toc225006420" w:history="1">
+          <w:hyperlink w:anchor="_Toc225944502" w:history="1">
             <w:r>
               <w:rPr>
                 <w:rStyle w:val="Hyperlink"/>
+                <w:rFonts w:eastAsiaTheme="majorEastAsia"/>
                 <w:noProof/>
               </w:rPr>
               <w:t>Labo 2 Deel 1: Uitgebreide Data-analyse en Interpretatie</w:t>
@@ -557,7 +562,7 @@
                 <w:noProof/>
                 <w:webHidden/>
               </w:rPr>
-              <w:instrText xml:space="preserve"> PAGEREF _Toc225006420 \h </w:instrText>
+              <w:instrText xml:space="preserve"> PAGEREF _Toc225944502 \h </w:instrText>
             </w:r>
             <w:r>
               <w:rPr>
@@ -606,10 +611,11 @@
               <w14:ligatures w14:val="standardContextual"/>
             </w:rPr>
           </w:pPr>
-          <w:hyperlink w:anchor="_Toc225006421" w:history="1">
+          <w:hyperlink w:anchor="_Toc225944503" w:history="1">
             <w:r>
               <w:rPr>
                 <w:rStyle w:val="Hyperlink"/>
+                <w:rFonts w:eastAsiaTheme="majorEastAsia"/>
                 <w:noProof/>
               </w:rPr>
               <w:t>Inzichten en verbanden</w:t>
@@ -633,7 +639,7 @@
                 <w:noProof/>
                 <w:webHidden/>
               </w:rPr>
-              <w:instrText xml:space="preserve"> PAGEREF _Toc225006421 \h </w:instrText>
+              <w:instrText xml:space="preserve"> PAGEREF _Toc225944503 \h </w:instrText>
             </w:r>
             <w:r>
               <w:rPr>
@@ -682,10 +688,11 @@
               <w14:ligatures w14:val="standardContextual"/>
             </w:rPr>
           </w:pPr>
-          <w:hyperlink w:anchor="_Toc225006422" w:history="1">
+          <w:hyperlink w:anchor="_Toc225944504" w:history="1">
             <w:r>
               <w:rPr>
                 <w:rStyle w:val="Hyperlink"/>
+                <w:rFonts w:eastAsiaTheme="majorEastAsia"/>
                 <w:noProof/>
               </w:rPr>
               <w:t>Werkproces</w:t>
@@ -709,7 +716,7 @@
                 <w:noProof/>
                 <w:webHidden/>
               </w:rPr>
-              <w:instrText xml:space="preserve"> PAGEREF _Toc225006422 \h </w:instrText>
+              <w:instrText xml:space="preserve"> PAGEREF _Toc225944504 \h </w:instrText>
             </w:r>
             <w:r>
               <w:rPr>
@@ -758,10 +765,11 @@
               <w14:ligatures w14:val="standardContextual"/>
             </w:rPr>
           </w:pPr>
-          <w:hyperlink w:anchor="_Toc225006423" w:history="1">
+          <w:hyperlink w:anchor="_Toc225944505" w:history="1">
             <w:r>
               <w:rPr>
                 <w:rStyle w:val="Hyperlink"/>
+                <w:rFonts w:eastAsiaTheme="majorEastAsia"/>
                 <w:noProof/>
               </w:rPr>
               <w:t>Conclusie</w:t>
@@ -785,7 +793,7 @@
                 <w:noProof/>
                 <w:webHidden/>
               </w:rPr>
-              <w:instrText xml:space="preserve"> PAGEREF _Toc225006423 \h </w:instrText>
+              <w:instrText xml:space="preserve"> PAGEREF _Toc225944505 \h </w:instrText>
             </w:r>
             <w:r>
               <w:rPr>
@@ -833,10 +841,11 @@
               <w14:ligatures w14:val="standardContextual"/>
             </w:rPr>
           </w:pPr>
-          <w:hyperlink w:anchor="_Toc225006424" w:history="1">
+          <w:hyperlink w:anchor="_Toc225944506" w:history="1">
             <w:r>
               <w:rPr>
                 <w:rStyle w:val="Hyperlink"/>
+                <w:rFonts w:eastAsiaTheme="majorEastAsia"/>
                 <w:noProof/>
               </w:rPr>
               <w:t>Labo 2 Deel 2: Uitgebreide Data-analyse en Interpretatie</w:t>
@@ -860,7 +869,7 @@
                 <w:noProof/>
                 <w:webHidden/>
               </w:rPr>
-              <w:instrText xml:space="preserve"> PAGEREF _Toc225006424 \h </w:instrText>
+              <w:instrText xml:space="preserve"> PAGEREF _Toc225944506 \h </w:instrText>
             </w:r>
             <w:r>
               <w:rPr>
@@ -909,10 +918,11 @@
               <w14:ligatures w14:val="standardContextual"/>
             </w:rPr>
           </w:pPr>
-          <w:hyperlink w:anchor="_Toc225006425" w:history="1">
+          <w:hyperlink w:anchor="_Toc225944507" w:history="1">
             <w:r>
               <w:rPr>
                 <w:rStyle w:val="Hyperlink"/>
+                <w:rFonts w:eastAsiaTheme="majorEastAsia"/>
                 <w:noProof/>
               </w:rPr>
               <w:t>Inzichten en verbanden</w:t>
@@ -936,7 +946,7 @@
                 <w:noProof/>
                 <w:webHidden/>
               </w:rPr>
-              <w:instrText xml:space="preserve"> PAGEREF _Toc225006425 \h </w:instrText>
+              <w:instrText xml:space="preserve"> PAGEREF _Toc225944507 \h </w:instrText>
             </w:r>
             <w:r>
               <w:rPr>
@@ -985,10 +995,11 @@
               <w14:ligatures w14:val="standardContextual"/>
             </w:rPr>
           </w:pPr>
-          <w:hyperlink w:anchor="_Toc225006426" w:history="1">
+          <w:hyperlink w:anchor="_Toc225944508" w:history="1">
             <w:r>
               <w:rPr>
                 <w:rStyle w:val="Hyperlink"/>
+                <w:rFonts w:eastAsiaTheme="majorEastAsia"/>
                 <w:noProof/>
               </w:rPr>
               <w:t>Werkproces</w:t>
@@ -1012,7 +1023,7 @@
                 <w:noProof/>
                 <w:webHidden/>
               </w:rPr>
-              <w:instrText xml:space="preserve"> PAGEREF _Toc225006426 \h </w:instrText>
+              <w:instrText xml:space="preserve"> PAGEREF _Toc225944508 \h </w:instrText>
             </w:r>
             <w:r>
               <w:rPr>
@@ -1061,10 +1072,11 @@
               <w14:ligatures w14:val="standardContextual"/>
             </w:rPr>
           </w:pPr>
-          <w:hyperlink w:anchor="_Toc225006427" w:history="1">
+          <w:hyperlink w:anchor="_Toc225944509" w:history="1">
             <w:r>
               <w:rPr>
                 <w:rStyle w:val="Hyperlink"/>
+                <w:rFonts w:eastAsiaTheme="majorEastAsia"/>
                 <w:noProof/>
               </w:rPr>
               <w:t>Conclusie</w:t>
@@ -1088,7 +1100,7 @@
                 <w:noProof/>
                 <w:webHidden/>
               </w:rPr>
-              <w:instrText xml:space="preserve"> PAGEREF _Toc225006427 \h </w:instrText>
+              <w:instrText xml:space="preserve"> PAGEREF _Toc225944509 \h </w:instrText>
             </w:r>
             <w:r>
               <w:rPr>
@@ -1136,10 +1148,11 @@
               <w14:ligatures w14:val="standardContextual"/>
             </w:rPr>
           </w:pPr>
-          <w:hyperlink w:anchor="_Toc225006428" w:history="1">
+          <w:hyperlink w:anchor="_Toc225944510" w:history="1">
             <w:r>
               <w:rPr>
                 <w:rStyle w:val="Hyperlink"/>
+                <w:rFonts w:eastAsiaTheme="majorEastAsia"/>
                 <w:noProof/>
               </w:rPr>
               <w:t>Labo 3 Deel 1: Univariate Analysis</w:t>
@@ -1163,7 +1176,7 @@
                 <w:noProof/>
                 <w:webHidden/>
               </w:rPr>
-              <w:instrText xml:space="preserve"> PAGEREF _Toc225006428 \h </w:instrText>
+              <w:instrText xml:space="preserve"> PAGEREF _Toc225944510 \h </w:instrText>
             </w:r>
             <w:r>
               <w:rPr>
@@ -1212,10 +1225,11 @@
               <w14:ligatures w14:val="standardContextual"/>
             </w:rPr>
           </w:pPr>
-          <w:hyperlink w:anchor="_Toc225006429" w:history="1">
+          <w:hyperlink w:anchor="_Toc225944511" w:history="1">
             <w:r>
               <w:rPr>
                 <w:rStyle w:val="Hyperlink"/>
+                <w:rFonts w:eastAsiaTheme="majorEastAsia"/>
                 <w:noProof/>
               </w:rPr>
               <w:t>Inzichten en verbanden</w:t>
@@ -1239,7 +1253,7 @@
                 <w:noProof/>
                 <w:webHidden/>
               </w:rPr>
-              <w:instrText xml:space="preserve"> PAGEREF _Toc225006429 \h </w:instrText>
+              <w:instrText xml:space="preserve"> PAGEREF _Toc225944511 \h </w:instrText>
             </w:r>
             <w:r>
               <w:rPr>
@@ -1288,10 +1302,11 @@
               <w14:ligatures w14:val="standardContextual"/>
             </w:rPr>
           </w:pPr>
-          <w:hyperlink w:anchor="_Toc225006430" w:history="1">
+          <w:hyperlink w:anchor="_Toc225944512" w:history="1">
             <w:r>
               <w:rPr>
                 <w:rStyle w:val="Hyperlink"/>
+                <w:rFonts w:eastAsiaTheme="majorEastAsia"/>
                 <w:noProof/>
               </w:rPr>
               <w:t>Werkproces</w:t>
@@ -1315,7 +1330,7 @@
                 <w:noProof/>
                 <w:webHidden/>
               </w:rPr>
-              <w:instrText xml:space="preserve"> PAGEREF _Toc225006430 \h </w:instrText>
+              <w:instrText xml:space="preserve"> PAGEREF _Toc225944512 \h </w:instrText>
             </w:r>
             <w:r>
               <w:rPr>
@@ -1364,10 +1379,11 @@
               <w14:ligatures w14:val="standardContextual"/>
             </w:rPr>
           </w:pPr>
-          <w:hyperlink w:anchor="_Toc225006431" w:history="1">
+          <w:hyperlink w:anchor="_Toc225944513" w:history="1">
             <w:r>
               <w:rPr>
                 <w:rStyle w:val="Hyperlink"/>
+                <w:rFonts w:eastAsiaTheme="majorEastAsia"/>
                 <w:noProof/>
               </w:rPr>
               <w:t>Conclusie</w:t>
@@ -1391,7 +1407,7 @@
                 <w:noProof/>
                 <w:webHidden/>
               </w:rPr>
-              <w:instrText xml:space="preserve"> PAGEREF _Toc225006431 \h </w:instrText>
+              <w:instrText xml:space="preserve"> PAGEREF _Toc225944513 \h </w:instrText>
             </w:r>
             <w:r>
               <w:rPr>
@@ -1439,10 +1455,11 @@
               <w14:ligatures w14:val="standardContextual"/>
             </w:rPr>
           </w:pPr>
-          <w:hyperlink w:anchor="_Toc225006432" w:history="1">
+          <w:hyperlink w:anchor="_Toc225944514" w:history="1">
             <w:r>
               <w:rPr>
                 <w:rStyle w:val="Hyperlink"/>
+                <w:rFonts w:eastAsiaTheme="majorEastAsia"/>
                 <w:noProof/>
               </w:rPr>
               <w:t>Labo 3 Deel 2: Univariate Analysis</w:t>
@@ -1466,7 +1483,7 @@
                 <w:noProof/>
                 <w:webHidden/>
               </w:rPr>
-              <w:instrText xml:space="preserve"> PAGEREF _Toc225006432 \h </w:instrText>
+              <w:instrText xml:space="preserve"> PAGEREF _Toc225944514 \h </w:instrText>
             </w:r>
             <w:r>
               <w:rPr>
@@ -1515,10 +1532,11 @@
               <w14:ligatures w14:val="standardContextual"/>
             </w:rPr>
           </w:pPr>
-          <w:hyperlink w:anchor="_Toc225006433" w:history="1">
+          <w:hyperlink w:anchor="_Toc225944515" w:history="1">
             <w:r>
               <w:rPr>
                 <w:rStyle w:val="Hyperlink"/>
+                <w:rFonts w:eastAsiaTheme="majorEastAsia"/>
                 <w:noProof/>
               </w:rPr>
               <w:t>Inzichten en verbanden</w:t>
@@ -1542,7 +1560,7 @@
                 <w:noProof/>
                 <w:webHidden/>
               </w:rPr>
-              <w:instrText xml:space="preserve"> PAGEREF _Toc225006433 \h </w:instrText>
+              <w:instrText xml:space="preserve"> PAGEREF _Toc225944515 \h </w:instrText>
             </w:r>
             <w:r>
               <w:rPr>
@@ -1591,10 +1609,11 @@
               <w14:ligatures w14:val="standardContextual"/>
             </w:rPr>
           </w:pPr>
-          <w:hyperlink w:anchor="_Toc225006434" w:history="1">
+          <w:hyperlink w:anchor="_Toc225944516" w:history="1">
             <w:r>
               <w:rPr>
                 <w:rStyle w:val="Hyperlink"/>
+                <w:rFonts w:eastAsiaTheme="majorEastAsia"/>
                 <w:noProof/>
               </w:rPr>
               <w:t>Werkproces</w:t>
@@ -1618,7 +1637,7 @@
                 <w:noProof/>
                 <w:webHidden/>
               </w:rPr>
-              <w:instrText xml:space="preserve"> PAGEREF _Toc225006434 \h </w:instrText>
+              <w:instrText xml:space="preserve"> PAGEREF _Toc225944516 \h </w:instrText>
             </w:r>
             <w:r>
               <w:rPr>
@@ -1667,10 +1686,11 @@
               <w14:ligatures w14:val="standardContextual"/>
             </w:rPr>
           </w:pPr>
-          <w:hyperlink w:anchor="_Toc225006435" w:history="1">
+          <w:hyperlink w:anchor="_Toc225944517" w:history="1">
             <w:r>
               <w:rPr>
                 <w:rStyle w:val="Hyperlink"/>
+                <w:rFonts w:eastAsiaTheme="majorEastAsia"/>
                 <w:noProof/>
               </w:rPr>
               <w:t>Conclusie</w:t>
@@ -1694,7 +1714,7 @@
                 <w:noProof/>
                 <w:webHidden/>
               </w:rPr>
-              <w:instrText xml:space="preserve"> PAGEREF _Toc225006435 \h </w:instrText>
+              <w:instrText xml:space="preserve"> PAGEREF _Toc225944517 \h </w:instrText>
             </w:r>
             <w:r>
               <w:rPr>
@@ -1742,13 +1762,14 @@
               <w14:ligatures w14:val="standardContextual"/>
             </w:rPr>
           </w:pPr>
-          <w:hyperlink w:anchor="_Toc225006436" w:history="1">
+          <w:hyperlink w:anchor="_Toc225944518" w:history="1">
             <w:r>
               <w:rPr>
                 <w:rStyle w:val="Hyperlink"/>
-                <w:noProof/>
-              </w:rPr>
-              <w:t>Labo 6 – Data ethics</w:t>
+                <w:rFonts w:eastAsiaTheme="majorEastAsia"/>
+                <w:noProof/>
+              </w:rPr>
+              <w:t>Labo 4:</w:t>
             </w:r>
             <w:r>
               <w:rPr>
@@ -1769,7 +1790,7 @@
                 <w:noProof/>
                 <w:webHidden/>
               </w:rPr>
-              <w:instrText xml:space="preserve"> PAGEREF _Toc225006436 \h </w:instrText>
+              <w:instrText xml:space="preserve"> PAGEREF _Toc225944518 \h </w:instrText>
             </w:r>
             <w:r>
               <w:rPr>
@@ -1818,10 +1839,11 @@
               <w14:ligatures w14:val="standardContextual"/>
             </w:rPr>
           </w:pPr>
-          <w:hyperlink w:anchor="_Toc225006437" w:history="1">
+          <w:hyperlink w:anchor="_Toc225944519" w:history="1">
             <w:r>
               <w:rPr>
                 <w:rStyle w:val="Hyperlink"/>
+                <w:rFonts w:eastAsiaTheme="majorEastAsia"/>
                 <w:noProof/>
               </w:rPr>
               <w:t>Inzichten en verbanden</w:t>
@@ -1845,7 +1867,7 @@
                 <w:noProof/>
                 <w:webHidden/>
               </w:rPr>
-              <w:instrText xml:space="preserve"> PAGEREF _Toc225006437 \h </w:instrText>
+              <w:instrText xml:space="preserve"> PAGEREF _Toc225944519 \h </w:instrText>
             </w:r>
             <w:r>
               <w:rPr>
@@ -1894,10 +1916,11 @@
               <w14:ligatures w14:val="standardContextual"/>
             </w:rPr>
           </w:pPr>
-          <w:hyperlink w:anchor="_Toc225006438" w:history="1">
+          <w:hyperlink w:anchor="_Toc225944520" w:history="1">
             <w:r>
               <w:rPr>
                 <w:rStyle w:val="Hyperlink"/>
+                <w:rFonts w:eastAsiaTheme="majorEastAsia"/>
                 <w:noProof/>
               </w:rPr>
               <w:t>Werkproces</w:t>
@@ -1921,7 +1944,7 @@
                 <w:noProof/>
                 <w:webHidden/>
               </w:rPr>
-              <w:instrText xml:space="preserve"> PAGEREF _Toc225006438 \h </w:instrText>
+              <w:instrText xml:space="preserve"> PAGEREF _Toc225944520 \h </w:instrText>
             </w:r>
             <w:r>
               <w:rPr>
@@ -1970,10 +1993,11 @@
               <w14:ligatures w14:val="standardContextual"/>
             </w:rPr>
           </w:pPr>
-          <w:hyperlink w:anchor="_Toc225006439" w:history="1">
+          <w:hyperlink w:anchor="_Toc225944521" w:history="1">
             <w:r>
               <w:rPr>
                 <w:rStyle w:val="Hyperlink"/>
+                <w:rFonts w:eastAsiaTheme="majorEastAsia"/>
                 <w:noProof/>
               </w:rPr>
               <w:t>Conclusie</w:t>
@@ -1997,7 +2021,7 @@
                 <w:noProof/>
                 <w:webHidden/>
               </w:rPr>
-              <w:instrText xml:space="preserve"> PAGEREF _Toc225006439 \h </w:instrText>
+              <w:instrText xml:space="preserve"> PAGEREF _Toc225944521 \h </w:instrText>
             </w:r>
             <w:r>
               <w:rPr>
@@ -2045,10 +2069,11 @@
               <w14:ligatures w14:val="standardContextual"/>
             </w:rPr>
           </w:pPr>
-          <w:hyperlink w:anchor="_Toc225006440" w:history="1">
+          <w:hyperlink w:anchor="_Toc225944522" w:history="1">
             <w:r>
               <w:rPr>
                 <w:rStyle w:val="Hyperlink"/>
+                <w:rFonts w:eastAsiaTheme="majorEastAsia"/>
                 <w:noProof/>
               </w:rPr>
               <w:t>Bronnen</w:t>
@@ -2072,7 +2097,7 @@
                 <w:noProof/>
                 <w:webHidden/>
               </w:rPr>
-              <w:instrText xml:space="preserve"> PAGEREF _Toc225006440 \h </w:instrText>
+              <w:instrText xml:space="preserve"> PAGEREF _Toc225944522 \h </w:instrText>
             </w:r>
             <w:r>
               <w:rPr>
@@ -2150,7 +2175,7 @@
           <w:szCs w:val="36"/>
         </w:rPr>
       </w:pPr>
-      <w:bookmarkStart w:id="2" w:name="_Toc225006416"/>
+      <w:bookmarkStart w:id="2" w:name="_Toc225944498"/>
       <w:r>
         <w:rPr>
           <w:b/>
@@ -2191,7 +2216,7 @@
         <w:pStyle w:val="Kop2"/>
         <w:spacing w:before="120"/>
       </w:pPr>
-      <w:bookmarkStart w:id="3" w:name="_Toc225006417"/>
+      <w:bookmarkStart w:id="3" w:name="_Toc225944499"/>
       <w:r>
         <w:t>Inzichten en verbanden</w:t>
       </w:r>
@@ -2327,7 +2352,7 @@
         <w:pStyle w:val="Kop2"/>
         <w:spacing w:before="120"/>
       </w:pPr>
-      <w:bookmarkStart w:id="4" w:name="_Toc225006418"/>
+      <w:bookmarkStart w:id="4" w:name="_Toc225944500"/>
       <w:r>
         <w:t>Werkproces</w:t>
       </w:r>
@@ -2692,6 +2717,7 @@
             </w:pPr>
             <w:r>
               <w:rPr>
+                <w:noProof/>
                 <w:szCs w:val="22"/>
               </w:rPr>
               <w:drawing>
@@ -2752,6 +2778,7 @@
             </w:pPr>
             <w:r>
               <w:rPr>
+                <w:noProof/>
                 <w:szCs w:val="22"/>
               </w:rPr>
               <w:lastRenderedPageBreak/>
@@ -2812,6 +2839,7 @@
             </w:pPr>
             <w:r>
               <w:rPr>
+                <w:noProof/>
                 <w:szCs w:val="22"/>
               </w:rPr>
               <w:drawing>
@@ -2866,6 +2894,7 @@
             </w:pPr>
             <w:r>
               <w:rPr>
+                <w:noProof/>
                 <w:szCs w:val="22"/>
               </w:rPr>
               <w:drawing>
@@ -3305,6 +3334,7 @@
             </w:pPr>
             <w:r>
               <w:rPr>
+                <w:noProof/>
                 <w:szCs w:val="22"/>
               </w:rPr>
               <w:drawing>
@@ -3361,6 +3391,7 @@
             </w:pPr>
             <w:r>
               <w:rPr>
+                <w:noProof/>
                 <w:szCs w:val="22"/>
               </w:rPr>
               <w:drawing>
@@ -3724,7 +3755,7 @@
         <w:pStyle w:val="Kop2"/>
         <w:spacing w:before="120"/>
       </w:pPr>
-      <w:bookmarkStart w:id="5" w:name="_Toc225006419"/>
+      <w:bookmarkStart w:id="5" w:name="_Toc225944501"/>
       <w:r>
         <w:lastRenderedPageBreak/>
         <w:t>Conclusie</w:t>
@@ -3864,7 +3895,7 @@
           <w:szCs w:val="36"/>
         </w:rPr>
       </w:pPr>
-      <w:bookmarkStart w:id="6" w:name="_Toc225006420"/>
+      <w:bookmarkStart w:id="6" w:name="_Toc225944502"/>
       <w:r>
         <w:rPr>
           <w:b/>
@@ -3921,7 +3952,7 @@
         <w:pStyle w:val="Kop2"/>
         <w:spacing w:before="120"/>
       </w:pPr>
-      <w:bookmarkStart w:id="7" w:name="_Toc225006421"/>
+      <w:bookmarkStart w:id="7" w:name="_Toc225944503"/>
       <w:r>
         <w:t>Inzichten en verbanden</w:t>
       </w:r>
@@ -4010,7 +4041,7 @@
         <w:pStyle w:val="Kop2"/>
         <w:spacing w:before="120"/>
       </w:pPr>
-      <w:bookmarkStart w:id="8" w:name="_Toc225006422"/>
+      <w:bookmarkStart w:id="8" w:name="_Toc225944504"/>
       <w:r>
         <w:t>Werkproces</w:t>
       </w:r>
@@ -4089,6 +4120,9 @@
               <w:jc w:val="center"/>
             </w:pPr>
             <w:r>
+              <w:rPr>
+                <w:noProof/>
+              </w:rPr>
               <w:drawing>
                 <wp:inline distT="0" distB="0" distL="0" distR="0" wp14:anchorId="7A8395C2" wp14:editId="188A8736">
                   <wp:extent cx="5622827" cy="2667000"/>
@@ -4142,6 +4176,9 @@
               <w:jc w:val="center"/>
             </w:pPr>
             <w:r>
+              <w:rPr>
+                <w:noProof/>
+              </w:rPr>
               <w:lastRenderedPageBreak/>
               <w:drawing>
                 <wp:inline distT="0" distB="0" distL="0" distR="0" wp14:anchorId="6C2B7BB3" wp14:editId="75A3EA65">
@@ -4191,6 +4228,9 @@
               <w:jc w:val="center"/>
             </w:pPr>
             <w:r>
+              <w:rPr>
+                <w:noProof/>
+              </w:rPr>
               <w:drawing>
                 <wp:inline distT="0" distB="0" distL="0" distR="0" wp14:anchorId="476FF696" wp14:editId="56ABB483">
                   <wp:extent cx="3127901" cy="2346960"/>
@@ -4678,6 +4718,9 @@
               <w:jc w:val="center"/>
             </w:pPr>
             <w:r>
+              <w:rPr>
+                <w:noProof/>
+              </w:rPr>
               <w:drawing>
                 <wp:inline distT="0" distB="0" distL="0" distR="0" wp14:anchorId="2B5D3308" wp14:editId="5EE83A43">
                   <wp:extent cx="2910840" cy="2280671"/>
@@ -4726,6 +4769,9 @@
               <w:jc w:val="center"/>
             </w:pPr>
             <w:r>
+              <w:rPr>
+                <w:noProof/>
+              </w:rPr>
               <w:drawing>
                 <wp:inline distT="0" distB="0" distL="0" distR="0" wp14:anchorId="4025E075" wp14:editId="5010615A">
                   <wp:extent cx="3081655" cy="2327207"/>
@@ -5195,6 +5241,9 @@
               <w:jc w:val="center"/>
             </w:pPr>
             <w:r>
+              <w:rPr>
+                <w:noProof/>
+              </w:rPr>
               <w:lastRenderedPageBreak/>
               <w:drawing>
                 <wp:inline distT="0" distB="0" distL="0" distR="0" wp14:anchorId="1953F546" wp14:editId="79CD8D23">
@@ -5244,6 +5293,9 @@
               <w:jc w:val="center"/>
             </w:pPr>
             <w:r>
+              <w:rPr>
+                <w:noProof/>
+              </w:rPr>
               <w:drawing>
                 <wp:inline distT="0" distB="0" distL="0" distR="0" wp14:anchorId="5A6B051F" wp14:editId="7506F192">
                   <wp:extent cx="3040380" cy="2285313"/>
@@ -5493,6 +5545,9 @@
               <w:jc w:val="center"/>
             </w:pPr>
             <w:r>
+              <w:rPr>
+                <w:noProof/>
+              </w:rPr>
               <w:drawing>
                 <wp:inline distT="0" distB="0" distL="0" distR="0" wp14:anchorId="6D1FA196" wp14:editId="75C730BD">
                   <wp:extent cx="4754880" cy="3570879"/>
@@ -5792,7 +5847,7 @@
         <w:pStyle w:val="Kop2"/>
         <w:spacing w:before="120"/>
       </w:pPr>
-      <w:bookmarkStart w:id="9" w:name="_Toc225006423"/>
+      <w:bookmarkStart w:id="9" w:name="_Toc225944505"/>
       <w:r>
         <w:t>Conclusie</w:t>
       </w:r>
@@ -5917,7 +5972,7 @@
           <w:szCs w:val="36"/>
         </w:rPr>
       </w:pPr>
-      <w:bookmarkStart w:id="10" w:name="_Toc225006424"/>
+      <w:bookmarkStart w:id="10" w:name="_Toc225944506"/>
       <w:r>
         <w:rPr>
           <w:b/>
@@ -5958,7 +6013,7 @@
         <w:pStyle w:val="Kop2"/>
         <w:spacing w:before="120"/>
       </w:pPr>
-      <w:bookmarkStart w:id="11" w:name="_Toc225006425"/>
+      <w:bookmarkStart w:id="11" w:name="_Toc225944507"/>
       <w:r>
         <w:t>Inzichten en verbanden</w:t>
       </w:r>
@@ -6056,7 +6111,7 @@
         <w:pStyle w:val="Kop2"/>
         <w:spacing w:before="120"/>
       </w:pPr>
-      <w:bookmarkStart w:id="12" w:name="_Toc225006426"/>
+      <w:bookmarkStart w:id="12" w:name="_Toc225944508"/>
       <w:r>
         <w:t>Werkproces</w:t>
       </w:r>
@@ -6192,6 +6247,9 @@
               <w:jc w:val="center"/>
             </w:pPr>
             <w:r>
+              <w:rPr>
+                <w:noProof/>
+              </w:rPr>
               <w:drawing>
                 <wp:inline distT="0" distB="0" distL="0" distR="0" wp14:anchorId="12F8B64E" wp14:editId="6A76851B">
                   <wp:extent cx="5760720" cy="3637280"/>
@@ -6572,6 +6630,7 @@
               <w:rPr>
                 <w:i/>
                 <w:iCs/>
+                <w:noProof/>
               </w:rPr>
               <w:drawing>
                 <wp:inline distT="0" distB="0" distL="0" distR="0" wp14:anchorId="253A535E" wp14:editId="42D7539E">
@@ -6909,6 +6968,9 @@
               </w:rPr>
             </w:pPr>
             <w:r>
+              <w:rPr>
+                <w:noProof/>
+              </w:rPr>
               <w:drawing>
                 <wp:inline distT="0" distB="0" distL="0" distR="0" wp14:anchorId="151B14FF" wp14:editId="3A124B0C">
                   <wp:extent cx="6058048" cy="2484120"/>
@@ -7237,6 +7299,9 @@
               </w:rPr>
             </w:pPr>
             <w:r>
+              <w:rPr>
+                <w:noProof/>
+              </w:rPr>
               <w:drawing>
                 <wp:inline distT="0" distB="0" distL="0" distR="0" wp14:anchorId="32951660" wp14:editId="5E4C29EA">
                   <wp:extent cx="6028017" cy="2491740"/>
@@ -7551,7 +7616,7 @@
         <w:pStyle w:val="Kop2"/>
         <w:spacing w:before="120"/>
       </w:pPr>
-      <w:bookmarkStart w:id="13" w:name="_Toc225006427"/>
+      <w:bookmarkStart w:id="13" w:name="_Toc225944509"/>
       <w:r>
         <w:t>Conclusie</w:t>
       </w:r>
@@ -7656,7 +7721,7 @@
           <w:szCs w:val="36"/>
         </w:rPr>
       </w:pPr>
-      <w:bookmarkStart w:id="14" w:name="_Toc225006428"/>
+      <w:bookmarkStart w:id="14" w:name="_Toc225944510"/>
       <w:r>
         <w:rPr>
           <w:b/>
@@ -7723,7 +7788,7 @@
         <w:pStyle w:val="Kop2"/>
         <w:spacing w:before="120"/>
       </w:pPr>
-      <w:bookmarkStart w:id="15" w:name="_Toc225006429"/>
+      <w:bookmarkStart w:id="15" w:name="_Toc225944511"/>
       <w:r>
         <w:t>Inzichten en verbanden</w:t>
       </w:r>
@@ -7833,7 +7898,7 @@
         <w:pStyle w:val="Kop2"/>
         <w:spacing w:before="120"/>
       </w:pPr>
-      <w:bookmarkStart w:id="16" w:name="_Toc225006430"/>
+      <w:bookmarkStart w:id="16" w:name="_Toc225944512"/>
       <w:r>
         <w:t>Werkproces</w:t>
       </w:r>
@@ -7891,6 +7956,9 @@
               <w:jc w:val="center"/>
             </w:pPr>
             <w:r>
+              <w:rPr>
+                <w:noProof/>
+              </w:rPr>
               <w:drawing>
                 <wp:inline distT="0" distB="0" distL="0" distR="0" wp14:anchorId="2EF00E54" wp14:editId="4A1CC3C7">
                   <wp:extent cx="2930237" cy="745478"/>
@@ -8099,6 +8167,9 @@
               </w:rPr>
             </w:pPr>
             <w:r>
+              <w:rPr>
+                <w:noProof/>
+              </w:rPr>
               <w:lastRenderedPageBreak/>
               <w:drawing>
                 <wp:inline distT="0" distB="0" distL="0" distR="0" wp14:anchorId="527D7754" wp14:editId="715EBF65">
@@ -8405,6 +8476,9 @@
               </w:rPr>
             </w:pPr>
             <w:r>
+              <w:rPr>
+                <w:noProof/>
+              </w:rPr>
               <w:drawing>
                 <wp:inline distT="0" distB="0" distL="0" distR="0" wp14:anchorId="2B225FA9" wp14:editId="0777BF82">
                   <wp:extent cx="2808580" cy="2175164"/>
@@ -8457,6 +8531,9 @@
               </w:rPr>
             </w:pPr>
             <w:r>
+              <w:rPr>
+                <w:noProof/>
+              </w:rPr>
               <w:drawing>
                 <wp:inline distT="0" distB="0" distL="0" distR="0" wp14:anchorId="586C6255" wp14:editId="2AAD0A1A">
                   <wp:extent cx="3041454" cy="2237509"/>
@@ -8575,6 +8652,9 @@
               <w:jc w:val="center"/>
             </w:pPr>
             <w:r>
+              <w:rPr>
+                <w:noProof/>
+              </w:rPr>
               <w:lastRenderedPageBreak/>
               <w:drawing>
                 <wp:inline distT="0" distB="0" distL="0" distR="0" wp14:anchorId="2A135723" wp14:editId="01311ACA">
@@ -8645,7 +8725,7 @@
         <w:pStyle w:val="Kop2"/>
         <w:spacing w:before="120"/>
       </w:pPr>
-      <w:bookmarkStart w:id="17" w:name="_Toc225006431"/>
+      <w:bookmarkStart w:id="17" w:name="_Toc225944513"/>
       <w:r>
         <w:t>Conclusie</w:t>
       </w:r>
@@ -8728,7 +8808,7 @@
           <w:szCs w:val="36"/>
         </w:rPr>
       </w:pPr>
-      <w:bookmarkStart w:id="18" w:name="_Toc225006432"/>
+      <w:bookmarkStart w:id="18" w:name="_Toc225944514"/>
       <w:r>
         <w:rPr>
           <w:b/>
@@ -8736,40 +8816,24 @@
           <w:szCs w:val="36"/>
         </w:rPr>
         <w:lastRenderedPageBreak/>
-        <w:t xml:space="preserve">Labo 3 Deel </w:t>
-      </w:r>
+        <w:t xml:space="preserve">Labo 3 Deel 2: </w:t>
+      </w:r>
+      <w:proofErr w:type="spellStart"/>
       <w:r>
         <w:rPr>
           <w:b/>
           <w:bCs w:val="0"/>
           <w:szCs w:val="36"/>
         </w:rPr>
-        <w:t>2</w:t>
-      </w:r>
+        <w:t>Univariate</w:t>
+      </w:r>
+      <w:proofErr w:type="spellEnd"/>
       <w:r>
         <w:rPr>
           <w:b/>
           <w:bCs w:val="0"/>
           <w:szCs w:val="36"/>
         </w:rPr>
-        <w:t xml:space="preserve">: </w:t>
-      </w:r>
-      <w:proofErr w:type="spellStart"/>
-      <w:r>
-        <w:rPr>
-          <w:b/>
-          <w:bCs w:val="0"/>
-          <w:szCs w:val="36"/>
-        </w:rPr>
-        <w:t>Univariate</w:t>
-      </w:r>
-      <w:proofErr w:type="spellEnd"/>
-      <w:r>
-        <w:rPr>
-          <w:b/>
-          <w:bCs w:val="0"/>
-          <w:szCs w:val="36"/>
-        </w:rPr>
         <w:t xml:space="preserve"> Analysis</w:t>
       </w:r>
       <w:bookmarkEnd w:id="18"/>
@@ -8779,7 +8843,7 @@
         <w:pStyle w:val="Kop2"/>
         <w:spacing w:before="120"/>
       </w:pPr>
-      <w:bookmarkStart w:id="19" w:name="_Toc225006433"/>
+      <w:bookmarkStart w:id="19" w:name="_Toc225944515"/>
       <w:r>
         <w:t>Inzichten en verbanden</w:t>
       </w:r>
@@ -8837,7 +8901,7 @@
         <w:pStyle w:val="Kop2"/>
         <w:spacing w:before="120"/>
       </w:pPr>
-      <w:bookmarkStart w:id="20" w:name="_Toc225006434"/>
+      <w:bookmarkStart w:id="20" w:name="_Toc225944516"/>
       <w:r>
         <w:t>Werkproces</w:t>
       </w:r>
@@ -8987,6 +9051,9 @@
               <w:jc w:val="center"/>
             </w:pPr>
             <w:r>
+              <w:rPr>
+                <w:noProof/>
+              </w:rPr>
               <w:lastRenderedPageBreak/>
               <w:drawing>
                 <wp:inline distT="0" distB="0" distL="0" distR="0" wp14:anchorId="4767B942" wp14:editId="6D955A36">
@@ -9037,6 +9104,9 @@
               <w:jc w:val="center"/>
             </w:pPr>
             <w:r>
+              <w:rPr>
+                <w:noProof/>
+              </w:rPr>
               <w:drawing>
                 <wp:inline distT="0" distB="0" distL="0" distR="0" wp14:anchorId="5C2BD474" wp14:editId="71E47AF7">
                   <wp:extent cx="4198620" cy="1545504"/>
@@ -9843,6 +9913,9 @@
               <w:jc w:val="center"/>
             </w:pPr>
             <w:r>
+              <w:rPr>
+                <w:noProof/>
+              </w:rPr>
               <w:lastRenderedPageBreak/>
               <w:drawing>
                 <wp:inline distT="0" distB="0" distL="0" distR="0" wp14:anchorId="3F2AE19E" wp14:editId="71ED9484">
@@ -9891,6 +9964,9 @@
               <w:jc w:val="center"/>
             </w:pPr>
             <w:r>
+              <w:rPr>
+                <w:noProof/>
+              </w:rPr>
               <w:drawing>
                 <wp:inline distT="0" distB="0" distL="0" distR="0" wp14:anchorId="277D57A2" wp14:editId="59A1F3CE">
                   <wp:extent cx="2766060" cy="3271280"/>
@@ -9941,6 +10017,9 @@
               <w:jc w:val="center"/>
             </w:pPr>
             <w:r>
+              <w:rPr>
+                <w:noProof/>
+              </w:rPr>
               <w:drawing>
                 <wp:inline distT="0" distB="0" distL="0" distR="0" wp14:anchorId="00DE61F2" wp14:editId="048276FC">
                   <wp:extent cx="2232660" cy="844284"/>
@@ -10037,18 +10116,7 @@
           <w:sz w:val="20"/>
           <w:szCs w:val="20"/>
         </w:rPr>
-        <w:t xml:space="preserve"> </w:t>
-      </w:r>
-      <w:r>
-        <w:rPr>
-          <w:b/>
-          <w:bCs/>
-          <w:i/>
-          <w:iCs/>
-          <w:sz w:val="20"/>
-          <w:szCs w:val="20"/>
-        </w:rPr>
-        <w:t>Welke methode is het meest geschikt en waarom?</w:t>
+        <w:t xml:space="preserve"> Welke methode is het meest geschikt en waarom?</w:t>
       </w:r>
     </w:p>
     <w:p>
@@ -10440,6 +10508,9 @@
               <w:jc w:val="center"/>
             </w:pPr>
             <w:r>
+              <w:rPr>
+                <w:noProof/>
+              </w:rPr>
               <w:drawing>
                 <wp:inline distT="0" distB="0" distL="0" distR="0" wp14:anchorId="75E10D2B" wp14:editId="54B6885A">
                   <wp:extent cx="1790700" cy="2518171"/>
@@ -10969,6 +11040,9 @@
               <w:jc w:val="center"/>
             </w:pPr>
             <w:r>
+              <w:rPr>
+                <w:noProof/>
+              </w:rPr>
               <w:drawing>
                 <wp:inline distT="0" distB="0" distL="0" distR="0" wp14:anchorId="1557CFA9" wp14:editId="13417DF2">
                   <wp:extent cx="4778190" cy="3520440"/>
@@ -11436,7 +11510,7 @@
         <w:pStyle w:val="Kop2"/>
         <w:spacing w:before="120"/>
       </w:pPr>
-      <w:bookmarkStart w:id="21" w:name="_Toc225006435"/>
+      <w:bookmarkStart w:id="21" w:name="_Toc225944517"/>
       <w:r>
         <w:t>Conclusie</w:t>
       </w:r>
@@ -12097,7 +12171,7 @@
           <w:szCs w:val="36"/>
         </w:rPr>
       </w:pPr>
-      <w:bookmarkStart w:id="22" w:name="_Toc225006436"/>
+      <w:bookmarkStart w:id="22" w:name="_Toc225944518"/>
       <w:r>
         <w:rPr>
           <w:b/>
@@ -12105,15 +12179,16 @@
           <w:szCs w:val="36"/>
         </w:rPr>
         <w:lastRenderedPageBreak/>
-        <w:t xml:space="preserve">Labo </w:t>
-      </w:r>
+        <w:t>Labo 4:</w:t>
+      </w:r>
+      <w:bookmarkEnd w:id="22"/>
       <w:r>
         <w:rPr>
           <w:b/>
           <w:bCs w:val="0"/>
           <w:szCs w:val="36"/>
         </w:rPr>
-        <w:t>6</w:t>
+        <w:t xml:space="preserve"> </w:t>
       </w:r>
       <w:r>
         <w:rPr>
@@ -12121,26 +12196,15 @@
           <w:bCs w:val="0"/>
           <w:szCs w:val="36"/>
         </w:rPr>
-        <w:t xml:space="preserve"> – Data </w:t>
-      </w:r>
-      <w:proofErr w:type="spellStart"/>
-      <w:r>
-        <w:rPr>
-          <w:b/>
-          <w:bCs w:val="0"/>
-          <w:szCs w:val="36"/>
-        </w:rPr>
-        <w:t>ethics</w:t>
-      </w:r>
-      <w:bookmarkEnd w:id="22"/>
-      <w:proofErr w:type="spellEnd"/>
+        <w:t>Data exploratie</w:t>
+      </w:r>
     </w:p>
     <w:p>
       <w:pPr>
         <w:pStyle w:val="Kop2"/>
         <w:spacing w:before="120"/>
       </w:pPr>
-      <w:bookmarkStart w:id="23" w:name="_Toc225006437"/>
+      <w:bookmarkStart w:id="23" w:name="_Toc225944519"/>
       <w:r>
         <w:t>Inzichten en verbanden</w:t>
       </w:r>
@@ -12228,7 +12292,7 @@
         <w:pStyle w:val="Kop2"/>
         <w:spacing w:before="120"/>
       </w:pPr>
-      <w:bookmarkStart w:id="24" w:name="_Toc225006438"/>
+      <w:bookmarkStart w:id="24" w:name="_Toc225944520"/>
       <w:r>
         <w:t>Werkproces</w:t>
       </w:r>
@@ -12310,87 +12374,7 @@
         <w:t xml:space="preserve"> </w:t>
       </w:r>
       <w:r>
-        <w:drawing>
-          <wp:inline distT="0" distB="0" distL="0" distR="0" wp14:anchorId="36DD2667" wp14:editId="0146D120">
-            <wp:extent cx="3500557" cy="1894205"/>
-            <wp:effectExtent l="0" t="0" r="5080" b="0"/>
-            <wp:docPr id="1484297543" name="Afbeelding 1" descr="Afbeelding met tekst, schermopname, diagram, lijn&#10;&#10;Automatisch gegenereerde beschrijving"/>
-            <wp:cNvGraphicFramePr>
-              <a:graphicFrameLocks xmlns:a="http://schemas.openxmlformats.org/drawingml/2006/main" noChangeAspect="1"/>
-            </wp:cNvGraphicFramePr>
-            <a:graphic xmlns:a="http://schemas.openxmlformats.org/drawingml/2006/main">
-              <a:graphicData uri="http://schemas.openxmlformats.org/drawingml/2006/picture">
-                <pic:pic xmlns:pic="http://schemas.openxmlformats.org/drawingml/2006/picture">
-                  <pic:nvPicPr>
-                    <pic:cNvPr id="1484297543" name="Afbeelding 1" descr="Afbeelding met tekst, schermopname, diagram, lijn&#10;&#10;Automatisch gegenereerde beschrijving"/>
-                    <pic:cNvPicPr/>
-                  </pic:nvPicPr>
-                  <pic:blipFill>
-                    <a:blip r:embed="rId41"/>
-                    <a:stretch>
-                      <a:fillRect/>
-                    </a:stretch>
-                  </pic:blipFill>
-                  <pic:spPr>
-                    <a:xfrm>
-                      <a:off x="0" y="0"/>
-                      <a:ext cx="3516495" cy="1902829"/>
-                    </a:xfrm>
-                    <a:prstGeom prst="rect">
-                      <a:avLst/>
-                    </a:prstGeom>
-                  </pic:spPr>
-                </pic:pic>
-              </a:graphicData>
-            </a:graphic>
-          </wp:inline>
-        </w:drawing>
-      </w:r>
-      <w:r>
         <w:t xml:space="preserve"> </w:t>
-      </w:r>
-      <w:r>
-        <w:drawing>
-          <wp:inline distT="0" distB="0" distL="0" distR="0" wp14:anchorId="7BA949ED" wp14:editId="71524EE3">
-            <wp:extent cx="2179831" cy="1950720"/>
-            <wp:effectExtent l="0" t="0" r="0" b="0"/>
-            <wp:docPr id="444132323" name="Afbeelding 1" descr="Afbeelding met tekst, schermopname, Lettertype&#10;&#10;Automatisch gegenereerde beschrijving"/>
-            <wp:cNvGraphicFramePr>
-              <a:graphicFrameLocks xmlns:a="http://schemas.openxmlformats.org/drawingml/2006/main" noChangeAspect="1"/>
-            </wp:cNvGraphicFramePr>
-            <a:graphic xmlns:a="http://schemas.openxmlformats.org/drawingml/2006/main">
-              <a:graphicData uri="http://schemas.openxmlformats.org/drawingml/2006/picture">
-                <pic:pic xmlns:pic="http://schemas.openxmlformats.org/drawingml/2006/picture">
-                  <pic:nvPicPr>
-                    <pic:cNvPr id="444132323" name="Afbeelding 1" descr="Afbeelding met tekst, schermopname, Lettertype&#10;&#10;Automatisch gegenereerde beschrijving"/>
-                    <pic:cNvPicPr/>
-                  </pic:nvPicPr>
-                  <pic:blipFill>
-                    <a:blip r:embed="rId42">
-                      <a:extLst>
-                        <a:ext uri="{28A0092B-C50C-407E-A947-70E740481C1C}">
-                          <a14:useLocalDpi xmlns:a14="http://schemas.microsoft.com/office/drawing/2010/main" val="0"/>
-                        </a:ext>
-                      </a:extLst>
-                    </a:blip>
-                    <a:stretch>
-                      <a:fillRect/>
-                    </a:stretch>
-                  </pic:blipFill>
-                  <pic:spPr>
-                    <a:xfrm>
-                      <a:off x="0" y="0"/>
-                      <a:ext cx="2181783" cy="1952467"/>
-                    </a:xfrm>
-                    <a:prstGeom prst="rect">
-                      <a:avLst/>
-                    </a:prstGeom>
-                  </pic:spPr>
-                </pic:pic>
-              </a:graphicData>
-            </a:graphic>
-          </wp:inline>
-        </w:drawing>
       </w:r>
     </w:p>
     <w:p>
@@ -12432,119 +12416,7 @@
         <w:jc w:val="left"/>
       </w:pPr>
       <w:r>
-        <w:lastRenderedPageBreak/>
-        <w:drawing>
-          <wp:inline distT="0" distB="0" distL="0" distR="0" wp14:anchorId="2ABB13C2" wp14:editId="13ADCD9F">
-            <wp:extent cx="2348891" cy="1859280"/>
-            <wp:effectExtent l="0" t="0" r="0" b="7620"/>
-            <wp:docPr id="1694573189" name="Afbeelding 1" descr="Afbeelding met tekst, schermopname, diagram, Rechthoek&#10;&#10;Automatisch gegenereerde beschrijving"/>
-            <wp:cNvGraphicFramePr>
-              <a:graphicFrameLocks xmlns:a="http://schemas.openxmlformats.org/drawingml/2006/main" noChangeAspect="1"/>
-            </wp:cNvGraphicFramePr>
-            <a:graphic xmlns:a="http://schemas.openxmlformats.org/drawingml/2006/main">
-              <a:graphicData uri="http://schemas.openxmlformats.org/drawingml/2006/picture">
-                <pic:pic xmlns:pic="http://schemas.openxmlformats.org/drawingml/2006/picture">
-                  <pic:nvPicPr>
-                    <pic:cNvPr id="1694573189" name="Afbeelding 1" descr="Afbeelding met tekst, schermopname, diagram, Rechthoek&#10;&#10;Automatisch gegenereerde beschrijving"/>
-                    <pic:cNvPicPr/>
-                  </pic:nvPicPr>
-                  <pic:blipFill>
-                    <a:blip r:embed="rId43"/>
-                    <a:stretch>
-                      <a:fillRect/>
-                    </a:stretch>
-                  </pic:blipFill>
-                  <pic:spPr>
-                    <a:xfrm>
-                      <a:off x="0" y="0"/>
-                      <a:ext cx="2348891" cy="1859280"/>
-                    </a:xfrm>
-                    <a:prstGeom prst="rect">
-                      <a:avLst/>
-                    </a:prstGeom>
-                  </pic:spPr>
-                </pic:pic>
-              </a:graphicData>
-            </a:graphic>
-          </wp:inline>
-        </w:drawing>
-      </w:r>
-      <w:r>
         <w:t xml:space="preserve"> </w:t>
-      </w:r>
-      <w:r>
-        <w:drawing>
-          <wp:inline distT="0" distB="0" distL="0" distR="0" wp14:anchorId="6BF93D9D" wp14:editId="3540B960">
-            <wp:extent cx="3358079" cy="1821180"/>
-            <wp:effectExtent l="0" t="0" r="0" b="7620"/>
-            <wp:docPr id="1500425929" name="Afbeelding 1" descr="Afbeelding met diagram, tekst, schermopname, Rechthoek&#10;&#10;Automatisch gegenereerde beschrijving"/>
-            <wp:cNvGraphicFramePr>
-              <a:graphicFrameLocks xmlns:a="http://schemas.openxmlformats.org/drawingml/2006/main" noChangeAspect="1"/>
-            </wp:cNvGraphicFramePr>
-            <a:graphic xmlns:a="http://schemas.openxmlformats.org/drawingml/2006/main">
-              <a:graphicData uri="http://schemas.openxmlformats.org/drawingml/2006/picture">
-                <pic:pic xmlns:pic="http://schemas.openxmlformats.org/drawingml/2006/picture">
-                  <pic:nvPicPr>
-                    <pic:cNvPr id="1500425929" name="Afbeelding 1" descr="Afbeelding met diagram, tekst, schermopname, Rechthoek&#10;&#10;Automatisch gegenereerde beschrijving"/>
-                    <pic:cNvPicPr/>
-                  </pic:nvPicPr>
-                  <pic:blipFill>
-                    <a:blip r:embed="rId44"/>
-                    <a:stretch>
-                      <a:fillRect/>
-                    </a:stretch>
-                  </pic:blipFill>
-                  <pic:spPr>
-                    <a:xfrm>
-                      <a:off x="0" y="0"/>
-                      <a:ext cx="3358079" cy="1821180"/>
-                    </a:xfrm>
-                    <a:prstGeom prst="rect">
-                      <a:avLst/>
-                    </a:prstGeom>
-                  </pic:spPr>
-                </pic:pic>
-              </a:graphicData>
-            </a:graphic>
-          </wp:inline>
-        </w:drawing>
-      </w:r>
-      <w:r>
-        <w:drawing>
-          <wp:inline distT="0" distB="0" distL="0" distR="0" wp14:anchorId="02F4C98C" wp14:editId="7C405F19">
-            <wp:extent cx="5760720" cy="778510"/>
-            <wp:effectExtent l="0" t="0" r="0" b="2540"/>
-            <wp:docPr id="1256810702" name="Afbeelding 1" descr="Afbeelding met schermopname, Lettertype&#10;&#10;Automatisch gegenereerde beschrijving"/>
-            <wp:cNvGraphicFramePr>
-              <a:graphicFrameLocks xmlns:a="http://schemas.openxmlformats.org/drawingml/2006/main" noChangeAspect="1"/>
-            </wp:cNvGraphicFramePr>
-            <a:graphic xmlns:a="http://schemas.openxmlformats.org/drawingml/2006/main">
-              <a:graphicData uri="http://schemas.openxmlformats.org/drawingml/2006/picture">
-                <pic:pic xmlns:pic="http://schemas.openxmlformats.org/drawingml/2006/picture">
-                  <pic:nvPicPr>
-                    <pic:cNvPr id="1256810702" name="Afbeelding 1" descr="Afbeelding met schermopname, Lettertype&#10;&#10;Automatisch gegenereerde beschrijving"/>
-                    <pic:cNvPicPr/>
-                  </pic:nvPicPr>
-                  <pic:blipFill>
-                    <a:blip r:embed="rId45"/>
-                    <a:stretch>
-                      <a:fillRect/>
-                    </a:stretch>
-                  </pic:blipFill>
-                  <pic:spPr>
-                    <a:xfrm>
-                      <a:off x="0" y="0"/>
-                      <a:ext cx="5760720" cy="778510"/>
-                    </a:xfrm>
-                    <a:prstGeom prst="rect">
-                      <a:avLst/>
-                    </a:prstGeom>
-                  </pic:spPr>
-                </pic:pic>
-              </a:graphicData>
-            </a:graphic>
-          </wp:inline>
-        </w:drawing>
       </w:r>
     </w:p>
     <w:p>
@@ -12780,7 +12652,17 @@
           <w:sz w:val="20"/>
           <w:szCs w:val="20"/>
         </w:rPr>
-        <w:t xml:space="preserve"> Opportunity laten zien dat er sprake is van ongelijkheid tussen de groepen.</w:t>
+        <w:t xml:space="preserve"> Opportunity laten zien dat er sprake is van ongelijkheid tussen de </w:t>
+      </w:r>
+      <w:r>
+        <w:rPr>
+          <w:i/>
+          <w:iCs/>
+          <w:sz w:val="20"/>
+          <w:szCs w:val="20"/>
+        </w:rPr>
+        <w:lastRenderedPageBreak/>
+        <w:t>groepen.</w:t>
       </w:r>
       <w:r>
         <w:rPr>
@@ -12835,7 +12717,7 @@
         <w:pStyle w:val="Kop2"/>
         <w:spacing w:before="120"/>
       </w:pPr>
-      <w:bookmarkStart w:id="25" w:name="_Toc225006439"/>
+      <w:bookmarkStart w:id="25" w:name="_Toc225944521"/>
       <w:r>
         <w:t>Conclusie</w:t>
       </w:r>
@@ -12916,7 +12798,7 @@
         <w:br w:type="page"/>
       </w:r>
     </w:p>
-    <w:bookmarkStart w:id="26" w:name="_Toc225006440" w:displacedByCustomXml="next"/>
+    <w:bookmarkStart w:id="26" w:name="_Toc225944522" w:displacedByCustomXml="next"/>
     <w:sdt>
       <w:sdtPr>
         <w:rPr>
@@ -13090,6 +12972,29 @@
             </w:p>
             <w:p>
               <w:pPr>
+                <w:pStyle w:val="Bibliografie"/>
+                <w:ind w:left="720" w:hanging="720"/>
+                <w:rPr>
+                  <w:noProof/>
+                </w:rPr>
+              </w:pPr>
+              <w:r>
+                <w:rPr>
+                  <w:i/>
+                  <w:iCs/>
+                  <w:noProof/>
+                </w:rPr>
+                <w:t>User Guide - scikit-learn 1.8.0 documentation</w:t>
+              </w:r>
+              <w:r>
+                <w:rPr>
+                  <w:noProof/>
+                </w:rPr>
+                <w:t>. (2026, april 01). Opgehaald van scikit-learn: https://scikit-learn.org/stable/user_guide.html</w:t>
+              </w:r>
+            </w:p>
+            <w:p>
+              <w:pPr>
                 <w:rPr>
                   <w:sz w:val="2"/>
                   <w:szCs w:val="2"/>
@@ -13108,10 +13013,10 @@
       </w:sdtContent>
     </w:sdt>
     <w:sectPr>
-      <w:headerReference w:type="default" r:id="rId46"/>
-      <w:footerReference w:type="even" r:id="rId47"/>
-      <w:footerReference w:type="default" r:id="rId48"/>
-      <w:headerReference w:type="first" r:id="rId49"/>
+      <w:headerReference w:type="default" r:id="rId41"/>
+      <w:footerReference w:type="even" r:id="rId42"/>
+      <w:footerReference w:type="default" r:id="rId43"/>
+      <w:headerReference w:type="first" r:id="rId44"/>
       <w:pgSz w:w="11906" w:h="16838"/>
       <w:pgMar w:top="1417" w:right="1417" w:bottom="1417" w:left="1417" w:header="708" w:footer="708" w:gutter="0"/>
       <w:cols w:space="708"/>
@@ -13449,6 +13354,7 @@
     </w:pPr>
     <w:r>
       <w:rPr>
+        <w:noProof/>
         <w:lang w:eastAsia="nl-BE"/>
       </w:rPr>
       <mc:AlternateContent>
@@ -13500,18 +13406,8 @@
                               <w:color w:val="FFFFFF" w:themeColor="background1"/>
                               <w:sz w:val="40"/>
                             </w:rPr>
-                            <w:t xml:space="preserve">ML </w:t>
+                            <w:t>ML Principles</w:t>
                           </w:r>
-                          <w:proofErr w:type="spellStart"/>
-                          <w:r>
-                            <w:rPr>
-                              <w:rFonts w:ascii="Bahnschrift" w:hAnsi="Bahnschrift"/>
-                              <w:color w:val="FFFFFF" w:themeColor="background1"/>
-                              <w:sz w:val="40"/>
-                            </w:rPr>
-                            <w:t>Principles</w:t>
-                          </w:r>
-                          <w:proofErr w:type="spellEnd"/>
                         </w:p>
                       </w:txbxContent>
                     </wps:txbx>
@@ -13553,18 +13449,8 @@
                         <w:color w:val="FFFFFF" w:themeColor="background1"/>
                         <w:sz w:val="40"/>
                       </w:rPr>
-                      <w:t xml:space="preserve">ML </w:t>
+                      <w:t>ML Principles</w:t>
                     </w:r>
-                    <w:proofErr w:type="spellStart"/>
-                    <w:r>
-                      <w:rPr>
-                        <w:rFonts w:ascii="Bahnschrift" w:hAnsi="Bahnschrift"/>
-                        <w:color w:val="FFFFFF" w:themeColor="background1"/>
-                        <w:sz w:val="40"/>
-                      </w:rPr>
-                      <w:t>Principles</w:t>
-                    </w:r>
-                    <w:proofErr w:type="spellEnd"/>
                   </w:p>
                 </w:txbxContent>
               </v:textbox>
@@ -13576,6 +13462,7 @@
     </w:r>
     <w:r>
       <w:rPr>
+        <w:noProof/>
         <w:lang w:eastAsia="nl-BE"/>
       </w:rPr>
       <mc:AlternateContent>
@@ -13710,6 +13597,7 @@
     </w:r>
     <w:r>
       <w:rPr>
+        <w:noProof/>
         <w:lang w:eastAsia="nl-BE"/>
       </w:rPr>
       <mc:AlternateContent>
@@ -13875,7 +13763,7 @@
             </wp:anchor>
           </w:drawing>
         </mc:Choice>
-        <mc:Fallback xmlns:asvg="http://schemas.microsoft.com/office/drawing/2016/SVG/main" xmlns:wp14="http://schemas.microsoft.com/office/word/2010/wordml" xmlns:a14="http://schemas.microsoft.com/office/drawing/2010/main" xmlns:pic="http://schemas.openxmlformats.org/drawingml/2006/picture" xmlns:a="http://schemas.openxmlformats.org/drawingml/2006/main" xmlns:arto="http://schemas.microsoft.com/office/word/2006/arto">
+        <mc:Fallback xmlns:arto="http://schemas.microsoft.com/office/word/2006/arto" xmlns:a="http://schemas.openxmlformats.org/drawingml/2006/main" xmlns:pic="http://schemas.openxmlformats.org/drawingml/2006/picture" xmlns:a14="http://schemas.microsoft.com/office/drawing/2010/main" xmlns:wp14="http://schemas.microsoft.com/office/word/2010/wordml" xmlns:asvg="http://schemas.microsoft.com/office/drawing/2016/SVG/main">
           <w:pict w14:anchorId="1A81C3E6">
             <v:group id="Groep 9" style="position:absolute;margin-left:292.6pt;margin-top:5.5pt;width:52.4pt;height:21.9pt;z-index:251666432;mso-width-relative:margin;mso-height-relative:margin" coordsize="15683,4614" o:spid="_x0000_s1026" w14:anchorId="0FED5A68" o:gfxdata="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">
               <v:shapetype id="_x0000_t15" coordsize="21600,21600" o:spt="15" adj="16200" path="m@0,l,,,21600@0,21600,21600,10800xe">
@@ -13911,6 +13799,7 @@
     </w:r>
     <w:r>
       <w:rPr>
+        <w:noProof/>
         <w:lang w:eastAsia="nl-BE"/>
       </w:rPr>
       <w:drawing>
@@ -15948,6 +15837,7 @@
   <w:style w:type="character" w:default="1" w:styleId="Standaardalinea-lettertype">
     <w:name w:val="Default Paragraph Font"/>
     <w:uiPriority w:val="1"/>
+    <w:semiHidden/>
     <w:unhideWhenUsed/>
   </w:style>
   <w:style w:type="table" w:default="1" w:styleId="Standaardtabel">
@@ -17851,6 +17741,18 @@
     <b:URL>https://vincentarelbundock.github.io/Rdatasets/datasets.html</b:URL>
     <b:RefOrder>5</b:RefOrder>
   </b:Source>
+  <b:Source>
+    <b:Tag>Use26</b:Tag>
+    <b:SourceType>InternetSite</b:SourceType>
+    <b:Guid>{F01DC912-3C4A-4156-8063-92C4CE442C98}</b:Guid>
+    <b:Title>User Guide - scikit-learn 1.8.0 documentation</b:Title>
+    <b:InternetSiteTitle>scikit-learn</b:InternetSiteTitle>
+    <b:Year>2026</b:Year>
+    <b:Month>april</b:Month>
+    <b:Day>01</b:Day>
+    <b:URL>https://scikit-learn.org/stable/user_guide.html</b:URL>
+    <b:RefOrder>6</b:RefOrder>
+  </b:Source>
 </b:Sources>
 </file>
 
@@ -17891,7 +17793,7 @@
 </file>
 
 <file path=customXml/itemProps4.xml><?xml version="1.0" encoding="utf-8"?>
-<ds:datastoreItem xmlns:ds="http://schemas.openxmlformats.org/officeDocument/2006/customXml" ds:itemID="{B8C2AC93-34EA-45B6-8566-172EFBA6FAD6}">
+<ds:datastoreItem xmlns:ds="http://schemas.openxmlformats.org/officeDocument/2006/customXml" ds:itemID="{B40B1947-1366-4A6D-BDEA-A0042DB8ED29}">
   <ds:schemaRefs>
     <ds:schemaRef ds:uri="http://schemas.openxmlformats.org/officeDocument/2006/bibliography"/>
   </ds:schemaRefs>

--- a/VervoortKobe_MLPrinciples_Portfolio.docx
+++ b/VervoortKobe_MLPrinciples_Portfolio.docx
@@ -227,7 +227,7 @@
           <w:r>
             <w:fldChar w:fldCharType="separate"/>
           </w:r>
-          <w:hyperlink w:anchor="_Toc225944498" w:history="1">
+          <w:hyperlink w:anchor="_Toc226321192" w:history="1">
             <w:r>
               <w:rPr>
                 <w:rStyle w:val="Hyperlink"/>
@@ -255,7 +255,7 @@
                 <w:noProof/>
                 <w:webHidden/>
               </w:rPr>
-              <w:instrText xml:space="preserve"> PAGEREF _Toc225944498 \h </w:instrText>
+              <w:instrText xml:space="preserve"> PAGEREF _Toc226321192 \h </w:instrText>
             </w:r>
             <w:r>
               <w:rPr>
@@ -304,7 +304,7 @@
               <w14:ligatures w14:val="standardContextual"/>
             </w:rPr>
           </w:pPr>
-          <w:hyperlink w:anchor="_Toc225944499" w:history="1">
+          <w:hyperlink w:anchor="_Toc226321193" w:history="1">
             <w:r>
               <w:rPr>
                 <w:rStyle w:val="Hyperlink"/>
@@ -332,7 +332,7 @@
                 <w:noProof/>
                 <w:webHidden/>
               </w:rPr>
-              <w:instrText xml:space="preserve"> PAGEREF _Toc225944499 \h </w:instrText>
+              <w:instrText xml:space="preserve"> PAGEREF _Toc226321193 \h </w:instrText>
             </w:r>
             <w:r>
               <w:rPr>
@@ -381,7 +381,7 @@
               <w14:ligatures w14:val="standardContextual"/>
             </w:rPr>
           </w:pPr>
-          <w:hyperlink w:anchor="_Toc225944500" w:history="1">
+          <w:hyperlink w:anchor="_Toc226321194" w:history="1">
             <w:r>
               <w:rPr>
                 <w:rStyle w:val="Hyperlink"/>
@@ -409,7 +409,7 @@
                 <w:noProof/>
                 <w:webHidden/>
               </w:rPr>
-              <w:instrText xml:space="preserve"> PAGEREF _Toc225944500 \h </w:instrText>
+              <w:instrText xml:space="preserve"> PAGEREF _Toc226321194 \h </w:instrText>
             </w:r>
             <w:r>
               <w:rPr>
@@ -458,7 +458,7 @@
               <w14:ligatures w14:val="standardContextual"/>
             </w:rPr>
           </w:pPr>
-          <w:hyperlink w:anchor="_Toc225944501" w:history="1">
+          <w:hyperlink w:anchor="_Toc226321195" w:history="1">
             <w:r>
               <w:rPr>
                 <w:rStyle w:val="Hyperlink"/>
@@ -486,7 +486,7 @@
                 <w:noProof/>
                 <w:webHidden/>
               </w:rPr>
-              <w:instrText xml:space="preserve"> PAGEREF _Toc225944501 \h </w:instrText>
+              <w:instrText xml:space="preserve"> PAGEREF _Toc226321195 \h </w:instrText>
             </w:r>
             <w:r>
               <w:rPr>
@@ -534,7 +534,7 @@
               <w14:ligatures w14:val="standardContextual"/>
             </w:rPr>
           </w:pPr>
-          <w:hyperlink w:anchor="_Toc225944502" w:history="1">
+          <w:hyperlink w:anchor="_Toc226321196" w:history="1">
             <w:r>
               <w:rPr>
                 <w:rStyle w:val="Hyperlink"/>
@@ -562,7 +562,7 @@
                 <w:noProof/>
                 <w:webHidden/>
               </w:rPr>
-              <w:instrText xml:space="preserve"> PAGEREF _Toc225944502 \h </w:instrText>
+              <w:instrText xml:space="preserve"> PAGEREF _Toc226321196 \h </w:instrText>
             </w:r>
             <w:r>
               <w:rPr>
@@ -611,7 +611,7 @@
               <w14:ligatures w14:val="standardContextual"/>
             </w:rPr>
           </w:pPr>
-          <w:hyperlink w:anchor="_Toc225944503" w:history="1">
+          <w:hyperlink w:anchor="_Toc226321197" w:history="1">
             <w:r>
               <w:rPr>
                 <w:rStyle w:val="Hyperlink"/>
@@ -639,7 +639,7 @@
                 <w:noProof/>
                 <w:webHidden/>
               </w:rPr>
-              <w:instrText xml:space="preserve"> PAGEREF _Toc225944503 \h </w:instrText>
+              <w:instrText xml:space="preserve"> PAGEREF _Toc226321197 \h </w:instrText>
             </w:r>
             <w:r>
               <w:rPr>
@@ -688,7 +688,7 @@
               <w14:ligatures w14:val="standardContextual"/>
             </w:rPr>
           </w:pPr>
-          <w:hyperlink w:anchor="_Toc225944504" w:history="1">
+          <w:hyperlink w:anchor="_Toc226321198" w:history="1">
             <w:r>
               <w:rPr>
                 <w:rStyle w:val="Hyperlink"/>
@@ -716,7 +716,7 @@
                 <w:noProof/>
                 <w:webHidden/>
               </w:rPr>
-              <w:instrText xml:space="preserve"> PAGEREF _Toc225944504 \h </w:instrText>
+              <w:instrText xml:space="preserve"> PAGEREF _Toc226321198 \h </w:instrText>
             </w:r>
             <w:r>
               <w:rPr>
@@ -765,7 +765,7 @@
               <w14:ligatures w14:val="standardContextual"/>
             </w:rPr>
           </w:pPr>
-          <w:hyperlink w:anchor="_Toc225944505" w:history="1">
+          <w:hyperlink w:anchor="_Toc226321199" w:history="1">
             <w:r>
               <w:rPr>
                 <w:rStyle w:val="Hyperlink"/>
@@ -793,7 +793,7 @@
                 <w:noProof/>
                 <w:webHidden/>
               </w:rPr>
-              <w:instrText xml:space="preserve"> PAGEREF _Toc225944505 \h </w:instrText>
+              <w:instrText xml:space="preserve"> PAGEREF _Toc226321199 \h </w:instrText>
             </w:r>
             <w:r>
               <w:rPr>
@@ -841,7 +841,7 @@
               <w14:ligatures w14:val="standardContextual"/>
             </w:rPr>
           </w:pPr>
-          <w:hyperlink w:anchor="_Toc225944506" w:history="1">
+          <w:hyperlink w:anchor="_Toc226321200" w:history="1">
             <w:r>
               <w:rPr>
                 <w:rStyle w:val="Hyperlink"/>
@@ -869,7 +869,7 @@
                 <w:noProof/>
                 <w:webHidden/>
               </w:rPr>
-              <w:instrText xml:space="preserve"> PAGEREF _Toc225944506 \h </w:instrText>
+              <w:instrText xml:space="preserve"> PAGEREF _Toc226321200 \h </w:instrText>
             </w:r>
             <w:r>
               <w:rPr>
@@ -918,7 +918,7 @@
               <w14:ligatures w14:val="standardContextual"/>
             </w:rPr>
           </w:pPr>
-          <w:hyperlink w:anchor="_Toc225944507" w:history="1">
+          <w:hyperlink w:anchor="_Toc226321201" w:history="1">
             <w:r>
               <w:rPr>
                 <w:rStyle w:val="Hyperlink"/>
@@ -946,7 +946,7 @@
                 <w:noProof/>
                 <w:webHidden/>
               </w:rPr>
-              <w:instrText xml:space="preserve"> PAGEREF _Toc225944507 \h </w:instrText>
+              <w:instrText xml:space="preserve"> PAGEREF _Toc226321201 \h </w:instrText>
             </w:r>
             <w:r>
               <w:rPr>
@@ -995,7 +995,7 @@
               <w14:ligatures w14:val="standardContextual"/>
             </w:rPr>
           </w:pPr>
-          <w:hyperlink w:anchor="_Toc225944508" w:history="1">
+          <w:hyperlink w:anchor="_Toc226321202" w:history="1">
             <w:r>
               <w:rPr>
                 <w:rStyle w:val="Hyperlink"/>
@@ -1023,7 +1023,7 @@
                 <w:noProof/>
                 <w:webHidden/>
               </w:rPr>
-              <w:instrText xml:space="preserve"> PAGEREF _Toc225944508 \h </w:instrText>
+              <w:instrText xml:space="preserve"> PAGEREF _Toc226321202 \h </w:instrText>
             </w:r>
             <w:r>
               <w:rPr>
@@ -1072,7 +1072,7 @@
               <w14:ligatures w14:val="standardContextual"/>
             </w:rPr>
           </w:pPr>
-          <w:hyperlink w:anchor="_Toc225944509" w:history="1">
+          <w:hyperlink w:anchor="_Toc226321203" w:history="1">
             <w:r>
               <w:rPr>
                 <w:rStyle w:val="Hyperlink"/>
@@ -1100,7 +1100,7 @@
                 <w:noProof/>
                 <w:webHidden/>
               </w:rPr>
-              <w:instrText xml:space="preserve"> PAGEREF _Toc225944509 \h </w:instrText>
+              <w:instrText xml:space="preserve"> PAGEREF _Toc226321203 \h </w:instrText>
             </w:r>
             <w:r>
               <w:rPr>
@@ -1148,7 +1148,7 @@
               <w14:ligatures w14:val="standardContextual"/>
             </w:rPr>
           </w:pPr>
-          <w:hyperlink w:anchor="_Toc225944510" w:history="1">
+          <w:hyperlink w:anchor="_Toc226321204" w:history="1">
             <w:r>
               <w:rPr>
                 <w:rStyle w:val="Hyperlink"/>
@@ -1176,7 +1176,7 @@
                 <w:noProof/>
                 <w:webHidden/>
               </w:rPr>
-              <w:instrText xml:space="preserve"> PAGEREF _Toc225944510 \h </w:instrText>
+              <w:instrText xml:space="preserve"> PAGEREF _Toc226321204 \h </w:instrText>
             </w:r>
             <w:r>
               <w:rPr>
@@ -1225,7 +1225,7 @@
               <w14:ligatures w14:val="standardContextual"/>
             </w:rPr>
           </w:pPr>
-          <w:hyperlink w:anchor="_Toc225944511" w:history="1">
+          <w:hyperlink w:anchor="_Toc226321205" w:history="1">
             <w:r>
               <w:rPr>
                 <w:rStyle w:val="Hyperlink"/>
@@ -1253,7 +1253,7 @@
                 <w:noProof/>
                 <w:webHidden/>
               </w:rPr>
-              <w:instrText xml:space="preserve"> PAGEREF _Toc225944511 \h </w:instrText>
+              <w:instrText xml:space="preserve"> PAGEREF _Toc226321205 \h </w:instrText>
             </w:r>
             <w:r>
               <w:rPr>
@@ -1302,7 +1302,7 @@
               <w14:ligatures w14:val="standardContextual"/>
             </w:rPr>
           </w:pPr>
-          <w:hyperlink w:anchor="_Toc225944512" w:history="1">
+          <w:hyperlink w:anchor="_Toc226321206" w:history="1">
             <w:r>
               <w:rPr>
                 <w:rStyle w:val="Hyperlink"/>
@@ -1330,7 +1330,7 @@
                 <w:noProof/>
                 <w:webHidden/>
               </w:rPr>
-              <w:instrText xml:space="preserve"> PAGEREF _Toc225944512 \h </w:instrText>
+              <w:instrText xml:space="preserve"> PAGEREF _Toc226321206 \h </w:instrText>
             </w:r>
             <w:r>
               <w:rPr>
@@ -1379,7 +1379,7 @@
               <w14:ligatures w14:val="standardContextual"/>
             </w:rPr>
           </w:pPr>
-          <w:hyperlink w:anchor="_Toc225944513" w:history="1">
+          <w:hyperlink w:anchor="_Toc226321207" w:history="1">
             <w:r>
               <w:rPr>
                 <w:rStyle w:val="Hyperlink"/>
@@ -1407,7 +1407,7 @@
                 <w:noProof/>
                 <w:webHidden/>
               </w:rPr>
-              <w:instrText xml:space="preserve"> PAGEREF _Toc225944513 \h </w:instrText>
+              <w:instrText xml:space="preserve"> PAGEREF _Toc226321207 \h </w:instrText>
             </w:r>
             <w:r>
               <w:rPr>
@@ -1455,7 +1455,7 @@
               <w14:ligatures w14:val="standardContextual"/>
             </w:rPr>
           </w:pPr>
-          <w:hyperlink w:anchor="_Toc225944514" w:history="1">
+          <w:hyperlink w:anchor="_Toc226321208" w:history="1">
             <w:r>
               <w:rPr>
                 <w:rStyle w:val="Hyperlink"/>
@@ -1483,7 +1483,7 @@
                 <w:noProof/>
                 <w:webHidden/>
               </w:rPr>
-              <w:instrText xml:space="preserve"> PAGEREF _Toc225944514 \h </w:instrText>
+              <w:instrText xml:space="preserve"> PAGEREF _Toc226321208 \h </w:instrText>
             </w:r>
             <w:r>
               <w:rPr>
@@ -1532,7 +1532,7 @@
               <w14:ligatures w14:val="standardContextual"/>
             </w:rPr>
           </w:pPr>
-          <w:hyperlink w:anchor="_Toc225944515" w:history="1">
+          <w:hyperlink w:anchor="_Toc226321209" w:history="1">
             <w:r>
               <w:rPr>
                 <w:rStyle w:val="Hyperlink"/>
@@ -1560,7 +1560,7 @@
                 <w:noProof/>
                 <w:webHidden/>
               </w:rPr>
-              <w:instrText xml:space="preserve"> PAGEREF _Toc225944515 \h </w:instrText>
+              <w:instrText xml:space="preserve"> PAGEREF _Toc226321209 \h </w:instrText>
             </w:r>
             <w:r>
               <w:rPr>
@@ -1609,7 +1609,7 @@
               <w14:ligatures w14:val="standardContextual"/>
             </w:rPr>
           </w:pPr>
-          <w:hyperlink w:anchor="_Toc225944516" w:history="1">
+          <w:hyperlink w:anchor="_Toc226321210" w:history="1">
             <w:r>
               <w:rPr>
                 <w:rStyle w:val="Hyperlink"/>
@@ -1637,7 +1637,7 @@
                 <w:noProof/>
                 <w:webHidden/>
               </w:rPr>
-              <w:instrText xml:space="preserve"> PAGEREF _Toc225944516 \h </w:instrText>
+              <w:instrText xml:space="preserve"> PAGEREF _Toc226321210 \h </w:instrText>
             </w:r>
             <w:r>
               <w:rPr>
@@ -1686,7 +1686,7 @@
               <w14:ligatures w14:val="standardContextual"/>
             </w:rPr>
           </w:pPr>
-          <w:hyperlink w:anchor="_Toc225944517" w:history="1">
+          <w:hyperlink w:anchor="_Toc226321211" w:history="1">
             <w:r>
               <w:rPr>
                 <w:rStyle w:val="Hyperlink"/>
@@ -1714,7 +1714,7 @@
                 <w:noProof/>
                 <w:webHidden/>
               </w:rPr>
-              <w:instrText xml:space="preserve"> PAGEREF _Toc225944517 \h </w:instrText>
+              <w:instrText xml:space="preserve"> PAGEREF _Toc226321211 \h </w:instrText>
             </w:r>
             <w:r>
               <w:rPr>
@@ -1762,14 +1762,14 @@
               <w14:ligatures w14:val="standardContextual"/>
             </w:rPr>
           </w:pPr>
-          <w:hyperlink w:anchor="_Toc225944518" w:history="1">
+          <w:hyperlink w:anchor="_Toc226321212" w:history="1">
             <w:r>
               <w:rPr>
                 <w:rStyle w:val="Hyperlink"/>
                 <w:rFonts w:eastAsiaTheme="majorEastAsia"/>
                 <w:noProof/>
               </w:rPr>
-              <w:t>Labo 4:</w:t>
+              <w:t>Labo 4: Data exploratie</w:t>
             </w:r>
             <w:r>
               <w:rPr>
@@ -1790,7 +1790,7 @@
                 <w:noProof/>
                 <w:webHidden/>
               </w:rPr>
-              <w:instrText xml:space="preserve"> PAGEREF _Toc225944518 \h </w:instrText>
+              <w:instrText xml:space="preserve"> PAGEREF _Toc226321212 \h </w:instrText>
             </w:r>
             <w:r>
               <w:rPr>
@@ -1839,7 +1839,7 @@
               <w14:ligatures w14:val="standardContextual"/>
             </w:rPr>
           </w:pPr>
-          <w:hyperlink w:anchor="_Toc225944519" w:history="1">
+          <w:hyperlink w:anchor="_Toc226321213" w:history="1">
             <w:r>
               <w:rPr>
                 <w:rStyle w:val="Hyperlink"/>
@@ -1867,7 +1867,7 @@
                 <w:noProof/>
                 <w:webHidden/>
               </w:rPr>
-              <w:instrText xml:space="preserve"> PAGEREF _Toc225944519 \h </w:instrText>
+              <w:instrText xml:space="preserve"> PAGEREF _Toc226321213 \h </w:instrText>
             </w:r>
             <w:r>
               <w:rPr>
@@ -1916,7 +1916,7 @@
               <w14:ligatures w14:val="standardContextual"/>
             </w:rPr>
           </w:pPr>
-          <w:hyperlink w:anchor="_Toc225944520" w:history="1">
+          <w:hyperlink w:anchor="_Toc226321214" w:history="1">
             <w:r>
               <w:rPr>
                 <w:rStyle w:val="Hyperlink"/>
@@ -1944,7 +1944,7 @@
                 <w:noProof/>
                 <w:webHidden/>
               </w:rPr>
-              <w:instrText xml:space="preserve"> PAGEREF _Toc225944520 \h </w:instrText>
+              <w:instrText xml:space="preserve"> PAGEREF _Toc226321214 \h </w:instrText>
             </w:r>
             <w:r>
               <w:rPr>
@@ -1993,7 +1993,7 @@
               <w14:ligatures w14:val="standardContextual"/>
             </w:rPr>
           </w:pPr>
-          <w:hyperlink w:anchor="_Toc225944521" w:history="1">
+          <w:hyperlink w:anchor="_Toc226321215" w:history="1">
             <w:r>
               <w:rPr>
                 <w:rStyle w:val="Hyperlink"/>
@@ -2021,7 +2021,7 @@
                 <w:noProof/>
                 <w:webHidden/>
               </w:rPr>
-              <w:instrText xml:space="preserve"> PAGEREF _Toc225944521 \h </w:instrText>
+              <w:instrText xml:space="preserve"> PAGEREF _Toc226321215 \h </w:instrText>
             </w:r>
             <w:r>
               <w:rPr>
@@ -2041,7 +2041,7 @@
                 <w:noProof/>
                 <w:webHidden/>
               </w:rPr>
-              <w:t>24</w:t>
+              <w:t>26</w:t>
             </w:r>
             <w:r>
               <w:rPr>
@@ -2069,13 +2069,320 @@
               <w14:ligatures w14:val="standardContextual"/>
             </w:rPr>
           </w:pPr>
-          <w:hyperlink w:anchor="_Toc225944522" w:history="1">
+          <w:hyperlink w:anchor="_Toc226321216" w:history="1">
             <w:r>
               <w:rPr>
                 <w:rStyle w:val="Hyperlink"/>
                 <w:rFonts w:eastAsiaTheme="majorEastAsia"/>
                 <w:noProof/>
               </w:rPr>
+              <w:t>Labo 5: Data exploratie</w:t>
+            </w:r>
+            <w:r>
+              <w:rPr>
+                <w:noProof/>
+                <w:webHidden/>
+              </w:rPr>
+              <w:tab/>
+            </w:r>
+            <w:r>
+              <w:rPr>
+                <w:noProof/>
+                <w:webHidden/>
+              </w:rPr>
+              <w:fldChar w:fldCharType="begin"/>
+            </w:r>
+            <w:r>
+              <w:rPr>
+                <w:noProof/>
+                <w:webHidden/>
+              </w:rPr>
+              <w:instrText xml:space="preserve"> PAGEREF _Toc226321216 \h </w:instrText>
+            </w:r>
+            <w:r>
+              <w:rPr>
+                <w:noProof/>
+                <w:webHidden/>
+              </w:rPr>
+            </w:r>
+            <w:r>
+              <w:rPr>
+                <w:noProof/>
+                <w:webHidden/>
+              </w:rPr>
+              <w:fldChar w:fldCharType="separate"/>
+            </w:r>
+            <w:r>
+              <w:rPr>
+                <w:noProof/>
+                <w:webHidden/>
+              </w:rPr>
+              <w:t>27</w:t>
+            </w:r>
+            <w:r>
+              <w:rPr>
+                <w:noProof/>
+                <w:webHidden/>
+              </w:rPr>
+              <w:fldChar w:fldCharType="end"/>
+            </w:r>
+          </w:hyperlink>
+        </w:p>
+        <w:p>
+          <w:pPr>
+            <w:pStyle w:val="Inhopg2"/>
+            <w:tabs>
+              <w:tab w:val="right" w:leader="dot" w:pos="9062"/>
+            </w:tabs>
+            <w:rPr>
+              <w:rFonts w:eastAsiaTheme="minorEastAsia" w:cstheme="minorBidi"/>
+              <w:smallCaps w:val="0"/>
+              <w:noProof/>
+              <w:color w:val="auto"/>
+              <w:kern w:val="2"/>
+              <w:sz w:val="24"/>
+              <w:szCs w:val="24"/>
+              <w:lang w:val="en-BE" w:eastAsia="en-BE"/>
+              <w14:ligatures w14:val="standardContextual"/>
+            </w:rPr>
+          </w:pPr>
+          <w:hyperlink w:anchor="_Toc226321217" w:history="1">
+            <w:r>
+              <w:rPr>
+                <w:rStyle w:val="Hyperlink"/>
+                <w:rFonts w:eastAsiaTheme="majorEastAsia"/>
+                <w:noProof/>
+              </w:rPr>
+              <w:t>Inzichten en verbanden</w:t>
+            </w:r>
+            <w:r>
+              <w:rPr>
+                <w:noProof/>
+                <w:webHidden/>
+              </w:rPr>
+              <w:tab/>
+            </w:r>
+            <w:r>
+              <w:rPr>
+                <w:noProof/>
+                <w:webHidden/>
+              </w:rPr>
+              <w:fldChar w:fldCharType="begin"/>
+            </w:r>
+            <w:r>
+              <w:rPr>
+                <w:noProof/>
+                <w:webHidden/>
+              </w:rPr>
+              <w:instrText xml:space="preserve"> PAGEREF _Toc226321217 \h </w:instrText>
+            </w:r>
+            <w:r>
+              <w:rPr>
+                <w:noProof/>
+                <w:webHidden/>
+              </w:rPr>
+            </w:r>
+            <w:r>
+              <w:rPr>
+                <w:noProof/>
+                <w:webHidden/>
+              </w:rPr>
+              <w:fldChar w:fldCharType="separate"/>
+            </w:r>
+            <w:r>
+              <w:rPr>
+                <w:noProof/>
+                <w:webHidden/>
+              </w:rPr>
+              <w:t>27</w:t>
+            </w:r>
+            <w:r>
+              <w:rPr>
+                <w:noProof/>
+                <w:webHidden/>
+              </w:rPr>
+              <w:fldChar w:fldCharType="end"/>
+            </w:r>
+          </w:hyperlink>
+        </w:p>
+        <w:p>
+          <w:pPr>
+            <w:pStyle w:val="Inhopg2"/>
+            <w:tabs>
+              <w:tab w:val="right" w:leader="dot" w:pos="9062"/>
+            </w:tabs>
+            <w:rPr>
+              <w:rFonts w:eastAsiaTheme="minorEastAsia" w:cstheme="minorBidi"/>
+              <w:smallCaps w:val="0"/>
+              <w:noProof/>
+              <w:color w:val="auto"/>
+              <w:kern w:val="2"/>
+              <w:sz w:val="24"/>
+              <w:szCs w:val="24"/>
+              <w:lang w:val="en-BE" w:eastAsia="en-BE"/>
+              <w14:ligatures w14:val="standardContextual"/>
+            </w:rPr>
+          </w:pPr>
+          <w:hyperlink w:anchor="_Toc226321218" w:history="1">
+            <w:r>
+              <w:rPr>
+                <w:rStyle w:val="Hyperlink"/>
+                <w:rFonts w:eastAsiaTheme="majorEastAsia"/>
+                <w:noProof/>
+              </w:rPr>
+              <w:t>Werkproces</w:t>
+            </w:r>
+            <w:r>
+              <w:rPr>
+                <w:noProof/>
+                <w:webHidden/>
+              </w:rPr>
+              <w:tab/>
+            </w:r>
+            <w:r>
+              <w:rPr>
+                <w:noProof/>
+                <w:webHidden/>
+              </w:rPr>
+              <w:fldChar w:fldCharType="begin"/>
+            </w:r>
+            <w:r>
+              <w:rPr>
+                <w:noProof/>
+                <w:webHidden/>
+              </w:rPr>
+              <w:instrText xml:space="preserve"> PAGEREF _Toc226321218 \h </w:instrText>
+            </w:r>
+            <w:r>
+              <w:rPr>
+                <w:noProof/>
+                <w:webHidden/>
+              </w:rPr>
+            </w:r>
+            <w:r>
+              <w:rPr>
+                <w:noProof/>
+                <w:webHidden/>
+              </w:rPr>
+              <w:fldChar w:fldCharType="separate"/>
+            </w:r>
+            <w:r>
+              <w:rPr>
+                <w:noProof/>
+                <w:webHidden/>
+              </w:rPr>
+              <w:t>27</w:t>
+            </w:r>
+            <w:r>
+              <w:rPr>
+                <w:noProof/>
+                <w:webHidden/>
+              </w:rPr>
+              <w:fldChar w:fldCharType="end"/>
+            </w:r>
+          </w:hyperlink>
+        </w:p>
+        <w:p>
+          <w:pPr>
+            <w:pStyle w:val="Inhopg2"/>
+            <w:tabs>
+              <w:tab w:val="right" w:leader="dot" w:pos="9062"/>
+            </w:tabs>
+            <w:rPr>
+              <w:rFonts w:eastAsiaTheme="minorEastAsia" w:cstheme="minorBidi"/>
+              <w:smallCaps w:val="0"/>
+              <w:noProof/>
+              <w:color w:val="auto"/>
+              <w:kern w:val="2"/>
+              <w:sz w:val="24"/>
+              <w:szCs w:val="24"/>
+              <w:lang w:val="en-BE" w:eastAsia="en-BE"/>
+              <w14:ligatures w14:val="standardContextual"/>
+            </w:rPr>
+          </w:pPr>
+          <w:hyperlink w:anchor="_Toc226321219" w:history="1">
+            <w:r>
+              <w:rPr>
+                <w:rStyle w:val="Hyperlink"/>
+                <w:rFonts w:eastAsiaTheme="majorEastAsia"/>
+                <w:noProof/>
+              </w:rPr>
+              <w:t>Conclusie</w:t>
+            </w:r>
+            <w:r>
+              <w:rPr>
+                <w:noProof/>
+                <w:webHidden/>
+              </w:rPr>
+              <w:tab/>
+            </w:r>
+            <w:r>
+              <w:rPr>
+                <w:noProof/>
+                <w:webHidden/>
+              </w:rPr>
+              <w:fldChar w:fldCharType="begin"/>
+            </w:r>
+            <w:r>
+              <w:rPr>
+                <w:noProof/>
+                <w:webHidden/>
+              </w:rPr>
+              <w:instrText xml:space="preserve"> PAGEREF _Toc226321219 \h </w:instrText>
+            </w:r>
+            <w:r>
+              <w:rPr>
+                <w:noProof/>
+                <w:webHidden/>
+              </w:rPr>
+            </w:r>
+            <w:r>
+              <w:rPr>
+                <w:noProof/>
+                <w:webHidden/>
+              </w:rPr>
+              <w:fldChar w:fldCharType="separate"/>
+            </w:r>
+            <w:r>
+              <w:rPr>
+                <w:noProof/>
+                <w:webHidden/>
+              </w:rPr>
+              <w:t>28</w:t>
+            </w:r>
+            <w:r>
+              <w:rPr>
+                <w:noProof/>
+                <w:webHidden/>
+              </w:rPr>
+              <w:fldChar w:fldCharType="end"/>
+            </w:r>
+          </w:hyperlink>
+        </w:p>
+        <w:p>
+          <w:pPr>
+            <w:pStyle w:val="Inhopg1"/>
+            <w:rPr>
+              <w:rFonts w:eastAsiaTheme="minorEastAsia" w:cstheme="minorBidi"/>
+              <w:b w:val="0"/>
+              <w:bCs w:val="0"/>
+              <w:caps w:val="0"/>
+              <w:noProof/>
+              <w:color w:val="auto"/>
+              <w:kern w:val="2"/>
+              <w:sz w:val="24"/>
+              <w:szCs w:val="24"/>
+              <w:lang w:val="en-BE" w:eastAsia="en-BE"/>
+              <w14:ligatures w14:val="standardContextual"/>
+            </w:rPr>
+          </w:pPr>
+          <w:hyperlink w:anchor="_Toc226321220" w:history="1">
+            <w:r>
+              <w:rPr>
+                <w:rStyle w:val="Hyperlink"/>
+                <w:rFonts w:eastAsiaTheme="majorEastAsia"/>
+                <w:noProof/>
+              </w:rPr>
               <w:t>Bronnen</w:t>
             </w:r>
             <w:r>
@@ -2097,7 +2404,7 @@
                 <w:noProof/>
                 <w:webHidden/>
               </w:rPr>
-              <w:instrText xml:space="preserve"> PAGEREF _Toc225944522 \h </w:instrText>
+              <w:instrText xml:space="preserve"> PAGEREF _Toc226321220 \h </w:instrText>
             </w:r>
             <w:r>
               <w:rPr>
@@ -2117,7 +2424,7 @@
                 <w:noProof/>
                 <w:webHidden/>
               </w:rPr>
-              <w:t>25</w:t>
+              <w:t>29</w:t>
             </w:r>
             <w:r>
               <w:rPr>
@@ -2175,7 +2482,7 @@
           <w:szCs w:val="36"/>
         </w:rPr>
       </w:pPr>
-      <w:bookmarkStart w:id="2" w:name="_Toc225944498"/>
+      <w:bookmarkStart w:id="2" w:name="_Toc226321192"/>
       <w:r>
         <w:rPr>
           <w:b/>
@@ -2216,7 +2523,7 @@
         <w:pStyle w:val="Kop2"/>
         <w:spacing w:before="120"/>
       </w:pPr>
-      <w:bookmarkStart w:id="3" w:name="_Toc225944499"/>
+      <w:bookmarkStart w:id="3" w:name="_Toc226321193"/>
       <w:r>
         <w:t>Inzichten en verbanden</w:t>
       </w:r>
@@ -2252,21 +2559,7 @@
         <w:rPr>
           <w:szCs w:val="22"/>
         </w:rPr>
-        <w:t xml:space="preserve"> (f</w:t>
-      </w:r>
-      <w:proofErr w:type="gramStart"/>
-      <w:r>
-        <w:rPr>
-          <w:szCs w:val="22"/>
-        </w:rPr>
-        <w:t>^ :</w:t>
-      </w:r>
-      <w:proofErr w:type="gramEnd"/>
-      <w:r>
-        <w:rPr>
-          <w:szCs w:val="22"/>
-        </w:rPr>
-        <w:t xml:space="preserve"> X -&gt; Y)</w:t>
+        <w:t xml:space="preserve"> (f^ : X -&gt; Y)</w:t>
       </w:r>
       <w:r>
         <w:rPr>
@@ -2352,7 +2645,7 @@
         <w:pStyle w:val="Kop2"/>
         <w:spacing w:before="120"/>
       </w:pPr>
-      <w:bookmarkStart w:id="4" w:name="_Toc225944500"/>
+      <w:bookmarkStart w:id="4" w:name="_Toc226321194"/>
       <w:r>
         <w:t>Werkproces</w:t>
       </w:r>
@@ -3177,27 +3470,7 @@
           <w:sz w:val="20"/>
           <w:szCs w:val="20"/>
         </w:rPr>
-        <w:t xml:space="preserve">) terug, omdat er geen data beschikbaar is voor deze periode. De beschikbare data </w:t>
-      </w:r>
-      <w:proofErr w:type="gramStart"/>
-      <w:r>
-        <w:rPr>
-          <w:i/>
-          <w:iCs/>
-          <w:sz w:val="20"/>
-          <w:szCs w:val="20"/>
-        </w:rPr>
-        <w:t>loopt</w:t>
-      </w:r>
-      <w:proofErr w:type="gramEnd"/>
-      <w:r>
-        <w:rPr>
-          <w:i/>
-          <w:iCs/>
-          <w:sz w:val="20"/>
-          <w:szCs w:val="20"/>
-        </w:rPr>
-        <w:t xml:space="preserve"> van 1960 tot en met 1978.</w:t>
+        <w:t>) terug, omdat er geen data beschikbaar is voor deze periode. De beschikbare data loopt van 1960 tot en met 1978.</w:t>
       </w:r>
     </w:p>
     <w:p>
@@ -3755,7 +4028,7 @@
         <w:pStyle w:val="Kop2"/>
         <w:spacing w:before="120"/>
       </w:pPr>
-      <w:bookmarkStart w:id="5" w:name="_Toc225944501"/>
+      <w:bookmarkStart w:id="5" w:name="_Toc226321195"/>
       <w:r>
         <w:lastRenderedPageBreak/>
         <w:t>Conclusie</w:t>
@@ -3895,7 +4168,7 @@
           <w:szCs w:val="36"/>
         </w:rPr>
       </w:pPr>
-      <w:bookmarkStart w:id="6" w:name="_Toc225944502"/>
+      <w:bookmarkStart w:id="6" w:name="_Toc226321196"/>
       <w:r>
         <w:rPr>
           <w:b/>
@@ -3952,7 +4225,7 @@
         <w:pStyle w:val="Kop2"/>
         <w:spacing w:before="120"/>
       </w:pPr>
-      <w:bookmarkStart w:id="7" w:name="_Toc225944503"/>
+      <w:bookmarkStart w:id="7" w:name="_Toc226321197"/>
       <w:r>
         <w:t>Inzichten en verbanden</w:t>
       </w:r>
@@ -4041,7 +4314,7 @@
         <w:pStyle w:val="Kop2"/>
         <w:spacing w:before="120"/>
       </w:pPr>
-      <w:bookmarkStart w:id="8" w:name="_Toc225944504"/>
+      <w:bookmarkStart w:id="8" w:name="_Toc226321198"/>
       <w:r>
         <w:t>Werkproces</w:t>
       </w:r>
@@ -5847,7 +6120,7 @@
         <w:pStyle w:val="Kop2"/>
         <w:spacing w:before="120"/>
       </w:pPr>
-      <w:bookmarkStart w:id="9" w:name="_Toc225944505"/>
+      <w:bookmarkStart w:id="9" w:name="_Toc226321199"/>
       <w:r>
         <w:t>Conclusie</w:t>
       </w:r>
@@ -5972,7 +6245,7 @@
           <w:szCs w:val="36"/>
         </w:rPr>
       </w:pPr>
-      <w:bookmarkStart w:id="10" w:name="_Toc225944506"/>
+      <w:bookmarkStart w:id="10" w:name="_Toc226321200"/>
       <w:r>
         <w:rPr>
           <w:b/>
@@ -6013,7 +6286,7 @@
         <w:pStyle w:val="Kop2"/>
         <w:spacing w:before="120"/>
       </w:pPr>
-      <w:bookmarkStart w:id="11" w:name="_Toc225944507"/>
+      <w:bookmarkStart w:id="11" w:name="_Toc226321201"/>
       <w:r>
         <w:t>Inzichten en verbanden</w:t>
       </w:r>
@@ -6111,7 +6384,7 @@
         <w:pStyle w:val="Kop2"/>
         <w:spacing w:before="120"/>
       </w:pPr>
-      <w:bookmarkStart w:id="12" w:name="_Toc225944508"/>
+      <w:bookmarkStart w:id="12" w:name="_Toc226321202"/>
       <w:r>
         <w:t>Werkproces</w:t>
       </w:r>
@@ -7050,21 +7323,8 @@
           <w:szCs w:val="20"/>
         </w:rPr>
         <w:lastRenderedPageBreak/>
-        <w:t xml:space="preserve">Beantwoord de vraag: is de relatie na transformatie </w:t>
-      </w:r>
-      <w:proofErr w:type="gramStart"/>
-      <w:r>
-        <w:rPr>
-          <w:b/>
-          <w:bCs/>
-          <w:i/>
-          <w:iCs/>
-          <w:sz w:val="20"/>
-          <w:szCs w:val="20"/>
-        </w:rPr>
-        <w:t>duidelijker?:</w:t>
-      </w:r>
-      <w:proofErr w:type="gramEnd"/>
+        <w:t>Beantwoord de vraag: is de relatie na transformatie duidelijker?:</w:t>
+      </w:r>
     </w:p>
     <w:p>
       <w:pPr>
@@ -7365,21 +7625,8 @@
           <w:sz w:val="20"/>
           <w:szCs w:val="20"/>
         </w:rPr>
-        <w:t xml:space="preserve">Beantwoord de vraag: is de relatie na transformatie </w:t>
-      </w:r>
-      <w:proofErr w:type="gramStart"/>
-      <w:r>
-        <w:rPr>
-          <w:b/>
-          <w:bCs/>
-          <w:i/>
-          <w:iCs/>
-          <w:sz w:val="20"/>
-          <w:szCs w:val="20"/>
-        </w:rPr>
-        <w:t>duidelijker?:</w:t>
-      </w:r>
-      <w:proofErr w:type="gramEnd"/>
+        <w:t>Beantwoord de vraag: is de relatie na transformatie duidelijker?:</w:t>
+      </w:r>
     </w:p>
     <w:p>
       <w:pPr>
@@ -7616,7 +7863,7 @@
         <w:pStyle w:val="Kop2"/>
         <w:spacing w:before="120"/>
       </w:pPr>
-      <w:bookmarkStart w:id="13" w:name="_Toc225944509"/>
+      <w:bookmarkStart w:id="13" w:name="_Toc226321203"/>
       <w:r>
         <w:t>Conclusie</w:t>
       </w:r>
@@ -7721,7 +7968,7 @@
           <w:szCs w:val="36"/>
         </w:rPr>
       </w:pPr>
-      <w:bookmarkStart w:id="14" w:name="_Toc225944510"/>
+      <w:bookmarkStart w:id="14" w:name="_Toc226321204"/>
       <w:r>
         <w:rPr>
           <w:b/>
@@ -7788,7 +8035,7 @@
         <w:pStyle w:val="Kop2"/>
         <w:spacing w:before="120"/>
       </w:pPr>
-      <w:bookmarkStart w:id="15" w:name="_Toc225944511"/>
+      <w:bookmarkStart w:id="15" w:name="_Toc226321205"/>
       <w:r>
         <w:t>Inzichten en verbanden</w:t>
       </w:r>
@@ -7898,7 +8145,7 @@
         <w:pStyle w:val="Kop2"/>
         <w:spacing w:before="120"/>
       </w:pPr>
-      <w:bookmarkStart w:id="16" w:name="_Toc225944512"/>
+      <w:bookmarkStart w:id="16" w:name="_Toc226321206"/>
       <w:r>
         <w:t>Werkproces</w:t>
       </w:r>
@@ -8280,7 +8527,6 @@
         </w:rPr>
         <w:t xml:space="preserve"> </w:t>
       </w:r>
-      <w:proofErr w:type="gramStart"/>
       <w:r>
         <w:rPr>
           <w:b/>
@@ -8290,19 +8536,7 @@
           <w:sz w:val="20"/>
           <w:szCs w:val="20"/>
         </w:rPr>
-        <w:t>heeft</w:t>
-      </w:r>
-      <w:proofErr w:type="gramEnd"/>
-      <w:r>
-        <w:rPr>
-          <w:b/>
-          <w:bCs/>
-          <w:i/>
-          <w:iCs/>
-          <w:sz w:val="20"/>
-          <w:szCs w:val="20"/>
-        </w:rPr>
-        <w:t xml:space="preserve"> de volgende eigenschappen: observaties rond het gemiddelde zijn het waarschijnlijkst. Hoe verder</w:t>
+        <w:t>heeft de volgende eigenschappen: observaties rond het gemiddelde zijn het waarschijnlijkst. Hoe verder</w:t>
       </w:r>
       <w:r>
         <w:rPr>
@@ -8725,7 +8959,7 @@
         <w:pStyle w:val="Kop2"/>
         <w:spacing w:before="120"/>
       </w:pPr>
-      <w:bookmarkStart w:id="17" w:name="_Toc225944513"/>
+      <w:bookmarkStart w:id="17" w:name="_Toc226321207"/>
       <w:r>
         <w:t>Conclusie</w:t>
       </w:r>
@@ -8808,7 +9042,7 @@
           <w:szCs w:val="36"/>
         </w:rPr>
       </w:pPr>
-      <w:bookmarkStart w:id="18" w:name="_Toc225944514"/>
+      <w:bookmarkStart w:id="18" w:name="_Toc226321208"/>
       <w:r>
         <w:rPr>
           <w:b/>
@@ -8843,7 +9077,7 @@
         <w:pStyle w:val="Kop2"/>
         <w:spacing w:before="120"/>
       </w:pPr>
-      <w:bookmarkStart w:id="19" w:name="_Toc225944515"/>
+      <w:bookmarkStart w:id="19" w:name="_Toc226321209"/>
       <w:r>
         <w:t>Inzichten en verbanden</w:t>
       </w:r>
@@ -8901,7 +9135,7 @@
         <w:pStyle w:val="Kop2"/>
         <w:spacing w:before="120"/>
       </w:pPr>
-      <w:bookmarkStart w:id="20" w:name="_Toc225944516"/>
+      <w:bookmarkStart w:id="20" w:name="_Toc226321210"/>
       <w:r>
         <w:t>Werkproces</w:t>
       </w:r>
@@ -8914,15 +9148,7 @@
     </w:p>
     <w:p>
       <w:r>
-        <w:t xml:space="preserve">Verder zagen we ook de principes van data exploratie om zo de twee hoofddoelen van data exploratie te bereiken, namelijk: het begrijpen van de data en van processen die tot de data </w:t>
-      </w:r>
-      <w:proofErr w:type="gramStart"/>
-      <w:r>
-        <w:t>geleid  hebben</w:t>
-      </w:r>
-      <w:proofErr w:type="gramEnd"/>
-      <w:r>
-        <w:t>, en het controleren dat de dataset in zijn geheel, maar ook elke variabele afzonderlijk, voldoet aan een aantal gestelde (DIPKEVER) eisen.</w:t>
+        <w:t>Verder zagen we ook de principes van data exploratie om zo de twee hoofddoelen van data exploratie te bereiken, namelijk: het begrijpen van de data en van processen die tot de data geleid  hebben, en het controleren dat de dataset in zijn geheel, maar ook elke variabele afzonderlijk, voldoet aan een aantal gestelde (DIPKEVER) eisen.</w:t>
       </w:r>
     </w:p>
     <w:p>
@@ -11510,7 +11736,7 @@
         <w:pStyle w:val="Kop2"/>
         <w:spacing w:before="120"/>
       </w:pPr>
-      <w:bookmarkStart w:id="21" w:name="_Toc225944517"/>
+      <w:bookmarkStart w:id="21" w:name="_Toc226321211"/>
       <w:r>
         <w:t>Conclusie</w:t>
       </w:r>
@@ -12171,7 +12397,7 @@
           <w:szCs w:val="36"/>
         </w:rPr>
       </w:pPr>
-      <w:bookmarkStart w:id="22" w:name="_Toc225944518"/>
+      <w:bookmarkStart w:id="22" w:name="_Toc226321212"/>
       <w:r>
         <w:rPr>
           <w:b/>
@@ -12179,36 +12405,2296 @@
           <w:szCs w:val="36"/>
         </w:rPr>
         <w:lastRenderedPageBreak/>
-        <w:t>Labo 4:</w:t>
-      </w:r>
-      <w:bookmarkEnd w:id="22"/>
+        <w:t xml:space="preserve">Labo 4: </w:t>
+      </w:r>
       <w:r>
         <w:rPr>
           <w:b/>
           <w:bCs w:val="0"/>
           <w:szCs w:val="36"/>
         </w:rPr>
+        <w:t>Data exploratie</w:t>
+      </w:r>
+      <w:bookmarkEnd w:id="22"/>
+    </w:p>
+    <w:p>
+      <w:pPr>
+        <w:pStyle w:val="Kop2"/>
+        <w:spacing w:before="120"/>
+      </w:pPr>
+      <w:bookmarkStart w:id="23" w:name="_Toc226321213"/>
+      <w:r>
+        <w:t>Inzichten en verbanden</w:t>
+      </w:r>
+      <w:bookmarkEnd w:id="23"/>
+    </w:p>
+    <w:p>
+      <w:pPr>
+        <w:spacing w:after="200" w:line="276" w:lineRule="auto"/>
+        <w:jc w:val="left"/>
+      </w:pPr>
+      <w:r>
+        <w:t xml:space="preserve">Tijdens de lessen van afgelopen week hebben we </w:t>
+      </w:r>
+      <w:r>
+        <w:t>vooral rond data exploratie gewerkt</w:t>
+      </w:r>
+      <w:r>
+        <w:t xml:space="preserve">. </w:t>
+      </w:r>
+      <w:r>
+        <w:t xml:space="preserve">We leerden bij over wat data exploratie juist inhoudt en hoe we hier aan de slag mee kunnen gaan. </w:t>
+      </w:r>
+      <w:r>
+        <w:t xml:space="preserve">Data exploratie is vooral handig om een goed overzicht te verwerven van de dataset waarmee je aan de slag wil gaan. </w:t>
+      </w:r>
+      <w:r>
+        <w:t>Dit is een zeer belangrijk onderdeel van het datavoorbereidingsproces en dient onder andere om te verzekeren dat deze data ethisch gezien bruikbaar is.</w:t>
+      </w:r>
+      <w:r>
+        <w:t xml:space="preserve"> Daarom hebben we ook </w:t>
+      </w:r>
+      <w:r>
+        <w:t>elk onderdeel van het “DIPKEVER”</w:t>
+      </w:r>
+      <w:r>
+        <w:t>-</w:t>
+      </w:r>
+      <w:proofErr w:type="spellStart"/>
+      <w:r>
+        <w:t>framework</w:t>
+      </w:r>
+      <w:proofErr w:type="spellEnd"/>
+      <w:r>
+        <w:t xml:space="preserve"> in detail bekeken</w:t>
+      </w:r>
+      <w:r>
+        <w:t>.</w:t>
+      </w:r>
+      <w:r>
+        <w:t xml:space="preserve"> Zo kunnen we garanderen dat </w:t>
+      </w:r>
+      <w:r>
+        <w:t xml:space="preserve">we de data en de processen die tot de data geleid hebben, begrijpen en dat de dataset in zijn geheel en ook elke variabele afzonderlijk aan een aantal eisen </w:t>
+      </w:r>
+      <w:r>
+        <w:t>(</w:t>
+      </w:r>
+      <w:r>
+        <w:t>DIPKEVER</w:t>
+      </w:r>
+      <w:r>
+        <w:t xml:space="preserve">) </w:t>
+      </w:r>
+      <w:r>
+        <w:t>voldoet.</w:t>
+      </w:r>
+      <w:r>
+        <w:t xml:space="preserve"> Tijdens het deel van de theorieles bekeken we ook een leidraad aan stappen (die we in de oefeningen konden toepassen), een voorbeeld van data exploratie en leerden we hoe we moesten omgaan met </w:t>
+      </w:r>
+      <w:proofErr w:type="spellStart"/>
+      <w:r>
+        <w:t>univariate</w:t>
+      </w:r>
+      <w:proofErr w:type="spellEnd"/>
+      <w:r>
+        <w:t xml:space="preserve"> verdelingen (distributie) en correlaties tussen (twee) variabelen.</w:t>
+      </w:r>
+    </w:p>
+    <w:p>
+      <w:pPr>
+        <w:pStyle w:val="Kop2"/>
+        <w:spacing w:before="120"/>
+      </w:pPr>
+      <w:bookmarkStart w:id="24" w:name="_Toc226321214"/>
+      <w:r>
+        <w:t>Werkproces</w:t>
+      </w:r>
+      <w:bookmarkEnd w:id="24"/>
+    </w:p>
+    <w:p>
+      <w:pPr>
+        <w:spacing w:after="200" w:line="276" w:lineRule="auto"/>
+        <w:jc w:val="left"/>
+      </w:pPr>
+      <w:r>
+        <w:t xml:space="preserve">Tijdens het lesonderdeel van het labo werd ons opgedragen om </w:t>
+      </w:r>
+      <w:r>
+        <w:t xml:space="preserve">de dataset van “Trust in </w:t>
+      </w:r>
+      <w:proofErr w:type="spellStart"/>
+      <w:r>
+        <w:t>the</w:t>
+      </w:r>
+      <w:proofErr w:type="spellEnd"/>
+      <w:r>
         <w:t xml:space="preserve"> </w:t>
       </w:r>
-      <w:r>
+      <w:proofErr w:type="spellStart"/>
+      <w:r>
+        <w:t>Police</w:t>
+      </w:r>
+      <w:proofErr w:type="spellEnd"/>
+      <w:r>
+        <w:t xml:space="preserve"> in Belgium” te gaan ontleden door middel van de data exploratiestappen die we tijdens de theorie hadden gezien. </w:t>
+      </w:r>
+    </w:p>
+    <w:p>
+      <w:pPr>
+        <w:spacing w:after="200" w:line="276" w:lineRule="auto"/>
+        <w:jc w:val="left"/>
+      </w:pPr>
+      <w:r>
+        <w:t>Allereerst werd ons gevraagd om de dataset te observeren en daarna te verkennen</w:t>
+      </w:r>
+      <w:r>
+        <w:t xml:space="preserve">. Verder was het de bedoeling om </w:t>
+      </w:r>
+      <w:r>
+        <w:t>te gaan doen aan data cleaning en -voorbereiding. Hierbij moesten we beslissen welke instanties/rijen we wilden imputeren, verwijderen of behouden</w:t>
+      </w:r>
+      <w:r>
+        <w:t xml:space="preserve"> en op welke manier we deze operaties dan gingen doen.</w:t>
+      </w:r>
+      <w:r>
+        <w:t xml:space="preserve"> </w:t>
+      </w:r>
+    </w:p>
+    <w:tbl>
+      <w:tblPr>
+        <w:tblStyle w:val="Tabelraster"/>
+        <w:tblW w:w="9445" w:type="dxa"/>
+        <w:tblBorders>
+          <w:top w:val="none" w:sz="0" w:space="0" w:color="auto"/>
+          <w:left w:val="none" w:sz="0" w:space="0" w:color="auto"/>
+          <w:bottom w:val="none" w:sz="0" w:space="0" w:color="auto"/>
+          <w:right w:val="none" w:sz="0" w:space="0" w:color="auto"/>
+          <w:insideH w:val="none" w:sz="0" w:space="0" w:color="auto"/>
+          <w:insideV w:val="none" w:sz="0" w:space="0" w:color="auto"/>
+        </w:tblBorders>
+        <w:tblLook w:val="04A0" w:firstRow="1" w:lastRow="0" w:firstColumn="1" w:lastColumn="0" w:noHBand="0" w:noVBand="1"/>
+      </w:tblPr>
+      <w:tblGrid>
+        <w:gridCol w:w="9445"/>
+      </w:tblGrid>
+      <w:tr>
+        <w:trPr>
+          <w:trHeight w:val="3815"/>
+        </w:trPr>
+        <w:tc>
+          <w:tcPr>
+            <w:tcW w:w="9445" w:type="dxa"/>
+          </w:tcPr>
+          <w:p>
+            <w:pPr>
+              <w:spacing w:after="200" w:line="276" w:lineRule="auto"/>
+              <w:jc w:val="center"/>
+            </w:pPr>
+            <w:r>
+              <w:rPr>
+                <w:noProof/>
+              </w:rPr>
+              <w:drawing>
+                <wp:inline distT="0" distB="0" distL="0" distR="0" wp14:anchorId="3FC0D7C7" wp14:editId="6422D511">
+                  <wp:extent cx="5760720" cy="2217420"/>
+                  <wp:effectExtent l="0" t="0" r="0" b="0"/>
+                  <wp:docPr id="2072049815" name="Afbeelding 1"/>
+                  <wp:cNvGraphicFramePr>
+                    <a:graphicFrameLocks xmlns:a="http://schemas.openxmlformats.org/drawingml/2006/main" noChangeAspect="1"/>
+                  </wp:cNvGraphicFramePr>
+                  <a:graphic xmlns:a="http://schemas.openxmlformats.org/drawingml/2006/main">
+                    <a:graphicData uri="http://schemas.openxmlformats.org/drawingml/2006/picture">
+                      <pic:pic xmlns:pic="http://schemas.openxmlformats.org/drawingml/2006/picture">
+                        <pic:nvPicPr>
+                          <pic:cNvPr id="2072049815" name=""/>
+                          <pic:cNvPicPr/>
+                        </pic:nvPicPr>
+                        <pic:blipFill>
+                          <a:blip r:embed="rId41"/>
+                          <a:stretch>
+                            <a:fillRect/>
+                          </a:stretch>
+                        </pic:blipFill>
+                        <pic:spPr>
+                          <a:xfrm>
+                            <a:off x="0" y="0"/>
+                            <a:ext cx="5760720" cy="2217420"/>
+                          </a:xfrm>
+                          <a:prstGeom prst="rect">
+                            <a:avLst/>
+                          </a:prstGeom>
+                        </pic:spPr>
+                      </pic:pic>
+                    </a:graphicData>
+                  </a:graphic>
+                </wp:inline>
+              </w:drawing>
+            </w:r>
+          </w:p>
+        </w:tc>
+      </w:tr>
+    </w:tbl>
+    <w:p>
+      <w:pPr>
+        <w:spacing w:after="200" w:line="276" w:lineRule="auto"/>
+        <w:jc w:val="left"/>
+      </w:pPr>
+      <w:r>
+        <w:t>Er werd verwacht dat we per variabele de eisen van de “DIPKEVER”-analyse overliepen en bij elke variabelen een overweging maakten of de variabele relevant is voor het gestelde einddoel. Hierdoor kregen we een uitgeschreven, duidelijk overzicht van welke actie we voor elke variabele gingen ondernemen (en met welke reden).</w:t>
+      </w:r>
+    </w:p>
+    <w:p>
+      <w:pPr>
+        <w:spacing w:after="120" w:line="276" w:lineRule="auto"/>
+        <w:ind w:left="709"/>
+        <w:jc w:val="left"/>
+        <w:rPr>
+          <w:b/>
+          <w:bCs/>
+          <w:i/>
+          <w:iCs/>
+          <w:sz w:val="20"/>
+          <w:szCs w:val="20"/>
+        </w:rPr>
+      </w:pPr>
+      <w:r>
+        <w:rPr>
+          <w:b/>
+          <w:bCs/>
+          <w:i/>
+          <w:iCs/>
+          <w:sz w:val="20"/>
+          <w:szCs w:val="20"/>
+        </w:rPr>
+        <w:t>Voer nu de DIPKEVER analyse uit op elke variabele van de dataset. Kijk in de cursus naar de criteria van</w:t>
+      </w:r>
+      <w:r>
+        <w:rPr>
+          <w:b/>
+          <w:bCs/>
+          <w:i/>
+          <w:iCs/>
+          <w:sz w:val="20"/>
+          <w:szCs w:val="20"/>
+        </w:rPr>
+        <w:t xml:space="preserve"> </w:t>
+      </w:r>
+      <w:r>
+        <w:rPr>
+          <w:b/>
+          <w:bCs/>
+          <w:i/>
+          <w:iCs/>
+          <w:sz w:val="20"/>
+          <w:szCs w:val="20"/>
+        </w:rPr>
+        <w:t>deze analyse</w:t>
+      </w:r>
+      <w:r>
+        <w:rPr>
+          <w:b/>
+          <w:bCs/>
+          <w:i/>
+          <w:iCs/>
+          <w:sz w:val="20"/>
+          <w:szCs w:val="20"/>
+        </w:rPr>
+        <w:t>.</w:t>
+      </w:r>
+    </w:p>
+    <w:p>
+      <w:pPr>
+        <w:pStyle w:val="Lijstalinea"/>
+        <w:numPr>
+          <w:ilvl w:val="0"/>
+          <w:numId w:val="11"/>
+        </w:numPr>
+        <w:spacing w:after="200" w:line="276" w:lineRule="auto"/>
+        <w:jc w:val="left"/>
+        <w:rPr>
+          <w:i/>
+          <w:iCs/>
+          <w:sz w:val="20"/>
+          <w:szCs w:val="20"/>
+        </w:rPr>
+      </w:pPr>
+      <w:proofErr w:type="spellStart"/>
+      <w:r>
+        <w:rPr>
+          <w:i/>
+          <w:iCs/>
+          <w:sz w:val="20"/>
+          <w:szCs w:val="20"/>
+        </w:rPr>
+        <w:lastRenderedPageBreak/>
+        <w:t>rownames</w:t>
+      </w:r>
+      <w:proofErr w:type="spellEnd"/>
+      <w:r>
+        <w:rPr>
+          <w:i/>
+          <w:iCs/>
+          <w:sz w:val="20"/>
+          <w:szCs w:val="20"/>
+        </w:rPr>
+        <w:t>: Dit is een indexvariabele en geen inhoudelijke variabele. Ze heeft veel unieke waarden, maar precies daarom is ze niet informatief voor inhoudelijke analyse. Omdat het een technische rij-identificatie is, hoort ze niet in een ML-model. Voor privacy is het risico beperkt, maar analytisch en functioneel is ze overbodig.</w:t>
+      </w:r>
+    </w:p>
+    <w:p>
+      <w:pPr>
+        <w:pStyle w:val="Lijstalinea"/>
+        <w:numPr>
+          <w:ilvl w:val="0"/>
+          <w:numId w:val="11"/>
+        </w:numPr>
+        <w:spacing w:after="200" w:line="276" w:lineRule="auto"/>
+        <w:jc w:val="left"/>
+        <w:rPr>
+          <w:i/>
+          <w:iCs/>
+          <w:sz w:val="20"/>
+          <w:szCs w:val="20"/>
+        </w:rPr>
+      </w:pPr>
+      <w:proofErr w:type="spellStart"/>
+      <w:r>
+        <w:rPr>
+          <w:i/>
+          <w:iCs/>
+          <w:sz w:val="20"/>
+          <w:szCs w:val="20"/>
+        </w:rPr>
+        <w:t>essround</w:t>
+      </w:r>
+      <w:proofErr w:type="spellEnd"/>
+      <w:r>
+        <w:rPr>
+          <w:i/>
+          <w:iCs/>
+          <w:sz w:val="20"/>
+          <w:szCs w:val="20"/>
+        </w:rPr>
+        <w:t>: Deze variabele is constant in deze dataset, dus ze voegt niets toe aan voorspelling of interpretatie. Ze is wel volledig aanwezig en technisch correct. Omdat er slechts één unieke waarde is, heeft ze geen echte verklarende kracht. Je laat deze best weg.</w:t>
+      </w:r>
+    </w:p>
+    <w:p>
+      <w:pPr>
+        <w:pStyle w:val="Lijstalinea"/>
+        <w:numPr>
+          <w:ilvl w:val="0"/>
+          <w:numId w:val="11"/>
+        </w:numPr>
+        <w:spacing w:after="200" w:line="276" w:lineRule="auto"/>
+        <w:jc w:val="left"/>
+        <w:rPr>
+          <w:i/>
+          <w:iCs/>
+          <w:sz w:val="20"/>
+          <w:szCs w:val="20"/>
+        </w:rPr>
+      </w:pPr>
+      <w:proofErr w:type="spellStart"/>
+      <w:r>
+        <w:rPr>
+          <w:i/>
+          <w:iCs/>
+          <w:sz w:val="20"/>
+          <w:szCs w:val="20"/>
+        </w:rPr>
+        <w:t>edition</w:t>
+      </w:r>
+      <w:proofErr w:type="spellEnd"/>
+      <w:r>
+        <w:rPr>
+          <w:i/>
+          <w:iCs/>
+          <w:sz w:val="20"/>
+          <w:szCs w:val="20"/>
+        </w:rPr>
+        <w:t>: Ook dit is vermoedelijk metadata over de datasetversie. Omdat de waarde overal gelijk is, heeft ze geen analytische meerwaarde. Ze is technisch in orde, maar niet relevant voor de onderzoeksvraag. Voor ML is dit dus geen bruikbare feature.</w:t>
+      </w:r>
+    </w:p>
+    <w:p>
+      <w:pPr>
+        <w:pStyle w:val="Lijstalinea"/>
+        <w:numPr>
+          <w:ilvl w:val="0"/>
+          <w:numId w:val="11"/>
+        </w:numPr>
+        <w:spacing w:after="200" w:line="276" w:lineRule="auto"/>
+        <w:jc w:val="left"/>
+        <w:rPr>
+          <w:i/>
+          <w:iCs/>
+          <w:sz w:val="20"/>
+          <w:szCs w:val="20"/>
+        </w:rPr>
+      </w:pPr>
+      <w:proofErr w:type="spellStart"/>
+      <w:r>
+        <w:rPr>
+          <w:i/>
+          <w:iCs/>
+          <w:sz w:val="20"/>
+          <w:szCs w:val="20"/>
+        </w:rPr>
+        <w:t>idno</w:t>
+      </w:r>
+      <w:proofErr w:type="spellEnd"/>
+      <w:r>
+        <w:rPr>
+          <w:i/>
+          <w:iCs/>
+          <w:sz w:val="20"/>
+          <w:szCs w:val="20"/>
+        </w:rPr>
+        <w:t xml:space="preserve">: Dit is een unieke </w:t>
+      </w:r>
+      <w:proofErr w:type="spellStart"/>
+      <w:r>
+        <w:rPr>
+          <w:i/>
+          <w:iCs/>
+          <w:sz w:val="20"/>
+          <w:szCs w:val="20"/>
+        </w:rPr>
+        <w:t>identificator</w:t>
+      </w:r>
+      <w:proofErr w:type="spellEnd"/>
+      <w:r>
+        <w:rPr>
+          <w:i/>
+          <w:iCs/>
+          <w:sz w:val="20"/>
+          <w:szCs w:val="20"/>
+        </w:rPr>
+        <w:t xml:space="preserve"> per respondent. Zo’n variabele mag je niet als feature gebruiken, omdat ze niets inhoudelijks verklaart en omdat ze direct naar personen kan verwijzen binnen de dataset. Vanuit privacy en ethiek is dit het duidelijkste geval van uitsluiten. Bewaren kan als sleutelveld in een aparte veilige tabel, maar niet in het model.</w:t>
+      </w:r>
+    </w:p>
+    <w:p>
+      <w:pPr>
+        <w:pStyle w:val="Lijstalinea"/>
+        <w:numPr>
+          <w:ilvl w:val="0"/>
+          <w:numId w:val="11"/>
+        </w:numPr>
+        <w:spacing w:after="200" w:line="276" w:lineRule="auto"/>
+        <w:jc w:val="left"/>
+        <w:rPr>
+          <w:i/>
+          <w:iCs/>
+          <w:sz w:val="20"/>
+          <w:szCs w:val="20"/>
+        </w:rPr>
+      </w:pPr>
+      <w:proofErr w:type="spellStart"/>
+      <w:r>
+        <w:rPr>
+          <w:i/>
+          <w:iCs/>
+          <w:sz w:val="20"/>
+          <w:szCs w:val="20"/>
+        </w:rPr>
+        <w:t>cntry</w:t>
+      </w:r>
+      <w:proofErr w:type="spellEnd"/>
+      <w:r>
+        <w:rPr>
+          <w:i/>
+          <w:iCs/>
+          <w:sz w:val="20"/>
+          <w:szCs w:val="20"/>
+        </w:rPr>
+        <w:t xml:space="preserve">: In deze dataset is dit gewoon België, dus inhoudelijk draagt de variabele niets bij aan differentiatie tussen respondenten. Voor een </w:t>
+      </w:r>
+      <w:proofErr w:type="spellStart"/>
+      <w:r>
+        <w:rPr>
+          <w:i/>
+          <w:iCs/>
+          <w:sz w:val="20"/>
+          <w:szCs w:val="20"/>
+        </w:rPr>
+        <w:t>landenspecifieke</w:t>
+      </w:r>
+      <w:proofErr w:type="spellEnd"/>
+      <w:r>
+        <w:rPr>
+          <w:i/>
+          <w:iCs/>
+          <w:sz w:val="20"/>
+          <w:szCs w:val="20"/>
+        </w:rPr>
+        <w:t xml:space="preserve"> analyse is ze als context nuttig, maar hier is ze constant. Daardoor is ze niet relevant als predictor. Voor ML zou ze alleen zin hebben in een </w:t>
+      </w:r>
+      <w:proofErr w:type="spellStart"/>
+      <w:r>
+        <w:rPr>
+          <w:i/>
+          <w:iCs/>
+          <w:sz w:val="20"/>
+          <w:szCs w:val="20"/>
+        </w:rPr>
+        <w:t>multi</w:t>
+      </w:r>
+      <w:proofErr w:type="spellEnd"/>
+      <w:r>
+        <w:rPr>
+          <w:i/>
+          <w:iCs/>
+          <w:sz w:val="20"/>
+          <w:szCs w:val="20"/>
+        </w:rPr>
+        <w:t>-country dataset.</w:t>
+      </w:r>
+    </w:p>
+    <w:p>
+      <w:pPr>
+        <w:pStyle w:val="Lijstalinea"/>
+        <w:numPr>
+          <w:ilvl w:val="0"/>
+          <w:numId w:val="11"/>
+        </w:numPr>
+        <w:spacing w:after="200" w:line="276" w:lineRule="auto"/>
+        <w:jc w:val="left"/>
+        <w:rPr>
+          <w:i/>
+          <w:iCs/>
+          <w:sz w:val="20"/>
+          <w:szCs w:val="20"/>
+        </w:rPr>
+      </w:pPr>
+      <w:proofErr w:type="spellStart"/>
+      <w:r>
+        <w:rPr>
+          <w:i/>
+          <w:iCs/>
+          <w:sz w:val="20"/>
+          <w:szCs w:val="20"/>
+        </w:rPr>
+        <w:t>trstplc</w:t>
+      </w:r>
+      <w:proofErr w:type="spellEnd"/>
+      <w:r>
+        <w:rPr>
+          <w:i/>
+          <w:iCs/>
+          <w:sz w:val="20"/>
+          <w:szCs w:val="20"/>
+        </w:rPr>
+        <w:t xml:space="preserve">: Dit is de belangrijkste variabele in de analyse: vertrouwen in de politie. De schaal is duidelijk, de informatie-inhoud is voldoende groot en de missing </w:t>
+      </w:r>
+      <w:proofErr w:type="spellStart"/>
+      <w:r>
+        <w:rPr>
+          <w:i/>
+          <w:iCs/>
+          <w:sz w:val="20"/>
+          <w:szCs w:val="20"/>
+        </w:rPr>
+        <w:t>rate</w:t>
+      </w:r>
+      <w:proofErr w:type="spellEnd"/>
+      <w:r>
+        <w:rPr>
+          <w:i/>
+          <w:iCs/>
+          <w:sz w:val="20"/>
+          <w:szCs w:val="20"/>
+        </w:rPr>
+        <w:t xml:space="preserve"> is laag. Ethisch is dit normaal verantwoord, zolang je geen stigmatiserende conclusies trekt over groepen. Dit is een logische uitkomstvariabele.</w:t>
+      </w:r>
+    </w:p>
+    <w:p>
+      <w:pPr>
+        <w:pStyle w:val="Lijstalinea"/>
+        <w:numPr>
+          <w:ilvl w:val="0"/>
+          <w:numId w:val="11"/>
+        </w:numPr>
+        <w:spacing w:after="200" w:line="276" w:lineRule="auto"/>
+        <w:jc w:val="left"/>
+        <w:rPr>
+          <w:i/>
+          <w:iCs/>
+          <w:sz w:val="20"/>
+          <w:szCs w:val="20"/>
+        </w:rPr>
+      </w:pPr>
+      <w:proofErr w:type="spellStart"/>
+      <w:r>
+        <w:rPr>
+          <w:i/>
+          <w:iCs/>
+          <w:sz w:val="20"/>
+          <w:szCs w:val="20"/>
+        </w:rPr>
+        <w:t>agea</w:t>
+      </w:r>
+      <w:proofErr w:type="spellEnd"/>
+      <w:r>
+        <w:rPr>
+          <w:i/>
+          <w:iCs/>
+          <w:sz w:val="20"/>
+          <w:szCs w:val="20"/>
+        </w:rPr>
+        <w:t>: Leeftijd is duidelijk, volledig voorradig en inhoudelijk relevant. Technisch is de variabele goed bruikbaar. Ethisch moet je wel opletten dat je geen model maakt dat op ongepaste wijze leeftijdsgroepen benadeelt of vereenvoudigt. Als verklarende variabele is leeftijd meestal verantwoord.</w:t>
+      </w:r>
+    </w:p>
+    <w:p>
+      <w:pPr>
+        <w:pStyle w:val="Lijstalinea"/>
+        <w:numPr>
+          <w:ilvl w:val="0"/>
+          <w:numId w:val="11"/>
+        </w:numPr>
+        <w:spacing w:after="200" w:line="276" w:lineRule="auto"/>
+        <w:jc w:val="left"/>
+        <w:rPr>
+          <w:i/>
+          <w:iCs/>
+          <w:sz w:val="20"/>
+          <w:szCs w:val="20"/>
+        </w:rPr>
+      </w:pPr>
+      <w:proofErr w:type="spellStart"/>
+      <w:r>
+        <w:rPr>
+          <w:i/>
+          <w:iCs/>
+          <w:sz w:val="20"/>
+          <w:szCs w:val="20"/>
+        </w:rPr>
+        <w:t>female</w:t>
+      </w:r>
+      <w:proofErr w:type="spellEnd"/>
+      <w:r>
+        <w:rPr>
+          <w:i/>
+          <w:iCs/>
+          <w:sz w:val="20"/>
+          <w:szCs w:val="20"/>
+        </w:rPr>
+        <w:t>: Geslacht is een klassieke achtergrondvariabele, maar ook een gevoelig persoonskenmerk. In deze dataset is de codering binair, wat technisch eenvoudig is, maar inhoudelijk beperkt. Voor sommige analyses is ze verdedigbaar als controlevariabele, maar je moet nagaan of ze echt noodzakelijk is. Gebruik ze dus alleen als ze functioneel bijdraagt.</w:t>
+      </w:r>
+    </w:p>
+    <w:p>
+      <w:pPr>
+        <w:pStyle w:val="Lijstalinea"/>
+        <w:numPr>
+          <w:ilvl w:val="0"/>
+          <w:numId w:val="11"/>
+        </w:numPr>
+        <w:spacing w:after="200" w:line="276" w:lineRule="auto"/>
+        <w:jc w:val="left"/>
+        <w:rPr>
+          <w:i/>
+          <w:iCs/>
+          <w:sz w:val="20"/>
+          <w:szCs w:val="20"/>
+        </w:rPr>
+      </w:pPr>
+      <w:proofErr w:type="spellStart"/>
+      <w:r>
+        <w:rPr>
+          <w:i/>
+          <w:iCs/>
+          <w:sz w:val="20"/>
+          <w:szCs w:val="20"/>
+        </w:rPr>
+        <w:t>eduyrs</w:t>
+      </w:r>
+      <w:proofErr w:type="spellEnd"/>
+      <w:r>
+        <w:rPr>
+          <w:i/>
+          <w:iCs/>
+          <w:sz w:val="20"/>
+          <w:szCs w:val="20"/>
+        </w:rPr>
+        <w:t xml:space="preserve">: Aantal jaren onderwijs is inhoudelijk relevant en behoorlijk informatief. De </w:t>
+      </w:r>
+      <w:proofErr w:type="spellStart"/>
+      <w:r>
+        <w:rPr>
+          <w:i/>
+          <w:iCs/>
+          <w:sz w:val="20"/>
+          <w:szCs w:val="20"/>
+        </w:rPr>
+        <w:t>missings</w:t>
+      </w:r>
+      <w:proofErr w:type="spellEnd"/>
+      <w:r>
+        <w:rPr>
+          <w:i/>
+          <w:iCs/>
+          <w:sz w:val="20"/>
+          <w:szCs w:val="20"/>
+        </w:rPr>
+        <w:t xml:space="preserve"> zijn beperkt en technisch beheersbaar. Ethisch is het normaal toelaatbaar als verklarende factor, zolang je het niet gebruikt om ongelijkheid te reproduceren zonder kritische interpretatie. Deze variabele is bruikbaar.</w:t>
+      </w:r>
+    </w:p>
+    <w:p>
+      <w:pPr>
+        <w:pStyle w:val="Lijstalinea"/>
+        <w:numPr>
+          <w:ilvl w:val="0"/>
+          <w:numId w:val="11"/>
+        </w:numPr>
+        <w:spacing w:after="200" w:line="276" w:lineRule="auto"/>
+        <w:jc w:val="left"/>
+        <w:rPr>
+          <w:i/>
+          <w:iCs/>
+          <w:sz w:val="20"/>
+          <w:szCs w:val="20"/>
+        </w:rPr>
+      </w:pPr>
+      <w:proofErr w:type="spellStart"/>
+      <w:r>
+        <w:rPr>
+          <w:i/>
+          <w:iCs/>
+          <w:sz w:val="20"/>
+          <w:szCs w:val="20"/>
+        </w:rPr>
+        <w:t>hincfel</w:t>
+      </w:r>
+      <w:proofErr w:type="spellEnd"/>
+      <w:r>
+        <w:rPr>
+          <w:i/>
+          <w:iCs/>
+          <w:sz w:val="20"/>
+          <w:szCs w:val="20"/>
+        </w:rPr>
+        <w:t>: Deze variabele meet subjectief ervaren inkomen en is nuttig als sociaaleconomische contextvariabele. De variabele is voldoende informatief en bijna volledig aanwezig. Ze is niet sterk privacygevoelig, maar wel gevoelig in interpretatie omdat inkomenservaring samenhangt met sociale ongelijkheid. In een verantwoord model kan ze opgenomen worden.</w:t>
+      </w:r>
+    </w:p>
+    <w:p>
+      <w:pPr>
+        <w:pStyle w:val="Lijstalinea"/>
+        <w:numPr>
+          <w:ilvl w:val="0"/>
+          <w:numId w:val="11"/>
+        </w:numPr>
+        <w:spacing w:after="200" w:line="276" w:lineRule="auto"/>
+        <w:jc w:val="left"/>
+        <w:rPr>
+          <w:i/>
+          <w:iCs/>
+          <w:sz w:val="20"/>
+          <w:szCs w:val="20"/>
+        </w:rPr>
+      </w:pPr>
+      <w:proofErr w:type="spellStart"/>
+      <w:r>
+        <w:rPr>
+          <w:i/>
+          <w:iCs/>
+          <w:sz w:val="20"/>
+          <w:szCs w:val="20"/>
+        </w:rPr>
+        <w:t>plcpvcr</w:t>
+      </w:r>
+      <w:proofErr w:type="spellEnd"/>
+      <w:r>
+        <w:rPr>
+          <w:i/>
+          <w:iCs/>
+          <w:sz w:val="20"/>
+          <w:szCs w:val="20"/>
+        </w:rPr>
+        <w:t xml:space="preserve">: Deze variabele is sterk relevant voor vertrouwen in de politie, omdat waargenomen criminaliteit vaak samenhangt met veiligheid en vertrouwen. De kwaliteit is goed en de missing </w:t>
+      </w:r>
+      <w:proofErr w:type="spellStart"/>
+      <w:r>
+        <w:rPr>
+          <w:i/>
+          <w:iCs/>
+          <w:sz w:val="20"/>
+          <w:szCs w:val="20"/>
+        </w:rPr>
+        <w:t>rate</w:t>
+      </w:r>
+      <w:proofErr w:type="spellEnd"/>
+      <w:r>
+        <w:rPr>
+          <w:i/>
+          <w:iCs/>
+          <w:sz w:val="20"/>
+          <w:szCs w:val="20"/>
+        </w:rPr>
+        <w:t xml:space="preserve"> laag. Ethisch moet je opletten dat perceptie niet wordt verward met objectieve criminaliteit. Toch is ze als verklarende variabele goed verdedigbaar.</w:t>
+      </w:r>
+      <w:r>
+        <w:t xml:space="preserve"> </w:t>
+      </w:r>
+    </w:p>
+    <w:p>
+      <w:pPr>
+        <w:spacing w:after="0" w:line="276" w:lineRule="auto"/>
+        <w:ind w:left="709"/>
+        <w:jc w:val="left"/>
+        <w:rPr>
+          <w:i/>
+          <w:iCs/>
+          <w:sz w:val="20"/>
+          <w:szCs w:val="20"/>
+        </w:rPr>
+      </w:pPr>
+      <w:r>
+        <w:rPr>
+          <w:i/>
+          <w:iCs/>
+          <w:sz w:val="20"/>
+          <w:szCs w:val="20"/>
+        </w:rPr>
+        <w:t>Voor een verantwoord ML-proces zou ik deze indeling maken:</w:t>
+      </w:r>
+    </w:p>
+    <w:p>
+      <w:pPr>
+        <w:pStyle w:val="Lijstalinea"/>
+        <w:numPr>
+          <w:ilvl w:val="0"/>
+          <w:numId w:val="11"/>
+        </w:numPr>
+        <w:spacing w:after="200" w:line="276" w:lineRule="auto"/>
+        <w:jc w:val="left"/>
+        <w:rPr>
+          <w:i/>
+          <w:iCs/>
+          <w:sz w:val="20"/>
+          <w:szCs w:val="20"/>
+        </w:rPr>
+      </w:pPr>
+      <w:r>
+        <w:rPr>
+          <w:i/>
+          <w:iCs/>
+          <w:sz w:val="20"/>
+          <w:szCs w:val="20"/>
+        </w:rPr>
+        <w:t xml:space="preserve"> Uitsluiten: </w:t>
+      </w:r>
+      <w:proofErr w:type="spellStart"/>
+      <w:r>
+        <w:rPr>
+          <w:i/>
+          <w:iCs/>
+          <w:sz w:val="20"/>
+          <w:szCs w:val="20"/>
+        </w:rPr>
+        <w:t>rownames</w:t>
+      </w:r>
+      <w:proofErr w:type="spellEnd"/>
+      <w:r>
+        <w:rPr>
+          <w:i/>
+          <w:iCs/>
+          <w:sz w:val="20"/>
+          <w:szCs w:val="20"/>
+        </w:rPr>
+        <w:t xml:space="preserve">, </w:t>
+      </w:r>
+      <w:proofErr w:type="spellStart"/>
+      <w:r>
+        <w:rPr>
+          <w:i/>
+          <w:iCs/>
+          <w:sz w:val="20"/>
+          <w:szCs w:val="20"/>
+        </w:rPr>
+        <w:t>essround</w:t>
+      </w:r>
+      <w:proofErr w:type="spellEnd"/>
+      <w:r>
+        <w:rPr>
+          <w:i/>
+          <w:iCs/>
+          <w:sz w:val="20"/>
+          <w:szCs w:val="20"/>
+        </w:rPr>
+        <w:t xml:space="preserve">, </w:t>
+      </w:r>
+      <w:proofErr w:type="spellStart"/>
+      <w:r>
+        <w:rPr>
+          <w:i/>
+          <w:iCs/>
+          <w:sz w:val="20"/>
+          <w:szCs w:val="20"/>
+        </w:rPr>
+        <w:t>edition</w:t>
+      </w:r>
+      <w:proofErr w:type="spellEnd"/>
+      <w:r>
+        <w:rPr>
+          <w:i/>
+          <w:iCs/>
+          <w:sz w:val="20"/>
+          <w:szCs w:val="20"/>
+        </w:rPr>
+        <w:t xml:space="preserve">, </w:t>
+      </w:r>
+      <w:proofErr w:type="spellStart"/>
+      <w:r>
+        <w:rPr>
+          <w:i/>
+          <w:iCs/>
+          <w:sz w:val="20"/>
+          <w:szCs w:val="20"/>
+        </w:rPr>
+        <w:t>idno</w:t>
+      </w:r>
+      <w:proofErr w:type="spellEnd"/>
+      <w:r>
+        <w:rPr>
+          <w:i/>
+          <w:iCs/>
+          <w:sz w:val="20"/>
+          <w:szCs w:val="20"/>
+        </w:rPr>
+        <w:t xml:space="preserve">, </w:t>
+      </w:r>
+      <w:proofErr w:type="spellStart"/>
+      <w:r>
+        <w:rPr>
+          <w:i/>
+          <w:iCs/>
+          <w:sz w:val="20"/>
+          <w:szCs w:val="20"/>
+        </w:rPr>
+        <w:t>cntry</w:t>
+      </w:r>
+      <w:proofErr w:type="spellEnd"/>
+      <w:r>
+        <w:rPr>
+          <w:i/>
+          <w:iCs/>
+          <w:sz w:val="20"/>
+          <w:szCs w:val="20"/>
+        </w:rPr>
+        <w:t>.</w:t>
+      </w:r>
+    </w:p>
+    <w:p>
+      <w:pPr>
+        <w:pStyle w:val="Lijstalinea"/>
+        <w:numPr>
+          <w:ilvl w:val="0"/>
+          <w:numId w:val="11"/>
+        </w:numPr>
+        <w:spacing w:after="200" w:line="276" w:lineRule="auto"/>
+        <w:jc w:val="left"/>
+        <w:rPr>
+          <w:i/>
+          <w:iCs/>
+          <w:sz w:val="20"/>
+          <w:szCs w:val="20"/>
+        </w:rPr>
+      </w:pPr>
+      <w:r>
+        <w:rPr>
+          <w:i/>
+          <w:iCs/>
+          <w:sz w:val="20"/>
+          <w:szCs w:val="20"/>
+        </w:rPr>
+        <w:t xml:space="preserve"> Gebruiken als target: </w:t>
+      </w:r>
+      <w:proofErr w:type="spellStart"/>
+      <w:r>
+        <w:rPr>
+          <w:i/>
+          <w:iCs/>
+          <w:sz w:val="20"/>
+          <w:szCs w:val="20"/>
+        </w:rPr>
+        <w:t>trstplc</w:t>
+      </w:r>
+      <w:proofErr w:type="spellEnd"/>
+      <w:r>
+        <w:rPr>
+          <w:i/>
+          <w:iCs/>
+          <w:sz w:val="20"/>
+          <w:szCs w:val="20"/>
+        </w:rPr>
+        <w:t>.</w:t>
+      </w:r>
+    </w:p>
+    <w:p>
+      <w:pPr>
+        <w:pStyle w:val="Lijstalinea"/>
+        <w:numPr>
+          <w:ilvl w:val="0"/>
+          <w:numId w:val="11"/>
+        </w:numPr>
+        <w:spacing w:after="200" w:line="276" w:lineRule="auto"/>
+        <w:jc w:val="left"/>
+        <w:rPr>
+          <w:i/>
+          <w:iCs/>
+          <w:sz w:val="20"/>
+          <w:szCs w:val="20"/>
+        </w:rPr>
+      </w:pPr>
+      <w:r>
+        <w:rPr>
+          <w:i/>
+          <w:iCs/>
+          <w:sz w:val="20"/>
+          <w:szCs w:val="20"/>
+        </w:rPr>
+        <w:t xml:space="preserve"> Gebruiken als features: </w:t>
+      </w:r>
+      <w:proofErr w:type="spellStart"/>
+      <w:r>
+        <w:rPr>
+          <w:i/>
+          <w:iCs/>
+          <w:sz w:val="20"/>
+          <w:szCs w:val="20"/>
+        </w:rPr>
+        <w:t>agea</w:t>
+      </w:r>
+      <w:proofErr w:type="spellEnd"/>
+      <w:r>
+        <w:rPr>
+          <w:i/>
+          <w:iCs/>
+          <w:sz w:val="20"/>
+          <w:szCs w:val="20"/>
+        </w:rPr>
+        <w:t xml:space="preserve">, </w:t>
+      </w:r>
+      <w:proofErr w:type="spellStart"/>
+      <w:r>
+        <w:rPr>
+          <w:i/>
+          <w:iCs/>
+          <w:sz w:val="20"/>
+          <w:szCs w:val="20"/>
+        </w:rPr>
+        <w:t>eduyrs</w:t>
+      </w:r>
+      <w:proofErr w:type="spellEnd"/>
+      <w:r>
+        <w:rPr>
+          <w:i/>
+          <w:iCs/>
+          <w:sz w:val="20"/>
+          <w:szCs w:val="20"/>
+        </w:rPr>
+        <w:t xml:space="preserve">, </w:t>
+      </w:r>
+      <w:proofErr w:type="spellStart"/>
+      <w:r>
+        <w:rPr>
+          <w:i/>
+          <w:iCs/>
+          <w:sz w:val="20"/>
+          <w:szCs w:val="20"/>
+        </w:rPr>
+        <w:t>hincfel</w:t>
+      </w:r>
+      <w:proofErr w:type="spellEnd"/>
+      <w:r>
+        <w:rPr>
+          <w:i/>
+          <w:iCs/>
+          <w:sz w:val="20"/>
+          <w:szCs w:val="20"/>
+        </w:rPr>
+        <w:t xml:space="preserve">, </w:t>
+      </w:r>
+      <w:proofErr w:type="spellStart"/>
+      <w:r>
+        <w:rPr>
+          <w:i/>
+          <w:iCs/>
+          <w:sz w:val="20"/>
+          <w:szCs w:val="20"/>
+        </w:rPr>
+        <w:t>plcpvcr</w:t>
+      </w:r>
+      <w:proofErr w:type="spellEnd"/>
+      <w:r>
+        <w:rPr>
+          <w:i/>
+          <w:iCs/>
+          <w:sz w:val="20"/>
+          <w:szCs w:val="20"/>
+        </w:rPr>
+        <w:t>.</w:t>
+      </w:r>
+    </w:p>
+    <w:p>
+      <w:pPr>
+        <w:pStyle w:val="Lijstalinea"/>
+        <w:numPr>
+          <w:ilvl w:val="0"/>
+          <w:numId w:val="11"/>
+        </w:numPr>
+        <w:spacing w:after="200" w:line="276" w:lineRule="auto"/>
+        <w:jc w:val="left"/>
+        <w:rPr>
+          <w:i/>
+          <w:iCs/>
+          <w:sz w:val="20"/>
+          <w:szCs w:val="20"/>
+        </w:rPr>
+      </w:pPr>
+      <w:r>
+        <w:rPr>
+          <w:i/>
+          <w:iCs/>
+          <w:sz w:val="20"/>
+          <w:szCs w:val="20"/>
+        </w:rPr>
+        <w:t xml:space="preserve">Voorzichtig gebruiken: </w:t>
+      </w:r>
+      <w:proofErr w:type="spellStart"/>
+      <w:r>
+        <w:rPr>
+          <w:i/>
+          <w:iCs/>
+          <w:sz w:val="20"/>
+          <w:szCs w:val="20"/>
+        </w:rPr>
+        <w:t>female</w:t>
+      </w:r>
+      <w:proofErr w:type="spellEnd"/>
+      <w:r>
+        <w:rPr>
+          <w:i/>
+          <w:iCs/>
+          <w:sz w:val="20"/>
+          <w:szCs w:val="20"/>
+        </w:rPr>
+        <w:t>, enkel indien je expliciet wilt controleren op geslachtsverschillen en je dit ethisch kan verantwoorden</w:t>
+      </w:r>
+      <w:r>
+        <w:rPr>
+          <w:i/>
+          <w:iCs/>
+          <w:sz w:val="20"/>
+          <w:szCs w:val="20"/>
+        </w:rPr>
+        <w:t>.</w:t>
+      </w:r>
+    </w:p>
+    <w:p>
+      <w:pPr>
+        <w:spacing w:after="120" w:line="276" w:lineRule="auto"/>
+        <w:ind w:left="709"/>
+        <w:jc w:val="left"/>
+        <w:rPr>
+          <w:b/>
+          <w:bCs/>
+          <w:i/>
+          <w:iCs/>
+          <w:sz w:val="20"/>
+          <w:szCs w:val="20"/>
+        </w:rPr>
+      </w:pPr>
+      <w:r>
+        <w:rPr>
+          <w:b/>
+          <w:bCs/>
+          <w:i/>
+          <w:iCs/>
+          <w:sz w:val="20"/>
+          <w:szCs w:val="20"/>
+        </w:rPr>
+        <w:lastRenderedPageBreak/>
+        <w:t>Conclusie:</w:t>
+      </w:r>
+    </w:p>
+    <w:p>
+      <w:pPr>
+        <w:spacing w:after="200" w:line="276" w:lineRule="auto"/>
+        <w:ind w:left="709"/>
+        <w:jc w:val="left"/>
+        <w:rPr>
+          <w:i/>
+          <w:iCs/>
+          <w:sz w:val="20"/>
+          <w:szCs w:val="20"/>
+        </w:rPr>
+      </w:pPr>
+      <w:r>
+        <w:rPr>
+          <w:i/>
+          <w:iCs/>
+          <w:sz w:val="20"/>
+          <w:szCs w:val="20"/>
+        </w:rPr>
+        <w:t xml:space="preserve">De dataset is in het algemeen bruikbaar voor ML en van degelijke kwaliteit. De meeste problemen zitten niet in technische fouten, maar in relevantie, privacy en ethische geschiktheid van identificerende of constante variabelen. Voor jouw onderzoek naar vertrouwen in de Belgische politie zijn vooral </w:t>
+      </w:r>
+      <w:proofErr w:type="spellStart"/>
+      <w:r>
+        <w:rPr>
+          <w:i/>
+          <w:iCs/>
+          <w:sz w:val="20"/>
+          <w:szCs w:val="20"/>
+        </w:rPr>
+        <w:t>trstplc</w:t>
+      </w:r>
+      <w:proofErr w:type="spellEnd"/>
+      <w:r>
+        <w:rPr>
+          <w:i/>
+          <w:iCs/>
+          <w:sz w:val="20"/>
+          <w:szCs w:val="20"/>
+        </w:rPr>
+        <w:t xml:space="preserve">, </w:t>
+      </w:r>
+      <w:proofErr w:type="spellStart"/>
+      <w:r>
+        <w:rPr>
+          <w:i/>
+          <w:iCs/>
+          <w:sz w:val="20"/>
+          <w:szCs w:val="20"/>
+        </w:rPr>
+        <w:t>agea</w:t>
+      </w:r>
+      <w:proofErr w:type="spellEnd"/>
+      <w:r>
+        <w:rPr>
+          <w:i/>
+          <w:iCs/>
+          <w:sz w:val="20"/>
+          <w:szCs w:val="20"/>
+        </w:rPr>
+        <w:t xml:space="preserve">, </w:t>
+      </w:r>
+      <w:proofErr w:type="spellStart"/>
+      <w:r>
+        <w:rPr>
+          <w:i/>
+          <w:iCs/>
+          <w:sz w:val="20"/>
+          <w:szCs w:val="20"/>
+        </w:rPr>
+        <w:t>eduyrs</w:t>
+      </w:r>
+      <w:proofErr w:type="spellEnd"/>
+      <w:r>
+        <w:rPr>
+          <w:i/>
+          <w:iCs/>
+          <w:sz w:val="20"/>
+          <w:szCs w:val="20"/>
+        </w:rPr>
+        <w:t xml:space="preserve">, </w:t>
+      </w:r>
+      <w:proofErr w:type="spellStart"/>
+      <w:r>
+        <w:rPr>
+          <w:i/>
+          <w:iCs/>
+          <w:sz w:val="20"/>
+          <w:szCs w:val="20"/>
+        </w:rPr>
+        <w:t>hincfel</w:t>
+      </w:r>
+      <w:proofErr w:type="spellEnd"/>
+      <w:r>
+        <w:rPr>
+          <w:i/>
+          <w:iCs/>
+          <w:sz w:val="20"/>
+          <w:szCs w:val="20"/>
+        </w:rPr>
+        <w:t xml:space="preserve"> en </w:t>
+      </w:r>
+      <w:proofErr w:type="spellStart"/>
+      <w:r>
+        <w:rPr>
+          <w:i/>
+          <w:iCs/>
+          <w:sz w:val="20"/>
+          <w:szCs w:val="20"/>
+        </w:rPr>
+        <w:t>plcpvcr</w:t>
+      </w:r>
+      <w:proofErr w:type="spellEnd"/>
+      <w:r>
+        <w:rPr>
+          <w:i/>
+          <w:iCs/>
+          <w:sz w:val="20"/>
+          <w:szCs w:val="20"/>
+        </w:rPr>
+        <w:t xml:space="preserve"> verantwoord; de overige variabelen laat je beter weg.</w:t>
+      </w:r>
+    </w:p>
+    <w:tbl>
+      <w:tblPr>
+        <w:tblStyle w:val="Tabelraster"/>
+        <w:tblW w:w="9776" w:type="dxa"/>
+        <w:tblBorders>
+          <w:top w:val="none" w:sz="0" w:space="0" w:color="auto"/>
+          <w:left w:val="none" w:sz="0" w:space="0" w:color="auto"/>
+          <w:bottom w:val="none" w:sz="0" w:space="0" w:color="auto"/>
+          <w:right w:val="none" w:sz="0" w:space="0" w:color="auto"/>
+          <w:insideH w:val="none" w:sz="0" w:space="0" w:color="auto"/>
+          <w:insideV w:val="none" w:sz="0" w:space="0" w:color="auto"/>
+        </w:tblBorders>
+        <w:tblLook w:val="04A0" w:firstRow="1" w:lastRow="0" w:firstColumn="1" w:lastColumn="0" w:noHBand="0" w:noVBand="1"/>
+      </w:tblPr>
+      <w:tblGrid>
+        <w:gridCol w:w="5240"/>
+        <w:gridCol w:w="4536"/>
+      </w:tblGrid>
+      <w:tr>
+        <w:tc>
+          <w:tcPr>
+            <w:tcW w:w="5240" w:type="dxa"/>
+          </w:tcPr>
+          <w:p>
+            <w:pPr>
+              <w:spacing w:after="200" w:line="276" w:lineRule="auto"/>
+              <w:jc w:val="center"/>
+            </w:pPr>
+            <w:r>
+              <w:rPr>
+                <w:noProof/>
+              </w:rPr>
+              <w:drawing>
+                <wp:inline distT="0" distB="0" distL="0" distR="0" wp14:anchorId="21A1FB94" wp14:editId="660B9423">
+                  <wp:extent cx="2657219" cy="2697480"/>
+                  <wp:effectExtent l="0" t="0" r="0" b="7620"/>
+                  <wp:docPr id="877664903" name="Afbeelding 1"/>
+                  <wp:cNvGraphicFramePr>
+                    <a:graphicFrameLocks xmlns:a="http://schemas.openxmlformats.org/drawingml/2006/main" noChangeAspect="1"/>
+                  </wp:cNvGraphicFramePr>
+                  <a:graphic xmlns:a="http://schemas.openxmlformats.org/drawingml/2006/main">
+                    <a:graphicData uri="http://schemas.openxmlformats.org/drawingml/2006/picture">
+                      <pic:pic xmlns:pic="http://schemas.openxmlformats.org/drawingml/2006/picture">
+                        <pic:nvPicPr>
+                          <pic:cNvPr id="877664903" name=""/>
+                          <pic:cNvPicPr/>
+                        </pic:nvPicPr>
+                        <pic:blipFill>
+                          <a:blip r:embed="rId42"/>
+                          <a:stretch>
+                            <a:fillRect/>
+                          </a:stretch>
+                        </pic:blipFill>
+                        <pic:spPr>
+                          <a:xfrm>
+                            <a:off x="0" y="0"/>
+                            <a:ext cx="2660568" cy="2700880"/>
+                          </a:xfrm>
+                          <a:prstGeom prst="rect">
+                            <a:avLst/>
+                          </a:prstGeom>
+                        </pic:spPr>
+                      </pic:pic>
+                    </a:graphicData>
+                  </a:graphic>
+                </wp:inline>
+              </w:drawing>
+            </w:r>
+          </w:p>
+        </w:tc>
+        <w:tc>
+          <w:tcPr>
+            <w:tcW w:w="4536" w:type="dxa"/>
+          </w:tcPr>
+          <w:p>
+            <w:pPr>
+              <w:spacing w:after="200" w:line="276" w:lineRule="auto"/>
+              <w:jc w:val="center"/>
+            </w:pPr>
+            <w:r>
+              <w:rPr>
+                <w:noProof/>
+              </w:rPr>
+              <w:drawing>
+                <wp:inline distT="0" distB="0" distL="0" distR="0" wp14:anchorId="69B5C8D0" wp14:editId="2EBE7930">
+                  <wp:extent cx="2551176" cy="2674620"/>
+                  <wp:effectExtent l="0" t="0" r="1905" b="0"/>
+                  <wp:docPr id="50376748" name="Afbeelding 1"/>
+                  <wp:cNvGraphicFramePr>
+                    <a:graphicFrameLocks xmlns:a="http://schemas.openxmlformats.org/drawingml/2006/main" noChangeAspect="1"/>
+                  </wp:cNvGraphicFramePr>
+                  <a:graphic xmlns:a="http://schemas.openxmlformats.org/drawingml/2006/main">
+                    <a:graphicData uri="http://schemas.openxmlformats.org/drawingml/2006/picture">
+                      <pic:pic xmlns:pic="http://schemas.openxmlformats.org/drawingml/2006/picture">
+                        <pic:nvPicPr>
+                          <pic:cNvPr id="50376748" name=""/>
+                          <pic:cNvPicPr/>
+                        </pic:nvPicPr>
+                        <pic:blipFill>
+                          <a:blip r:embed="rId43"/>
+                          <a:stretch>
+                            <a:fillRect/>
+                          </a:stretch>
+                        </pic:blipFill>
+                        <pic:spPr>
+                          <a:xfrm>
+                            <a:off x="0" y="0"/>
+                            <a:ext cx="2556366" cy="2680061"/>
+                          </a:xfrm>
+                          <a:prstGeom prst="rect">
+                            <a:avLst/>
+                          </a:prstGeom>
+                        </pic:spPr>
+                      </pic:pic>
+                    </a:graphicData>
+                  </a:graphic>
+                </wp:inline>
+              </w:drawing>
+            </w:r>
+          </w:p>
+        </w:tc>
+      </w:tr>
+    </w:tbl>
+    <w:p>
+      <w:pPr>
+        <w:spacing w:after="120" w:line="276" w:lineRule="auto"/>
+        <w:ind w:left="709"/>
+        <w:jc w:val="left"/>
+        <w:rPr>
+          <w:b/>
+          <w:bCs/>
+          <w:i/>
+          <w:iCs/>
+          <w:sz w:val="20"/>
+          <w:szCs w:val="20"/>
+        </w:rPr>
+      </w:pPr>
+      <w:r>
+        <w:rPr>
+          <w:b/>
+          <w:bCs/>
+          <w:i/>
+          <w:iCs/>
+          <w:sz w:val="20"/>
+          <w:szCs w:val="20"/>
+        </w:rPr>
+        <w:t>4. Data cleaning en voorbereiding</w:t>
+      </w:r>
+    </w:p>
+    <w:p>
+      <w:pPr>
+        <w:pStyle w:val="Lijstalinea"/>
+        <w:numPr>
+          <w:ilvl w:val="0"/>
+          <w:numId w:val="14"/>
+        </w:numPr>
+        <w:spacing w:after="200" w:line="276" w:lineRule="auto"/>
+        <w:ind w:left="1066" w:hanging="357"/>
+        <w:jc w:val="left"/>
+        <w:rPr>
+          <w:i/>
+          <w:iCs/>
+          <w:sz w:val="20"/>
+          <w:szCs w:val="20"/>
+        </w:rPr>
+      </w:pPr>
+      <w:r>
+        <w:rPr>
+          <w:i/>
+          <w:iCs/>
+          <w:sz w:val="20"/>
+          <w:szCs w:val="20"/>
+        </w:rPr>
+        <w:t>Behandelen van ontbrekende waarden: imputeren met het gemiddelde</w:t>
+      </w:r>
+    </w:p>
+    <w:p>
+      <w:pPr>
+        <w:pStyle w:val="Lijstalinea"/>
+        <w:numPr>
+          <w:ilvl w:val="0"/>
+          <w:numId w:val="14"/>
+        </w:numPr>
+        <w:spacing w:after="200"/>
+        <w:ind w:left="1066" w:hanging="357"/>
+        <w:rPr>
+          <w:i/>
+          <w:iCs/>
+          <w:sz w:val="20"/>
+          <w:szCs w:val="20"/>
+        </w:rPr>
+      </w:pPr>
+      <w:r>
+        <w:rPr>
+          <w:i/>
+          <w:iCs/>
+          <w:sz w:val="20"/>
+          <w:szCs w:val="20"/>
+        </w:rPr>
+        <w:t>Dubbele rijen (duplicaten) of kolommen verwijderen</w:t>
+      </w:r>
+    </w:p>
+    <w:p>
+      <w:pPr>
+        <w:pStyle w:val="Lijstalinea"/>
+        <w:numPr>
+          <w:ilvl w:val="0"/>
+          <w:numId w:val="14"/>
+        </w:numPr>
+        <w:spacing w:after="200" w:line="276" w:lineRule="auto"/>
+        <w:ind w:left="1066" w:hanging="357"/>
+        <w:jc w:val="left"/>
+        <w:rPr>
+          <w:i/>
+          <w:iCs/>
+          <w:sz w:val="20"/>
+          <w:szCs w:val="20"/>
+        </w:rPr>
+      </w:pPr>
+      <w:r>
+        <w:rPr>
+          <w:i/>
+          <w:iCs/>
+          <w:sz w:val="20"/>
+          <w:szCs w:val="20"/>
+        </w:rPr>
+        <w:t>Verwijderen van de '</w:t>
+      </w:r>
+      <w:proofErr w:type="spellStart"/>
+      <w:r>
+        <w:rPr>
+          <w:i/>
+          <w:iCs/>
+          <w:sz w:val="20"/>
+          <w:szCs w:val="20"/>
+        </w:rPr>
+        <w:t>rownames</w:t>
+      </w:r>
+      <w:proofErr w:type="spellEnd"/>
+      <w:r>
+        <w:rPr>
+          <w:i/>
+          <w:iCs/>
+          <w:sz w:val="20"/>
+          <w:szCs w:val="20"/>
+        </w:rPr>
+        <w:t>' kolom omdat deze redundant is</w:t>
+      </w:r>
+    </w:p>
+    <w:tbl>
+      <w:tblPr>
+        <w:tblStyle w:val="Tabelraster"/>
+        <w:tblW w:w="9744" w:type="dxa"/>
+        <w:tblBorders>
+          <w:top w:val="none" w:sz="0" w:space="0" w:color="auto"/>
+          <w:left w:val="none" w:sz="0" w:space="0" w:color="auto"/>
+          <w:bottom w:val="none" w:sz="0" w:space="0" w:color="auto"/>
+          <w:right w:val="none" w:sz="0" w:space="0" w:color="auto"/>
+          <w:insideH w:val="none" w:sz="0" w:space="0" w:color="auto"/>
+          <w:insideV w:val="none" w:sz="0" w:space="0" w:color="auto"/>
+        </w:tblBorders>
+        <w:tblLook w:val="04A0" w:firstRow="1" w:lastRow="0" w:firstColumn="1" w:lastColumn="0" w:noHBand="0" w:noVBand="1"/>
+      </w:tblPr>
+      <w:tblGrid>
+        <w:gridCol w:w="4896"/>
+        <w:gridCol w:w="4872"/>
+      </w:tblGrid>
+      <w:tr>
+        <w:trPr>
+          <w:trHeight w:val="539"/>
+        </w:trPr>
+        <w:tc>
+          <w:tcPr>
+            <w:tcW w:w="4872" w:type="dxa"/>
+          </w:tcPr>
+          <w:p>
+            <w:pPr>
+              <w:spacing w:after="200" w:line="276" w:lineRule="auto"/>
+              <w:jc w:val="center"/>
+            </w:pPr>
+            <w:r>
+              <w:rPr>
+                <w:noProof/>
+              </w:rPr>
+              <w:drawing>
+                <wp:inline distT="0" distB="0" distL="0" distR="0" wp14:anchorId="2E83FA95" wp14:editId="211BE5B0">
+                  <wp:extent cx="2962286" cy="1744980"/>
+                  <wp:effectExtent l="0" t="0" r="9525" b="7620"/>
+                  <wp:docPr id="1195474096" name="Afbeelding 1"/>
+                  <wp:cNvGraphicFramePr>
+                    <a:graphicFrameLocks xmlns:a="http://schemas.openxmlformats.org/drawingml/2006/main" noChangeAspect="1"/>
+                  </wp:cNvGraphicFramePr>
+                  <a:graphic xmlns:a="http://schemas.openxmlformats.org/drawingml/2006/main">
+                    <a:graphicData uri="http://schemas.openxmlformats.org/drawingml/2006/picture">
+                      <pic:pic xmlns:pic="http://schemas.openxmlformats.org/drawingml/2006/picture">
+                        <pic:nvPicPr>
+                          <pic:cNvPr id="1195474096" name=""/>
+                          <pic:cNvPicPr/>
+                        </pic:nvPicPr>
+                        <pic:blipFill>
+                          <a:blip r:embed="rId44"/>
+                          <a:stretch>
+                            <a:fillRect/>
+                          </a:stretch>
+                        </pic:blipFill>
+                        <pic:spPr>
+                          <a:xfrm>
+                            <a:off x="0" y="0"/>
+                            <a:ext cx="2981690" cy="1756410"/>
+                          </a:xfrm>
+                          <a:prstGeom prst="rect">
+                            <a:avLst/>
+                          </a:prstGeom>
+                        </pic:spPr>
+                      </pic:pic>
+                    </a:graphicData>
+                  </a:graphic>
+                </wp:inline>
+              </w:drawing>
+            </w:r>
+          </w:p>
+        </w:tc>
+        <w:tc>
+          <w:tcPr>
+            <w:tcW w:w="4872" w:type="dxa"/>
+          </w:tcPr>
+          <w:p>
+            <w:pPr>
+              <w:spacing w:after="200" w:line="276" w:lineRule="auto"/>
+              <w:jc w:val="center"/>
+            </w:pPr>
+            <w:r>
+              <w:rPr>
+                <w:noProof/>
+              </w:rPr>
+              <w:drawing>
+                <wp:inline distT="0" distB="0" distL="0" distR="0" wp14:anchorId="2E5971D2" wp14:editId="41E8D494">
+                  <wp:extent cx="2956560" cy="1753013"/>
+                  <wp:effectExtent l="0" t="0" r="0" b="0"/>
+                  <wp:docPr id="2028510111" name="Afbeelding 1"/>
+                  <wp:cNvGraphicFramePr>
+                    <a:graphicFrameLocks xmlns:a="http://schemas.openxmlformats.org/drawingml/2006/main" noChangeAspect="1"/>
+                  </wp:cNvGraphicFramePr>
+                  <a:graphic xmlns:a="http://schemas.openxmlformats.org/drawingml/2006/main">
+                    <a:graphicData uri="http://schemas.openxmlformats.org/drawingml/2006/picture">
+                      <pic:pic xmlns:pic="http://schemas.openxmlformats.org/drawingml/2006/picture">
+                        <pic:nvPicPr>
+                          <pic:cNvPr id="2028510111" name=""/>
+                          <pic:cNvPicPr/>
+                        </pic:nvPicPr>
+                        <pic:blipFill>
+                          <a:blip r:embed="rId45"/>
+                          <a:stretch>
+                            <a:fillRect/>
+                          </a:stretch>
+                        </pic:blipFill>
+                        <pic:spPr>
+                          <a:xfrm>
+                            <a:off x="0" y="0"/>
+                            <a:ext cx="2989729" cy="1772680"/>
+                          </a:xfrm>
+                          <a:prstGeom prst="rect">
+                            <a:avLst/>
+                          </a:prstGeom>
+                        </pic:spPr>
+                      </pic:pic>
+                    </a:graphicData>
+                  </a:graphic>
+                </wp:inline>
+              </w:drawing>
+            </w:r>
+          </w:p>
+        </w:tc>
+      </w:tr>
+      <w:tr>
+        <w:trPr>
+          <w:trHeight w:val="539"/>
+        </w:trPr>
+        <w:tc>
+          <w:tcPr>
+            <w:tcW w:w="4872" w:type="dxa"/>
+          </w:tcPr>
+          <w:p>
+            <w:pPr>
+              <w:spacing w:after="200" w:line="276" w:lineRule="auto"/>
+              <w:jc w:val="center"/>
+            </w:pPr>
+            <w:r>
+              <w:rPr>
+                <w:noProof/>
+              </w:rPr>
+              <w:drawing>
+                <wp:inline distT="0" distB="0" distL="0" distR="0" wp14:anchorId="58D410F6" wp14:editId="15419A27">
+                  <wp:extent cx="2926080" cy="1743649"/>
+                  <wp:effectExtent l="0" t="0" r="7620" b="9525"/>
+                  <wp:docPr id="1971750798" name="Afbeelding 1"/>
+                  <wp:cNvGraphicFramePr>
+                    <a:graphicFrameLocks xmlns:a="http://schemas.openxmlformats.org/drawingml/2006/main" noChangeAspect="1"/>
+                  </wp:cNvGraphicFramePr>
+                  <a:graphic xmlns:a="http://schemas.openxmlformats.org/drawingml/2006/main">
+                    <a:graphicData uri="http://schemas.openxmlformats.org/drawingml/2006/picture">
+                      <pic:pic xmlns:pic="http://schemas.openxmlformats.org/drawingml/2006/picture">
+                        <pic:nvPicPr>
+                          <pic:cNvPr id="1971750798" name=""/>
+                          <pic:cNvPicPr/>
+                        </pic:nvPicPr>
+                        <pic:blipFill>
+                          <a:blip r:embed="rId46"/>
+                          <a:stretch>
+                            <a:fillRect/>
+                          </a:stretch>
+                        </pic:blipFill>
+                        <pic:spPr>
+                          <a:xfrm>
+                            <a:off x="0" y="0"/>
+                            <a:ext cx="2942775" cy="1753597"/>
+                          </a:xfrm>
+                          <a:prstGeom prst="rect">
+                            <a:avLst/>
+                          </a:prstGeom>
+                        </pic:spPr>
+                      </pic:pic>
+                    </a:graphicData>
+                  </a:graphic>
+                </wp:inline>
+              </w:drawing>
+            </w:r>
+          </w:p>
+        </w:tc>
+        <w:tc>
+          <w:tcPr>
+            <w:tcW w:w="4872" w:type="dxa"/>
+          </w:tcPr>
+          <w:p>
+            <w:pPr>
+              <w:spacing w:after="200" w:line="276" w:lineRule="auto"/>
+              <w:jc w:val="center"/>
+            </w:pPr>
+            <w:r>
+              <w:rPr>
+                <w:noProof/>
+              </w:rPr>
+              <w:drawing>
+                <wp:inline distT="0" distB="0" distL="0" distR="0" wp14:anchorId="0E4E4C1D" wp14:editId="5D54059C">
+                  <wp:extent cx="2956560" cy="744133"/>
+                  <wp:effectExtent l="0" t="0" r="0" b="0"/>
+                  <wp:docPr id="1503645929" name="Afbeelding 1"/>
+                  <wp:cNvGraphicFramePr>
+                    <a:graphicFrameLocks xmlns:a="http://schemas.openxmlformats.org/drawingml/2006/main" noChangeAspect="1"/>
+                  </wp:cNvGraphicFramePr>
+                  <a:graphic xmlns:a="http://schemas.openxmlformats.org/drawingml/2006/main">
+                    <a:graphicData uri="http://schemas.openxmlformats.org/drawingml/2006/picture">
+                      <pic:pic xmlns:pic="http://schemas.openxmlformats.org/drawingml/2006/picture">
+                        <pic:nvPicPr>
+                          <pic:cNvPr id="1503645929" name=""/>
+                          <pic:cNvPicPr/>
+                        </pic:nvPicPr>
+                        <pic:blipFill>
+                          <a:blip r:embed="rId47"/>
+                          <a:stretch>
+                            <a:fillRect/>
+                          </a:stretch>
+                        </pic:blipFill>
+                        <pic:spPr>
+                          <a:xfrm>
+                            <a:off x="0" y="0"/>
+                            <a:ext cx="3018551" cy="759735"/>
+                          </a:xfrm>
+                          <a:prstGeom prst="rect">
+                            <a:avLst/>
+                          </a:prstGeom>
+                        </pic:spPr>
+                      </pic:pic>
+                    </a:graphicData>
+                  </a:graphic>
+                </wp:inline>
+              </w:drawing>
+            </w:r>
+          </w:p>
+        </w:tc>
+      </w:tr>
+    </w:tbl>
+    <w:p>
+      <w:pPr>
+        <w:spacing w:after="200" w:line="276" w:lineRule="auto"/>
+        <w:jc w:val="left"/>
+      </w:pPr>
+      <w:r>
+        <w:lastRenderedPageBreak/>
+        <w:t>Tot slot moesten we enkele visualisaties van enkele variabelen opstellen door middel van de analyseresultaten. Dit gaf ons meer inzicht in de correlaties tussen de variabelen zelf. Ook werd ons gevraagd om een beeld te schetsen van de respondenten uit de dataset, zodat we op basis hiervan gemakkelijker conclusies konden trekken bij onze eindrapportering en reflectie.</w:t>
+      </w:r>
+    </w:p>
+    <w:tbl>
+      <w:tblPr>
+        <w:tblStyle w:val="Tabelraster"/>
+        <w:tblW w:w="9768" w:type="dxa"/>
+        <w:tblBorders>
+          <w:top w:val="none" w:sz="0" w:space="0" w:color="auto"/>
+          <w:left w:val="none" w:sz="0" w:space="0" w:color="auto"/>
+          <w:bottom w:val="none" w:sz="0" w:space="0" w:color="auto"/>
+          <w:right w:val="none" w:sz="0" w:space="0" w:color="auto"/>
+          <w:insideH w:val="none" w:sz="0" w:space="0" w:color="auto"/>
+          <w:insideV w:val="none" w:sz="0" w:space="0" w:color="auto"/>
+        </w:tblBorders>
+        <w:tblLook w:val="04A0" w:firstRow="1" w:lastRow="0" w:firstColumn="1" w:lastColumn="0" w:noHBand="0" w:noVBand="1"/>
+      </w:tblPr>
+      <w:tblGrid>
+        <w:gridCol w:w="4800"/>
+        <w:gridCol w:w="4968"/>
+      </w:tblGrid>
+      <w:tr>
+        <w:trPr>
+          <w:trHeight w:val="527"/>
+        </w:trPr>
+        <w:tc>
+          <w:tcPr>
+            <w:tcW w:w="4884" w:type="dxa"/>
+          </w:tcPr>
+          <w:p>
+            <w:pPr>
+              <w:spacing w:after="200" w:line="276" w:lineRule="auto"/>
+              <w:jc w:val="center"/>
+            </w:pPr>
+            <w:r>
+              <w:rPr>
+                <w:noProof/>
+              </w:rPr>
+              <w:drawing>
+                <wp:inline distT="0" distB="0" distL="0" distR="0" wp14:anchorId="1E54CC07" wp14:editId="3B092893">
+                  <wp:extent cx="2893151" cy="2369820"/>
+                  <wp:effectExtent l="0" t="0" r="2540" b="0"/>
+                  <wp:docPr id="1510025157" name="Afbeelding 1"/>
+                  <wp:cNvGraphicFramePr>
+                    <a:graphicFrameLocks xmlns:a="http://schemas.openxmlformats.org/drawingml/2006/main" noChangeAspect="1"/>
+                  </wp:cNvGraphicFramePr>
+                  <a:graphic xmlns:a="http://schemas.openxmlformats.org/drawingml/2006/main">
+                    <a:graphicData uri="http://schemas.openxmlformats.org/drawingml/2006/picture">
+                      <pic:pic xmlns:pic="http://schemas.openxmlformats.org/drawingml/2006/picture">
+                        <pic:nvPicPr>
+                          <pic:cNvPr id="1510025157" name=""/>
+                          <pic:cNvPicPr/>
+                        </pic:nvPicPr>
+                        <pic:blipFill>
+                          <a:blip r:embed="rId48"/>
+                          <a:stretch>
+                            <a:fillRect/>
+                          </a:stretch>
+                        </pic:blipFill>
+                        <pic:spPr>
+                          <a:xfrm>
+                            <a:off x="0" y="0"/>
+                            <a:ext cx="2938138" cy="2406670"/>
+                          </a:xfrm>
+                          <a:prstGeom prst="rect">
+                            <a:avLst/>
+                          </a:prstGeom>
+                        </pic:spPr>
+                      </pic:pic>
+                    </a:graphicData>
+                  </a:graphic>
+                </wp:inline>
+              </w:drawing>
+            </w:r>
+          </w:p>
+        </w:tc>
+        <w:tc>
+          <w:tcPr>
+            <w:tcW w:w="4884" w:type="dxa"/>
+          </w:tcPr>
+          <w:p>
+            <w:pPr>
+              <w:spacing w:after="200" w:line="276" w:lineRule="auto"/>
+              <w:jc w:val="center"/>
+            </w:pPr>
+            <w:r>
+              <w:rPr>
+                <w:noProof/>
+              </w:rPr>
+              <w:drawing>
+                <wp:inline distT="0" distB="0" distL="0" distR="0" wp14:anchorId="013F4104" wp14:editId="7245D940">
+                  <wp:extent cx="3017520" cy="853168"/>
+                  <wp:effectExtent l="0" t="0" r="0" b="4445"/>
+                  <wp:docPr id="802392937" name="Afbeelding 1"/>
+                  <wp:cNvGraphicFramePr>
+                    <a:graphicFrameLocks xmlns:a="http://schemas.openxmlformats.org/drawingml/2006/main" noChangeAspect="1"/>
+                  </wp:cNvGraphicFramePr>
+                  <a:graphic xmlns:a="http://schemas.openxmlformats.org/drawingml/2006/main">
+                    <a:graphicData uri="http://schemas.openxmlformats.org/drawingml/2006/picture">
+                      <pic:pic xmlns:pic="http://schemas.openxmlformats.org/drawingml/2006/picture">
+                        <pic:nvPicPr>
+                          <pic:cNvPr id="802392937" name=""/>
+                          <pic:cNvPicPr/>
+                        </pic:nvPicPr>
+                        <pic:blipFill>
+                          <a:blip r:embed="rId49"/>
+                          <a:stretch>
+                            <a:fillRect/>
+                          </a:stretch>
+                        </pic:blipFill>
+                        <pic:spPr>
+                          <a:xfrm>
+                            <a:off x="0" y="0"/>
+                            <a:ext cx="3055168" cy="863813"/>
+                          </a:xfrm>
+                          <a:prstGeom prst="rect">
+                            <a:avLst/>
+                          </a:prstGeom>
+                        </pic:spPr>
+                      </pic:pic>
+                    </a:graphicData>
+                  </a:graphic>
+                </wp:inline>
+              </w:drawing>
+            </w:r>
+          </w:p>
+        </w:tc>
+      </w:tr>
+    </w:tbl>
+    <w:p>
+      <w:pPr>
+        <w:spacing w:after="120" w:line="276" w:lineRule="auto"/>
+        <w:ind w:left="709"/>
+        <w:jc w:val="left"/>
+        <w:rPr>
+          <w:b/>
+          <w:bCs/>
+          <w:i/>
+          <w:iCs/>
+          <w:sz w:val="20"/>
+          <w:szCs w:val="20"/>
+        </w:rPr>
+      </w:pPr>
+      <w:r>
+        <w:rPr>
+          <w:b/>
+          <w:bCs/>
+          <w:i/>
+          <w:iCs/>
+          <w:sz w:val="20"/>
+          <w:szCs w:val="20"/>
+        </w:rPr>
+        <w:t>Probeer uw correlatietabel te interpreteren.</w:t>
+      </w:r>
+    </w:p>
+    <w:p>
+      <w:pPr>
+        <w:spacing w:after="200" w:line="276" w:lineRule="auto"/>
+        <w:ind w:left="708"/>
+        <w:jc w:val="left"/>
+        <w:rPr>
+          <w:i/>
+          <w:iCs/>
+          <w:sz w:val="20"/>
+          <w:szCs w:val="20"/>
+        </w:rPr>
+      </w:pPr>
+      <w:r>
+        <w:rPr>
+          <w:i/>
+          <w:iCs/>
+          <w:sz w:val="20"/>
+          <w:szCs w:val="20"/>
+        </w:rPr>
+        <w:t>Bij het analyseren van de correlatietabel valt meteen op dat er een matig positief verband bestaat tussen het vertrouwen in de politie (</w:t>
+      </w:r>
+      <w:proofErr w:type="spellStart"/>
+      <w:r>
+        <w:rPr>
+          <w:i/>
+          <w:iCs/>
+          <w:sz w:val="20"/>
+          <w:szCs w:val="20"/>
+        </w:rPr>
+        <w:t>trstplc</w:t>
+      </w:r>
+      <w:proofErr w:type="spellEnd"/>
+      <w:r>
+        <w:rPr>
+          <w:i/>
+          <w:iCs/>
+          <w:sz w:val="20"/>
+          <w:szCs w:val="20"/>
+        </w:rPr>
+        <w:t>) en de perceptie van criminaliteit in de omgeving (</w:t>
+      </w:r>
+      <w:proofErr w:type="spellStart"/>
+      <w:r>
+        <w:rPr>
+          <w:i/>
+          <w:iCs/>
+          <w:sz w:val="20"/>
+          <w:szCs w:val="20"/>
+        </w:rPr>
+        <w:t>plcpvcr</w:t>
+      </w:r>
+      <w:proofErr w:type="spellEnd"/>
+      <w:r>
+        <w:rPr>
+          <w:i/>
+          <w:iCs/>
+          <w:sz w:val="20"/>
+          <w:szCs w:val="20"/>
+        </w:rPr>
+        <w:t>) met een coëfficiënt van 0.38. Dit suggereert dat hoe meer criminaliteit mensen waarnemen, hoe hoger hun vertrouwen in de politie is. Tegelijkertijd zien we een zwakke negatieve correlatie met leeftijd (</w:t>
+      </w:r>
+      <w:proofErr w:type="spellStart"/>
+      <w:r>
+        <w:rPr>
+          <w:i/>
+          <w:iCs/>
+          <w:sz w:val="20"/>
+          <w:szCs w:val="20"/>
+        </w:rPr>
+        <w:t>agea</w:t>
+      </w:r>
+      <w:proofErr w:type="spellEnd"/>
+      <w:r>
+        <w:rPr>
+          <w:i/>
+          <w:iCs/>
+          <w:sz w:val="20"/>
+          <w:szCs w:val="20"/>
+        </w:rPr>
+        <w:t>) en opleidingsjaren (</w:t>
+      </w:r>
+      <w:proofErr w:type="spellStart"/>
+      <w:r>
+        <w:rPr>
+          <w:i/>
+          <w:iCs/>
+          <w:sz w:val="20"/>
+          <w:szCs w:val="20"/>
+        </w:rPr>
+        <w:t>eduyrs</w:t>
+      </w:r>
+      <w:proofErr w:type="spellEnd"/>
+      <w:r>
+        <w:rPr>
+          <w:i/>
+          <w:iCs/>
+          <w:sz w:val="20"/>
+          <w:szCs w:val="20"/>
+        </w:rPr>
+        <w:t xml:space="preserve">), wat aangeeft dat oudere en hoger opgeleide respondenten een licht lager vertrouwen tonen. De variabele </w:t>
+      </w:r>
+      <w:proofErr w:type="spellStart"/>
+      <w:r>
+        <w:rPr>
+          <w:i/>
+          <w:iCs/>
+          <w:sz w:val="20"/>
+          <w:szCs w:val="20"/>
+        </w:rPr>
+        <w:t>female</w:t>
+      </w:r>
+      <w:proofErr w:type="spellEnd"/>
+      <w:r>
+        <w:rPr>
+          <w:i/>
+          <w:iCs/>
+          <w:sz w:val="20"/>
+          <w:szCs w:val="20"/>
+        </w:rPr>
+        <w:t xml:space="preserve"> (geslacht) vertoont een nauwelijks lineaire correlatie met het vertrouwen, wat suggereert dat er geen verschillen in vertrouwen tussen mannen en vrouwen bestaan. Al met al wijzen deze correlaties erop dat vooral de directe ervaring of perceptie van de leefomgeving (</w:t>
+      </w:r>
+      <w:proofErr w:type="spellStart"/>
+      <w:r>
+        <w:rPr>
+          <w:i/>
+          <w:iCs/>
+          <w:sz w:val="20"/>
+          <w:szCs w:val="20"/>
+        </w:rPr>
+        <w:t>plcpvcr</w:t>
+      </w:r>
+      <w:proofErr w:type="spellEnd"/>
+      <w:r>
+        <w:rPr>
+          <w:i/>
+          <w:iCs/>
+          <w:sz w:val="20"/>
+          <w:szCs w:val="20"/>
+        </w:rPr>
+        <w:t>) een sterkere indicator is voor het vertrouwen dan demografische factoren zoals leeftijd of opleidingsniveau.</w:t>
+      </w:r>
+    </w:p>
+    <w:p>
+      <w:pPr>
+        <w:pStyle w:val="Kop2"/>
+        <w:spacing w:before="120"/>
+      </w:pPr>
+      <w:bookmarkStart w:id="25" w:name="_Toc226321215"/>
+      <w:r>
+        <w:t>Conclusie</w:t>
+      </w:r>
+      <w:bookmarkEnd w:id="25"/>
+    </w:p>
+    <w:p>
+      <w:pPr>
+        <w:spacing w:after="120" w:line="276" w:lineRule="auto"/>
+        <w:ind w:left="709"/>
+        <w:jc w:val="left"/>
+        <w:rPr>
+          <w:b/>
+          <w:bCs/>
+          <w:i/>
+          <w:iCs/>
+          <w:sz w:val="20"/>
+          <w:szCs w:val="20"/>
+        </w:rPr>
+      </w:pPr>
+      <w:r>
+        <w:rPr>
+          <w:b/>
+          <w:bCs/>
+          <w:i/>
+          <w:iCs/>
+          <w:sz w:val="20"/>
+          <w:szCs w:val="20"/>
+        </w:rPr>
+        <w:t>Rapportering en reflectie</w:t>
+      </w:r>
+      <w:r>
+        <w:rPr>
+          <w:b/>
+          <w:bCs/>
+          <w:i/>
+          <w:iCs/>
+          <w:sz w:val="20"/>
+          <w:szCs w:val="20"/>
+        </w:rPr>
+        <w:t>:</w:t>
+      </w:r>
+      <w:r>
+        <w:rPr>
+          <w:b/>
+          <w:bCs/>
+          <w:i/>
+          <w:iCs/>
+          <w:sz w:val="20"/>
+          <w:szCs w:val="20"/>
+        </w:rPr>
+        <w:t xml:space="preserve"> Beschrijf in uw portfolio uw bevindingen.</w:t>
+      </w:r>
+    </w:p>
+    <w:p>
+      <w:pPr>
+        <w:spacing w:after="200" w:line="276" w:lineRule="auto"/>
+        <w:ind w:left="708"/>
+        <w:jc w:val="left"/>
+        <w:rPr>
+          <w:i/>
+          <w:iCs/>
+          <w:sz w:val="20"/>
+          <w:szCs w:val="20"/>
+        </w:rPr>
+      </w:pPr>
+      <w:r>
+        <w:rPr>
+          <w:i/>
+          <w:iCs/>
+          <w:sz w:val="20"/>
+          <w:szCs w:val="20"/>
+        </w:rPr>
+        <w:t xml:space="preserve">Dit labo was een diepgaande verkenning van het proces van een realistisch ML-project, waarbij ik van probleemstelling tot initiële analyse ben gegaan met een dataset over het vertrouwen in de Belgische politie. Ik heb geleerd hoe cruciaal de DIPKEVER analyse is voor elke variabele, niet alleen voor technische kwaliteit, maar ook voor privacy, ethiek en relevantie, wat leidde tot weloverwogen beslissingen over welke kolommen best behouden zouden worden. Het </w:t>
+      </w:r>
+      <w:proofErr w:type="spellStart"/>
+      <w:r>
+        <w:rPr>
+          <w:i/>
+          <w:iCs/>
+          <w:sz w:val="20"/>
+          <w:szCs w:val="20"/>
+        </w:rPr>
+        <w:t>vewerken</w:t>
+      </w:r>
+      <w:proofErr w:type="spellEnd"/>
+      <w:r>
+        <w:rPr>
+          <w:i/>
+          <w:iCs/>
+          <w:sz w:val="20"/>
+          <w:szCs w:val="20"/>
+        </w:rPr>
+        <w:t xml:space="preserve"> van ontbrekende waarden door middel van imputatie en het verwijderen van redundante variabelen toonde het belang van grondige </w:t>
+      </w:r>
+      <w:proofErr w:type="spellStart"/>
+      <w:r>
+        <w:rPr>
+          <w:i/>
+          <w:iCs/>
+          <w:sz w:val="20"/>
+          <w:szCs w:val="20"/>
+        </w:rPr>
+        <w:t>datacleaning</w:t>
+      </w:r>
+      <w:proofErr w:type="spellEnd"/>
+      <w:r>
+        <w:rPr>
+          <w:i/>
+          <w:iCs/>
+          <w:sz w:val="20"/>
+          <w:szCs w:val="20"/>
+        </w:rPr>
+        <w:t xml:space="preserve"> aan voor betrouwbare resultaten. De visualisaties, zoals de histogrammen van vertrouwen en leeftijd, gaven me waardevolle inzichten in de datadistributie (spreiding) en mogelijke verbanden. Vooral de correlatieanalyse was een belangrijk onderdeel, waaruit bleek dat de perceptie van criminaliteit aanzienlijk positief samenhangt met het politieke vertrouwen. Dit labo heeft mijn begrip van data-exploratie, ethische overwegingen bij datagebruik en de interpretatie van statistische verbanden erg verdiept, wat essentieel is voor het analyseren van ML-projecten in de toekomst. Ik zie nu duidelijk dat een sterke basis in deze vroege fasen de kwaliteit van elk model fundamenteel bepaalt.</w:t>
+      </w:r>
+      <w:r>
+        <w:br w:type="page"/>
+      </w:r>
+    </w:p>
+    <w:p>
+      <w:pPr>
+        <w:pStyle w:val="Kop1"/>
         <w:rPr>
           <w:b/>
           <w:bCs w:val="0"/>
           <w:szCs w:val="36"/>
         </w:rPr>
-        <w:t>Data exploratie</w:t>
-      </w:r>
+      </w:pPr>
+      <w:bookmarkStart w:id="26" w:name="_Toc226321216"/>
+      <w:r>
+        <w:rPr>
+          <w:b/>
+          <w:bCs w:val="0"/>
+          <w:szCs w:val="36"/>
+        </w:rPr>
+        <w:lastRenderedPageBreak/>
+        <w:t xml:space="preserve">Labo </w:t>
+      </w:r>
+      <w:r>
+        <w:rPr>
+          <w:b/>
+          <w:bCs w:val="0"/>
+          <w:szCs w:val="36"/>
+        </w:rPr>
+        <w:t>5</w:t>
+      </w:r>
+      <w:r>
+        <w:rPr>
+          <w:b/>
+          <w:bCs w:val="0"/>
+          <w:szCs w:val="36"/>
+        </w:rPr>
+        <w:t>: Data exploratie</w:t>
+      </w:r>
+      <w:bookmarkEnd w:id="26"/>
     </w:p>
     <w:p>
       <w:pPr>
         <w:pStyle w:val="Kop2"/>
         <w:spacing w:before="120"/>
       </w:pPr>
-      <w:bookmarkStart w:id="23" w:name="_Toc225944519"/>
+      <w:bookmarkStart w:id="27" w:name="_Toc226321217"/>
       <w:r>
         <w:t>Inzichten en verbanden</w:t>
       </w:r>
-      <w:bookmarkEnd w:id="23"/>
+      <w:bookmarkEnd w:id="27"/>
     </w:p>
     <w:p>
       <w:pPr>
@@ -12216,55 +14702,27 @@
         <w:jc w:val="left"/>
       </w:pPr>
       <w:r>
-        <w:t xml:space="preserve">De lessen van afgelopen week gingen vooral over de morele kant </w:t>
-      </w:r>
-      <w:r>
-        <w:t>van</w:t>
-      </w:r>
-      <w:r>
-        <w:t xml:space="preserve"> data verwerking en de evolutie van AI. </w:t>
-      </w:r>
-      <w:r>
-        <w:t xml:space="preserve">Er werden verschillende kanttekeningen gemaakt over data privacy en de GDPR. </w:t>
-      </w:r>
-      <w:r>
-        <w:t xml:space="preserve">Ook werd er voldoende aandacht geschonken aan het fenomeen </w:t>
-      </w:r>
-      <w:r>
-        <w:t>bias</w:t>
-      </w:r>
+        <w:t>Deze week leerden we vooral over het manipuleren van data en het trainen en testen van een model.</w:t>
+      </w:r>
+      <w:r>
+        <w:t xml:space="preserve"> Bij het deel over datamanipulatie konden we concluderen dat we voornamelijk in een dataset bepaalde rijen of instanties zullen gaan filteren of versnijden, wanneer deze instanties/rijen bv. niet relevant of duplicaat zijn. Ook wanneer data foutief/incorrect is, privacyregels verbreekt of om uitlopers te vermijden, kunnen we gebruik maken van </w:t>
+      </w:r>
+      <w:proofErr w:type="spellStart"/>
+      <w:r>
+        <w:t>subsetting</w:t>
+      </w:r>
+      <w:proofErr w:type="spellEnd"/>
       <w:r>
         <w:t>.</w:t>
       </w:r>
       <w:r>
-        <w:t xml:space="preserve"> Bias is namelijk een vertekening in het data-resultaat doordat er te weinig aandacht wordt geschonken aan een onevenwichtige verdeling in de brongegevens.</w:t>
-      </w:r>
-      <w:r>
-        <w:t xml:space="preserve"> Hier moet altijd rekening mee gehouden worden, want anders krijg je vertekende resultaten,</w:t>
-      </w:r>
-      <w:r>
-        <w:t xml:space="preserve"> </w:t>
-      </w:r>
-      <w:r>
-        <w:t>die een negatieve invloed kunnen hebben op het nemen van beslissing</w:t>
-      </w:r>
-      <w:r>
-        <w:t>en</w:t>
-      </w:r>
-      <w:r>
-        <w:t xml:space="preserve"> </w:t>
-      </w:r>
-      <w:r>
-        <w:t>waarvan deze</w:t>
-      </w:r>
-      <w:r>
-        <w:t xml:space="preserve"> data resultaten </w:t>
-      </w:r>
-      <w:r>
-        <w:t>aan de basis liggen</w:t>
-      </w:r>
-      <w:r>
-        <w:t>.</w:t>
+        <w:t xml:space="preserve"> Om zo’n filtering/versnijding te bekomen, kunnen we gebruik maken van een booleaans masker.</w:t>
+      </w:r>
+      <w:r>
+        <w:t xml:space="preserve"> Ook is het van cruciaal belang om telkens alle formaten van je data te gaan onderzoeken, om zo problemen te vermijden</w:t>
+      </w:r>
+      <w:r>
+        <w:t xml:space="preserve"> (wanneer je gebruikt format niet overeenstemt met het doelformat van je data, kan dit tot problemen lijden).</w:t>
       </w:r>
     </w:p>
     <w:p>
@@ -12273,18 +14731,43 @@
         <w:jc w:val="left"/>
       </w:pPr>
       <w:r>
-        <w:t xml:space="preserve">Verder werd er ingegaan op enkele ethische vraagstukken, waaronder het Trolley </w:t>
-      </w:r>
-      <w:proofErr w:type="spellStart"/>
-      <w:r>
-        <w:t>Problem</w:t>
-      </w:r>
-      <w:proofErr w:type="spellEnd"/>
-      <w:r>
-        <w:t xml:space="preserve">. Hierbij werd er verduidelijkt dat ethiek, data en ML erg sterk verbonden zijn. </w:t>
-      </w:r>
-      <w:r>
-        <w:t xml:space="preserve">Bij het maken van een AI willen we immers ook dat deze AI de ethische beslissingen neemt, die het meest logisch en ethisch verantwoord zijn. </w:t>
+        <w:t>Verder leerden we ook hoe we zaken zouden kunnen gaan proberen voorspellen door middel van het trainen en testen van een model.</w:t>
+      </w:r>
+      <w:r>
+        <w:t xml:space="preserve"> Dit doen we door een deel van onze dataset (80%) te gaan gebruiken voor training en een ander deel (20%) te gaan gebruiken om te testen</w:t>
+      </w:r>
+      <w:r>
+        <w:t>; met testen wordt bedoeld het nagaan of het model daadwerkelijk ongeveer correcte voorspelling</w:t>
+      </w:r>
+      <w:r>
+        <w:t>en</w:t>
+      </w:r>
+      <w:r>
+        <w:t xml:space="preserve"> kan maken.</w:t>
+      </w:r>
+    </w:p>
+    <w:p>
+      <w:pPr>
+        <w:spacing w:after="200" w:line="276" w:lineRule="auto"/>
+        <w:jc w:val="left"/>
+      </w:pPr>
+      <w:r>
+        <w:t>Al deze zaken zijn natuurlijk erg belangrijk bij het werken met data</w:t>
+      </w:r>
+      <w:r>
+        <w:t xml:space="preserve">! Door grondige data cleaning en -preprocessing </w:t>
+      </w:r>
+      <w:r>
+        <w:t xml:space="preserve">proberen we </w:t>
+      </w:r>
+      <w:r>
+        <w:t xml:space="preserve">immers </w:t>
+      </w:r>
+      <w:r>
+        <w:t>zoveel mogelijk te</w:t>
+      </w:r>
+      <w:r>
+        <w:t xml:space="preserve"> vermijden dat ons getraind model foute voorspellingen zal gaan maken.</w:t>
       </w:r>
     </w:p>
     <w:p>
@@ -12292,11 +14775,11 @@
         <w:pStyle w:val="Kop2"/>
         <w:spacing w:before="120"/>
       </w:pPr>
-      <w:bookmarkStart w:id="24" w:name="_Toc225944520"/>
+      <w:bookmarkStart w:id="28" w:name="_Toc226321218"/>
       <w:r>
         <w:t>Werkproces</w:t>
       </w:r>
-      <w:bookmarkEnd w:id="24"/>
+      <w:bookmarkEnd w:id="28"/>
     </w:p>
     <w:p>
       <w:pPr>
@@ -12304,149 +14787,338 @@
         <w:jc w:val="left"/>
       </w:pPr>
       <w:r>
-        <w:t xml:space="preserve">Bij het eerste deel van het labo was het de bedoeling om een verslag te schrijven over een gegeven case. Ik schreef dit verslag </w:t>
-      </w:r>
-      <w:r>
-        <w:t>zo goed mogelijk uit met mijn visie op data-ethiek centraal.</w:t>
-      </w:r>
-      <w:r>
-        <w:t xml:space="preserve"> Ik denk dat dit me wel vrij goed gelukt is, aangezien ik rekening heb gehouden met alle mogelijke factoren zoals GDPR, morele aspecten, privacy en de AI-act.</w:t>
-      </w:r>
-    </w:p>
+        <w:t>In het labo werd ons gevraagd om allereerst de dataset in te laden en hem daarna te verkennen:</w:t>
+      </w:r>
+    </w:p>
+    <w:tbl>
+      <w:tblPr>
+        <w:tblStyle w:val="Tabelraster"/>
+        <w:tblW w:w="9351" w:type="dxa"/>
+        <w:tblBorders>
+          <w:top w:val="none" w:sz="0" w:space="0" w:color="auto"/>
+          <w:left w:val="none" w:sz="0" w:space="0" w:color="auto"/>
+          <w:bottom w:val="none" w:sz="0" w:space="0" w:color="auto"/>
+          <w:right w:val="none" w:sz="0" w:space="0" w:color="auto"/>
+          <w:insideH w:val="none" w:sz="0" w:space="0" w:color="auto"/>
+          <w:insideV w:val="none" w:sz="0" w:space="0" w:color="auto"/>
+        </w:tblBorders>
+        <w:tblLook w:val="04A0" w:firstRow="1" w:lastRow="0" w:firstColumn="1" w:lastColumn="0" w:noHBand="0" w:noVBand="1"/>
+      </w:tblPr>
+      <w:tblGrid>
+        <w:gridCol w:w="9351"/>
+      </w:tblGrid>
+      <w:tr>
+        <w:trPr>
+          <w:trHeight w:val="1680"/>
+        </w:trPr>
+        <w:tc>
+          <w:tcPr>
+            <w:tcW w:w="9351" w:type="dxa"/>
+          </w:tcPr>
+          <w:p>
+            <w:pPr>
+              <w:spacing w:after="200" w:line="276" w:lineRule="auto"/>
+              <w:jc w:val="center"/>
+            </w:pPr>
+            <w:r>
+              <w:drawing>
+                <wp:inline distT="0" distB="0" distL="0" distR="0" wp14:anchorId="5852ABD4" wp14:editId="7696BA7B">
+                  <wp:extent cx="5760720" cy="942340"/>
+                  <wp:effectExtent l="0" t="0" r="0" b="0"/>
+                  <wp:docPr id="1875466082" name="Afbeelding 1"/>
+                  <wp:cNvGraphicFramePr>
+                    <a:graphicFrameLocks xmlns:a="http://schemas.openxmlformats.org/drawingml/2006/main" noChangeAspect="1"/>
+                  </wp:cNvGraphicFramePr>
+                  <a:graphic xmlns:a="http://schemas.openxmlformats.org/drawingml/2006/main">
+                    <a:graphicData uri="http://schemas.openxmlformats.org/drawingml/2006/picture">
+                      <pic:pic xmlns:pic="http://schemas.openxmlformats.org/drawingml/2006/picture">
+                        <pic:nvPicPr>
+                          <pic:cNvPr id="1875466082" name=""/>
+                          <pic:cNvPicPr/>
+                        </pic:nvPicPr>
+                        <pic:blipFill>
+                          <a:blip r:embed="rId50"/>
+                          <a:stretch>
+                            <a:fillRect/>
+                          </a:stretch>
+                        </pic:blipFill>
+                        <pic:spPr>
+                          <a:xfrm>
+                            <a:off x="0" y="0"/>
+                            <a:ext cx="5760720" cy="942340"/>
+                          </a:xfrm>
+                          <a:prstGeom prst="rect">
+                            <a:avLst/>
+                          </a:prstGeom>
+                        </pic:spPr>
+                      </pic:pic>
+                    </a:graphicData>
+                  </a:graphic>
+                </wp:inline>
+              </w:drawing>
+            </w:r>
+          </w:p>
+        </w:tc>
+      </w:tr>
+    </w:tbl>
     <w:p>
       <w:pPr>
         <w:spacing w:after="200" w:line="276" w:lineRule="auto"/>
         <w:jc w:val="left"/>
       </w:pPr>
       <w:r>
-        <w:t>In het tweede deel van het labo ging ik weer aan de slag met de “</w:t>
-      </w:r>
-      <w:proofErr w:type="spellStart"/>
-      <w:r>
-        <w:t>P</w:t>
-      </w:r>
-      <w:r>
-        <w:t>andas</w:t>
-      </w:r>
-      <w:proofErr w:type="spellEnd"/>
-      <w:r>
-        <w:t>”-</w:t>
-      </w:r>
-      <w:proofErr w:type="spellStart"/>
-      <w:r>
-        <w:t>library</w:t>
-      </w:r>
-      <w:proofErr w:type="spellEnd"/>
-      <w:r>
-        <w:t xml:space="preserve"> in Python. </w:t>
-      </w:r>
-      <w:r>
-        <w:t>Het doel van de opdracht was om een script te maken dat een gegeven dataset zou classificeren.</w:t>
-      </w:r>
-      <w:r>
-        <w:t xml:space="preserve"> </w:t>
-      </w:r>
-      <w:r>
-        <w:t>Dit deed ik door de dataset in te laden, deze dan uit te lezen, transformaties er op uit te voeren, bewerk</w:t>
-      </w:r>
-      <w:r>
-        <w:t>ingen</w:t>
-      </w:r>
-      <w:r>
-        <w:t xml:space="preserve"> er mee te doen, een model te trainen voor het classificeren (20-80</w:t>
-      </w:r>
-      <w:r>
-        <w:t xml:space="preserve"> ratio</w:t>
-      </w:r>
-      <w:r>
-        <w:t>) en deze resultaten in een visuele voorstelling te gieten</w:t>
-      </w:r>
-      <w:r>
-        <w:t xml:space="preserve">. Ook werd er gevraagd om de data te anonimiseren. </w:t>
-      </w:r>
-    </w:p>
+        <w:t>Er werd ook gevraagd om op ontbrekende waarden in de dataset te controleren (data exploratie):</w:t>
+      </w:r>
+    </w:p>
+    <w:tbl>
+      <w:tblPr>
+        <w:tblStyle w:val="Tabelraster"/>
+        <w:tblW w:w="9351" w:type="dxa"/>
+        <w:tblBorders>
+          <w:top w:val="none" w:sz="0" w:space="0" w:color="auto"/>
+          <w:left w:val="none" w:sz="0" w:space="0" w:color="auto"/>
+          <w:bottom w:val="none" w:sz="0" w:space="0" w:color="auto"/>
+          <w:right w:val="none" w:sz="0" w:space="0" w:color="auto"/>
+          <w:insideH w:val="none" w:sz="0" w:space="0" w:color="auto"/>
+          <w:insideV w:val="none" w:sz="0" w:space="0" w:color="auto"/>
+        </w:tblBorders>
+        <w:tblLook w:val="04A0" w:firstRow="1" w:lastRow="0" w:firstColumn="1" w:lastColumn="0" w:noHBand="0" w:noVBand="1"/>
+      </w:tblPr>
+      <w:tblGrid>
+        <w:gridCol w:w="9351"/>
+      </w:tblGrid>
+      <w:tr>
+        <w:tc>
+          <w:tcPr>
+            <w:tcW w:w="9351" w:type="dxa"/>
+          </w:tcPr>
+          <w:p>
+            <w:pPr>
+              <w:spacing w:after="200" w:line="276" w:lineRule="auto"/>
+              <w:jc w:val="center"/>
+            </w:pPr>
+            <w:r>
+              <w:drawing>
+                <wp:inline distT="0" distB="0" distL="0" distR="0" wp14:anchorId="61BD0C7C" wp14:editId="2C94D467">
+                  <wp:extent cx="1950720" cy="2364300"/>
+                  <wp:effectExtent l="0" t="0" r="0" b="0"/>
+                  <wp:docPr id="1441540838" name="Afbeelding 1"/>
+                  <wp:cNvGraphicFramePr>
+                    <a:graphicFrameLocks xmlns:a="http://schemas.openxmlformats.org/drawingml/2006/main" noChangeAspect="1"/>
+                  </wp:cNvGraphicFramePr>
+                  <a:graphic xmlns:a="http://schemas.openxmlformats.org/drawingml/2006/main">
+                    <a:graphicData uri="http://schemas.openxmlformats.org/drawingml/2006/picture">
+                      <pic:pic xmlns:pic="http://schemas.openxmlformats.org/drawingml/2006/picture">
+                        <pic:nvPicPr>
+                          <pic:cNvPr id="1441540838" name=""/>
+                          <pic:cNvPicPr/>
+                        </pic:nvPicPr>
+                        <pic:blipFill>
+                          <a:blip r:embed="rId51"/>
+                          <a:stretch>
+                            <a:fillRect/>
+                          </a:stretch>
+                        </pic:blipFill>
+                        <pic:spPr>
+                          <a:xfrm>
+                            <a:off x="0" y="0"/>
+                            <a:ext cx="1952788" cy="2366806"/>
+                          </a:xfrm>
+                          <a:prstGeom prst="rect">
+                            <a:avLst/>
+                          </a:prstGeom>
+                        </pic:spPr>
+                      </pic:pic>
+                    </a:graphicData>
+                  </a:graphic>
+                </wp:inline>
+              </w:drawing>
+            </w:r>
+          </w:p>
+        </w:tc>
+      </w:tr>
+    </w:tbl>
     <w:p>
       <w:pPr>
         <w:spacing w:after="200" w:line="276" w:lineRule="auto"/>
         <w:jc w:val="left"/>
       </w:pPr>
       <w:r>
+        <w:lastRenderedPageBreak/>
+        <w:t>Hierna werd gevraagd om via de “</w:t>
+      </w:r>
+      <w:proofErr w:type="spellStart"/>
+      <w:r>
+        <w:t>scikit-learn</w:t>
+      </w:r>
+      <w:proofErr w:type="spellEnd"/>
+      <w:r>
+        <w:t>”-</w:t>
+      </w:r>
+      <w:proofErr w:type="spellStart"/>
+      <w:r>
+        <w:t>library</w:t>
+      </w:r>
+      <w:proofErr w:type="spellEnd"/>
+      <w:r>
+        <w:t xml:space="preserve"> van Python aan de slag te gaan en een ML-model te trainen en te testen.</w:t>
+      </w:r>
+      <w:r>
+        <w:t xml:space="preserve"> Dit was nieuw voor ons; dit is de volgende stap van het ML-proces</w:t>
+      </w:r>
+      <w:r>
+        <w:t xml:space="preserve"> in de richting van AI. </w:t>
+      </w:r>
+      <w:r>
+        <w:t xml:space="preserve">Dit was zeer interessant, aangezien we nu zelf onze dataset moesten opsplitsen in een </w:t>
+      </w:r>
+      <w:proofErr w:type="spellStart"/>
+      <w:r>
+        <w:t>trainingsset</w:t>
+      </w:r>
+      <w:proofErr w:type="spellEnd"/>
+      <w:r>
+        <w:t xml:space="preserve"> (80%) en een </w:t>
+      </w:r>
+      <w:proofErr w:type="spellStart"/>
+      <w:r>
+        <w:t>testset</w:t>
+      </w:r>
+      <w:proofErr w:type="spellEnd"/>
+      <w:r>
+        <w:t xml:space="preserve"> (20%).</w:t>
+      </w:r>
+      <w:r>
+        <w:t xml:space="preserve"> Hier konden we dan een lineair regressiemodel op bouwen en deze trainen door middel van de </w:t>
+      </w:r>
+      <w:r>
+        <w:t>“</w:t>
+      </w:r>
+      <w:r>
+        <w:t>fit</w:t>
+      </w:r>
+      <w:r>
+        <w:t>”</w:t>
+      </w:r>
+      <w:r>
+        <w:t>-methode</w:t>
+      </w:r>
+      <w:r>
+        <w:t>.</w:t>
+      </w:r>
+      <w:r>
+        <w:t xml:space="preserve"> Na het trainen van ons model, konden </w:t>
+      </w:r>
+      <w:r>
+        <w:t xml:space="preserve">we dit voorspellingen laten maken op de </w:t>
+      </w:r>
+      <w:proofErr w:type="spellStart"/>
+      <w:r>
+        <w:t>testset</w:t>
+      </w:r>
+      <w:proofErr w:type="spellEnd"/>
+      <w:r>
+        <w:t xml:space="preserve"> met behulp van de “</w:t>
+      </w:r>
+      <w:proofErr w:type="spellStart"/>
+      <w:r>
+        <w:t>predict</w:t>
+      </w:r>
+      <w:proofErr w:type="spellEnd"/>
+      <w:r>
+        <w:t>”-methode.</w:t>
+      </w:r>
+      <w:r>
         <w:t xml:space="preserve"> </w:t>
       </w:r>
       <w:r>
+        <w:t xml:space="preserve">Uiteindelijk konden we ons model dan evalueren door het berekenen van de </w:t>
+      </w:r>
+      <w:proofErr w:type="spellStart"/>
+      <w:r>
+        <w:t>Mean</w:t>
+      </w:r>
+      <w:proofErr w:type="spellEnd"/>
+      <w:r>
         <w:t xml:space="preserve"> </w:t>
       </w:r>
-    </w:p>
-    <w:p>
-      <w:pPr>
-        <w:spacing w:after="200" w:line="276" w:lineRule="auto"/>
-        <w:jc w:val="left"/>
-      </w:pPr>
-      <w:r>
-        <w:t>Op bovenstaande resultaten zien we dat het witte ras over het algemeen veel meer verdient dan de andere rassen. Dit klopt echter niet</w:t>
-      </w:r>
-      <w:r>
-        <w:t>, aangezien het witte</w:t>
-      </w:r>
-      <w:r>
-        <w:t xml:space="preserve"> ras </w:t>
-      </w:r>
-      <w:r>
-        <w:t xml:space="preserve">echter </w:t>
-      </w:r>
-      <w:r>
-        <w:t>veel meer vertegenwoordigd</w:t>
-      </w:r>
-      <w:r>
-        <w:t xml:space="preserve"> is</w:t>
-      </w:r>
-      <w:r>
-        <w:t xml:space="preserve"> in de dataset dan alle andere rassen. Hierdoor zou bias kunnen ontstaan als ik geen rekening zou houden met het relatief aantal</w:t>
-      </w:r>
-      <w:r>
-        <w:t xml:space="preserve">. </w:t>
-      </w:r>
-      <w:r>
-        <w:t>Daarom is het belangrijk dat de verhouding per ras wordt berekend en dan op relatieve basis vergeleken wordt met de verhoudingen van de andere rassen.</w:t>
-      </w:r>
-    </w:p>
-    <w:p>
-      <w:pPr>
-        <w:spacing w:after="200" w:line="276" w:lineRule="auto"/>
-        <w:jc w:val="left"/>
-      </w:pPr>
-      <w:r>
-        <w:t xml:space="preserve"> </w:t>
-      </w:r>
-    </w:p>
-    <w:p>
-      <w:pPr>
-        <w:spacing w:after="200" w:line="276" w:lineRule="auto"/>
-        <w:jc w:val="left"/>
-      </w:pPr>
-      <w:r>
-        <w:t xml:space="preserve">Hieronder vind je mijn reflectie op de gevonden bias, de prestatie-analyse van het model, de interpretatie van de </w:t>
-      </w:r>
-      <w:proofErr w:type="spellStart"/>
-      <w:r>
-        <w:t>Fairness-metrics</w:t>
-      </w:r>
-      <w:proofErr w:type="spellEnd"/>
-      <w:r>
-        <w:t xml:space="preserve"> en de impact van de </w:t>
-      </w:r>
-      <w:proofErr w:type="spellStart"/>
-      <w:r>
-        <w:t>anonimisatie</w:t>
-      </w:r>
-      <w:proofErr w:type="spellEnd"/>
-      <w:r>
-        <w:t xml:space="preserve"> op de data</w:t>
-      </w:r>
-      <w:r>
-        <w:t>:</w:t>
-      </w:r>
-    </w:p>
+      <w:proofErr w:type="spellStart"/>
+      <w:r>
+        <w:t>Squard</w:t>
+      </w:r>
+      <w:proofErr w:type="spellEnd"/>
+      <w:r>
+        <w:t xml:space="preserve"> Error (MSE) tussen de werkelijke en de voorspelde waarden.</w:t>
+      </w:r>
+    </w:p>
+    <w:tbl>
+      <w:tblPr>
+        <w:tblStyle w:val="Tabelraster"/>
+        <w:tblW w:w="9351" w:type="dxa"/>
+        <w:tblBorders>
+          <w:top w:val="none" w:sz="0" w:space="0" w:color="auto"/>
+          <w:left w:val="none" w:sz="0" w:space="0" w:color="auto"/>
+          <w:bottom w:val="none" w:sz="0" w:space="0" w:color="auto"/>
+          <w:right w:val="none" w:sz="0" w:space="0" w:color="auto"/>
+          <w:insideH w:val="none" w:sz="0" w:space="0" w:color="auto"/>
+          <w:insideV w:val="none" w:sz="0" w:space="0" w:color="auto"/>
+        </w:tblBorders>
+        <w:tblLook w:val="04A0" w:firstRow="1" w:lastRow="0" w:firstColumn="1" w:lastColumn="0" w:noHBand="0" w:noVBand="1"/>
+      </w:tblPr>
+      <w:tblGrid>
+        <w:gridCol w:w="9351"/>
+      </w:tblGrid>
+      <w:tr>
+        <w:tc>
+          <w:tcPr>
+            <w:tcW w:w="9351" w:type="dxa"/>
+          </w:tcPr>
+          <w:p>
+            <w:pPr>
+              <w:spacing w:after="200" w:line="276" w:lineRule="auto"/>
+              <w:jc w:val="center"/>
+            </w:pPr>
+            <w:r>
+              <w:drawing>
+                <wp:inline distT="0" distB="0" distL="0" distR="0" wp14:anchorId="1B968A6B" wp14:editId="7948E34A">
+                  <wp:extent cx="3553321" cy="1019317"/>
+                  <wp:effectExtent l="0" t="0" r="9525" b="9525"/>
+                  <wp:docPr id="2129595328" name="Afbeelding 1"/>
+                  <wp:cNvGraphicFramePr>
+                    <a:graphicFrameLocks xmlns:a="http://schemas.openxmlformats.org/drawingml/2006/main" noChangeAspect="1"/>
+                  </wp:cNvGraphicFramePr>
+                  <a:graphic xmlns:a="http://schemas.openxmlformats.org/drawingml/2006/main">
+                    <a:graphicData uri="http://schemas.openxmlformats.org/drawingml/2006/picture">
+                      <pic:pic xmlns:pic="http://schemas.openxmlformats.org/drawingml/2006/picture">
+                        <pic:nvPicPr>
+                          <pic:cNvPr id="2129595328" name=""/>
+                          <pic:cNvPicPr/>
+                        </pic:nvPicPr>
+                        <pic:blipFill>
+                          <a:blip r:embed="rId52"/>
+                          <a:stretch>
+                            <a:fillRect/>
+                          </a:stretch>
+                        </pic:blipFill>
+                        <pic:spPr>
+                          <a:xfrm>
+                            <a:off x="0" y="0"/>
+                            <a:ext cx="3553321" cy="1019317"/>
+                          </a:xfrm>
+                          <a:prstGeom prst="rect">
+                            <a:avLst/>
+                          </a:prstGeom>
+                        </pic:spPr>
+                      </pic:pic>
+                    </a:graphicData>
+                  </a:graphic>
+                </wp:inline>
+              </w:drawing>
+            </w:r>
+          </w:p>
+        </w:tc>
+      </w:tr>
+    </w:tbl>
     <w:p>
       <w:pPr>
         <w:spacing w:after="120" w:line="276" w:lineRule="auto"/>
@@ -12470,46 +15142,13 @@
           <w:sz w:val="20"/>
           <w:szCs w:val="20"/>
         </w:rPr>
-        <w:t xml:space="preserve">Reflectie labo </w:t>
-      </w:r>
-      <w:r>
-        <w:rPr>
-          <w:b/>
-          <w:bCs/>
-          <w:i/>
-          <w:iCs/>
-          <w:sz w:val="20"/>
-          <w:szCs w:val="20"/>
-        </w:rPr>
-        <w:t>6</w:t>
-      </w:r>
-      <w:r>
-        <w:rPr>
-          <w:b/>
-          <w:bCs/>
-          <w:i/>
-          <w:iCs/>
-          <w:sz w:val="20"/>
-          <w:szCs w:val="20"/>
-        </w:rPr>
-        <w:t>.2</w:t>
-      </w:r>
-      <w:r>
-        <w:rPr>
-          <w:b/>
-          <w:bCs/>
-          <w:i/>
-          <w:iCs/>
-          <w:sz w:val="20"/>
-          <w:szCs w:val="20"/>
-        </w:rPr>
-        <w:t>:</w:t>
-      </w:r>
-    </w:p>
-    <w:p>
-      <w:pPr>
-        <w:spacing w:after="200" w:line="276" w:lineRule="auto"/>
-        <w:ind w:left="708"/>
+        <w:t>Analyseer de resultaten:</w:t>
+      </w:r>
+    </w:p>
+    <w:p>
+      <w:pPr>
+        <w:spacing w:after="120" w:line="276" w:lineRule="auto"/>
+        <w:ind w:left="709"/>
         <w:jc w:val="left"/>
         <w:rPr>
           <w:i/>
@@ -12525,191 +15164,98 @@
           <w:sz w:val="20"/>
           <w:szCs w:val="20"/>
         </w:rPr>
-        <w:t>De dataset vertoont een duidelijke bias, namelijk bias in inkomen tussen mannen en vrouwen en tussen de verschillende rassen.</w:t>
-      </w:r>
-      <w:r>
-        <w:rPr>
-          <w:i/>
-          <w:iCs/>
-          <w:sz w:val="20"/>
-          <w:szCs w:val="20"/>
-        </w:rPr>
-        <w:t xml:space="preserve"> </w:t>
-      </w:r>
-      <w:r>
-        <w:rPr>
-          <w:i/>
-          <w:iCs/>
-          <w:sz w:val="20"/>
-          <w:szCs w:val="20"/>
-        </w:rPr>
-        <w:t>Het model presteert beter voor de meerderheidsgroepen (mannen, wit) en minder goed voor de minderheidsgroepen (vrouwen, andere rassen).</w:t>
-      </w:r>
-      <w:r>
-        <w:rPr>
-          <w:i/>
-          <w:iCs/>
-          <w:sz w:val="20"/>
-          <w:szCs w:val="20"/>
-        </w:rPr>
-        <w:t xml:space="preserve"> </w:t>
-      </w:r>
-      <w:proofErr w:type="spellStart"/>
-      <w:r>
-        <w:rPr>
-          <w:i/>
-          <w:iCs/>
-          <w:sz w:val="20"/>
-          <w:szCs w:val="20"/>
-        </w:rPr>
-        <w:t>Fairness</w:t>
-      </w:r>
-      <w:proofErr w:type="spellEnd"/>
-      <w:r>
-        <w:rPr>
-          <w:i/>
-          <w:iCs/>
-          <w:sz w:val="20"/>
-          <w:szCs w:val="20"/>
-        </w:rPr>
-        <w:t xml:space="preserve"> </w:t>
-      </w:r>
-      <w:proofErr w:type="spellStart"/>
-      <w:r>
-        <w:rPr>
-          <w:i/>
-          <w:iCs/>
-          <w:sz w:val="20"/>
-          <w:szCs w:val="20"/>
-        </w:rPr>
-        <w:t>metrics</w:t>
-      </w:r>
-      <w:proofErr w:type="spellEnd"/>
-      <w:r>
-        <w:rPr>
-          <w:i/>
-          <w:iCs/>
-          <w:sz w:val="20"/>
-          <w:szCs w:val="20"/>
-        </w:rPr>
-        <w:t xml:space="preserve"> zoals </w:t>
-      </w:r>
-      <w:proofErr w:type="spellStart"/>
-      <w:r>
-        <w:rPr>
-          <w:i/>
-          <w:iCs/>
-          <w:sz w:val="20"/>
-          <w:szCs w:val="20"/>
-        </w:rPr>
-        <w:t>Demographic</w:t>
-      </w:r>
-      <w:proofErr w:type="spellEnd"/>
-      <w:r>
-        <w:rPr>
-          <w:i/>
-          <w:iCs/>
-          <w:sz w:val="20"/>
-          <w:szCs w:val="20"/>
-        </w:rPr>
-        <w:t xml:space="preserve"> </w:t>
-      </w:r>
-      <w:proofErr w:type="spellStart"/>
-      <w:r>
-        <w:rPr>
-          <w:i/>
-          <w:iCs/>
-          <w:sz w:val="20"/>
-          <w:szCs w:val="20"/>
-        </w:rPr>
-        <w:t>Parity</w:t>
-      </w:r>
-      <w:proofErr w:type="spellEnd"/>
-      <w:r>
-        <w:rPr>
-          <w:i/>
-          <w:iCs/>
-          <w:sz w:val="20"/>
-          <w:szCs w:val="20"/>
-        </w:rPr>
-        <w:t xml:space="preserve"> en </w:t>
-      </w:r>
-      <w:proofErr w:type="spellStart"/>
-      <w:r>
-        <w:rPr>
-          <w:i/>
-          <w:iCs/>
-          <w:sz w:val="20"/>
-          <w:szCs w:val="20"/>
-        </w:rPr>
-        <w:t>Equal</w:t>
-      </w:r>
-      <w:proofErr w:type="spellEnd"/>
-      <w:r>
-        <w:rPr>
-          <w:i/>
-          <w:iCs/>
-          <w:sz w:val="20"/>
-          <w:szCs w:val="20"/>
-        </w:rPr>
-        <w:t xml:space="preserve"> Opportunity laten zien dat er sprake is van ongelijkheid tussen de </w:t>
-      </w:r>
-      <w:r>
-        <w:rPr>
-          <w:i/>
-          <w:iCs/>
-          <w:sz w:val="20"/>
-          <w:szCs w:val="20"/>
-        </w:rPr>
-        <w:lastRenderedPageBreak/>
-        <w:t>groepen.</w:t>
-      </w:r>
-      <w:r>
-        <w:rPr>
-          <w:i/>
-          <w:iCs/>
-          <w:sz w:val="20"/>
-          <w:szCs w:val="20"/>
-        </w:rPr>
-        <w:t xml:space="preserve"> </w:t>
-      </w:r>
-      <w:proofErr w:type="spellStart"/>
-      <w:r>
-        <w:rPr>
-          <w:i/>
-          <w:iCs/>
-          <w:sz w:val="20"/>
-          <w:szCs w:val="20"/>
-        </w:rPr>
-        <w:t>Anonimisatie</w:t>
-      </w:r>
-      <w:proofErr w:type="spellEnd"/>
-      <w:r>
-        <w:rPr>
-          <w:i/>
-          <w:iCs/>
-          <w:sz w:val="20"/>
-          <w:szCs w:val="20"/>
-        </w:rPr>
-        <w:t xml:space="preserve"> door het groeperen van leeftijd en het vervangen van geslacht en ras door generieke labels verlaagt de mogelijkheid om direct informatie uit de dataset te herleiden. Het nadeel is een kleine achteruitgang in de modelprestaties.</w:t>
-      </w:r>
-      <w:r>
-        <w:rPr>
-          <w:i/>
-          <w:iCs/>
-          <w:sz w:val="20"/>
-          <w:szCs w:val="20"/>
-        </w:rPr>
-        <w:t xml:space="preserve"> </w:t>
-      </w:r>
-      <w:r>
-        <w:rPr>
-          <w:i/>
-          <w:iCs/>
-          <w:sz w:val="20"/>
-          <w:szCs w:val="20"/>
-        </w:rPr>
-        <w:t>De keuze om wel of niet te anonimiseren en in welke mate is een afweging tussen privacy en de nauwkeurigheid van het model die we willen behalen.</w:t>
+        <w:t>De</w:t>
+      </w:r>
+      <w:r>
+        <w:rPr>
+          <w:i/>
+          <w:iCs/>
+          <w:sz w:val="20"/>
+          <w:szCs w:val="20"/>
+        </w:rPr>
+        <w:t xml:space="preserve"> verkregen MSE-waarde van 46,144 duidt op een aanzienlijke gemiddelde afwijking tussen de voorspelde en de werkelijke huisprijzen. Dit betekent dus dat de voorspelling van de prijs in de </w:t>
+      </w:r>
+      <w:proofErr w:type="spellStart"/>
+      <w:r>
+        <w:rPr>
+          <w:i/>
+          <w:iCs/>
+          <w:sz w:val="20"/>
+          <w:szCs w:val="20"/>
+        </w:rPr>
+        <w:t>testset</w:t>
+      </w:r>
+      <w:proofErr w:type="spellEnd"/>
+      <w:r>
+        <w:rPr>
+          <w:i/>
+          <w:iCs/>
+          <w:sz w:val="20"/>
+          <w:szCs w:val="20"/>
+        </w:rPr>
+        <w:t xml:space="preserve"> afwijkt van de realiteit, wat suggereert dat het model nog niet helemaal nauwkeurig/accuraat is. De positieve coëfficiënt van 9,35 bevestigt echter wel de sterke samenhang tussen het aantal kamers en de prijs; elke extra kamer zorgt voor een aanzienlijke waardestijging. </w:t>
+      </w:r>
+    </w:p>
+    <w:p>
+      <w:pPr>
+        <w:spacing w:after="120" w:line="276" w:lineRule="auto"/>
+        <w:ind w:left="709"/>
+        <w:jc w:val="left"/>
+        <w:rPr>
+          <w:i/>
+          <w:iCs/>
+          <w:sz w:val="20"/>
+          <w:szCs w:val="20"/>
+        </w:rPr>
+      </w:pPr>
+      <w:r>
+        <w:rPr>
+          <w:i/>
+          <w:iCs/>
+          <w:sz w:val="20"/>
+          <w:szCs w:val="20"/>
+        </w:rPr>
+        <w:t xml:space="preserve">Om het model te verbeteren, zouden we extra variabelen kunnen toevoegen, zoals de </w:t>
+      </w:r>
+      <w:proofErr w:type="spellStart"/>
+      <w:r>
+        <w:rPr>
+          <w:i/>
+          <w:iCs/>
+          <w:sz w:val="20"/>
+          <w:szCs w:val="20"/>
+        </w:rPr>
+        <w:t>misdaadscijfers</w:t>
+      </w:r>
+      <w:proofErr w:type="spellEnd"/>
+      <w:r>
+        <w:rPr>
+          <w:i/>
+          <w:iCs/>
+          <w:sz w:val="20"/>
+          <w:szCs w:val="20"/>
+        </w:rPr>
+        <w:t xml:space="preserve"> ('</w:t>
+      </w:r>
+      <w:proofErr w:type="spellStart"/>
+      <w:r>
+        <w:rPr>
+          <w:i/>
+          <w:iCs/>
+          <w:sz w:val="20"/>
+          <w:szCs w:val="20"/>
+        </w:rPr>
+        <w:t>crim</w:t>
+      </w:r>
+      <w:proofErr w:type="spellEnd"/>
+      <w:r>
+        <w:rPr>
+          <w:i/>
+          <w:iCs/>
+          <w:sz w:val="20"/>
+          <w:szCs w:val="20"/>
+        </w:rPr>
+        <w:t>') of de nabijheid van scholen ('dis'), om een completer beeld van de prijsvorming te krijgen. Daarnaast zou het kunnen helpen om uitschieters in de dataset die de regressielijn nu mogelijk uit balans trekken, te verwijderen. Ten slotte zou het onderzoeken van niet-lineaire verbanden, zoals autocorrelatie, kunnen leiden tot minder fouten en betere voorspellingen.</w:t>
       </w:r>
     </w:p>
     <w:p>
@@ -12717,11 +15263,11 @@
         <w:pStyle w:val="Kop2"/>
         <w:spacing w:before="120"/>
       </w:pPr>
-      <w:bookmarkStart w:id="25" w:name="_Toc225944521"/>
+      <w:bookmarkStart w:id="29" w:name="_Toc226321219"/>
       <w:r>
         <w:t>Conclusie</w:t>
       </w:r>
-      <w:bookmarkEnd w:id="25"/>
+      <w:bookmarkEnd w:id="29"/>
     </w:p>
     <w:p>
       <w:pPr>
@@ -12729,40 +15275,98 @@
         <w:jc w:val="left"/>
       </w:pPr>
       <w:r>
-        <w:t xml:space="preserve">Tot slot gaf Dhr. </w:t>
-      </w:r>
-      <w:proofErr w:type="spellStart"/>
-      <w:r>
-        <w:t>Haddouchi</w:t>
-      </w:r>
-      <w:proofErr w:type="spellEnd"/>
-      <w:r>
-        <w:t xml:space="preserve"> ons ook nog enkele </w:t>
-      </w:r>
-      <w:r>
-        <w:t>b</w:t>
-      </w:r>
-      <w:r>
-        <w:t xml:space="preserve">est </w:t>
-      </w:r>
-      <w:proofErr w:type="spellStart"/>
-      <w:r>
-        <w:t>practices</w:t>
-      </w:r>
-      <w:proofErr w:type="spellEnd"/>
-      <w:r>
-        <w:t xml:space="preserve"> voor ethische ontwikkeling in data</w:t>
-      </w:r>
-      <w:r>
-        <w:t xml:space="preserve"> mee. Het is namelijk belangrijk dat we rekening houden met zaken als eigenaarschap, transparantie in dataverzameling, privacy, intentie en uitkomst van data-</w:t>
-      </w:r>
-      <w:proofErr w:type="spellStart"/>
-      <w:r>
-        <w:t>anlyse</w:t>
-      </w:r>
-      <w:proofErr w:type="spellEnd"/>
-      <w:r>
-        <w:t xml:space="preserve"> bij het werken met data.</w:t>
+        <w:t xml:space="preserve">Tijdens </w:t>
+      </w:r>
+      <w:r>
+        <w:t>deze les</w:t>
+      </w:r>
+      <w:r>
+        <w:t xml:space="preserve"> heb ik geleerd hoe belangrijk data cleaning, </w:t>
+      </w:r>
+      <w:r>
+        <w:t>-</w:t>
+      </w:r>
+      <w:r>
+        <w:t xml:space="preserve">voorbereiding en </w:t>
+      </w:r>
+      <w:r>
+        <w:t>-</w:t>
+      </w:r>
+      <w:r>
+        <w:t>exploratie zijn</w:t>
+      </w:r>
+      <w:r>
+        <w:t>,</w:t>
+      </w:r>
+      <w:r>
+        <w:t xml:space="preserve"> voordat je een model </w:t>
+      </w:r>
+      <w:r>
+        <w:t>kan trainen</w:t>
+      </w:r>
+      <w:r>
+        <w:t xml:space="preserve">. Het was interessant om te zien hoe je met </w:t>
+      </w:r>
+      <w:r>
+        <w:t>“</w:t>
+      </w:r>
+      <w:proofErr w:type="spellStart"/>
+      <w:r>
+        <w:t>scikit-learn</w:t>
+      </w:r>
+      <w:proofErr w:type="spellEnd"/>
+      <w:r>
+        <w:t>”</w:t>
+      </w:r>
+      <w:r>
+        <w:t xml:space="preserve"> op een </w:t>
+      </w:r>
+      <w:r>
+        <w:t>vrij simpele</w:t>
+      </w:r>
+      <w:r>
+        <w:t xml:space="preserve"> manier een lineair regressiemodel kunt opzetten, trainen en testen. De stappen </w:t>
+      </w:r>
+      <w:r>
+        <w:t xml:space="preserve">van de labo-opdracht </w:t>
+      </w:r>
+      <w:r>
+        <w:t xml:space="preserve">waren duidelijk opgebouwd en goed te volgen, waardoor het hele proces logisch aanvoelde. </w:t>
+      </w:r>
+      <w:r>
+        <w:t>Hierdoor verkreeg ik snel</w:t>
+      </w:r>
+      <w:r>
+        <w:t xml:space="preserve"> inzicht in de werking van een </w:t>
+      </w:r>
+      <w:r>
+        <w:t xml:space="preserve">ML </w:t>
+      </w:r>
+      <w:r>
+        <w:t>model en hoe de MSE de nauwkeurigheid ervan weergeeft. Dit labo gaf me een goed eerste beeld van hoe data-analyse</w:t>
+      </w:r>
+      <w:r>
+        <w:t xml:space="preserve">, </w:t>
+      </w:r>
+      <w:r>
+        <w:t xml:space="preserve">machine </w:t>
+      </w:r>
+      <w:proofErr w:type="spellStart"/>
+      <w:r>
+        <w:t>learning</w:t>
+      </w:r>
+      <w:proofErr w:type="spellEnd"/>
+      <w:r>
+        <w:t xml:space="preserve"> </w:t>
+      </w:r>
+      <w:r>
+        <w:t xml:space="preserve">en </w:t>
+      </w:r>
+      <w:r>
+        <w:t xml:space="preserve">modellen </w:t>
+      </w:r>
+      <w:r>
+        <w:t>samenkomen.</w:t>
       </w:r>
     </w:p>
     <w:p>
@@ -12771,34 +15375,10 @@
         <w:jc w:val="left"/>
       </w:pPr>
       <w:r>
-        <w:t xml:space="preserve">Uit deze les neem ik vooral het ethische en relatieve aspect mee. Hiermee bedoel ik </w:t>
-      </w:r>
-      <w:r>
-        <w:t>dat het</w:t>
-      </w:r>
-      <w:r>
-        <w:t xml:space="preserve"> </w:t>
-      </w:r>
-      <w:r>
-        <w:t xml:space="preserve">rekening houden met deze zaken cruciaal is en aan de basis ligt van het werken met data en AI. </w:t>
-      </w:r>
-      <w:r>
-        <w:t>Het is van belang dat de verhouding van verkregen data-resultaten altijd mee verrekend wordt</w:t>
-      </w:r>
-      <w:r>
-        <w:t>!</w:t>
-      </w:r>
-    </w:p>
-    <w:p>
-      <w:pPr>
-        <w:spacing w:after="200" w:line="276" w:lineRule="auto"/>
-        <w:jc w:val="left"/>
-      </w:pPr>
-      <w:r>
         <w:br w:type="page"/>
       </w:r>
     </w:p>
-    <w:bookmarkStart w:id="26" w:name="_Toc225944522" w:displacedByCustomXml="next"/>
+    <w:bookmarkStart w:id="30" w:name="_Toc226321220" w:displacedByCustomXml="next"/>
     <w:sdt>
       <w:sdtPr>
         <w:rPr>
@@ -12831,7 +15411,7 @@
             </w:rPr>
             <w:t>Bronnen</w:t>
           </w:r>
-          <w:bookmarkEnd w:id="26"/>
+          <w:bookmarkEnd w:id="30"/>
         </w:p>
         <w:sdt>
           <w:sdtPr>
@@ -12844,7 +15424,6 @@
                 <w:pStyle w:val="Bibliografie"/>
                 <w:ind w:left="720" w:hanging="720"/>
                 <w:rPr>
-                  <w:noProof/>
                   <w:sz w:val="24"/>
                 </w:rPr>
               </w:pPr>
@@ -12861,14 +15440,10 @@
                 <w:rPr>
                   <w:i/>
                   <w:iCs/>
-                  <w:noProof/>
                 </w:rPr>
                 <w:t>API Reference - Matplotlib 3.10.8 documentation</w:t>
               </w:r>
               <w:r>
-                <w:rPr>
-                  <w:noProof/>
-                </w:rPr>
                 <w:t>. (2026, februari 25). Opgehaald van matplotlib: https://matplotlib.org/stable/api/index.html</w:t>
               </w:r>
             </w:p>
@@ -12876,22 +15451,15 @@
               <w:pPr>
                 <w:pStyle w:val="Bibliografie"/>
                 <w:ind w:left="720" w:hanging="720"/>
-                <w:rPr>
-                  <w:noProof/>
-                </w:rPr>
               </w:pPr>
               <w:r>
                 <w:rPr>
                   <w:i/>
                   <w:iCs/>
-                  <w:noProof/>
                 </w:rPr>
                 <w:t>API reference - pandas 3.0.1 documentation</w:t>
               </w:r>
               <w:r>
-                <w:rPr>
-                  <w:noProof/>
-                </w:rPr>
                 <w:t>. (2026, februari 18). Opgehaald van pydata: https://pandas.pydata.org/docs/reference/index.html#api</w:t>
               </w:r>
             </w:p>
@@ -12899,22 +15467,15 @@
               <w:pPr>
                 <w:pStyle w:val="Bibliografie"/>
                 <w:ind w:left="720" w:hanging="720"/>
-                <w:rPr>
-                  <w:noProof/>
-                </w:rPr>
               </w:pPr>
               <w:r>
                 <w:rPr>
                   <w:i/>
                   <w:iCs/>
-                  <w:noProof/>
                 </w:rPr>
                 <w:t>API reference - seaborn 0.13.2 documentation</w:t>
               </w:r>
               <w:r>
-                <w:rPr>
-                  <w:noProof/>
-                </w:rPr>
                 <w:t>. (2026, februari 25). Opgehaald van pydata: https://seaborn.pydata.org/api.html</w:t>
               </w:r>
             </w:p>
@@ -12922,28 +15483,18 @@
               <w:pPr>
                 <w:pStyle w:val="Bibliografie"/>
                 <w:ind w:left="720" w:hanging="720"/>
-                <w:rPr>
-                  <w:noProof/>
-                </w:rPr>
               </w:pPr>
               <w:r>
-                <w:rPr>
-                  <w:noProof/>
-                </w:rPr>
                 <w:t xml:space="preserve">Arel-Bundock, V. (2025, september 14). </w:t>
               </w:r>
               <w:r>
                 <w:rPr>
                   <w:i/>
                   <w:iCs/>
-                  <w:noProof/>
                 </w:rPr>
                 <w:t>Rdatasets</w:t>
               </w:r>
               <w:r>
-                <w:rPr>
-                  <w:noProof/>
-                </w:rPr>
                 <w:t>. Opgehaald van GitHub: Vincent Arel-Bundock: https://vincentarelbundock.github.io/Rdatasets/datasets.html</w:t>
               </w:r>
             </w:p>
@@ -12951,22 +15502,15 @@
               <w:pPr>
                 <w:pStyle w:val="Bibliografie"/>
                 <w:ind w:left="720" w:hanging="720"/>
-                <w:rPr>
-                  <w:noProof/>
-                </w:rPr>
               </w:pPr>
               <w:r>
                 <w:rPr>
                   <w:i/>
                   <w:iCs/>
-                  <w:noProof/>
                 </w:rPr>
                 <w:t>NumPy reference - NumPy v2.4 Manual</w:t>
               </w:r>
               <w:r>
-                <w:rPr>
-                  <w:noProof/>
-                </w:rPr>
                 <w:t>. (2025, december 21). Opgehaald van numpy: https://numpy.org/doc/stable/reference/index.html#reference</w:t>
               </w:r>
             </w:p>
@@ -12974,22 +15518,15 @@
               <w:pPr>
                 <w:pStyle w:val="Bibliografie"/>
                 <w:ind w:left="720" w:hanging="720"/>
-                <w:rPr>
-                  <w:noProof/>
-                </w:rPr>
               </w:pPr>
               <w:r>
                 <w:rPr>
                   <w:i/>
                   <w:iCs/>
-                  <w:noProof/>
                 </w:rPr>
                 <w:t>User Guide - scikit-learn 1.8.0 documentation</w:t>
               </w:r>
               <w:r>
-                <w:rPr>
-                  <w:noProof/>
-                </w:rPr>
                 <w:t>. (2026, april 01). Opgehaald van scikit-learn: https://scikit-learn.org/stable/user_guide.html</w:t>
               </w:r>
             </w:p>
@@ -13013,10 +15550,10 @@
       </w:sdtContent>
     </w:sdt>
     <w:sectPr>
-      <w:headerReference w:type="default" r:id="rId41"/>
-      <w:footerReference w:type="even" r:id="rId42"/>
-      <w:footerReference w:type="default" r:id="rId43"/>
-      <w:headerReference w:type="first" r:id="rId44"/>
+      <w:headerReference w:type="default" r:id="rId53"/>
+      <w:footerReference w:type="even" r:id="rId54"/>
+      <w:footerReference w:type="default" r:id="rId55"/>
+      <w:headerReference w:type="first" r:id="rId56"/>
       <w:pgSz w:w="11906" w:h="16838"/>
       <w:pgMar w:top="1417" w:right="1417" w:bottom="1417" w:left="1417" w:header="708" w:footer="708" w:gutter="0"/>
       <w:cols w:space="708"/>
@@ -13406,8 +15943,18 @@
                               <w:color w:val="FFFFFF" w:themeColor="background1"/>
                               <w:sz w:val="40"/>
                             </w:rPr>
-                            <w:t>ML Principles</w:t>
+                            <w:t xml:space="preserve">ML </w:t>
                           </w:r>
+                          <w:proofErr w:type="spellStart"/>
+                          <w:r>
+                            <w:rPr>
+                              <w:rFonts w:ascii="Bahnschrift" w:hAnsi="Bahnschrift"/>
+                              <w:color w:val="FFFFFF" w:themeColor="background1"/>
+                              <w:sz w:val="40"/>
+                            </w:rPr>
+                            <w:t>Principles</w:t>
+                          </w:r>
+                          <w:proofErr w:type="spellEnd"/>
                         </w:p>
                       </w:txbxContent>
                     </wps:txbx>
@@ -13449,8 +15996,18 @@
                         <w:color w:val="FFFFFF" w:themeColor="background1"/>
                         <w:sz w:val="40"/>
                       </w:rPr>
-                      <w:t>ML Principles</w:t>
+                      <w:t xml:space="preserve">ML </w:t>
                     </w:r>
+                    <w:proofErr w:type="spellStart"/>
+                    <w:r>
+                      <w:rPr>
+                        <w:rFonts w:ascii="Bahnschrift" w:hAnsi="Bahnschrift"/>
+                        <w:color w:val="FFFFFF" w:themeColor="background1"/>
+                        <w:sz w:val="40"/>
+                      </w:rPr>
+                      <w:t>Principles</w:t>
+                    </w:r>
+                    <w:proofErr w:type="spellEnd"/>
                   </w:p>
                 </w:txbxContent>
               </v:textbox>
@@ -13763,7 +16320,7 @@
             </wp:anchor>
           </w:drawing>
         </mc:Choice>
-        <mc:Fallback xmlns:arto="http://schemas.microsoft.com/office/word/2006/arto" xmlns:a="http://schemas.openxmlformats.org/drawingml/2006/main" xmlns:pic="http://schemas.openxmlformats.org/drawingml/2006/picture" xmlns:a14="http://schemas.microsoft.com/office/drawing/2010/main" xmlns:wp14="http://schemas.microsoft.com/office/word/2010/wordml" xmlns:asvg="http://schemas.microsoft.com/office/drawing/2016/SVG/main">
+        <mc:Fallback xmlns:asvg="http://schemas.microsoft.com/office/drawing/2016/SVG/main" xmlns:wp14="http://schemas.microsoft.com/office/word/2010/wordml" xmlns:a14="http://schemas.microsoft.com/office/drawing/2010/main" xmlns:pic="http://schemas.openxmlformats.org/drawingml/2006/picture" xmlns:a="http://schemas.openxmlformats.org/drawingml/2006/main" xmlns:arto="http://schemas.microsoft.com/office/word/2006/arto">
           <w:pict w14:anchorId="1A81C3E6">
             <v:group id="Groep 9" style="position:absolute;margin-left:292.6pt;margin-top:5.5pt;width:52.4pt;height:21.9pt;z-index:251666432;mso-width-relative:margin;mso-height-relative:margin" coordsize="15683,4614" o:spid="_x0000_s1026" w14:anchorId="0FED5A68" o:gfxdata="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">
               <v:shapetype id="_x0000_t15" coordsize="21600,21600" o:spt="15" adj="16200" path="m@0,l,,,21600@0,21600,21600,10800xe">
@@ -13828,7 +16385,7 @@
                   </pic:cNvPicPr>
                 </pic:nvPicPr>
                 <pic:blipFill>
-                  <a:blip r:embed="rId1">
+                  <a:blip r:embed="rId2">
                     <a:extLst>
                       <a:ext uri="{28A0092B-C50C-407E-A947-70E740481C1C}">
                         <a14:useLocalDpi xmlns:a14="http://schemas.microsoft.com/office/drawing/2010/main" val="0"/>
@@ -13863,6 +16420,118 @@
 <file path=word/numbering.xml><?xml version="1.0" encoding="utf-8"?>
 <w:numbering xmlns:wpc="http://schemas.microsoft.com/office/word/2010/wordprocessingCanvas" xmlns:cx="http://schemas.microsoft.com/office/drawing/2014/chartex" xmlns:cx1="http://schemas.microsoft.com/office/drawing/2015/9/8/chartex" xmlns:cx2="http://schemas.microsoft.com/office/drawing/2015/10/21/chartex" xmlns:cx3="http://schemas.microsoft.com/office/drawing/2016/5/9/chartex" xmlns:cx4="http://schemas.microsoft.com/office/drawing/2016/5/10/chartex" xmlns:cx5="http://schemas.microsoft.com/office/drawing/2016/5/11/chartex" xmlns:cx6="http://schemas.microsoft.com/office/drawing/2016/5/12/chartex" xmlns:cx7="http://schemas.microsoft.com/office/drawing/2016/5/13/chartex" xmlns:cx8="http://schemas.microsoft.com/office/drawing/2016/5/14/chartex" xmlns:mc="http://schemas.openxmlformats.org/markup-compatibility/2006" xmlns:aink="http://schemas.microsoft.com/office/drawing/2016/ink" xmlns:am3d="http://schemas.microsoft.com/office/drawing/2017/model3d" xmlns:o="urn:schemas-microsoft-com:office:office" xmlns:oel="http://schemas.microsoft.com/office/2019/extlst" xmlns:r="http://schemas.openxmlformats.org/officeDocument/2006/relationships" xmlns:m="http://schemas.openxmlformats.org/officeDocument/2006/math" xmlns:v="urn:schemas-microsoft-com:vml" xmlns:wp14="http://schemas.microsoft.com/office/word/2010/wordprocessingDrawing" xmlns:wp="http://schemas.openxmlformats.org/drawingml/2006/wordprocessingDrawing" xmlns:w10="urn:schemas-microsoft-com:office:word" xmlns:w="http://schemas.openxmlformats.org/wordprocessingml/2006/main" xmlns:w14="http://schemas.microsoft.com/office/word/2010/wordml" xmlns:w15="http://schemas.microsoft.com/office/word/2012/wordml" xmlns:w16cex="http://schemas.microsoft.com/office/word/2018/wordml/cex" xmlns:w16cid="http://schemas.microsoft.com/office/word/2016/wordml/cid" xmlns:w16="http://schemas.microsoft.com/office/word/2018/wordml" xmlns:w16du="http://schemas.microsoft.com/office/word/2023/wordml/word16du" xmlns:w16sdtdh="http://schemas.microsoft.com/office/word/2020/wordml/sdtdatahash" xmlns:w16sdtfl="http://schemas.microsoft.com/office/word/2024/wordml/sdtformatlock" xmlns:w16se="http://schemas.microsoft.com/office/word/2015/wordml/symex" xmlns:wpg="http://schemas.microsoft.com/office/word/2010/wordprocessingGroup" xmlns:wpi="http://schemas.microsoft.com/office/word/2010/wordprocessingInk" xmlns:wne="http://schemas.microsoft.com/office/word/2006/wordml" xmlns:wps="http://schemas.microsoft.com/office/word/2010/wordprocessingShape" mc:Ignorable="w14 w15 w16se w16cid w16 w16cex w16sdtdh w16sdtfl w16du wp14">
   <w:abstractNum w:abstractNumId="0" w15:restartNumberingAfterBreak="0">
+    <w:nsid w:val="0AB449E9"/>
+    <w:multiLevelType w:val="hybridMultilevel"/>
+    <w:tmpl w:val="5F248536"/>
+    <w:lvl w:ilvl="0" w:tplc="32369718">
+      <w:numFmt w:val="bullet"/>
+      <w:lvlText w:val="-"/>
+      <w:lvlJc w:val="left"/>
+      <w:pPr>
+        <w:ind w:left="1428" w:hanging="360"/>
+      </w:pPr>
+      <w:rPr>
+        <w:rFonts w:ascii="Calibri" w:eastAsia="Times New Roman" w:hAnsi="Calibri" w:cs="Calibri" w:hint="default"/>
+      </w:rPr>
+    </w:lvl>
+    <w:lvl w:ilvl="1" w:tplc="20000003" w:tentative="1">
+      <w:start w:val="1"/>
+      <w:numFmt w:val="bullet"/>
+      <w:lvlText w:val="o"/>
+      <w:lvlJc w:val="left"/>
+      <w:pPr>
+        <w:ind w:left="2148" w:hanging="360"/>
+      </w:pPr>
+      <w:rPr>
+        <w:rFonts w:ascii="Courier New" w:hAnsi="Courier New" w:cs="Courier New" w:hint="default"/>
+      </w:rPr>
+    </w:lvl>
+    <w:lvl w:ilvl="2" w:tplc="20000005" w:tentative="1">
+      <w:start w:val="1"/>
+      <w:numFmt w:val="bullet"/>
+      <w:lvlText w:val=""/>
+      <w:lvlJc w:val="left"/>
+      <w:pPr>
+        <w:ind w:left="2868" w:hanging="360"/>
+      </w:pPr>
+      <w:rPr>
+        <w:rFonts w:ascii="Wingdings" w:hAnsi="Wingdings" w:hint="default"/>
+      </w:rPr>
+    </w:lvl>
+    <w:lvl w:ilvl="3" w:tplc="20000001" w:tentative="1">
+      <w:start w:val="1"/>
+      <w:numFmt w:val="bullet"/>
+      <w:lvlText w:val=""/>
+      <w:lvlJc w:val="left"/>
+      <w:pPr>
+        <w:ind w:left="3588" w:hanging="360"/>
+      </w:pPr>
+      <w:rPr>
+        <w:rFonts w:ascii="Symbol" w:hAnsi="Symbol" w:hint="default"/>
+      </w:rPr>
+    </w:lvl>
+    <w:lvl w:ilvl="4" w:tplc="20000003" w:tentative="1">
+      <w:start w:val="1"/>
+      <w:numFmt w:val="bullet"/>
+      <w:lvlText w:val="o"/>
+      <w:lvlJc w:val="left"/>
+      <w:pPr>
+        <w:ind w:left="4308" w:hanging="360"/>
+      </w:pPr>
+      <w:rPr>
+        <w:rFonts w:ascii="Courier New" w:hAnsi="Courier New" w:cs="Courier New" w:hint="default"/>
+      </w:rPr>
+    </w:lvl>
+    <w:lvl w:ilvl="5" w:tplc="20000005" w:tentative="1">
+      <w:start w:val="1"/>
+      <w:numFmt w:val="bullet"/>
+      <w:lvlText w:val=""/>
+      <w:lvlJc w:val="left"/>
+      <w:pPr>
+        <w:ind w:left="5028" w:hanging="360"/>
+      </w:pPr>
+      <w:rPr>
+        <w:rFonts w:ascii="Wingdings" w:hAnsi="Wingdings" w:hint="default"/>
+      </w:rPr>
+    </w:lvl>
+    <w:lvl w:ilvl="6" w:tplc="20000001" w:tentative="1">
+      <w:start w:val="1"/>
+      <w:numFmt w:val="bullet"/>
+      <w:lvlText w:val=""/>
+      <w:lvlJc w:val="left"/>
+      <w:pPr>
+        <w:ind w:left="5748" w:hanging="360"/>
+      </w:pPr>
+      <w:rPr>
+        <w:rFonts w:ascii="Symbol" w:hAnsi="Symbol" w:hint="default"/>
+      </w:rPr>
+    </w:lvl>
+    <w:lvl w:ilvl="7" w:tplc="20000003" w:tentative="1">
+      <w:start w:val="1"/>
+      <w:numFmt w:val="bullet"/>
+      <w:lvlText w:val="o"/>
+      <w:lvlJc w:val="left"/>
+      <w:pPr>
+        <w:ind w:left="6468" w:hanging="360"/>
+      </w:pPr>
+      <w:rPr>
+        <w:rFonts w:ascii="Courier New" w:hAnsi="Courier New" w:cs="Courier New" w:hint="default"/>
+      </w:rPr>
+    </w:lvl>
+    <w:lvl w:ilvl="8" w:tplc="20000005" w:tentative="1">
+      <w:start w:val="1"/>
+      <w:numFmt w:val="bullet"/>
+      <w:lvlText w:val=""/>
+      <w:lvlJc w:val="left"/>
+      <w:pPr>
+        <w:ind w:left="7188" w:hanging="360"/>
+      </w:pPr>
+      <w:rPr>
+        <w:rFonts w:ascii="Wingdings" w:hAnsi="Wingdings" w:hint="default"/>
+      </w:rPr>
+    </w:lvl>
+  </w:abstractNum>
+  <w:abstractNum w:abstractNumId="1" w15:restartNumberingAfterBreak="0">
     <w:nsid w:val="0FFD18E0"/>
     <w:multiLevelType w:val="hybridMultilevel"/>
     <w:tmpl w:val="7ECCE652"/>
@@ -13974,7 +16643,7 @@
       </w:rPr>
     </w:lvl>
   </w:abstractNum>
-  <w:abstractNum w:abstractNumId="1" w15:restartNumberingAfterBreak="0">
+  <w:abstractNum w:abstractNumId="2" w15:restartNumberingAfterBreak="0">
     <w:nsid w:val="176C4F09"/>
     <w:multiLevelType w:val="multilevel"/>
     <w:tmpl w:val="7FDCB61A"/>
@@ -14087,7 +16756,7 @@
       </w:pPr>
     </w:lvl>
   </w:abstractNum>
-  <w:abstractNum w:abstractNumId="2" w15:restartNumberingAfterBreak="0">
+  <w:abstractNum w:abstractNumId="3" w15:restartNumberingAfterBreak="0">
     <w:nsid w:val="1EED1347"/>
     <w:multiLevelType w:val="hybridMultilevel"/>
     <w:tmpl w:val="090A2580"/>
@@ -14199,7 +16868,7 @@
       </w:rPr>
     </w:lvl>
   </w:abstractNum>
-  <w:abstractNum w:abstractNumId="3" w15:restartNumberingAfterBreak="0">
+  <w:abstractNum w:abstractNumId="4" w15:restartNumberingAfterBreak="0">
     <w:nsid w:val="242F4AB4"/>
     <w:multiLevelType w:val="hybridMultilevel"/>
     <w:tmpl w:val="F7CCE062"/>
@@ -14288,7 +16957,7 @@
       </w:pPr>
     </w:lvl>
   </w:abstractNum>
-  <w:abstractNum w:abstractNumId="4" w15:restartNumberingAfterBreak="0">
+  <w:abstractNum w:abstractNumId="5" w15:restartNumberingAfterBreak="0">
     <w:nsid w:val="2A2918AD"/>
     <w:multiLevelType w:val="hybridMultilevel"/>
     <w:tmpl w:val="B0228BD4"/>
@@ -14377,7 +17046,7 @@
       </w:pPr>
     </w:lvl>
   </w:abstractNum>
-  <w:abstractNum w:abstractNumId="5" w15:restartNumberingAfterBreak="0">
+  <w:abstractNum w:abstractNumId="6" w15:restartNumberingAfterBreak="0">
     <w:nsid w:val="30851BE6"/>
     <w:multiLevelType w:val="hybridMultilevel"/>
     <w:tmpl w:val="6FA0C9F8"/>
@@ -14466,7 +17135,7 @@
       </w:pPr>
     </w:lvl>
   </w:abstractNum>
-  <w:abstractNum w:abstractNumId="6" w15:restartNumberingAfterBreak="0">
+  <w:abstractNum w:abstractNumId="7" w15:restartNumberingAfterBreak="0">
     <w:nsid w:val="46A97F3A"/>
     <w:multiLevelType w:val="hybridMultilevel"/>
     <w:tmpl w:val="45588CA4"/>
@@ -14552,7 +17221,7 @@
       </w:pPr>
     </w:lvl>
   </w:abstractNum>
-  <w:abstractNum w:abstractNumId="7" w15:restartNumberingAfterBreak="0">
+  <w:abstractNum w:abstractNumId="8" w15:restartNumberingAfterBreak="0">
     <w:nsid w:val="50D36F29"/>
     <w:multiLevelType w:val="hybridMultilevel"/>
     <w:tmpl w:val="66A8D4E4"/>
@@ -14641,7 +17310,7 @@
       </w:pPr>
     </w:lvl>
   </w:abstractNum>
-  <w:abstractNum w:abstractNumId="8" w15:restartNumberingAfterBreak="0">
+  <w:abstractNum w:abstractNumId="9" w15:restartNumberingAfterBreak="0">
     <w:nsid w:val="5D695146"/>
     <w:multiLevelType w:val="hybridMultilevel"/>
     <w:tmpl w:val="76065DF4"/>
@@ -14727,7 +17396,7 @@
       </w:pPr>
     </w:lvl>
   </w:abstractNum>
-  <w:abstractNum w:abstractNumId="9" w15:restartNumberingAfterBreak="0">
+  <w:abstractNum w:abstractNumId="10" w15:restartNumberingAfterBreak="0">
     <w:nsid w:val="60894363"/>
     <w:multiLevelType w:val="multilevel"/>
     <w:tmpl w:val="2C38B5B0"/>
@@ -14873,7 +17542,7 @@
       </w:rPr>
     </w:lvl>
   </w:abstractNum>
-  <w:abstractNum w:abstractNumId="10" w15:restartNumberingAfterBreak="0">
+  <w:abstractNum w:abstractNumId="11" w15:restartNumberingAfterBreak="0">
     <w:nsid w:val="664C3237"/>
     <w:multiLevelType w:val="hybridMultilevel"/>
     <w:tmpl w:val="DA2C80CE"/>
@@ -14985,7 +17654,7 @@
       </w:rPr>
     </w:lvl>
   </w:abstractNum>
-  <w:abstractNum w:abstractNumId="11" w15:restartNumberingAfterBreak="0">
+  <w:abstractNum w:abstractNumId="12" w15:restartNumberingAfterBreak="0">
     <w:nsid w:val="670E61D6"/>
     <w:multiLevelType w:val="hybridMultilevel"/>
     <w:tmpl w:val="376C7348"/>
@@ -15071,7 +17740,7 @@
       </w:pPr>
     </w:lvl>
   </w:abstractNum>
-  <w:abstractNum w:abstractNumId="12" w15:restartNumberingAfterBreak="0">
+  <w:abstractNum w:abstractNumId="13" w15:restartNumberingAfterBreak="0">
     <w:nsid w:val="6B167B42"/>
     <w:multiLevelType w:val="multilevel"/>
     <w:tmpl w:val="45B2275A"/>
@@ -15201,43 +17870,46 @@
     </w:lvl>
   </w:abstractNum>
   <w:num w:numId="1" w16cid:durableId="1104230636">
+    <w:abstractNumId w:val="13"/>
+  </w:num>
+  <w:num w:numId="2" w16cid:durableId="1497764078">
+    <w:abstractNumId w:val="10"/>
+  </w:num>
+  <w:num w:numId="3" w16cid:durableId="566653640">
+    <w:abstractNumId w:val="8"/>
+  </w:num>
+  <w:num w:numId="4" w16cid:durableId="1124498408">
+    <w:abstractNumId w:val="1"/>
+  </w:num>
+  <w:num w:numId="5" w16cid:durableId="306512451">
+    <w:abstractNumId w:val="4"/>
+  </w:num>
+  <w:num w:numId="6" w16cid:durableId="1186551711">
+    <w:abstractNumId w:val="7"/>
+  </w:num>
+  <w:num w:numId="7" w16cid:durableId="1011227461">
+    <w:abstractNumId w:val="9"/>
+  </w:num>
+  <w:num w:numId="8" w16cid:durableId="1411658225">
+    <w:abstractNumId w:val="2"/>
+  </w:num>
+  <w:num w:numId="9" w16cid:durableId="1765419786">
     <w:abstractNumId w:val="12"/>
   </w:num>
-  <w:num w:numId="2" w16cid:durableId="1497764078">
-    <w:abstractNumId w:val="9"/>
-  </w:num>
-  <w:num w:numId="3" w16cid:durableId="566653640">
-    <w:abstractNumId w:val="7"/>
-  </w:num>
-  <w:num w:numId="4" w16cid:durableId="1124498408">
-    <w:abstractNumId w:val="0"/>
-  </w:num>
-  <w:num w:numId="5" w16cid:durableId="306512451">
+  <w:num w:numId="10" w16cid:durableId="811213514">
     <w:abstractNumId w:val="3"/>
   </w:num>
-  <w:num w:numId="6" w16cid:durableId="1186551711">
+  <w:num w:numId="11" w16cid:durableId="1389766858">
+    <w:abstractNumId w:val="11"/>
+  </w:num>
+  <w:num w:numId="12" w16cid:durableId="453059316">
+    <w:abstractNumId w:val="5"/>
+  </w:num>
+  <w:num w:numId="13" w16cid:durableId="2143688316">
     <w:abstractNumId w:val="6"/>
   </w:num>
-  <w:num w:numId="7" w16cid:durableId="1011227461">
-    <w:abstractNumId w:val="8"/>
-  </w:num>
-  <w:num w:numId="8" w16cid:durableId="1411658225">
-    <w:abstractNumId w:val="1"/>
-  </w:num>
-  <w:num w:numId="9" w16cid:durableId="1765419786">
-    <w:abstractNumId w:val="11"/>
-  </w:num>
-  <w:num w:numId="10" w16cid:durableId="811213514">
-    <w:abstractNumId w:val="2"/>
-  </w:num>
-  <w:num w:numId="11" w16cid:durableId="1389766858">
-    <w:abstractNumId w:val="10"/>
-  </w:num>
-  <w:num w:numId="12" w16cid:durableId="453059316">
-    <w:abstractNumId w:val="4"/>
-  </w:num>
-  <w:num w:numId="13" w16cid:durableId="2143688316">
-    <w:abstractNumId w:val="5"/>
+  <w:num w:numId="14" w16cid:durableId="834997505">
+    <w:abstractNumId w:val="0"/>
   </w:num>
   <w:numIdMacAtCleanup w:val="4"/>
 </w:numbering>
@@ -15641,7 +18313,7 @@
   <w:style w:type="paragraph" w:default="1" w:styleId="Standaard">
     <w:name w:val="Normal"/>
     <w:qFormat/>
-    <w:rsid w:val="00A079C9"/>
+    <w:rsid w:val="00A90DE7"/>
     <w:pPr>
       <w:spacing w:after="240" w:line="240" w:lineRule="auto"/>
       <w:jc w:val="both"/>
@@ -15837,7 +18509,6 @@
   <w:style w:type="character" w:default="1" w:styleId="Standaardalinea-lettertype">
     <w:name w:val="Default Paragraph Font"/>
     <w:uiPriority w:val="1"/>
-    <w:semiHidden/>
     <w:unhideWhenUsed/>
   </w:style>
   <w:style w:type="table" w:default="1" w:styleId="Standaardtabel">
@@ -17458,15 +20129,6 @@
 </file>
 
 <file path=customXml/item2.xml><?xml version="1.0" encoding="utf-8"?>
-<?mso-contentType ?>
-<FormTemplates xmlns="http://schemas.microsoft.com/sharepoint/v3/contenttype/forms">
-  <Display>DocumentLibraryForm</Display>
-  <Edit>DocumentLibraryForm</Edit>
-  <New>DocumentLibraryForm</New>
-</FormTemplates>
-</file>
-
-<file path=customXml/item3.xml><?xml version="1.0" encoding="utf-8"?>
 <ct:contentTypeSchema xmlns:ct="http://schemas.microsoft.com/office/2006/metadata/contentType" xmlns:ma="http://schemas.microsoft.com/office/2006/metadata/properties/metaAttributes" ct:_="" ma:_="" ma:contentTypeName="Document" ma:contentTypeID="0x0101001962E2830A23FD41A903F9246C64A44D" ma:contentTypeVersion="10" ma:contentTypeDescription="Create a new document." ma:contentTypeScope="" ma:versionID="94c7714442d4670dee923f06b03e50c6">
   <xsd:schema xmlns:xsd="http://www.w3.org/2001/XMLSchema" xmlns:xs="http://www.w3.org/2001/XMLSchema" xmlns:p="http://schemas.microsoft.com/office/2006/metadata/properties" xmlns:ns2="be91ab14-9a98-41fb-a029-3bd57361b40f" xmlns:ns3="a68b32df-5993-4a25-b4a0-028dd9ad2346" targetNamespace="http://schemas.microsoft.com/office/2006/metadata/properties" ma:root="true" ma:fieldsID="ddc41d6b31586f8a27e4cdad8c48b551" ns2:_="" ns3:_="">
     <xsd:import namespace="be91ab14-9a98-41fb-a029-3bd57361b40f"/>
@@ -17669,7 +20331,7 @@
 </ct:contentTypeSchema>
 </file>
 
-<file path=customXml/item4.xml><?xml version="1.0" encoding="utf-8"?>
+<file path=customXml/item3.xml><?xml version="1.0" encoding="utf-8"?>
 <b:Sources xmlns:b="http://schemas.openxmlformats.org/officeDocument/2006/bibliography" xmlns="http://schemas.openxmlformats.org/officeDocument/2006/bibliography" SelectedStyle="\APASixthEditionOfficeOnline.xsl" StyleName="APA" Version="6">
   <b:Source>
     <b:Tag>sn24</b:Tag>
@@ -17756,6 +20418,15 @@
 </b:Sources>
 </file>
 
+<file path=customXml/item4.xml><?xml version="1.0" encoding="utf-8"?>
+<?mso-contentType ?>
+<FormTemplates xmlns="http://schemas.microsoft.com/sharepoint/v3/contenttype/forms">
+  <Display>DocumentLibraryForm</Display>
+  <Edit>DocumentLibraryForm</Edit>
+  <New>DocumentLibraryForm</New>
+</FormTemplates>
+</file>
+
 <file path=customXml/itemProps1.xml><?xml version="1.0" encoding="utf-8"?>
 <ds:datastoreItem xmlns:ds="http://schemas.openxmlformats.org/officeDocument/2006/customXml" ds:itemID="{84FE26D0-9353-4E79-9B67-531A742F56F7}">
   <ds:schemaRefs>
@@ -17766,14 +20437,6 @@
 </file>
 
 <file path=customXml/itemProps2.xml><?xml version="1.0" encoding="utf-8"?>
-<ds:datastoreItem xmlns:ds="http://schemas.openxmlformats.org/officeDocument/2006/customXml" ds:itemID="{7A03709C-A4CC-408B-A127-2B1264A4F73A}">
-  <ds:schemaRefs>
-    <ds:schemaRef ds:uri="http://schemas.microsoft.com/sharepoint/v3/contenttype/forms"/>
-  </ds:schemaRefs>
-</ds:datastoreItem>
-</file>
-
-<file path=customXml/itemProps3.xml><?xml version="1.0" encoding="utf-8"?>
 <ds:datastoreItem xmlns:ds="http://schemas.openxmlformats.org/officeDocument/2006/customXml" ds:itemID="{F64CC272-990A-4878-98F7-B65456999005}">
   <ds:schemaRefs>
     <ds:schemaRef ds:uri="http://schemas.microsoft.com/office/2006/metadata/contentType"/>
@@ -17792,10 +20455,18 @@
 </ds:datastoreItem>
 </file>
 
-<file path=customXml/itemProps4.xml><?xml version="1.0" encoding="utf-8"?>
+<file path=customXml/itemProps3.xml><?xml version="1.0" encoding="utf-8"?>
 <ds:datastoreItem xmlns:ds="http://schemas.openxmlformats.org/officeDocument/2006/customXml" ds:itemID="{B40B1947-1366-4A6D-BDEA-A0042DB8ED29}">
   <ds:schemaRefs>
     <ds:schemaRef ds:uri="http://schemas.openxmlformats.org/officeDocument/2006/bibliography"/>
   </ds:schemaRefs>
 </ds:datastoreItem>
+</file>
+
+<file path=customXml/itemProps4.xml><?xml version="1.0" encoding="utf-8"?>
+<ds:datastoreItem xmlns:ds="http://schemas.openxmlformats.org/officeDocument/2006/customXml" ds:itemID="{7A03709C-A4CC-408B-A127-2B1264A4F73A}">
+  <ds:schemaRefs>
+    <ds:schemaRef ds:uri="http://schemas.microsoft.com/sharepoint/v3/contenttype/forms"/>
+  </ds:schemaRefs>
+</ds:datastoreItem>
 </file>
--- a/VervoortKobe_MLPrinciples_Portfolio.docx
+++ b/VervoortKobe_MLPrinciples_Portfolio.docx
@@ -237,7 +237,7 @@
               <w:kern w:val="2"/>
               <w:sz w:val="24"/>
               <w:szCs w:val="24"/>
-              <w:lang w:val="en-BE" w:eastAsia="en-BE"/>
+              <w:lang w:val="nl-BE" w:eastAsia="en-BE"/>
               <w14:ligatures w14:val="standardContextual"/>
             </w:rPr>
           </w:pPr>
@@ -272,6 +272,7 @@
               <w:rPr>
                 <w:noProof/>
                 <w:webHidden/>
+                <w:lang w:val="nl-BE"/>
               </w:rPr>
               <w:tab/>
             </w:r>
@@ -279,6 +280,7 @@
               <w:rPr>
                 <w:noProof/>
                 <w:webHidden/>
+                <w:lang w:val="nl-BE"/>
               </w:rPr>
               <w:fldChar w:fldCharType="begin"/>
             </w:r>
@@ -286,6 +288,7 @@
               <w:rPr>
                 <w:noProof/>
                 <w:webHidden/>
+                <w:lang w:val="nl-BE"/>
               </w:rPr>
               <w:instrText xml:space="preserve"> PAGEREF _Toc228104071 \h </w:instrText>
             </w:r>
@@ -293,12 +296,14 @@
               <w:rPr>
                 <w:noProof/>
                 <w:webHidden/>
+                <w:lang w:val="nl-BE"/>
               </w:rPr>
             </w:r>
             <w:r>
               <w:rPr>
                 <w:noProof/>
                 <w:webHidden/>
+                <w:lang w:val="nl-BE"/>
               </w:rPr>
               <w:fldChar w:fldCharType="separate"/>
             </w:r>
@@ -306,6 +311,7 @@
               <w:rPr>
                 <w:noProof/>
                 <w:webHidden/>
+                <w:lang w:val="nl-BE"/>
               </w:rPr>
               <w:t>3</w:t>
             </w:r>
@@ -313,6 +319,7 @@
               <w:rPr>
                 <w:noProof/>
                 <w:webHidden/>
+                <w:lang w:val="nl-BE"/>
               </w:rPr>
               <w:fldChar w:fldCharType="end"/>
             </w:r>
@@ -332,7 +339,7 @@
               <w:kern w:val="2"/>
               <w:sz w:val="24"/>
               <w:szCs w:val="24"/>
-              <w:lang w:val="en-BE" w:eastAsia="en-BE"/>
+              <w:lang w:val="nl-BE" w:eastAsia="en-BE"/>
               <w14:ligatures w14:val="standardContextual"/>
             </w:rPr>
           </w:pPr>
@@ -349,6 +356,7 @@
               <w:rPr>
                 <w:noProof/>
                 <w:webHidden/>
+                <w:lang w:val="nl-BE"/>
               </w:rPr>
               <w:tab/>
             </w:r>
@@ -356,6 +364,7 @@
               <w:rPr>
                 <w:noProof/>
                 <w:webHidden/>
+                <w:lang w:val="nl-BE"/>
               </w:rPr>
               <w:fldChar w:fldCharType="begin"/>
             </w:r>
@@ -363,6 +372,7 @@
               <w:rPr>
                 <w:noProof/>
                 <w:webHidden/>
+                <w:lang w:val="nl-BE"/>
               </w:rPr>
               <w:instrText xml:space="preserve"> PAGEREF _Toc228104072 \h </w:instrText>
             </w:r>
@@ -370,12 +380,14 @@
               <w:rPr>
                 <w:noProof/>
                 <w:webHidden/>
+                <w:lang w:val="nl-BE"/>
               </w:rPr>
             </w:r>
             <w:r>
               <w:rPr>
                 <w:noProof/>
                 <w:webHidden/>
+                <w:lang w:val="nl-BE"/>
               </w:rPr>
               <w:fldChar w:fldCharType="separate"/>
             </w:r>
@@ -383,6 +395,7 @@
               <w:rPr>
                 <w:noProof/>
                 <w:webHidden/>
+                <w:lang w:val="nl-BE"/>
               </w:rPr>
               <w:t>3</w:t>
             </w:r>
@@ -390,6 +403,7 @@
               <w:rPr>
                 <w:noProof/>
                 <w:webHidden/>
+                <w:lang w:val="nl-BE"/>
               </w:rPr>
               <w:fldChar w:fldCharType="end"/>
             </w:r>
@@ -409,7 +423,7 @@
               <w:kern w:val="2"/>
               <w:sz w:val="24"/>
               <w:szCs w:val="24"/>
-              <w:lang w:val="en-BE" w:eastAsia="en-BE"/>
+              <w:lang w:val="nl-BE" w:eastAsia="en-BE"/>
               <w14:ligatures w14:val="standardContextual"/>
             </w:rPr>
           </w:pPr>
@@ -426,6 +440,7 @@
               <w:rPr>
                 <w:noProof/>
                 <w:webHidden/>
+                <w:lang w:val="nl-BE"/>
               </w:rPr>
               <w:tab/>
             </w:r>
@@ -433,6 +448,7 @@
               <w:rPr>
                 <w:noProof/>
                 <w:webHidden/>
+                <w:lang w:val="nl-BE"/>
               </w:rPr>
               <w:fldChar w:fldCharType="begin"/>
             </w:r>
@@ -440,6 +456,7 @@
               <w:rPr>
                 <w:noProof/>
                 <w:webHidden/>
+                <w:lang w:val="nl-BE"/>
               </w:rPr>
               <w:instrText xml:space="preserve"> PAGEREF _Toc228104073 \h </w:instrText>
             </w:r>
@@ -447,12 +464,14 @@
               <w:rPr>
                 <w:noProof/>
                 <w:webHidden/>
+                <w:lang w:val="nl-BE"/>
               </w:rPr>
             </w:r>
             <w:r>
               <w:rPr>
                 <w:noProof/>
                 <w:webHidden/>
+                <w:lang w:val="nl-BE"/>
               </w:rPr>
               <w:fldChar w:fldCharType="separate"/>
             </w:r>
@@ -460,6 +479,7 @@
               <w:rPr>
                 <w:noProof/>
                 <w:webHidden/>
+                <w:lang w:val="nl-BE"/>
               </w:rPr>
               <w:t>3</w:t>
             </w:r>
@@ -467,6 +487,7 @@
               <w:rPr>
                 <w:noProof/>
                 <w:webHidden/>
+                <w:lang w:val="nl-BE"/>
               </w:rPr>
               <w:fldChar w:fldCharType="end"/>
             </w:r>
@@ -486,7 +507,7 @@
               <w:kern w:val="2"/>
               <w:sz w:val="24"/>
               <w:szCs w:val="24"/>
-              <w:lang w:val="en-BE" w:eastAsia="en-BE"/>
+              <w:lang w:val="nl-BE" w:eastAsia="en-BE"/>
               <w14:ligatures w14:val="standardContextual"/>
             </w:rPr>
           </w:pPr>
@@ -503,6 +524,7 @@
               <w:rPr>
                 <w:noProof/>
                 <w:webHidden/>
+                <w:lang w:val="nl-BE"/>
               </w:rPr>
               <w:tab/>
             </w:r>
@@ -510,6 +532,7 @@
               <w:rPr>
                 <w:noProof/>
                 <w:webHidden/>
+                <w:lang w:val="nl-BE"/>
               </w:rPr>
               <w:fldChar w:fldCharType="begin"/>
             </w:r>
@@ -517,6 +540,7 @@
               <w:rPr>
                 <w:noProof/>
                 <w:webHidden/>
+                <w:lang w:val="nl-BE"/>
               </w:rPr>
               <w:instrText xml:space="preserve"> PAGEREF _Toc228104074 \h </w:instrText>
             </w:r>
@@ -524,12 +548,14 @@
               <w:rPr>
                 <w:noProof/>
                 <w:webHidden/>
+                <w:lang w:val="nl-BE"/>
               </w:rPr>
             </w:r>
             <w:r>
               <w:rPr>
                 <w:noProof/>
                 <w:webHidden/>
+                <w:lang w:val="nl-BE"/>
               </w:rPr>
               <w:fldChar w:fldCharType="separate"/>
             </w:r>
@@ -537,6 +563,7 @@
               <w:rPr>
                 <w:noProof/>
                 <w:webHidden/>
+                <w:lang w:val="nl-BE"/>
               </w:rPr>
               <w:t>6</w:t>
             </w:r>
@@ -544,6 +571,7 @@
               <w:rPr>
                 <w:noProof/>
                 <w:webHidden/>
+                <w:lang w:val="nl-BE"/>
               </w:rPr>
               <w:fldChar w:fldCharType="end"/>
             </w:r>
@@ -562,7 +590,7 @@
               <w:kern w:val="2"/>
               <w:sz w:val="24"/>
               <w:szCs w:val="24"/>
-              <w:lang w:val="en-BE" w:eastAsia="en-BE"/>
+              <w:lang w:val="nl-BE" w:eastAsia="en-BE"/>
               <w14:ligatures w14:val="standardContextual"/>
             </w:rPr>
           </w:pPr>
@@ -579,6 +607,7 @@
               <w:rPr>
                 <w:noProof/>
                 <w:webHidden/>
+                <w:lang w:val="nl-BE"/>
               </w:rPr>
               <w:tab/>
             </w:r>
@@ -586,6 +615,7 @@
               <w:rPr>
                 <w:noProof/>
                 <w:webHidden/>
+                <w:lang w:val="nl-BE"/>
               </w:rPr>
               <w:fldChar w:fldCharType="begin"/>
             </w:r>
@@ -593,6 +623,7 @@
               <w:rPr>
                 <w:noProof/>
                 <w:webHidden/>
+                <w:lang w:val="nl-BE"/>
               </w:rPr>
               <w:instrText xml:space="preserve"> PAGEREF _Toc228104075 \h </w:instrText>
             </w:r>
@@ -600,12 +631,14 @@
               <w:rPr>
                 <w:noProof/>
                 <w:webHidden/>
+                <w:lang w:val="nl-BE"/>
               </w:rPr>
             </w:r>
             <w:r>
               <w:rPr>
                 <w:noProof/>
                 <w:webHidden/>
+                <w:lang w:val="nl-BE"/>
               </w:rPr>
               <w:fldChar w:fldCharType="separate"/>
             </w:r>
@@ -613,6 +646,7 @@
               <w:rPr>
                 <w:noProof/>
                 <w:webHidden/>
+                <w:lang w:val="nl-BE"/>
               </w:rPr>
               <w:t>7</w:t>
             </w:r>
@@ -620,6 +654,7 @@
               <w:rPr>
                 <w:noProof/>
                 <w:webHidden/>
+                <w:lang w:val="nl-BE"/>
               </w:rPr>
               <w:fldChar w:fldCharType="end"/>
             </w:r>
@@ -639,7 +674,7 @@
               <w:kern w:val="2"/>
               <w:sz w:val="24"/>
               <w:szCs w:val="24"/>
-              <w:lang w:val="en-BE" w:eastAsia="en-BE"/>
+              <w:lang w:val="nl-BE" w:eastAsia="en-BE"/>
               <w14:ligatures w14:val="standardContextual"/>
             </w:rPr>
           </w:pPr>
@@ -656,6 +691,7 @@
               <w:rPr>
                 <w:noProof/>
                 <w:webHidden/>
+                <w:lang w:val="nl-BE"/>
               </w:rPr>
               <w:tab/>
             </w:r>
@@ -663,6 +699,7 @@
               <w:rPr>
                 <w:noProof/>
                 <w:webHidden/>
+                <w:lang w:val="nl-BE"/>
               </w:rPr>
               <w:fldChar w:fldCharType="begin"/>
             </w:r>
@@ -670,6 +707,7 @@
               <w:rPr>
                 <w:noProof/>
                 <w:webHidden/>
+                <w:lang w:val="nl-BE"/>
               </w:rPr>
               <w:instrText xml:space="preserve"> PAGEREF _Toc228104076 \h </w:instrText>
             </w:r>
@@ -677,12 +715,14 @@
               <w:rPr>
                 <w:noProof/>
                 <w:webHidden/>
+                <w:lang w:val="nl-BE"/>
               </w:rPr>
             </w:r>
             <w:r>
               <w:rPr>
                 <w:noProof/>
                 <w:webHidden/>
+                <w:lang w:val="nl-BE"/>
               </w:rPr>
               <w:fldChar w:fldCharType="separate"/>
             </w:r>
@@ -690,6 +730,7 @@
               <w:rPr>
                 <w:noProof/>
                 <w:webHidden/>
+                <w:lang w:val="nl-BE"/>
               </w:rPr>
               <w:t>7</w:t>
             </w:r>
@@ -697,6 +738,7 @@
               <w:rPr>
                 <w:noProof/>
                 <w:webHidden/>
+                <w:lang w:val="nl-BE"/>
               </w:rPr>
               <w:fldChar w:fldCharType="end"/>
             </w:r>
@@ -716,7 +758,7 @@
               <w:kern w:val="2"/>
               <w:sz w:val="24"/>
               <w:szCs w:val="24"/>
-              <w:lang w:val="en-BE" w:eastAsia="en-BE"/>
+              <w:lang w:val="nl-BE" w:eastAsia="en-BE"/>
               <w14:ligatures w14:val="standardContextual"/>
             </w:rPr>
           </w:pPr>
@@ -733,6 +775,7 @@
               <w:rPr>
                 <w:noProof/>
                 <w:webHidden/>
+                <w:lang w:val="nl-BE"/>
               </w:rPr>
               <w:tab/>
             </w:r>
@@ -740,6 +783,7 @@
               <w:rPr>
                 <w:noProof/>
                 <w:webHidden/>
+                <w:lang w:val="nl-BE"/>
               </w:rPr>
               <w:fldChar w:fldCharType="begin"/>
             </w:r>
@@ -747,6 +791,7 @@
               <w:rPr>
                 <w:noProof/>
                 <w:webHidden/>
+                <w:lang w:val="nl-BE"/>
               </w:rPr>
               <w:instrText xml:space="preserve"> PAGEREF _Toc228104077 \h </w:instrText>
             </w:r>
@@ -754,12 +799,14 @@
               <w:rPr>
                 <w:noProof/>
                 <w:webHidden/>
+                <w:lang w:val="nl-BE"/>
               </w:rPr>
             </w:r>
             <w:r>
               <w:rPr>
                 <w:noProof/>
                 <w:webHidden/>
+                <w:lang w:val="nl-BE"/>
               </w:rPr>
               <w:fldChar w:fldCharType="separate"/>
             </w:r>
@@ -767,6 +814,7 @@
               <w:rPr>
                 <w:noProof/>
                 <w:webHidden/>
+                <w:lang w:val="nl-BE"/>
               </w:rPr>
               <w:t>7</w:t>
             </w:r>
@@ -774,6 +822,7 @@
               <w:rPr>
                 <w:noProof/>
                 <w:webHidden/>
+                <w:lang w:val="nl-BE"/>
               </w:rPr>
               <w:fldChar w:fldCharType="end"/>
             </w:r>
@@ -793,7 +842,7 @@
               <w:kern w:val="2"/>
               <w:sz w:val="24"/>
               <w:szCs w:val="24"/>
-              <w:lang w:val="en-BE" w:eastAsia="en-BE"/>
+              <w:lang w:val="nl-BE" w:eastAsia="en-BE"/>
               <w14:ligatures w14:val="standardContextual"/>
             </w:rPr>
           </w:pPr>
@@ -810,6 +859,7 @@
               <w:rPr>
                 <w:noProof/>
                 <w:webHidden/>
+                <w:lang w:val="nl-BE"/>
               </w:rPr>
               <w:tab/>
             </w:r>
@@ -817,6 +867,7 @@
               <w:rPr>
                 <w:noProof/>
                 <w:webHidden/>
+                <w:lang w:val="nl-BE"/>
               </w:rPr>
               <w:fldChar w:fldCharType="begin"/>
             </w:r>
@@ -824,6 +875,7 @@
               <w:rPr>
                 <w:noProof/>
                 <w:webHidden/>
+                <w:lang w:val="nl-BE"/>
               </w:rPr>
               <w:instrText xml:space="preserve"> PAGEREF _Toc228104078 \h </w:instrText>
             </w:r>
@@ -831,12 +883,14 @@
               <w:rPr>
                 <w:noProof/>
                 <w:webHidden/>
+                <w:lang w:val="nl-BE"/>
               </w:rPr>
             </w:r>
             <w:r>
               <w:rPr>
                 <w:noProof/>
                 <w:webHidden/>
+                <w:lang w:val="nl-BE"/>
               </w:rPr>
               <w:fldChar w:fldCharType="separate"/>
             </w:r>
@@ -844,6 +898,7 @@
               <w:rPr>
                 <w:noProof/>
                 <w:webHidden/>
+                <w:lang w:val="nl-BE"/>
               </w:rPr>
               <w:t>11</w:t>
             </w:r>
@@ -851,6 +906,7 @@
               <w:rPr>
                 <w:noProof/>
                 <w:webHidden/>
+                <w:lang w:val="nl-BE"/>
               </w:rPr>
               <w:fldChar w:fldCharType="end"/>
             </w:r>
@@ -869,7 +925,7 @@
               <w:kern w:val="2"/>
               <w:sz w:val="24"/>
               <w:szCs w:val="24"/>
-              <w:lang w:val="en-BE" w:eastAsia="en-BE"/>
+              <w:lang w:val="nl-BE" w:eastAsia="en-BE"/>
               <w14:ligatures w14:val="standardContextual"/>
             </w:rPr>
           </w:pPr>
@@ -886,6 +942,7 @@
               <w:rPr>
                 <w:noProof/>
                 <w:webHidden/>
+                <w:lang w:val="nl-BE"/>
               </w:rPr>
               <w:tab/>
             </w:r>
@@ -893,6 +950,7 @@
               <w:rPr>
                 <w:noProof/>
                 <w:webHidden/>
+                <w:lang w:val="nl-BE"/>
               </w:rPr>
               <w:fldChar w:fldCharType="begin"/>
             </w:r>
@@ -900,6 +958,7 @@
               <w:rPr>
                 <w:noProof/>
                 <w:webHidden/>
+                <w:lang w:val="nl-BE"/>
               </w:rPr>
               <w:instrText xml:space="preserve"> PAGEREF _Toc228104079 \h </w:instrText>
             </w:r>
@@ -907,12 +966,14 @@
               <w:rPr>
                 <w:noProof/>
                 <w:webHidden/>
+                <w:lang w:val="nl-BE"/>
               </w:rPr>
             </w:r>
             <w:r>
               <w:rPr>
                 <w:noProof/>
                 <w:webHidden/>
+                <w:lang w:val="nl-BE"/>
               </w:rPr>
               <w:fldChar w:fldCharType="separate"/>
             </w:r>
@@ -920,6 +981,7 @@
               <w:rPr>
                 <w:noProof/>
                 <w:webHidden/>
+                <w:lang w:val="nl-BE"/>
               </w:rPr>
               <w:t>12</w:t>
             </w:r>
@@ -927,6 +989,7 @@
               <w:rPr>
                 <w:noProof/>
                 <w:webHidden/>
+                <w:lang w:val="nl-BE"/>
               </w:rPr>
               <w:fldChar w:fldCharType="end"/>
             </w:r>
@@ -946,7 +1009,7 @@
               <w:kern w:val="2"/>
               <w:sz w:val="24"/>
               <w:szCs w:val="24"/>
-              <w:lang w:val="en-BE" w:eastAsia="en-BE"/>
+              <w:lang w:val="nl-BE" w:eastAsia="en-BE"/>
               <w14:ligatures w14:val="standardContextual"/>
             </w:rPr>
           </w:pPr>
@@ -963,6 +1026,7 @@
               <w:rPr>
                 <w:noProof/>
                 <w:webHidden/>
+                <w:lang w:val="nl-BE"/>
               </w:rPr>
               <w:tab/>
             </w:r>
@@ -970,6 +1034,7 @@
               <w:rPr>
                 <w:noProof/>
                 <w:webHidden/>
+                <w:lang w:val="nl-BE"/>
               </w:rPr>
               <w:fldChar w:fldCharType="begin"/>
             </w:r>
@@ -977,6 +1042,7 @@
               <w:rPr>
                 <w:noProof/>
                 <w:webHidden/>
+                <w:lang w:val="nl-BE"/>
               </w:rPr>
               <w:instrText xml:space="preserve"> PAGEREF _Toc228104080 \h </w:instrText>
             </w:r>
@@ -984,12 +1050,14 @@
               <w:rPr>
                 <w:noProof/>
                 <w:webHidden/>
+                <w:lang w:val="nl-BE"/>
               </w:rPr>
             </w:r>
             <w:r>
               <w:rPr>
                 <w:noProof/>
                 <w:webHidden/>
+                <w:lang w:val="nl-BE"/>
               </w:rPr>
               <w:fldChar w:fldCharType="separate"/>
             </w:r>
@@ -997,6 +1065,7 @@
               <w:rPr>
                 <w:noProof/>
                 <w:webHidden/>
+                <w:lang w:val="nl-BE"/>
               </w:rPr>
               <w:t>12</w:t>
             </w:r>
@@ -1004,6 +1073,7 @@
               <w:rPr>
                 <w:noProof/>
                 <w:webHidden/>
+                <w:lang w:val="nl-BE"/>
               </w:rPr>
               <w:fldChar w:fldCharType="end"/>
             </w:r>
@@ -1023,7 +1093,7 @@
               <w:kern w:val="2"/>
               <w:sz w:val="24"/>
               <w:szCs w:val="24"/>
-              <w:lang w:val="en-BE" w:eastAsia="en-BE"/>
+              <w:lang w:val="nl-BE" w:eastAsia="en-BE"/>
               <w14:ligatures w14:val="standardContextual"/>
             </w:rPr>
           </w:pPr>
@@ -1040,6 +1110,7 @@
               <w:rPr>
                 <w:noProof/>
                 <w:webHidden/>
+                <w:lang w:val="nl-BE"/>
               </w:rPr>
               <w:tab/>
             </w:r>
@@ -1047,6 +1118,7 @@
               <w:rPr>
                 <w:noProof/>
                 <w:webHidden/>
+                <w:lang w:val="nl-BE"/>
               </w:rPr>
               <w:fldChar w:fldCharType="begin"/>
             </w:r>
@@ -1054,6 +1126,7 @@
               <w:rPr>
                 <w:noProof/>
                 <w:webHidden/>
+                <w:lang w:val="nl-BE"/>
               </w:rPr>
               <w:instrText xml:space="preserve"> PAGEREF _Toc228104081 \h </w:instrText>
             </w:r>
@@ -1061,12 +1134,14 @@
               <w:rPr>
                 <w:noProof/>
                 <w:webHidden/>
+                <w:lang w:val="nl-BE"/>
               </w:rPr>
             </w:r>
             <w:r>
               <w:rPr>
                 <w:noProof/>
                 <w:webHidden/>
+                <w:lang w:val="nl-BE"/>
               </w:rPr>
               <w:fldChar w:fldCharType="separate"/>
             </w:r>
@@ -1074,6 +1149,7 @@
               <w:rPr>
                 <w:noProof/>
                 <w:webHidden/>
+                <w:lang w:val="nl-BE"/>
               </w:rPr>
               <w:t>12</w:t>
             </w:r>
@@ -1081,6 +1157,7 @@
               <w:rPr>
                 <w:noProof/>
                 <w:webHidden/>
+                <w:lang w:val="nl-BE"/>
               </w:rPr>
               <w:fldChar w:fldCharType="end"/>
             </w:r>
@@ -1100,7 +1177,7 @@
               <w:kern w:val="2"/>
               <w:sz w:val="24"/>
               <w:szCs w:val="24"/>
-              <w:lang w:val="en-BE" w:eastAsia="en-BE"/>
+              <w:lang w:val="nl-BE" w:eastAsia="en-BE"/>
               <w14:ligatures w14:val="standardContextual"/>
             </w:rPr>
           </w:pPr>
@@ -1117,6 +1194,7 @@
               <w:rPr>
                 <w:noProof/>
                 <w:webHidden/>
+                <w:lang w:val="nl-BE"/>
               </w:rPr>
               <w:tab/>
             </w:r>
@@ -1124,6 +1202,7 @@
               <w:rPr>
                 <w:noProof/>
                 <w:webHidden/>
+                <w:lang w:val="nl-BE"/>
               </w:rPr>
               <w:fldChar w:fldCharType="begin"/>
             </w:r>
@@ -1131,6 +1210,7 @@
               <w:rPr>
                 <w:noProof/>
                 <w:webHidden/>
+                <w:lang w:val="nl-BE"/>
               </w:rPr>
               <w:instrText xml:space="preserve"> PAGEREF _Toc228104082 \h </w:instrText>
             </w:r>
@@ -1138,12 +1218,14 @@
               <w:rPr>
                 <w:noProof/>
                 <w:webHidden/>
+                <w:lang w:val="nl-BE"/>
               </w:rPr>
             </w:r>
             <w:r>
               <w:rPr>
                 <w:noProof/>
                 <w:webHidden/>
+                <w:lang w:val="nl-BE"/>
               </w:rPr>
               <w:fldChar w:fldCharType="separate"/>
             </w:r>
@@ -1151,6 +1233,7 @@
               <w:rPr>
                 <w:noProof/>
                 <w:webHidden/>
+                <w:lang w:val="nl-BE"/>
               </w:rPr>
               <w:t>14</w:t>
             </w:r>
@@ -1158,6 +1241,7 @@
               <w:rPr>
                 <w:noProof/>
                 <w:webHidden/>
+                <w:lang w:val="nl-BE"/>
               </w:rPr>
               <w:fldChar w:fldCharType="end"/>
             </w:r>
@@ -1176,7 +1260,7 @@
               <w:kern w:val="2"/>
               <w:sz w:val="24"/>
               <w:szCs w:val="24"/>
-              <w:lang w:val="en-BE" w:eastAsia="en-BE"/>
+              <w:lang w:val="nl-BE" w:eastAsia="en-BE"/>
               <w14:ligatures w14:val="standardContextual"/>
             </w:rPr>
           </w:pPr>
@@ -1193,6 +1277,7 @@
               <w:rPr>
                 <w:noProof/>
                 <w:webHidden/>
+                <w:lang w:val="nl-BE"/>
               </w:rPr>
               <w:tab/>
             </w:r>
@@ -1200,6 +1285,7 @@
               <w:rPr>
                 <w:noProof/>
                 <w:webHidden/>
+                <w:lang w:val="nl-BE"/>
               </w:rPr>
               <w:fldChar w:fldCharType="begin"/>
             </w:r>
@@ -1207,6 +1293,7 @@
               <w:rPr>
                 <w:noProof/>
                 <w:webHidden/>
+                <w:lang w:val="nl-BE"/>
               </w:rPr>
               <w:instrText xml:space="preserve"> PAGEREF _Toc228104083 \h </w:instrText>
             </w:r>
@@ -1214,12 +1301,14 @@
               <w:rPr>
                 <w:noProof/>
                 <w:webHidden/>
+                <w:lang w:val="nl-BE"/>
               </w:rPr>
             </w:r>
             <w:r>
               <w:rPr>
                 <w:noProof/>
                 <w:webHidden/>
+                <w:lang w:val="nl-BE"/>
               </w:rPr>
               <w:fldChar w:fldCharType="separate"/>
             </w:r>
@@ -1227,6 +1316,7 @@
               <w:rPr>
                 <w:noProof/>
                 <w:webHidden/>
+                <w:lang w:val="nl-BE"/>
               </w:rPr>
               <w:t>15</w:t>
             </w:r>
@@ -1234,6 +1324,7 @@
               <w:rPr>
                 <w:noProof/>
                 <w:webHidden/>
+                <w:lang w:val="nl-BE"/>
               </w:rPr>
               <w:fldChar w:fldCharType="end"/>
             </w:r>
@@ -1253,7 +1344,7 @@
               <w:kern w:val="2"/>
               <w:sz w:val="24"/>
               <w:szCs w:val="24"/>
-              <w:lang w:val="en-BE" w:eastAsia="en-BE"/>
+              <w:lang w:val="nl-BE" w:eastAsia="en-BE"/>
               <w14:ligatures w14:val="standardContextual"/>
             </w:rPr>
           </w:pPr>
@@ -1270,6 +1361,7 @@
               <w:rPr>
                 <w:noProof/>
                 <w:webHidden/>
+                <w:lang w:val="nl-BE"/>
               </w:rPr>
               <w:tab/>
             </w:r>
@@ -1277,6 +1369,7 @@
               <w:rPr>
                 <w:noProof/>
                 <w:webHidden/>
+                <w:lang w:val="nl-BE"/>
               </w:rPr>
               <w:fldChar w:fldCharType="begin"/>
             </w:r>
@@ -1284,6 +1377,7 @@
               <w:rPr>
                 <w:noProof/>
                 <w:webHidden/>
+                <w:lang w:val="nl-BE"/>
               </w:rPr>
               <w:instrText xml:space="preserve"> PAGEREF _Toc228104084 \h </w:instrText>
             </w:r>
@@ -1291,12 +1385,14 @@
               <w:rPr>
                 <w:noProof/>
                 <w:webHidden/>
+                <w:lang w:val="nl-BE"/>
               </w:rPr>
             </w:r>
             <w:r>
               <w:rPr>
                 <w:noProof/>
                 <w:webHidden/>
+                <w:lang w:val="nl-BE"/>
               </w:rPr>
               <w:fldChar w:fldCharType="separate"/>
             </w:r>
@@ -1304,6 +1400,7 @@
               <w:rPr>
                 <w:noProof/>
                 <w:webHidden/>
+                <w:lang w:val="nl-BE"/>
               </w:rPr>
               <w:t>15</w:t>
             </w:r>
@@ -1311,6 +1408,7 @@
               <w:rPr>
                 <w:noProof/>
                 <w:webHidden/>
+                <w:lang w:val="nl-BE"/>
               </w:rPr>
               <w:fldChar w:fldCharType="end"/>
             </w:r>
@@ -1330,7 +1428,7 @@
               <w:kern w:val="2"/>
               <w:sz w:val="24"/>
               <w:szCs w:val="24"/>
-              <w:lang w:val="en-BE" w:eastAsia="en-BE"/>
+              <w:lang w:val="nl-BE" w:eastAsia="en-BE"/>
               <w14:ligatures w14:val="standardContextual"/>
             </w:rPr>
           </w:pPr>
@@ -1347,6 +1445,7 @@
               <w:rPr>
                 <w:noProof/>
                 <w:webHidden/>
+                <w:lang w:val="nl-BE"/>
               </w:rPr>
               <w:tab/>
             </w:r>
@@ -1354,6 +1453,7 @@
               <w:rPr>
                 <w:noProof/>
                 <w:webHidden/>
+                <w:lang w:val="nl-BE"/>
               </w:rPr>
               <w:fldChar w:fldCharType="begin"/>
             </w:r>
@@ -1361,6 +1461,7 @@
               <w:rPr>
                 <w:noProof/>
                 <w:webHidden/>
+                <w:lang w:val="nl-BE"/>
               </w:rPr>
               <w:instrText xml:space="preserve"> PAGEREF _Toc228104085 \h </w:instrText>
             </w:r>
@@ -1368,12 +1469,14 @@
               <w:rPr>
                 <w:noProof/>
                 <w:webHidden/>
+                <w:lang w:val="nl-BE"/>
               </w:rPr>
             </w:r>
             <w:r>
               <w:rPr>
                 <w:noProof/>
                 <w:webHidden/>
+                <w:lang w:val="nl-BE"/>
               </w:rPr>
               <w:fldChar w:fldCharType="separate"/>
             </w:r>
@@ -1381,6 +1484,7 @@
               <w:rPr>
                 <w:noProof/>
                 <w:webHidden/>
+                <w:lang w:val="nl-BE"/>
               </w:rPr>
               <w:t>15</w:t>
             </w:r>
@@ -1388,6 +1492,7 @@
               <w:rPr>
                 <w:noProof/>
                 <w:webHidden/>
+                <w:lang w:val="nl-BE"/>
               </w:rPr>
               <w:fldChar w:fldCharType="end"/>
             </w:r>
@@ -1407,7 +1512,7 @@
               <w:kern w:val="2"/>
               <w:sz w:val="24"/>
               <w:szCs w:val="24"/>
-              <w:lang w:val="en-BE" w:eastAsia="en-BE"/>
+              <w:lang w:val="nl-BE" w:eastAsia="en-BE"/>
               <w14:ligatures w14:val="standardContextual"/>
             </w:rPr>
           </w:pPr>
@@ -1424,6 +1529,7 @@
               <w:rPr>
                 <w:noProof/>
                 <w:webHidden/>
+                <w:lang w:val="nl-BE"/>
               </w:rPr>
               <w:tab/>
             </w:r>
@@ -1431,6 +1537,7 @@
               <w:rPr>
                 <w:noProof/>
                 <w:webHidden/>
+                <w:lang w:val="nl-BE"/>
               </w:rPr>
               <w:fldChar w:fldCharType="begin"/>
             </w:r>
@@ -1438,6 +1545,7 @@
               <w:rPr>
                 <w:noProof/>
                 <w:webHidden/>
+                <w:lang w:val="nl-BE"/>
               </w:rPr>
               <w:instrText xml:space="preserve"> PAGEREF _Toc228104086 \h </w:instrText>
             </w:r>
@@ -1445,12 +1553,14 @@
               <w:rPr>
                 <w:noProof/>
                 <w:webHidden/>
+                <w:lang w:val="nl-BE"/>
               </w:rPr>
             </w:r>
             <w:r>
               <w:rPr>
                 <w:noProof/>
                 <w:webHidden/>
+                <w:lang w:val="nl-BE"/>
               </w:rPr>
               <w:fldChar w:fldCharType="separate"/>
             </w:r>
@@ -1458,6 +1568,7 @@
               <w:rPr>
                 <w:noProof/>
                 <w:webHidden/>
+                <w:lang w:val="nl-BE"/>
               </w:rPr>
               <w:t>17</w:t>
             </w:r>
@@ -1465,6 +1576,7 @@
               <w:rPr>
                 <w:noProof/>
                 <w:webHidden/>
+                <w:lang w:val="nl-BE"/>
               </w:rPr>
               <w:fldChar w:fldCharType="end"/>
             </w:r>
@@ -1483,7 +1595,7 @@
               <w:kern w:val="2"/>
               <w:sz w:val="24"/>
               <w:szCs w:val="24"/>
-              <w:lang w:val="en-BE" w:eastAsia="en-BE"/>
+              <w:lang w:val="nl-BE" w:eastAsia="en-BE"/>
               <w14:ligatures w14:val="standardContextual"/>
             </w:rPr>
           </w:pPr>
@@ -1500,6 +1612,7 @@
               <w:rPr>
                 <w:noProof/>
                 <w:webHidden/>
+                <w:lang w:val="nl-BE"/>
               </w:rPr>
               <w:tab/>
             </w:r>
@@ -1507,6 +1620,7 @@
               <w:rPr>
                 <w:noProof/>
                 <w:webHidden/>
+                <w:lang w:val="nl-BE"/>
               </w:rPr>
               <w:fldChar w:fldCharType="begin"/>
             </w:r>
@@ -1514,6 +1628,7 @@
               <w:rPr>
                 <w:noProof/>
                 <w:webHidden/>
+                <w:lang w:val="nl-BE"/>
               </w:rPr>
               <w:instrText xml:space="preserve"> PAGEREF _Toc228104087 \h </w:instrText>
             </w:r>
@@ -1521,12 +1636,14 @@
               <w:rPr>
                 <w:noProof/>
                 <w:webHidden/>
+                <w:lang w:val="nl-BE"/>
               </w:rPr>
             </w:r>
             <w:r>
               <w:rPr>
                 <w:noProof/>
                 <w:webHidden/>
+                <w:lang w:val="nl-BE"/>
               </w:rPr>
               <w:fldChar w:fldCharType="separate"/>
             </w:r>
@@ -1534,6 +1651,7 @@
               <w:rPr>
                 <w:noProof/>
                 <w:webHidden/>
+                <w:lang w:val="nl-BE"/>
               </w:rPr>
               <w:t>18</w:t>
             </w:r>
@@ -1541,6 +1659,7 @@
               <w:rPr>
                 <w:noProof/>
                 <w:webHidden/>
+                <w:lang w:val="nl-BE"/>
               </w:rPr>
               <w:fldChar w:fldCharType="end"/>
             </w:r>
@@ -1560,7 +1679,7 @@
               <w:kern w:val="2"/>
               <w:sz w:val="24"/>
               <w:szCs w:val="24"/>
-              <w:lang w:val="en-BE" w:eastAsia="en-BE"/>
+              <w:lang w:val="nl-BE" w:eastAsia="en-BE"/>
               <w14:ligatures w14:val="standardContextual"/>
             </w:rPr>
           </w:pPr>
@@ -1577,6 +1696,7 @@
               <w:rPr>
                 <w:noProof/>
                 <w:webHidden/>
+                <w:lang w:val="nl-BE"/>
               </w:rPr>
               <w:tab/>
             </w:r>
@@ -1584,6 +1704,7 @@
               <w:rPr>
                 <w:noProof/>
                 <w:webHidden/>
+                <w:lang w:val="nl-BE"/>
               </w:rPr>
               <w:fldChar w:fldCharType="begin"/>
             </w:r>
@@ -1591,6 +1712,7 @@
               <w:rPr>
                 <w:noProof/>
                 <w:webHidden/>
+                <w:lang w:val="nl-BE"/>
               </w:rPr>
               <w:instrText xml:space="preserve"> PAGEREF _Toc228104088 \h </w:instrText>
             </w:r>
@@ -1598,12 +1720,14 @@
               <w:rPr>
                 <w:noProof/>
                 <w:webHidden/>
+                <w:lang w:val="nl-BE"/>
               </w:rPr>
             </w:r>
             <w:r>
               <w:rPr>
                 <w:noProof/>
                 <w:webHidden/>
+                <w:lang w:val="nl-BE"/>
               </w:rPr>
               <w:fldChar w:fldCharType="separate"/>
             </w:r>
@@ -1611,6 +1735,7 @@
               <w:rPr>
                 <w:noProof/>
                 <w:webHidden/>
+                <w:lang w:val="nl-BE"/>
               </w:rPr>
               <w:t>18</w:t>
             </w:r>
@@ -1618,6 +1743,7 @@
               <w:rPr>
                 <w:noProof/>
                 <w:webHidden/>
+                <w:lang w:val="nl-BE"/>
               </w:rPr>
               <w:fldChar w:fldCharType="end"/>
             </w:r>
@@ -1637,7 +1763,7 @@
               <w:kern w:val="2"/>
               <w:sz w:val="24"/>
               <w:szCs w:val="24"/>
-              <w:lang w:val="en-BE" w:eastAsia="en-BE"/>
+              <w:lang w:val="nl-BE" w:eastAsia="en-BE"/>
               <w14:ligatures w14:val="standardContextual"/>
             </w:rPr>
           </w:pPr>
@@ -1654,6 +1780,7 @@
               <w:rPr>
                 <w:noProof/>
                 <w:webHidden/>
+                <w:lang w:val="nl-BE"/>
               </w:rPr>
               <w:tab/>
             </w:r>
@@ -1661,6 +1788,7 @@
               <w:rPr>
                 <w:noProof/>
                 <w:webHidden/>
+                <w:lang w:val="nl-BE"/>
               </w:rPr>
               <w:fldChar w:fldCharType="begin"/>
             </w:r>
@@ -1668,6 +1796,7 @@
               <w:rPr>
                 <w:noProof/>
                 <w:webHidden/>
+                <w:lang w:val="nl-BE"/>
               </w:rPr>
               <w:instrText xml:space="preserve"> PAGEREF _Toc228104089 \h </w:instrText>
             </w:r>
@@ -1675,12 +1804,14 @@
               <w:rPr>
                 <w:noProof/>
                 <w:webHidden/>
+                <w:lang w:val="nl-BE"/>
               </w:rPr>
             </w:r>
             <w:r>
               <w:rPr>
                 <w:noProof/>
                 <w:webHidden/>
+                <w:lang w:val="nl-BE"/>
               </w:rPr>
               <w:fldChar w:fldCharType="separate"/>
             </w:r>
@@ -1688,6 +1819,7 @@
               <w:rPr>
                 <w:noProof/>
                 <w:webHidden/>
+                <w:lang w:val="nl-BE"/>
               </w:rPr>
               <w:t>18</w:t>
             </w:r>
@@ -1695,6 +1827,7 @@
               <w:rPr>
                 <w:noProof/>
                 <w:webHidden/>
+                <w:lang w:val="nl-BE"/>
               </w:rPr>
               <w:fldChar w:fldCharType="end"/>
             </w:r>
@@ -1714,7 +1847,7 @@
               <w:kern w:val="2"/>
               <w:sz w:val="24"/>
               <w:szCs w:val="24"/>
-              <w:lang w:val="en-BE" w:eastAsia="en-BE"/>
+              <w:lang w:val="nl-BE" w:eastAsia="en-BE"/>
               <w14:ligatures w14:val="standardContextual"/>
             </w:rPr>
           </w:pPr>
@@ -1731,6 +1864,7 @@
               <w:rPr>
                 <w:noProof/>
                 <w:webHidden/>
+                <w:lang w:val="nl-BE"/>
               </w:rPr>
               <w:tab/>
             </w:r>
@@ -1738,6 +1872,7 @@
               <w:rPr>
                 <w:noProof/>
                 <w:webHidden/>
+                <w:lang w:val="nl-BE"/>
               </w:rPr>
               <w:fldChar w:fldCharType="begin"/>
             </w:r>
@@ -1745,6 +1880,7 @@
               <w:rPr>
                 <w:noProof/>
                 <w:webHidden/>
+                <w:lang w:val="nl-BE"/>
               </w:rPr>
               <w:instrText xml:space="preserve"> PAGEREF _Toc228104090 \h </w:instrText>
             </w:r>
@@ -1752,12 +1888,14 @@
               <w:rPr>
                 <w:noProof/>
                 <w:webHidden/>
+                <w:lang w:val="nl-BE"/>
               </w:rPr>
             </w:r>
             <w:r>
               <w:rPr>
                 <w:noProof/>
                 <w:webHidden/>
+                <w:lang w:val="nl-BE"/>
               </w:rPr>
               <w:fldChar w:fldCharType="separate"/>
             </w:r>
@@ -1765,6 +1903,7 @@
               <w:rPr>
                 <w:noProof/>
                 <w:webHidden/>
+                <w:lang w:val="nl-BE"/>
               </w:rPr>
               <w:t>22</w:t>
             </w:r>
@@ -1772,6 +1911,7 @@
               <w:rPr>
                 <w:noProof/>
                 <w:webHidden/>
+                <w:lang w:val="nl-BE"/>
               </w:rPr>
               <w:fldChar w:fldCharType="end"/>
             </w:r>
@@ -1790,7 +1930,7 @@
               <w:kern w:val="2"/>
               <w:sz w:val="24"/>
               <w:szCs w:val="24"/>
-              <w:lang w:val="en-BE" w:eastAsia="en-BE"/>
+              <w:lang w:val="nl-BE" w:eastAsia="en-BE"/>
               <w14:ligatures w14:val="standardContextual"/>
             </w:rPr>
           </w:pPr>
@@ -1807,6 +1947,7 @@
               <w:rPr>
                 <w:noProof/>
                 <w:webHidden/>
+                <w:lang w:val="nl-BE"/>
               </w:rPr>
               <w:tab/>
             </w:r>
@@ -1814,6 +1955,7 @@
               <w:rPr>
                 <w:noProof/>
                 <w:webHidden/>
+                <w:lang w:val="nl-BE"/>
               </w:rPr>
               <w:fldChar w:fldCharType="begin"/>
             </w:r>
@@ -1821,6 +1963,7 @@
               <w:rPr>
                 <w:noProof/>
                 <w:webHidden/>
+                <w:lang w:val="nl-BE"/>
               </w:rPr>
               <w:instrText xml:space="preserve"> PAGEREF _Toc228104091 \h </w:instrText>
             </w:r>
@@ -1828,12 +1971,14 @@
               <w:rPr>
                 <w:noProof/>
                 <w:webHidden/>
+                <w:lang w:val="nl-BE"/>
               </w:rPr>
             </w:r>
             <w:r>
               <w:rPr>
                 <w:noProof/>
                 <w:webHidden/>
+                <w:lang w:val="nl-BE"/>
               </w:rPr>
               <w:fldChar w:fldCharType="separate"/>
             </w:r>
@@ -1841,6 +1986,7 @@
               <w:rPr>
                 <w:noProof/>
                 <w:webHidden/>
+                <w:lang w:val="nl-BE"/>
               </w:rPr>
               <w:t>23</w:t>
             </w:r>
@@ -1848,6 +1994,7 @@
               <w:rPr>
                 <w:noProof/>
                 <w:webHidden/>
+                <w:lang w:val="nl-BE"/>
               </w:rPr>
               <w:fldChar w:fldCharType="end"/>
             </w:r>
@@ -1867,7 +2014,7 @@
               <w:kern w:val="2"/>
               <w:sz w:val="24"/>
               <w:szCs w:val="24"/>
-              <w:lang w:val="en-BE" w:eastAsia="en-BE"/>
+              <w:lang w:val="nl-BE" w:eastAsia="en-BE"/>
               <w14:ligatures w14:val="standardContextual"/>
             </w:rPr>
           </w:pPr>
@@ -1884,6 +2031,7 @@
               <w:rPr>
                 <w:noProof/>
                 <w:webHidden/>
+                <w:lang w:val="nl-BE"/>
               </w:rPr>
               <w:tab/>
             </w:r>
@@ -1891,6 +2039,7 @@
               <w:rPr>
                 <w:noProof/>
                 <w:webHidden/>
+                <w:lang w:val="nl-BE"/>
               </w:rPr>
               <w:fldChar w:fldCharType="begin"/>
             </w:r>
@@ -1898,6 +2047,7 @@
               <w:rPr>
                 <w:noProof/>
                 <w:webHidden/>
+                <w:lang w:val="nl-BE"/>
               </w:rPr>
               <w:instrText xml:space="preserve"> PAGEREF _Toc228104092 \h </w:instrText>
             </w:r>
@@ -1905,12 +2055,14 @@
               <w:rPr>
                 <w:noProof/>
                 <w:webHidden/>
+                <w:lang w:val="nl-BE"/>
               </w:rPr>
             </w:r>
             <w:r>
               <w:rPr>
                 <w:noProof/>
                 <w:webHidden/>
+                <w:lang w:val="nl-BE"/>
               </w:rPr>
               <w:fldChar w:fldCharType="separate"/>
             </w:r>
@@ -1918,6 +2070,7 @@
               <w:rPr>
                 <w:noProof/>
                 <w:webHidden/>
+                <w:lang w:val="nl-BE"/>
               </w:rPr>
               <w:t>23</w:t>
             </w:r>
@@ -1925,6 +2078,7 @@
               <w:rPr>
                 <w:noProof/>
                 <w:webHidden/>
+                <w:lang w:val="nl-BE"/>
               </w:rPr>
               <w:fldChar w:fldCharType="end"/>
             </w:r>
@@ -1944,7 +2098,7 @@
               <w:kern w:val="2"/>
               <w:sz w:val="24"/>
               <w:szCs w:val="24"/>
-              <w:lang w:val="en-BE" w:eastAsia="en-BE"/>
+              <w:lang w:val="nl-BE" w:eastAsia="en-BE"/>
               <w14:ligatures w14:val="standardContextual"/>
             </w:rPr>
           </w:pPr>
@@ -1961,6 +2115,7 @@
               <w:rPr>
                 <w:noProof/>
                 <w:webHidden/>
+                <w:lang w:val="nl-BE"/>
               </w:rPr>
               <w:tab/>
             </w:r>
@@ -1968,6 +2123,7 @@
               <w:rPr>
                 <w:noProof/>
                 <w:webHidden/>
+                <w:lang w:val="nl-BE"/>
               </w:rPr>
               <w:fldChar w:fldCharType="begin"/>
             </w:r>
@@ -1975,6 +2131,7 @@
               <w:rPr>
                 <w:noProof/>
                 <w:webHidden/>
+                <w:lang w:val="nl-BE"/>
               </w:rPr>
               <w:instrText xml:space="preserve"> PAGEREF _Toc228104093 \h </w:instrText>
             </w:r>
@@ -1982,12 +2139,14 @@
               <w:rPr>
                 <w:noProof/>
                 <w:webHidden/>
+                <w:lang w:val="nl-BE"/>
               </w:rPr>
             </w:r>
             <w:r>
               <w:rPr>
                 <w:noProof/>
                 <w:webHidden/>
+                <w:lang w:val="nl-BE"/>
               </w:rPr>
               <w:fldChar w:fldCharType="separate"/>
             </w:r>
@@ -1995,6 +2154,7 @@
               <w:rPr>
                 <w:noProof/>
                 <w:webHidden/>
+                <w:lang w:val="nl-BE"/>
               </w:rPr>
               <w:t>23</w:t>
             </w:r>
@@ -2002,6 +2162,7 @@
               <w:rPr>
                 <w:noProof/>
                 <w:webHidden/>
+                <w:lang w:val="nl-BE"/>
               </w:rPr>
               <w:fldChar w:fldCharType="end"/>
             </w:r>
@@ -2021,7 +2182,7 @@
               <w:kern w:val="2"/>
               <w:sz w:val="24"/>
               <w:szCs w:val="24"/>
-              <w:lang w:val="en-BE" w:eastAsia="en-BE"/>
+              <w:lang w:val="nl-BE" w:eastAsia="en-BE"/>
               <w14:ligatures w14:val="standardContextual"/>
             </w:rPr>
           </w:pPr>
@@ -2038,6 +2199,7 @@
               <w:rPr>
                 <w:noProof/>
                 <w:webHidden/>
+                <w:lang w:val="nl-BE"/>
               </w:rPr>
               <w:tab/>
             </w:r>
@@ -2045,6 +2207,7 @@
               <w:rPr>
                 <w:noProof/>
                 <w:webHidden/>
+                <w:lang w:val="nl-BE"/>
               </w:rPr>
               <w:fldChar w:fldCharType="begin"/>
             </w:r>
@@ -2052,6 +2215,7 @@
               <w:rPr>
                 <w:noProof/>
                 <w:webHidden/>
+                <w:lang w:val="nl-BE"/>
               </w:rPr>
               <w:instrText xml:space="preserve"> PAGEREF _Toc228104094 \h </w:instrText>
             </w:r>
@@ -2059,12 +2223,14 @@
               <w:rPr>
                 <w:noProof/>
                 <w:webHidden/>
+                <w:lang w:val="nl-BE"/>
               </w:rPr>
             </w:r>
             <w:r>
               <w:rPr>
                 <w:noProof/>
                 <w:webHidden/>
+                <w:lang w:val="nl-BE"/>
               </w:rPr>
               <w:fldChar w:fldCharType="separate"/>
             </w:r>
@@ -2072,6 +2238,7 @@
               <w:rPr>
                 <w:noProof/>
                 <w:webHidden/>
+                <w:lang w:val="nl-BE"/>
               </w:rPr>
               <w:t>26</w:t>
             </w:r>
@@ -2079,6 +2246,7 @@
               <w:rPr>
                 <w:noProof/>
                 <w:webHidden/>
+                <w:lang w:val="nl-BE"/>
               </w:rPr>
               <w:fldChar w:fldCharType="end"/>
             </w:r>
@@ -2097,7 +2265,7 @@
               <w:kern w:val="2"/>
               <w:sz w:val="24"/>
               <w:szCs w:val="24"/>
-              <w:lang w:val="en-BE" w:eastAsia="en-BE"/>
+              <w:lang w:val="nl-BE" w:eastAsia="en-BE"/>
               <w14:ligatures w14:val="standardContextual"/>
             </w:rPr>
           </w:pPr>
@@ -2114,6 +2282,7 @@
               <w:rPr>
                 <w:noProof/>
                 <w:webHidden/>
+                <w:lang w:val="nl-BE"/>
               </w:rPr>
               <w:tab/>
             </w:r>
@@ -2121,6 +2290,7 @@
               <w:rPr>
                 <w:noProof/>
                 <w:webHidden/>
+                <w:lang w:val="nl-BE"/>
               </w:rPr>
               <w:fldChar w:fldCharType="begin"/>
             </w:r>
@@ -2128,6 +2298,7 @@
               <w:rPr>
                 <w:noProof/>
                 <w:webHidden/>
+                <w:lang w:val="nl-BE"/>
               </w:rPr>
               <w:instrText xml:space="preserve"> PAGEREF _Toc228104095 \h </w:instrText>
             </w:r>
@@ -2135,12 +2306,14 @@
               <w:rPr>
                 <w:noProof/>
                 <w:webHidden/>
+                <w:lang w:val="nl-BE"/>
               </w:rPr>
             </w:r>
             <w:r>
               <w:rPr>
                 <w:noProof/>
                 <w:webHidden/>
+                <w:lang w:val="nl-BE"/>
               </w:rPr>
               <w:fldChar w:fldCharType="separate"/>
             </w:r>
@@ -2148,6 +2321,7 @@
               <w:rPr>
                 <w:noProof/>
                 <w:webHidden/>
+                <w:lang w:val="nl-BE"/>
               </w:rPr>
               <w:t>27</w:t>
             </w:r>
@@ -2155,6 +2329,7 @@
               <w:rPr>
                 <w:noProof/>
                 <w:webHidden/>
+                <w:lang w:val="nl-BE"/>
               </w:rPr>
               <w:fldChar w:fldCharType="end"/>
             </w:r>
@@ -2174,7 +2349,7 @@
               <w:kern w:val="2"/>
               <w:sz w:val="24"/>
               <w:szCs w:val="24"/>
-              <w:lang w:val="en-BE" w:eastAsia="en-BE"/>
+              <w:lang w:val="nl-BE" w:eastAsia="en-BE"/>
               <w14:ligatures w14:val="standardContextual"/>
             </w:rPr>
           </w:pPr>
@@ -2191,6 +2366,7 @@
               <w:rPr>
                 <w:noProof/>
                 <w:webHidden/>
+                <w:lang w:val="nl-BE"/>
               </w:rPr>
               <w:tab/>
             </w:r>
@@ -2198,6 +2374,7 @@
               <w:rPr>
                 <w:noProof/>
                 <w:webHidden/>
+                <w:lang w:val="nl-BE"/>
               </w:rPr>
               <w:fldChar w:fldCharType="begin"/>
             </w:r>
@@ -2205,6 +2382,7 @@
               <w:rPr>
                 <w:noProof/>
                 <w:webHidden/>
+                <w:lang w:val="nl-BE"/>
               </w:rPr>
               <w:instrText xml:space="preserve"> PAGEREF _Toc228104096 \h </w:instrText>
             </w:r>
@@ -2212,12 +2390,14 @@
               <w:rPr>
                 <w:noProof/>
                 <w:webHidden/>
+                <w:lang w:val="nl-BE"/>
               </w:rPr>
             </w:r>
             <w:r>
               <w:rPr>
                 <w:noProof/>
                 <w:webHidden/>
+                <w:lang w:val="nl-BE"/>
               </w:rPr>
               <w:fldChar w:fldCharType="separate"/>
             </w:r>
@@ -2225,6 +2405,7 @@
               <w:rPr>
                 <w:noProof/>
                 <w:webHidden/>
+                <w:lang w:val="nl-BE"/>
               </w:rPr>
               <w:t>27</w:t>
             </w:r>
@@ -2232,6 +2413,7 @@
               <w:rPr>
                 <w:noProof/>
                 <w:webHidden/>
+                <w:lang w:val="nl-BE"/>
               </w:rPr>
               <w:fldChar w:fldCharType="end"/>
             </w:r>
@@ -2251,7 +2433,7 @@
               <w:kern w:val="2"/>
               <w:sz w:val="24"/>
               <w:szCs w:val="24"/>
-              <w:lang w:val="en-BE" w:eastAsia="en-BE"/>
+              <w:lang w:val="nl-BE" w:eastAsia="en-BE"/>
               <w14:ligatures w14:val="standardContextual"/>
             </w:rPr>
           </w:pPr>
@@ -2268,6 +2450,7 @@
               <w:rPr>
                 <w:noProof/>
                 <w:webHidden/>
+                <w:lang w:val="nl-BE"/>
               </w:rPr>
               <w:tab/>
             </w:r>
@@ -2275,6 +2458,7 @@
               <w:rPr>
                 <w:noProof/>
                 <w:webHidden/>
+                <w:lang w:val="nl-BE"/>
               </w:rPr>
               <w:fldChar w:fldCharType="begin"/>
             </w:r>
@@ -2282,6 +2466,7 @@
               <w:rPr>
                 <w:noProof/>
                 <w:webHidden/>
+                <w:lang w:val="nl-BE"/>
               </w:rPr>
               <w:instrText xml:space="preserve"> PAGEREF _Toc228104097 \h </w:instrText>
             </w:r>
@@ -2289,12 +2474,14 @@
               <w:rPr>
                 <w:noProof/>
                 <w:webHidden/>
+                <w:lang w:val="nl-BE"/>
               </w:rPr>
             </w:r>
             <w:r>
               <w:rPr>
                 <w:noProof/>
                 <w:webHidden/>
+                <w:lang w:val="nl-BE"/>
               </w:rPr>
               <w:fldChar w:fldCharType="separate"/>
             </w:r>
@@ -2302,6 +2489,7 @@
               <w:rPr>
                 <w:noProof/>
                 <w:webHidden/>
+                <w:lang w:val="nl-BE"/>
               </w:rPr>
               <w:t>27</w:t>
             </w:r>
@@ -2309,6 +2497,7 @@
               <w:rPr>
                 <w:noProof/>
                 <w:webHidden/>
+                <w:lang w:val="nl-BE"/>
               </w:rPr>
               <w:fldChar w:fldCharType="end"/>
             </w:r>
@@ -2328,7 +2517,7 @@
               <w:kern w:val="2"/>
               <w:sz w:val="24"/>
               <w:szCs w:val="24"/>
-              <w:lang w:val="en-BE" w:eastAsia="en-BE"/>
+              <w:lang w:val="nl-BE" w:eastAsia="en-BE"/>
               <w14:ligatures w14:val="standardContextual"/>
             </w:rPr>
           </w:pPr>
@@ -2345,6 +2534,7 @@
               <w:rPr>
                 <w:noProof/>
                 <w:webHidden/>
+                <w:lang w:val="nl-BE"/>
               </w:rPr>
               <w:tab/>
             </w:r>
@@ -2352,6 +2542,7 @@
               <w:rPr>
                 <w:noProof/>
                 <w:webHidden/>
+                <w:lang w:val="nl-BE"/>
               </w:rPr>
               <w:fldChar w:fldCharType="begin"/>
             </w:r>
@@ -2359,6 +2550,7 @@
               <w:rPr>
                 <w:noProof/>
                 <w:webHidden/>
+                <w:lang w:val="nl-BE"/>
               </w:rPr>
               <w:instrText xml:space="preserve"> PAGEREF _Toc228104098 \h </w:instrText>
             </w:r>
@@ -2366,12 +2558,14 @@
               <w:rPr>
                 <w:noProof/>
                 <w:webHidden/>
+                <w:lang w:val="nl-BE"/>
               </w:rPr>
             </w:r>
             <w:r>
               <w:rPr>
                 <w:noProof/>
                 <w:webHidden/>
+                <w:lang w:val="nl-BE"/>
               </w:rPr>
               <w:fldChar w:fldCharType="separate"/>
             </w:r>
@@ -2379,6 +2573,7 @@
               <w:rPr>
                 <w:noProof/>
                 <w:webHidden/>
+                <w:lang w:val="nl-BE"/>
               </w:rPr>
               <w:t>28</w:t>
             </w:r>
@@ -2386,6 +2581,7 @@
               <w:rPr>
                 <w:noProof/>
                 <w:webHidden/>
+                <w:lang w:val="nl-BE"/>
               </w:rPr>
               <w:fldChar w:fldCharType="end"/>
             </w:r>
@@ -2404,7 +2600,7 @@
               <w:kern w:val="2"/>
               <w:sz w:val="24"/>
               <w:szCs w:val="24"/>
-              <w:lang w:val="en-BE" w:eastAsia="en-BE"/>
+              <w:lang w:val="nl-BE" w:eastAsia="en-BE"/>
               <w14:ligatures w14:val="standardContextual"/>
             </w:rPr>
           </w:pPr>
@@ -2421,6 +2617,7 @@
               <w:rPr>
                 <w:noProof/>
                 <w:webHidden/>
+                <w:lang w:val="nl-BE"/>
               </w:rPr>
               <w:tab/>
             </w:r>
@@ -2428,6 +2625,7 @@
               <w:rPr>
                 <w:noProof/>
                 <w:webHidden/>
+                <w:lang w:val="nl-BE"/>
               </w:rPr>
               <w:fldChar w:fldCharType="begin"/>
             </w:r>
@@ -2435,6 +2633,7 @@
               <w:rPr>
                 <w:noProof/>
                 <w:webHidden/>
+                <w:lang w:val="nl-BE"/>
               </w:rPr>
               <w:instrText xml:space="preserve"> PAGEREF _Toc228104099 \h </w:instrText>
             </w:r>
@@ -2442,12 +2641,14 @@
               <w:rPr>
                 <w:noProof/>
                 <w:webHidden/>
+                <w:lang w:val="nl-BE"/>
               </w:rPr>
             </w:r>
             <w:r>
               <w:rPr>
                 <w:noProof/>
                 <w:webHidden/>
+                <w:lang w:val="nl-BE"/>
               </w:rPr>
               <w:fldChar w:fldCharType="separate"/>
             </w:r>
@@ -2455,6 +2656,7 @@
               <w:rPr>
                 <w:noProof/>
                 <w:webHidden/>
+                <w:lang w:val="nl-BE"/>
               </w:rPr>
               <w:t>29</w:t>
             </w:r>
@@ -2462,6 +2664,7 @@
               <w:rPr>
                 <w:noProof/>
                 <w:webHidden/>
+                <w:lang w:val="nl-BE"/>
               </w:rPr>
               <w:fldChar w:fldCharType="end"/>
             </w:r>
@@ -2481,7 +2684,7 @@
               <w:kern w:val="2"/>
               <w:sz w:val="24"/>
               <w:szCs w:val="24"/>
-              <w:lang w:val="en-BE" w:eastAsia="en-BE"/>
+              <w:lang w:val="nl-BE" w:eastAsia="en-BE"/>
               <w14:ligatures w14:val="standardContextual"/>
             </w:rPr>
           </w:pPr>
@@ -2498,6 +2701,7 @@
               <w:rPr>
                 <w:noProof/>
                 <w:webHidden/>
+                <w:lang w:val="nl-BE"/>
               </w:rPr>
               <w:tab/>
             </w:r>
@@ -2505,6 +2709,7 @@
               <w:rPr>
                 <w:noProof/>
                 <w:webHidden/>
+                <w:lang w:val="nl-BE"/>
               </w:rPr>
               <w:fldChar w:fldCharType="begin"/>
             </w:r>
@@ -2512,6 +2717,7 @@
               <w:rPr>
                 <w:noProof/>
                 <w:webHidden/>
+                <w:lang w:val="nl-BE"/>
               </w:rPr>
               <w:instrText xml:space="preserve"> PAGEREF _Toc228104100 \h </w:instrText>
             </w:r>
@@ -2519,12 +2725,14 @@
               <w:rPr>
                 <w:noProof/>
                 <w:webHidden/>
+                <w:lang w:val="nl-BE"/>
               </w:rPr>
             </w:r>
             <w:r>
               <w:rPr>
                 <w:noProof/>
                 <w:webHidden/>
+                <w:lang w:val="nl-BE"/>
               </w:rPr>
               <w:fldChar w:fldCharType="separate"/>
             </w:r>
@@ -2532,6 +2740,7 @@
               <w:rPr>
                 <w:noProof/>
                 <w:webHidden/>
+                <w:lang w:val="nl-BE"/>
               </w:rPr>
               <w:t>29</w:t>
             </w:r>
@@ -2539,6 +2748,7 @@
               <w:rPr>
                 <w:noProof/>
                 <w:webHidden/>
+                <w:lang w:val="nl-BE"/>
               </w:rPr>
               <w:fldChar w:fldCharType="end"/>
             </w:r>
@@ -2558,7 +2768,7 @@
               <w:kern w:val="2"/>
               <w:sz w:val="24"/>
               <w:szCs w:val="24"/>
-              <w:lang w:val="en-BE" w:eastAsia="en-BE"/>
+              <w:lang w:val="nl-BE" w:eastAsia="en-BE"/>
               <w14:ligatures w14:val="standardContextual"/>
             </w:rPr>
           </w:pPr>
@@ -2575,6 +2785,7 @@
               <w:rPr>
                 <w:noProof/>
                 <w:webHidden/>
+                <w:lang w:val="nl-BE"/>
               </w:rPr>
               <w:tab/>
             </w:r>
@@ -2582,6 +2793,7 @@
               <w:rPr>
                 <w:noProof/>
                 <w:webHidden/>
+                <w:lang w:val="nl-BE"/>
               </w:rPr>
               <w:fldChar w:fldCharType="begin"/>
             </w:r>
@@ -2589,6 +2801,7 @@
               <w:rPr>
                 <w:noProof/>
                 <w:webHidden/>
+                <w:lang w:val="nl-BE"/>
               </w:rPr>
               <w:instrText xml:space="preserve"> PAGEREF _Toc228104101 \h </w:instrText>
             </w:r>
@@ -2596,12 +2809,14 @@
               <w:rPr>
                 <w:noProof/>
                 <w:webHidden/>
+                <w:lang w:val="nl-BE"/>
               </w:rPr>
             </w:r>
             <w:r>
               <w:rPr>
                 <w:noProof/>
                 <w:webHidden/>
+                <w:lang w:val="nl-BE"/>
               </w:rPr>
               <w:fldChar w:fldCharType="separate"/>
             </w:r>
@@ -2609,6 +2824,7 @@
               <w:rPr>
                 <w:noProof/>
                 <w:webHidden/>
+                <w:lang w:val="nl-BE"/>
               </w:rPr>
               <w:t>30</w:t>
             </w:r>
@@ -2616,6 +2832,7 @@
               <w:rPr>
                 <w:noProof/>
                 <w:webHidden/>
+                <w:lang w:val="nl-BE"/>
               </w:rPr>
               <w:fldChar w:fldCharType="end"/>
             </w:r>
@@ -2635,7 +2852,7 @@
               <w:kern w:val="2"/>
               <w:sz w:val="24"/>
               <w:szCs w:val="24"/>
-              <w:lang w:val="en-BE" w:eastAsia="en-BE"/>
+              <w:lang w:val="nl-BE" w:eastAsia="en-BE"/>
               <w14:ligatures w14:val="standardContextual"/>
             </w:rPr>
           </w:pPr>
@@ -2652,6 +2869,7 @@
               <w:rPr>
                 <w:noProof/>
                 <w:webHidden/>
+                <w:lang w:val="nl-BE"/>
               </w:rPr>
               <w:tab/>
             </w:r>
@@ -2659,6 +2877,7 @@
               <w:rPr>
                 <w:noProof/>
                 <w:webHidden/>
+                <w:lang w:val="nl-BE"/>
               </w:rPr>
               <w:fldChar w:fldCharType="begin"/>
             </w:r>
@@ -2666,6 +2885,7 @@
               <w:rPr>
                 <w:noProof/>
                 <w:webHidden/>
+                <w:lang w:val="nl-BE"/>
               </w:rPr>
               <w:instrText xml:space="preserve"> PAGEREF _Toc228104102 \h </w:instrText>
             </w:r>
@@ -2673,12 +2893,14 @@
               <w:rPr>
                 <w:noProof/>
                 <w:webHidden/>
+                <w:lang w:val="nl-BE"/>
               </w:rPr>
             </w:r>
             <w:r>
               <w:rPr>
                 <w:noProof/>
                 <w:webHidden/>
+                <w:lang w:val="nl-BE"/>
               </w:rPr>
               <w:fldChar w:fldCharType="separate"/>
             </w:r>
@@ -2686,6 +2908,7 @@
               <w:rPr>
                 <w:noProof/>
                 <w:webHidden/>
+                <w:lang w:val="nl-BE"/>
               </w:rPr>
               <w:t>30</w:t>
             </w:r>
@@ -2693,6 +2916,7 @@
               <w:rPr>
                 <w:noProof/>
                 <w:webHidden/>
+                <w:lang w:val="nl-BE"/>
               </w:rPr>
               <w:fldChar w:fldCharType="end"/>
             </w:r>
@@ -2711,7 +2935,7 @@
               <w:kern w:val="2"/>
               <w:sz w:val="24"/>
               <w:szCs w:val="24"/>
-              <w:lang w:val="en-BE" w:eastAsia="en-BE"/>
+              <w:lang w:val="nl-BE" w:eastAsia="en-BE"/>
               <w14:ligatures w14:val="standardContextual"/>
             </w:rPr>
           </w:pPr>
@@ -2728,6 +2952,7 @@
               <w:rPr>
                 <w:noProof/>
                 <w:webHidden/>
+                <w:lang w:val="nl-BE"/>
               </w:rPr>
               <w:tab/>
             </w:r>
@@ -2735,6 +2960,7 @@
               <w:rPr>
                 <w:noProof/>
                 <w:webHidden/>
+                <w:lang w:val="nl-BE"/>
               </w:rPr>
               <w:fldChar w:fldCharType="begin"/>
             </w:r>
@@ -2742,6 +2968,7 @@
               <w:rPr>
                 <w:noProof/>
                 <w:webHidden/>
+                <w:lang w:val="nl-BE"/>
               </w:rPr>
               <w:instrText xml:space="preserve"> PAGEREF _Toc228104103 \h </w:instrText>
             </w:r>
@@ -2749,12 +2976,14 @@
               <w:rPr>
                 <w:noProof/>
                 <w:webHidden/>
+                <w:lang w:val="nl-BE"/>
               </w:rPr>
             </w:r>
             <w:r>
               <w:rPr>
                 <w:noProof/>
                 <w:webHidden/>
+                <w:lang w:val="nl-BE"/>
               </w:rPr>
               <w:fldChar w:fldCharType="separate"/>
             </w:r>
@@ -2762,6 +2991,7 @@
               <w:rPr>
                 <w:noProof/>
                 <w:webHidden/>
+                <w:lang w:val="nl-BE"/>
               </w:rPr>
               <w:t>32</w:t>
             </w:r>
@@ -2769,6 +2999,7 @@
               <w:rPr>
                 <w:noProof/>
                 <w:webHidden/>
+                <w:lang w:val="nl-BE"/>
               </w:rPr>
               <w:fldChar w:fldCharType="end"/>
             </w:r>
@@ -15581,49 +15812,27 @@
           <w:iCs/>
           <w:sz w:val="20"/>
           <w:szCs w:val="20"/>
-          <w:lang w:val="en-GB"/>
-        </w:rPr>
-      </w:pPr>
-      <w:r>
-        <w:rPr>
-          <w:i/>
-          <w:iCs/>
-          <w:sz w:val="20"/>
-          <w:szCs w:val="20"/>
-          <w:lang w:val="nl-BE"/>
-        </w:rPr>
-        <w:t xml:space="preserve"> </w:t>
-      </w:r>
-      <w:proofErr w:type="spellStart"/>
-      <w:r>
-        <w:rPr>
-          <w:i/>
-          <w:iCs/>
-          <w:sz w:val="20"/>
-          <w:szCs w:val="20"/>
-          <w:lang w:val="en-GB"/>
-        </w:rPr>
-        <w:t>Uitsluiten</w:t>
-      </w:r>
-      <w:proofErr w:type="spellEnd"/>
-      <w:r>
-        <w:rPr>
-          <w:i/>
-          <w:iCs/>
-          <w:sz w:val="20"/>
-          <w:szCs w:val="20"/>
-          <w:lang w:val="en-GB"/>
-        </w:rPr>
-        <w:t xml:space="preserve">: </w:t>
-      </w:r>
-      <w:proofErr w:type="spellStart"/>
-      <w:r>
-        <w:rPr>
-          <w:i/>
-          <w:iCs/>
-          <w:sz w:val="20"/>
-          <w:szCs w:val="20"/>
-          <w:lang w:val="en-GB"/>
+          <w:lang w:val="nl-BE"/>
+        </w:rPr>
+      </w:pPr>
+      <w:r>
+        <w:rPr>
+          <w:i/>
+          <w:iCs/>
+          <w:sz w:val="20"/>
+          <w:szCs w:val="20"/>
+          <w:lang w:val="nl-BE"/>
+        </w:rPr>
+        <w:t xml:space="preserve"> Uitsluiten: </w:t>
+      </w:r>
+      <w:proofErr w:type="spellStart"/>
+      <w:r>
+        <w:rPr>
+          <w:i/>
+          <w:iCs/>
+          <w:sz w:val="20"/>
+          <w:szCs w:val="20"/>
+          <w:lang w:val="nl-BE"/>
         </w:rPr>
         <w:t>rownames</w:t>
       </w:r>
@@ -15634,7 +15843,7 @@
           <w:iCs/>
           <w:sz w:val="20"/>
           <w:szCs w:val="20"/>
-          <w:lang w:val="en-GB"/>
+          <w:lang w:val="nl-BE"/>
         </w:rPr>
         <w:t xml:space="preserve">, </w:t>
       </w:r>
@@ -15645,7 +15854,7 @@
           <w:iCs/>
           <w:sz w:val="20"/>
           <w:szCs w:val="20"/>
-          <w:lang w:val="en-GB"/>
+          <w:lang w:val="nl-BE"/>
         </w:rPr>
         <w:t>essround</w:t>
       </w:r>
@@ -15656,18 +15865,40 @@
           <w:iCs/>
           <w:sz w:val="20"/>
           <w:szCs w:val="20"/>
-          <w:lang w:val="en-GB"/>
-        </w:rPr>
-        <w:t xml:space="preserve">, edition, </w:t>
-      </w:r>
-      <w:proofErr w:type="spellStart"/>
-      <w:r>
-        <w:rPr>
-          <w:i/>
-          <w:iCs/>
-          <w:sz w:val="20"/>
-          <w:szCs w:val="20"/>
-          <w:lang w:val="en-GB"/>
+          <w:lang w:val="nl-BE"/>
+        </w:rPr>
+        <w:t xml:space="preserve">, </w:t>
+      </w:r>
+      <w:proofErr w:type="spellStart"/>
+      <w:r>
+        <w:rPr>
+          <w:i/>
+          <w:iCs/>
+          <w:sz w:val="20"/>
+          <w:szCs w:val="20"/>
+          <w:lang w:val="nl-BE"/>
+        </w:rPr>
+        <w:t>edition</w:t>
+      </w:r>
+      <w:proofErr w:type="spellEnd"/>
+      <w:r>
+        <w:rPr>
+          <w:i/>
+          <w:iCs/>
+          <w:sz w:val="20"/>
+          <w:szCs w:val="20"/>
+          <w:lang w:val="nl-BE"/>
+        </w:rPr>
+        <w:t xml:space="preserve">, </w:t>
+      </w:r>
+      <w:proofErr w:type="spellStart"/>
+      <w:r>
+        <w:rPr>
+          <w:i/>
+          <w:iCs/>
+          <w:sz w:val="20"/>
+          <w:szCs w:val="20"/>
+          <w:lang w:val="nl-BE"/>
         </w:rPr>
         <w:t>idno</w:t>
       </w:r>
@@ -15678,7 +15909,7 @@
           <w:iCs/>
           <w:sz w:val="20"/>
           <w:szCs w:val="20"/>
-          <w:lang w:val="en-GB"/>
+          <w:lang w:val="nl-BE"/>
         </w:rPr>
         <w:t xml:space="preserve">, </w:t>
       </w:r>
@@ -15689,7 +15920,7 @@
           <w:iCs/>
           <w:sz w:val="20"/>
           <w:szCs w:val="20"/>
-          <w:lang w:val="en-GB"/>
+          <w:lang w:val="nl-BE"/>
         </w:rPr>
         <w:t>cntry</w:t>
       </w:r>
@@ -15700,7 +15931,7 @@
           <w:iCs/>
           <w:sz w:val="20"/>
           <w:szCs w:val="20"/>
-          <w:lang w:val="en-GB"/>
+          <w:lang w:val="nl-BE"/>
         </w:rPr>
         <w:t>.</w:t>
       </w:r>
@@ -15728,19 +15959,9 @@
           <w:iCs/>
           <w:sz w:val="20"/>
           <w:szCs w:val="20"/>
-          <w:lang w:val="en-GB"/>
-        </w:rPr>
-        <w:t xml:space="preserve"> </w:t>
-      </w:r>
-      <w:r>
-        <w:rPr>
-          <w:i/>
-          <w:iCs/>
-          <w:sz w:val="20"/>
-          <w:szCs w:val="20"/>
-          <w:lang w:val="nl-BE"/>
-        </w:rPr>
-        <w:t xml:space="preserve">Gebruiken als target: </w:t>
+          <w:lang w:val="nl-BE"/>
+        </w:rPr>
+        <w:t xml:space="preserve"> Gebruiken als target: </w:t>
       </w:r>
       <w:proofErr w:type="spellStart"/>
       <w:r>
@@ -18632,13 +18853,7 @@
         <w:rPr>
           <w:lang w:val="nl-BE"/>
         </w:rPr>
-        <w:t xml:space="preserve">. Eerst worden de gegevens verzameld en wordt, op basis van hun structuur, de architectuur van het neuraal netwerk bepaald. </w:t>
-      </w:r>
-      <w:r>
-        <w:rPr>
-          <w:lang w:val="nl-BE"/>
-        </w:rPr>
-        <w:t xml:space="preserve">De dataset wordt </w:t>
+        <w:t xml:space="preserve">. Eerst worden de gegevens verzameld en wordt, op basis van hun structuur, de architectuur van het neuraal netwerk bepaald. De dataset wordt </w:t>
       </w:r>
       <w:r>
         <w:rPr>
@@ -18770,13 +18985,7 @@
         <w:rPr>
           <w:lang w:val="nl-BE"/>
         </w:rPr>
-        <w:t xml:space="preserve"> niet meer</w:t>
-      </w:r>
-      <w:r>
-        <w:rPr>
-          <w:lang w:val="nl-BE"/>
-        </w:rPr>
-        <w:t xml:space="preserve"> verbeteren terwijl die op de </w:t>
+        <w:t xml:space="preserve"> niet meer verbeteren terwijl die op de </w:t>
       </w:r>
       <w:proofErr w:type="spellStart"/>
       <w:r>
@@ -18857,165 +19066,158 @@
       <w:pPr>
         <w:spacing w:after="200" w:line="276" w:lineRule="auto"/>
         <w:jc w:val="left"/>
-      </w:pPr>
-      <w:r>
+        <w:rPr>
+          <w:lang w:val="nl-BE"/>
+        </w:rPr>
+      </w:pPr>
+      <w:r>
+        <w:rPr>
+          <w:lang w:val="nl-BE"/>
+        </w:rPr>
         <w:t>In</w:t>
       </w:r>
       <w:r>
+        <w:rPr>
+          <w:lang w:val="nl-BE"/>
+        </w:rPr>
         <w:t xml:space="preserve"> dit labo </w:t>
       </w:r>
       <w:r>
+        <w:rPr>
+          <w:lang w:val="nl-BE"/>
+        </w:rPr>
         <w:t>was</w:t>
       </w:r>
       <w:r>
+        <w:rPr>
+          <w:lang w:val="nl-BE"/>
+        </w:rPr>
         <w:t xml:space="preserve"> het</w:t>
       </w:r>
       <w:r>
+        <w:rPr>
+          <w:lang w:val="nl-BE"/>
+        </w:rPr>
         <w:t xml:space="preserve"> de bedoeling om</w:t>
       </w:r>
       <w:r>
-        <w:t xml:space="preserve"> de </w:t>
-      </w:r>
-      <w:r>
-        <w:rPr>
-          <w:lang w:val="en-BE"/>
-        </w:rPr>
-        <w:t>ESSBE5</w:t>
-      </w:r>
-      <w:r>
-        <w:rPr>
-          <w:lang w:val="en-BE"/>
-        </w:rPr>
-        <w:t>-dataset</w:t>
-      </w:r>
-      <w:r>
+        <w:rPr>
+          <w:lang w:val="nl-BE"/>
+        </w:rPr>
+        <w:t xml:space="preserve"> de ESSBE5-dataset</w:t>
+      </w:r>
+      <w:r>
+        <w:rPr>
+          <w:lang w:val="nl-BE"/>
+        </w:rPr>
         <w:t xml:space="preserve"> voor</w:t>
       </w:r>
       <w:r>
+        <w:rPr>
+          <w:lang w:val="nl-BE"/>
+        </w:rPr>
         <w:t xml:space="preserve"> te </w:t>
       </w:r>
       <w:r>
+        <w:rPr>
+          <w:lang w:val="nl-BE"/>
+        </w:rPr>
         <w:t>bereiden en op</w:t>
       </w:r>
       <w:r>
+        <w:rPr>
+          <w:lang w:val="nl-BE"/>
+        </w:rPr>
         <w:t xml:space="preserve"> te </w:t>
       </w:r>
       <w:r>
+        <w:rPr>
+          <w:lang w:val="nl-BE"/>
+        </w:rPr>
         <w:t>splitsen om</w:t>
       </w:r>
       <w:r>
+        <w:rPr>
+          <w:lang w:val="nl-BE"/>
+        </w:rPr>
         <w:t xml:space="preserve"> zo</w:t>
       </w:r>
       <w:r>
+        <w:rPr>
+          <w:lang w:val="nl-BE"/>
+        </w:rPr>
         <w:t xml:space="preserve"> de onafhankelijkheid tussen training</w:t>
       </w:r>
       <w:r>
+        <w:rPr>
+          <w:lang w:val="nl-BE"/>
+        </w:rPr>
         <w:t>-</w:t>
       </w:r>
       <w:r>
+        <w:rPr>
+          <w:lang w:val="nl-BE"/>
+        </w:rPr>
         <w:t xml:space="preserve"> en </w:t>
       </w:r>
       <w:proofErr w:type="spellStart"/>
       <w:r>
+        <w:rPr>
+          <w:lang w:val="nl-BE"/>
+        </w:rPr>
         <w:t>testset</w:t>
       </w:r>
       <w:proofErr w:type="spellEnd"/>
       <w:r>
+        <w:rPr>
+          <w:lang w:val="nl-BE"/>
+        </w:rPr>
         <w:t xml:space="preserve"> te garanderen. We hebben vervolgens een robuuste </w:t>
       </w:r>
       <w:r>
+        <w:rPr>
+          <w:lang w:val="nl-BE"/>
+        </w:rPr>
         <w:t>p</w:t>
       </w:r>
       <w:r>
+        <w:rPr>
+          <w:lang w:val="nl-BE"/>
+        </w:rPr>
         <w:t>ipeline gebouwd om zowel data-imputatie</w:t>
       </w:r>
       <w:r>
+        <w:rPr>
+          <w:lang w:val="nl-BE"/>
+        </w:rPr>
         <w:t xml:space="preserve"> (met het gemiddelde)</w:t>
       </w:r>
       <w:r>
+        <w:rPr>
+          <w:lang w:val="nl-BE"/>
+        </w:rPr>
         <w:t xml:space="preserve"> als modeltraining</w:t>
       </w:r>
       <w:r>
+        <w:rPr>
+          <w:lang w:val="nl-BE"/>
+        </w:rPr>
         <w:t xml:space="preserve"> (met lineaire regressie)</w:t>
       </w:r>
       <w:r>
+        <w:rPr>
+          <w:lang w:val="nl-BE"/>
+        </w:rPr>
         <w:t xml:space="preserve"> te automatiseren en reproduceerbaar te maken.</w:t>
       </w:r>
+      <w:r>
+        <w:rPr>
+          <w:noProof/>
+          <w:lang w:val="nl-BE"/>
+        </w:rPr>
+        <w:t xml:space="preserve"> </w:t>
+      </w:r>
     </w:p>
-    <w:tbl>
-      <w:tblPr>
-        <w:tblStyle w:val="Tabelraster"/>
-        <w:tblW w:w="0" w:type="auto"/>
-        <w:tblBorders>
-          <w:top w:val="none" w:sz="0" w:space="0" w:color="auto"/>
-          <w:left w:val="none" w:sz="0" w:space="0" w:color="auto"/>
-          <w:bottom w:val="none" w:sz="0" w:space="0" w:color="auto"/>
-          <w:right w:val="none" w:sz="0" w:space="0" w:color="auto"/>
-          <w:insideH w:val="none" w:sz="0" w:space="0" w:color="auto"/>
-          <w:insideV w:val="none" w:sz="0" w:space="0" w:color="auto"/>
-        </w:tblBorders>
-        <w:tblLook w:val="04A0" w:firstRow="1" w:lastRow="0" w:firstColumn="1" w:lastColumn="0" w:noHBand="0" w:noVBand="1"/>
-      </w:tblPr>
-      <w:tblGrid>
-        <w:gridCol w:w="9062"/>
-      </w:tblGrid>
-      <w:tr>
-        <w:tc>
-          <w:tcPr>
-            <w:tcW w:w="9062" w:type="dxa"/>
-          </w:tcPr>
-          <w:p>
-            <w:pPr>
-              <w:spacing w:after="200" w:line="276" w:lineRule="auto"/>
-              <w:jc w:val="center"/>
-              <w:rPr>
-                <w:lang w:val="nl-BE"/>
-              </w:rPr>
-            </w:pPr>
-            <w:r>
-              <w:rPr>
-                <w:lang w:val="nl-BE"/>
-              </w:rPr>
-              <w:drawing>
-                <wp:inline distT="0" distB="0" distL="0" distR="0" wp14:anchorId="4FA6E2DC" wp14:editId="5059EA69">
-                  <wp:extent cx="2086266" cy="1533739"/>
-                  <wp:effectExtent l="0" t="0" r="9525" b="9525"/>
-                  <wp:docPr id="25905495" name="Afbeelding 1"/>
-                  <wp:cNvGraphicFramePr>
-                    <a:graphicFrameLocks xmlns:a="http://schemas.openxmlformats.org/drawingml/2006/main" noChangeAspect="1"/>
-                  </wp:cNvGraphicFramePr>
-                  <a:graphic xmlns:a="http://schemas.openxmlformats.org/drawingml/2006/main">
-                    <a:graphicData uri="http://schemas.openxmlformats.org/drawingml/2006/picture">
-                      <pic:pic xmlns:pic="http://schemas.openxmlformats.org/drawingml/2006/picture">
-                        <pic:nvPicPr>
-                          <pic:cNvPr id="25905495" name=""/>
-                          <pic:cNvPicPr/>
-                        </pic:nvPicPr>
-                        <pic:blipFill>
-                          <a:blip r:embed="rId53"/>
-                          <a:stretch>
-                            <a:fillRect/>
-                          </a:stretch>
-                        </pic:blipFill>
-                        <pic:spPr>
-                          <a:xfrm>
-                            <a:off x="0" y="0"/>
-                            <a:ext cx="2086266" cy="1533739"/>
-                          </a:xfrm>
-                          <a:prstGeom prst="rect">
-                            <a:avLst/>
-                          </a:prstGeom>
-                        </pic:spPr>
-                      </pic:pic>
-                    </a:graphicData>
-                  </a:graphic>
-                </wp:inline>
-              </w:drawing>
-            </w:r>
-          </w:p>
-        </w:tc>
-      </w:tr>
-    </w:tbl>
     <w:p>
       <w:pPr>
         <w:spacing w:after="200" w:line="276" w:lineRule="auto"/>
@@ -19025,44 +19227,107 @@
         </w:rPr>
       </w:pPr>
       <w:r>
+        <w:rPr>
+          <w:noProof/>
+          <w:lang w:val="nl-BE"/>
+        </w:rPr>
+        <w:drawing>
+          <wp:anchor distT="0" distB="0" distL="114300" distR="114300" simplePos="0" relativeHeight="251658240" behindDoc="1" locked="0" layoutInCell="1" allowOverlap="1" wp14:anchorId="363807F6" wp14:editId="1A9BB3BE">
+            <wp:simplePos x="0" y="0"/>
+            <wp:positionH relativeFrom="margin">
+              <wp:posOffset>3896360</wp:posOffset>
+            </wp:positionH>
+            <wp:positionV relativeFrom="paragraph">
+              <wp:posOffset>5080</wp:posOffset>
+            </wp:positionV>
+            <wp:extent cx="1864995" cy="1371600"/>
+            <wp:effectExtent l="0" t="0" r="1905" b="0"/>
+            <wp:wrapTight wrapText="bothSides">
+              <wp:wrapPolygon edited="0">
+                <wp:start x="0" y="0"/>
+                <wp:lineTo x="0" y="21300"/>
+                <wp:lineTo x="21401" y="21300"/>
+                <wp:lineTo x="21401" y="0"/>
+                <wp:lineTo x="0" y="0"/>
+              </wp:wrapPolygon>
+            </wp:wrapTight>
+            <wp:docPr id="25905495" name="Afbeelding 1"/>
+            <wp:cNvGraphicFramePr>
+              <a:graphicFrameLocks xmlns:a="http://schemas.openxmlformats.org/drawingml/2006/main" noChangeAspect="1"/>
+            </wp:cNvGraphicFramePr>
+            <a:graphic xmlns:a="http://schemas.openxmlformats.org/drawingml/2006/main">
+              <a:graphicData uri="http://schemas.openxmlformats.org/drawingml/2006/picture">
+                <pic:pic xmlns:pic="http://schemas.openxmlformats.org/drawingml/2006/picture">
+                  <pic:nvPicPr>
+                    <pic:cNvPr id="25905495" name=""/>
+                    <pic:cNvPicPr/>
+                  </pic:nvPicPr>
+                  <pic:blipFill>
+                    <a:blip r:embed="rId53">
+                      <a:extLst>
+                        <a:ext uri="{28A0092B-C50C-407E-A947-70E740481C1C}">
+                          <a14:useLocalDpi xmlns:a14="http://schemas.microsoft.com/office/drawing/2010/main" val="0"/>
+                        </a:ext>
+                      </a:extLst>
+                    </a:blip>
+                    <a:stretch>
+                      <a:fillRect/>
+                    </a:stretch>
+                  </pic:blipFill>
+                  <pic:spPr>
+                    <a:xfrm>
+                      <a:off x="0" y="0"/>
+                      <a:ext cx="1864995" cy="1371600"/>
+                    </a:xfrm>
+                    <a:prstGeom prst="rect">
+                      <a:avLst/>
+                    </a:prstGeom>
+                  </pic:spPr>
+                </pic:pic>
+              </a:graphicData>
+            </a:graphic>
+            <wp14:sizeRelH relativeFrom="margin">
+              <wp14:pctWidth>0</wp14:pctWidth>
+            </wp14:sizeRelH>
+            <wp14:sizeRelV relativeFrom="margin">
+              <wp14:pctHeight>0</wp14:pctHeight>
+            </wp14:sizeRelV>
+          </wp:anchor>
+        </w:drawing>
+      </w:r>
+      <w:r>
+        <w:rPr>
+          <w:lang w:val="nl-BE"/>
+        </w:rPr>
         <w:t xml:space="preserve">Daarna splitste ik de dataset dus op en trainde ik het model (door middel van een fit en een </w:t>
       </w:r>
       <w:proofErr w:type="spellStart"/>
       <w:r>
+        <w:rPr>
+          <w:lang w:val="nl-BE"/>
+        </w:rPr>
         <w:t>predict</w:t>
       </w:r>
       <w:proofErr w:type="spellEnd"/>
       <w:r>
-        <w:t>). Hierna berekende ik de MSE en R^2-score om</w:t>
-      </w:r>
-      <w:r>
-        <w:t xml:space="preserve"> de nauwkeurigheid en de verklaarde variantie van het model objectief in kaart te brengen.</w:t>
-      </w:r>
-      <w:r>
-        <w:t xml:space="preserve"> </w:t>
-      </w:r>
-      <w:r>
-        <w:t xml:space="preserve">Tot slot evalueerde </w:t>
-      </w:r>
-      <w:r>
-        <w:t>ik</w:t>
-      </w:r>
-      <w:r>
-        <w:t xml:space="preserve"> de modelprestaties via statistische </w:t>
-      </w:r>
-      <w:proofErr w:type="spellStart"/>
-      <w:r>
+        <w:rPr>
+          <w:lang w:val="nl-BE"/>
+        </w:rPr>
+        <w:t xml:space="preserve">). Hierna berekende ik de MSE en R^2-score om de nauwkeurigheid en de verklaarde variantie van het model objectief in kaart te brengen. Tot slot evalueerde ik de modelprestaties via statistische </w:t>
+      </w:r>
+      <w:proofErr w:type="spellStart"/>
+      <w:r>
+        <w:rPr>
+          <w:lang w:val="nl-BE"/>
+        </w:rPr>
         <w:t>metrieken</w:t>
       </w:r>
       <w:proofErr w:type="spellEnd"/>
       <w:r>
-        <w:t xml:space="preserve"> en interpreteerde </w:t>
-      </w:r>
-      <w:r>
-        <w:t>ik</w:t>
-      </w:r>
-      <w:r>
-        <w:t xml:space="preserve"> de coëfficiënten om de invloed van specifieke variabelen op het vertrouwen in de politie te begrijpen.</w:t>
+        <w:rPr>
+          <w:lang w:val="nl-BE"/>
+        </w:rPr>
+        <w:t xml:space="preserve"> en interpreteerde ik de coëfficiënten om de invloed van specifieke variabelen op het vertrouwen in de politie te begrijpen.</w:t>
       </w:r>
     </w:p>
     <w:p>
@@ -19087,10 +19352,7 @@
         <w:spacing w:after="200" w:line="276" w:lineRule="auto"/>
         <w:jc w:val="left"/>
         <w:rPr>
-          <w:rFonts w:ascii="Times New Roman" w:hAnsi="Times New Roman"/>
-          <w:color w:val="auto"/>
-          <w:sz w:val="24"/>
-          <w:lang w:val="en-BE" w:eastAsia="en-BE"/>
+          <w:lang w:val="nl-BE"/>
         </w:rPr>
       </w:pPr>
       <w:r>
@@ -19149,14 +19411,7 @@
         <w:rPr>
           <w:lang w:val="nl-BE"/>
         </w:rPr>
-        <w:t xml:space="preserve">Uiteindelijk was dit dus een erg interessante les waar ik veel van heb </w:t>
-      </w:r>
-      <w:r>
-        <w:rPr>
-          <w:lang w:val="nl-BE"/>
-        </w:rPr>
-        <w:lastRenderedPageBreak/>
-        <w:t>opgestoken en waar ik in de toekomst</w:t>
+        <w:t>Uiteindelijk was dit dus een erg interessante les waar ik veel van heb opgestoken en waar ik in de toekomst</w:t>
       </w:r>
       <w:r>
         <w:rPr>
@@ -19174,29 +19429,883 @@
         <w:rPr>
           <w:lang w:val="nl-BE"/>
         </w:rPr>
-        <w:t xml:space="preserve"> </w:t>
-      </w:r>
-      <w:r>
-        <w:rPr>
-          <w:lang w:val="nl-BE"/>
-        </w:rPr>
-        <w:t>bij het werken met ML-modellen en datasets</w:t>
+        <w:t xml:space="preserve"> bij het werken met ML-modellen en datasets</w:t>
       </w:r>
       <w:r>
         <w:rPr>
           <w:lang w:val="nl-BE"/>
         </w:rPr>
         <w:t>.</w:t>
+      </w:r>
+      <w:r>
+        <w:rPr>
+          <w:lang w:val="nl-BE"/>
+        </w:rPr>
+        <w:br w:type="page"/>
       </w:r>
     </w:p>
     <w:p>
       <w:pPr>
+        <w:pStyle w:val="Kop1"/>
+        <w:rPr>
+          <w:b/>
+          <w:bCs w:val="0"/>
+          <w:szCs w:val="36"/>
+          <w:lang w:val="nl-BE"/>
+        </w:rPr>
+      </w:pPr>
+      <w:r>
+        <w:rPr>
+          <w:b/>
+          <w:bCs w:val="0"/>
+          <w:szCs w:val="36"/>
+          <w:lang w:val="nl-BE"/>
+        </w:rPr>
+        <w:lastRenderedPageBreak/>
+        <w:t xml:space="preserve">Labo </w:t>
+      </w:r>
+      <w:r>
+        <w:rPr>
+          <w:b/>
+          <w:bCs w:val="0"/>
+          <w:szCs w:val="36"/>
+          <w:lang w:val="nl-BE"/>
+        </w:rPr>
+        <w:t>7</w:t>
+      </w:r>
+      <w:r>
+        <w:rPr>
+          <w:b/>
+          <w:bCs w:val="0"/>
+          <w:szCs w:val="36"/>
+          <w:lang w:val="nl-BE"/>
+        </w:rPr>
+        <w:t xml:space="preserve">: </w:t>
+      </w:r>
+      <w:proofErr w:type="spellStart"/>
+      <w:r>
+        <w:rPr>
+          <w:b/>
+          <w:bCs w:val="0"/>
+          <w:szCs w:val="36"/>
+          <w:lang w:val="nl-BE"/>
+        </w:rPr>
+        <w:t>Deep</w:t>
+      </w:r>
+      <w:proofErr w:type="spellEnd"/>
+      <w:r>
+        <w:rPr>
+          <w:b/>
+          <w:bCs w:val="0"/>
+          <w:szCs w:val="36"/>
+          <w:lang w:val="nl-BE"/>
+        </w:rPr>
+        <w:t xml:space="preserve"> </w:t>
+      </w:r>
+      <w:proofErr w:type="spellStart"/>
+      <w:r>
+        <w:rPr>
+          <w:b/>
+          <w:bCs w:val="0"/>
+          <w:szCs w:val="36"/>
+          <w:lang w:val="nl-BE"/>
+        </w:rPr>
+        <w:t>learning</w:t>
+      </w:r>
+      <w:proofErr w:type="spellEnd"/>
+    </w:p>
+    <w:p>
+      <w:pPr>
+        <w:pStyle w:val="Kop2"/>
+        <w:spacing w:before="120"/>
+        <w:rPr>
+          <w:lang w:val="nl-BE"/>
+        </w:rPr>
+      </w:pPr>
+      <w:r>
+        <w:rPr>
+          <w:lang w:val="nl-BE"/>
+        </w:rPr>
+        <w:t>Inzichten en verbanden</w:t>
+      </w:r>
+    </w:p>
+    <w:p>
+      <w:pPr>
         <w:spacing w:after="200" w:line="276" w:lineRule="auto"/>
         <w:jc w:val="left"/>
         <w:rPr>
           <w:lang w:val="nl-BE"/>
         </w:rPr>
       </w:pPr>
+      <w:r>
+        <w:rPr>
+          <w:lang w:val="nl-BE"/>
+        </w:rPr>
+        <w:t xml:space="preserve">Tijdens deze les bekeken we deel 6 van de theorie nogmaals in detail. We herhaalden de onderdelen vanaf deel 6.4 over cross-validatie. Er werd veel nadruk gelegd op onderdeel 6.5 over </w:t>
+      </w:r>
+      <w:proofErr w:type="spellStart"/>
+      <w:r>
+        <w:rPr>
+          <w:lang w:val="nl-BE"/>
+        </w:rPr>
+        <w:t>deep</w:t>
+      </w:r>
+      <w:proofErr w:type="spellEnd"/>
+      <w:r>
+        <w:rPr>
+          <w:lang w:val="nl-BE"/>
+        </w:rPr>
+        <w:t xml:space="preserve"> </w:t>
+      </w:r>
+      <w:proofErr w:type="spellStart"/>
+      <w:r>
+        <w:rPr>
+          <w:lang w:val="nl-BE"/>
+        </w:rPr>
+        <w:t>learning</w:t>
+      </w:r>
+      <w:proofErr w:type="spellEnd"/>
+      <w:r>
+        <w:rPr>
+          <w:lang w:val="nl-BE"/>
+        </w:rPr>
+        <w:t xml:space="preserve">. Daarbij leerde ik beter begrijpen hoe neurale netwerken werken en welke factoren belangrijk zijn tijdens het trainen van zo’n model. Zo werd duidelijk dat de batch </w:t>
+      </w:r>
+      <w:proofErr w:type="spellStart"/>
+      <w:r>
+        <w:rPr>
+          <w:lang w:val="nl-BE"/>
+        </w:rPr>
+        <w:t>size</w:t>
+      </w:r>
+      <w:proofErr w:type="spellEnd"/>
+      <w:r>
+        <w:rPr>
+          <w:lang w:val="nl-BE"/>
+        </w:rPr>
+        <w:t xml:space="preserve"> een grote invloed heeft op het leerproces: een grote batch </w:t>
+      </w:r>
+      <w:proofErr w:type="spellStart"/>
+      <w:r>
+        <w:rPr>
+          <w:lang w:val="nl-BE"/>
+        </w:rPr>
+        <w:t>size</w:t>
+      </w:r>
+      <w:proofErr w:type="spellEnd"/>
+      <w:r>
+        <w:rPr>
+          <w:lang w:val="nl-BE"/>
+        </w:rPr>
+        <w:t xml:space="preserve"> kan zorgen voor sneller leren en een algemener model, terwijl een kleine batch </w:t>
+      </w:r>
+      <w:proofErr w:type="spellStart"/>
+      <w:r>
+        <w:rPr>
+          <w:lang w:val="nl-BE"/>
+        </w:rPr>
+        <w:t>size</w:t>
+      </w:r>
+      <w:proofErr w:type="spellEnd"/>
+      <w:r>
+        <w:rPr>
+          <w:lang w:val="nl-BE"/>
+        </w:rPr>
+        <w:t xml:space="preserve"> het risico op </w:t>
+      </w:r>
+      <w:proofErr w:type="spellStart"/>
+      <w:r>
+        <w:rPr>
+          <w:lang w:val="nl-BE"/>
+        </w:rPr>
+        <w:t>overfitting</w:t>
+      </w:r>
+      <w:proofErr w:type="spellEnd"/>
+      <w:r>
+        <w:rPr>
+          <w:lang w:val="nl-BE"/>
+        </w:rPr>
+        <w:t xml:space="preserve"> kan verhogen. </w:t>
+      </w:r>
+      <w:r>
+        <w:rPr>
+          <w:lang w:val="nl-BE"/>
+        </w:rPr>
+        <w:t>Bij het trainen van een ML-model moeten we dus rekening houden met het vinden van de balans van de grootte van de batches</w:t>
+      </w:r>
+      <w:r>
+        <w:rPr>
+          <w:lang w:val="nl-BE"/>
+        </w:rPr>
+        <w:t xml:space="preserve"> om zo ook een gebalanceerd model te verkrijgen</w:t>
+      </w:r>
+      <w:r>
+        <w:rPr>
+          <w:lang w:val="nl-BE"/>
+        </w:rPr>
+        <w:t>.</w:t>
+      </w:r>
+      <w:r>
+        <w:rPr>
+          <w:lang w:val="nl-BE"/>
+        </w:rPr>
+        <w:t xml:space="preserve"> </w:t>
+      </w:r>
+      <w:r>
+        <w:rPr>
+          <w:lang w:val="nl-BE"/>
+        </w:rPr>
+        <w:t>Ook begrippen zoals de restterm</w:t>
+      </w:r>
+      <w:r>
+        <w:rPr>
+          <w:lang w:val="nl-BE"/>
+        </w:rPr>
+        <w:t xml:space="preserve"> (verschil werkelijke en voorspelde waarde)</w:t>
+      </w:r>
+      <w:r>
+        <w:rPr>
+          <w:lang w:val="nl-BE"/>
+        </w:rPr>
+        <w:t xml:space="preserve">, </w:t>
+      </w:r>
+      <w:proofErr w:type="spellStart"/>
+      <w:r>
+        <w:rPr>
+          <w:lang w:val="nl-BE"/>
+        </w:rPr>
+        <w:t>dropout</w:t>
+      </w:r>
+      <w:proofErr w:type="spellEnd"/>
+      <w:r>
+        <w:rPr>
+          <w:lang w:val="nl-BE"/>
+        </w:rPr>
+        <w:t xml:space="preserve"> (trainingstechniek om </w:t>
+      </w:r>
+      <w:proofErr w:type="spellStart"/>
+      <w:r>
+        <w:rPr>
+          <w:lang w:val="nl-BE"/>
+        </w:rPr>
+        <w:t>overfitting</w:t>
+      </w:r>
+      <w:proofErr w:type="spellEnd"/>
+      <w:r>
+        <w:rPr>
+          <w:lang w:val="nl-BE"/>
+        </w:rPr>
+        <w:t xml:space="preserve"> te voorkomen)</w:t>
+      </w:r>
+      <w:r>
+        <w:rPr>
+          <w:lang w:val="nl-BE"/>
+        </w:rPr>
+        <w:t xml:space="preserve"> en het afstellen van hyperparameters via random search of </w:t>
+      </w:r>
+      <w:proofErr w:type="spellStart"/>
+      <w:r>
+        <w:rPr>
+          <w:lang w:val="nl-BE"/>
+        </w:rPr>
+        <w:t>grid</w:t>
+      </w:r>
+      <w:proofErr w:type="spellEnd"/>
+      <w:r>
+        <w:rPr>
+          <w:lang w:val="nl-BE"/>
+        </w:rPr>
+        <w:t xml:space="preserve"> search kwamen aan bod en hielpen me om het trainingsproces van </w:t>
+      </w:r>
+      <w:proofErr w:type="spellStart"/>
+      <w:r>
+        <w:rPr>
+          <w:lang w:val="nl-BE"/>
+        </w:rPr>
+        <w:t>deep</w:t>
+      </w:r>
+      <w:proofErr w:type="spellEnd"/>
+      <w:r>
+        <w:rPr>
+          <w:lang w:val="nl-BE"/>
+        </w:rPr>
+        <w:t xml:space="preserve"> </w:t>
+      </w:r>
+      <w:proofErr w:type="spellStart"/>
+      <w:r>
+        <w:rPr>
+          <w:lang w:val="nl-BE"/>
+        </w:rPr>
+        <w:t>learning</w:t>
+      </w:r>
+      <w:proofErr w:type="spellEnd"/>
+      <w:r>
+        <w:rPr>
+          <w:lang w:val="nl-BE"/>
+        </w:rPr>
+        <w:t>-modellen beter te begrijpen.</w:t>
+      </w:r>
+    </w:p>
+    <w:p>
+      <w:pPr>
+        <w:pStyle w:val="Kop2"/>
+        <w:spacing w:before="120"/>
+        <w:rPr>
+          <w:lang w:val="nl-BE"/>
+        </w:rPr>
+      </w:pPr>
+      <w:r>
+        <w:rPr>
+          <w:lang w:val="nl-BE"/>
+        </w:rPr>
+        <w:t>Werkproces</w:t>
+      </w:r>
+    </w:p>
+    <w:p>
+      <w:pPr>
+        <w:spacing w:after="200" w:line="276" w:lineRule="auto"/>
+        <w:jc w:val="left"/>
+        <w:rPr>
+          <w:lang w:val="nl-BE"/>
+        </w:rPr>
+      </w:pPr>
+      <w:r>
+        <w:rPr>
+          <w:lang w:val="nl-BE"/>
+        </w:rPr>
+        <w:t xml:space="preserve">In dit labo bouwden we verder op de kennis uit labo 6 en gingen we aan de slag met </w:t>
+      </w:r>
+      <w:proofErr w:type="spellStart"/>
+      <w:r>
+        <w:rPr>
+          <w:lang w:val="nl-BE"/>
+        </w:rPr>
+        <w:t>deep</w:t>
+      </w:r>
+      <w:proofErr w:type="spellEnd"/>
+      <w:r>
+        <w:rPr>
+          <w:lang w:val="nl-BE"/>
+        </w:rPr>
+        <w:t xml:space="preserve"> </w:t>
+      </w:r>
+      <w:proofErr w:type="spellStart"/>
+      <w:r>
+        <w:rPr>
+          <w:lang w:val="nl-BE"/>
+        </w:rPr>
+        <w:t>learning</w:t>
+      </w:r>
+      <w:proofErr w:type="spellEnd"/>
+      <w:r>
+        <w:rPr>
+          <w:lang w:val="nl-BE"/>
+        </w:rPr>
+        <w:t xml:space="preserve">. We gebruikten de MNIST-dataset met handgeschreven cijfers en het doel was om deze cijfers correct te classificeren. Eerst laadden we de data in en verkenden we de structuur van de dataset, zodat duidelijk werd met welke input en labels we </w:t>
+      </w:r>
+      <w:r>
+        <w:rPr>
+          <w:lang w:val="nl-BE"/>
+        </w:rPr>
+        <w:t>juist aan de slag gingen</w:t>
+      </w:r>
+      <w:r>
+        <w:rPr>
+          <w:lang w:val="nl-BE"/>
+        </w:rPr>
+        <w:t>. Daarna normaliseerden we de pixelwaarden naar een bereik van 0 tot 1, zodat het model stabieler kon leren.</w:t>
+      </w:r>
+      <w:r>
+        <w:rPr>
+          <w:lang w:val="nl-BE"/>
+        </w:rPr>
+        <w:t xml:space="preserve"> </w:t>
+      </w:r>
+    </w:p>
+    <w:p>
+      <w:pPr>
+        <w:spacing w:after="200" w:line="276" w:lineRule="auto"/>
+        <w:jc w:val="left"/>
+        <w:rPr>
+          <w:lang w:val="nl-BE"/>
+        </w:rPr>
+      </w:pPr>
+      <w:r>
+        <w:rPr>
+          <w:lang w:val="nl-BE"/>
+        </w:rPr>
+        <w:drawing>
+          <wp:anchor distT="0" distB="0" distL="114300" distR="114300" simplePos="0" relativeHeight="251660288" behindDoc="1" locked="0" layoutInCell="1" allowOverlap="1" wp14:anchorId="4A02038E" wp14:editId="110AC8CC">
+            <wp:simplePos x="0" y="0"/>
+            <wp:positionH relativeFrom="margin">
+              <wp:posOffset>3535045</wp:posOffset>
+            </wp:positionH>
+            <wp:positionV relativeFrom="paragraph">
+              <wp:posOffset>1069975</wp:posOffset>
+            </wp:positionV>
+            <wp:extent cx="2705100" cy="1242060"/>
+            <wp:effectExtent l="0" t="0" r="0" b="0"/>
+            <wp:wrapTight wrapText="bothSides">
+              <wp:wrapPolygon edited="0">
+                <wp:start x="0" y="0"/>
+                <wp:lineTo x="0" y="21202"/>
+                <wp:lineTo x="21448" y="21202"/>
+                <wp:lineTo x="21448" y="0"/>
+                <wp:lineTo x="0" y="0"/>
+              </wp:wrapPolygon>
+            </wp:wrapTight>
+            <wp:docPr id="209316205" name="Afbeelding 1"/>
+            <wp:cNvGraphicFramePr>
+              <a:graphicFrameLocks xmlns:a="http://schemas.openxmlformats.org/drawingml/2006/main" noChangeAspect="1"/>
+            </wp:cNvGraphicFramePr>
+            <a:graphic xmlns:a="http://schemas.openxmlformats.org/drawingml/2006/main">
+              <a:graphicData uri="http://schemas.openxmlformats.org/drawingml/2006/picture">
+                <pic:pic xmlns:pic="http://schemas.openxmlformats.org/drawingml/2006/picture">
+                  <pic:nvPicPr>
+                    <pic:cNvPr id="209316205" name=""/>
+                    <pic:cNvPicPr/>
+                  </pic:nvPicPr>
+                  <pic:blipFill>
+                    <a:blip r:embed="rId54">
+                      <a:extLst>
+                        <a:ext uri="{28A0092B-C50C-407E-A947-70E740481C1C}">
+                          <a14:useLocalDpi xmlns:a14="http://schemas.microsoft.com/office/drawing/2010/main" val="0"/>
+                        </a:ext>
+                      </a:extLst>
+                    </a:blip>
+                    <a:stretch>
+                      <a:fillRect/>
+                    </a:stretch>
+                  </pic:blipFill>
+                  <pic:spPr>
+                    <a:xfrm>
+                      <a:off x="0" y="0"/>
+                      <a:ext cx="2705100" cy="1242060"/>
+                    </a:xfrm>
+                    <a:prstGeom prst="rect">
+                      <a:avLst/>
+                    </a:prstGeom>
+                  </pic:spPr>
+                </pic:pic>
+              </a:graphicData>
+            </a:graphic>
+            <wp14:sizeRelH relativeFrom="margin">
+              <wp14:pctWidth>0</wp14:pctWidth>
+            </wp14:sizeRelH>
+            <wp14:sizeRelV relativeFrom="margin">
+              <wp14:pctHeight>0</wp14:pctHeight>
+            </wp14:sizeRelV>
+          </wp:anchor>
+        </w:drawing>
+      </w:r>
+      <w:r>
+        <w:rPr>
+          <w:lang w:val="nl-BE"/>
+        </w:rPr>
+        <w:drawing>
+          <wp:anchor distT="0" distB="0" distL="114300" distR="114300" simplePos="0" relativeHeight="251659264" behindDoc="1" locked="0" layoutInCell="1" allowOverlap="1" wp14:anchorId="7451FF39" wp14:editId="65C5ED5C">
+            <wp:simplePos x="0" y="0"/>
+            <wp:positionH relativeFrom="margin">
+              <wp:posOffset>3535045</wp:posOffset>
+            </wp:positionH>
+            <wp:positionV relativeFrom="paragraph">
+              <wp:posOffset>10795</wp:posOffset>
+            </wp:positionV>
+            <wp:extent cx="2701290" cy="1063625"/>
+            <wp:effectExtent l="0" t="0" r="3810" b="3175"/>
+            <wp:wrapTight wrapText="bothSides">
+              <wp:wrapPolygon edited="0">
+                <wp:start x="0" y="0"/>
+                <wp:lineTo x="0" y="21278"/>
+                <wp:lineTo x="21478" y="21278"/>
+                <wp:lineTo x="21478" y="0"/>
+                <wp:lineTo x="0" y="0"/>
+              </wp:wrapPolygon>
+            </wp:wrapTight>
+            <wp:docPr id="1899780685" name="Afbeelding 1"/>
+            <wp:cNvGraphicFramePr>
+              <a:graphicFrameLocks xmlns:a="http://schemas.openxmlformats.org/drawingml/2006/main" noChangeAspect="1"/>
+            </wp:cNvGraphicFramePr>
+            <a:graphic xmlns:a="http://schemas.openxmlformats.org/drawingml/2006/main">
+              <a:graphicData uri="http://schemas.openxmlformats.org/drawingml/2006/picture">
+                <pic:pic xmlns:pic="http://schemas.openxmlformats.org/drawingml/2006/picture">
+                  <pic:nvPicPr>
+                    <pic:cNvPr id="1899780685" name=""/>
+                    <pic:cNvPicPr/>
+                  </pic:nvPicPr>
+                  <pic:blipFill>
+                    <a:blip r:embed="rId55" cstate="print">
+                      <a:extLst>
+                        <a:ext uri="{28A0092B-C50C-407E-A947-70E740481C1C}">
+                          <a14:useLocalDpi xmlns:a14="http://schemas.microsoft.com/office/drawing/2010/main" val="0"/>
+                        </a:ext>
+                      </a:extLst>
+                    </a:blip>
+                    <a:stretch>
+                      <a:fillRect/>
+                    </a:stretch>
+                  </pic:blipFill>
+                  <pic:spPr>
+                    <a:xfrm>
+                      <a:off x="0" y="0"/>
+                      <a:ext cx="2701290" cy="1063625"/>
+                    </a:xfrm>
+                    <a:prstGeom prst="rect">
+                      <a:avLst/>
+                    </a:prstGeom>
+                  </pic:spPr>
+                </pic:pic>
+              </a:graphicData>
+            </a:graphic>
+            <wp14:sizeRelH relativeFrom="margin">
+              <wp14:pctWidth>0</wp14:pctWidth>
+            </wp14:sizeRelH>
+            <wp14:sizeRelV relativeFrom="margin">
+              <wp14:pctHeight>0</wp14:pctHeight>
+            </wp14:sizeRelV>
+          </wp:anchor>
+        </w:drawing>
+      </w:r>
+      <w:r>
+        <w:rPr>
+          <w:lang w:val="nl-BE"/>
+        </w:rPr>
+        <w:t xml:space="preserve">Vervolgens bouwde ik een sequentieel neuraal netwerk met </w:t>
+      </w:r>
+      <w:proofErr w:type="spellStart"/>
+      <w:r>
+        <w:rPr>
+          <w:lang w:val="nl-BE"/>
+        </w:rPr>
+        <w:t>TensorFlow</w:t>
+      </w:r>
+      <w:proofErr w:type="spellEnd"/>
+      <w:r>
+        <w:rPr>
+          <w:lang w:val="nl-BE"/>
+        </w:rPr>
+        <w:t xml:space="preserve">. Het model bestond uit een </w:t>
+      </w:r>
+      <w:proofErr w:type="spellStart"/>
+      <w:r>
+        <w:rPr>
+          <w:lang w:val="nl-BE"/>
+        </w:rPr>
+        <w:t>Flatten</w:t>
+      </w:r>
+      <w:proofErr w:type="spellEnd"/>
+      <w:r>
+        <w:rPr>
+          <w:lang w:val="nl-BE"/>
+        </w:rPr>
+        <w:t xml:space="preserve">-laag om de afbeeldingen om te zetten naar een bruikbare vectorvorm, een verborgen laag met 128 neuronen en </w:t>
+      </w:r>
+      <w:proofErr w:type="spellStart"/>
+      <w:r>
+        <w:rPr>
+          <w:lang w:val="nl-BE"/>
+        </w:rPr>
+        <w:t>ReLu</w:t>
+      </w:r>
+      <w:proofErr w:type="spellEnd"/>
+      <w:r>
+        <w:rPr>
+          <w:lang w:val="nl-BE"/>
+        </w:rPr>
+        <w:t xml:space="preserve">-activatie, en een uitvoerlaag met 10 neuronen en </w:t>
+      </w:r>
+      <w:proofErr w:type="spellStart"/>
+      <w:r>
+        <w:rPr>
+          <w:lang w:val="nl-BE"/>
+        </w:rPr>
+        <w:t>softmax</w:t>
+      </w:r>
+      <w:proofErr w:type="spellEnd"/>
+      <w:r>
+        <w:rPr>
+          <w:lang w:val="nl-BE"/>
+        </w:rPr>
+        <w:t>-activatie om de cijfers van 0 tot en met 9 te classificeren. Daarna compileerde ik het model met de Adam-</w:t>
+      </w:r>
+      <w:proofErr w:type="spellStart"/>
+      <w:r>
+        <w:rPr>
+          <w:lang w:val="nl-BE"/>
+        </w:rPr>
+        <w:t>optimizer</w:t>
+      </w:r>
+      <w:proofErr w:type="spellEnd"/>
+      <w:r>
+        <w:rPr>
+          <w:lang w:val="nl-BE"/>
+        </w:rPr>
+        <w:t xml:space="preserve"> en een geschikte </w:t>
+      </w:r>
+      <w:proofErr w:type="spellStart"/>
+      <w:r>
+        <w:rPr>
+          <w:lang w:val="nl-BE"/>
+        </w:rPr>
+        <w:t>loss</w:t>
+      </w:r>
+      <w:proofErr w:type="spellEnd"/>
+      <w:r>
+        <w:rPr>
+          <w:lang w:val="nl-BE"/>
+        </w:rPr>
+        <w:t>-functie</w:t>
+      </w:r>
+      <w:r>
+        <w:rPr>
+          <w:lang w:val="nl-BE"/>
+        </w:rPr>
+        <w:t xml:space="preserve"> (</w:t>
+      </w:r>
+      <w:proofErr w:type="spellStart"/>
+      <w:r>
+        <w:rPr>
+          <w:lang w:val="nl-BE"/>
+        </w:rPr>
+        <w:t>sparse_categorical_crossentropy</w:t>
+      </w:r>
+      <w:proofErr w:type="spellEnd"/>
+      <w:r>
+        <w:rPr>
+          <w:lang w:val="nl-BE"/>
+        </w:rPr>
+        <w:t>)</w:t>
+      </w:r>
+      <w:r>
+        <w:rPr>
+          <w:lang w:val="nl-BE"/>
+        </w:rPr>
+        <w:t xml:space="preserve">, waarna ik het model </w:t>
+      </w:r>
+      <w:r>
+        <w:rPr>
+          <w:lang w:val="nl-BE"/>
+        </w:rPr>
+        <w:t>in</w:t>
+      </w:r>
+      <w:r>
+        <w:rPr>
+          <w:lang w:val="nl-BE"/>
+        </w:rPr>
+        <w:t xml:space="preserve"> 5 </w:t>
+      </w:r>
+      <w:proofErr w:type="spellStart"/>
+      <w:r>
+        <w:rPr>
+          <w:lang w:val="nl-BE"/>
+        </w:rPr>
+        <w:t>epochs</w:t>
+      </w:r>
+      <w:proofErr w:type="spellEnd"/>
+      <w:r>
+        <w:rPr>
+          <w:lang w:val="nl-BE"/>
+        </w:rPr>
+        <w:t xml:space="preserve"> trainde. Tot slot evalueerde ik </w:t>
+      </w:r>
+      <w:r>
+        <w:rPr>
+          <w:lang w:val="nl-BE"/>
+        </w:rPr>
+        <w:t xml:space="preserve">de prestaties </w:t>
+      </w:r>
+      <w:r>
+        <w:rPr>
+          <w:lang w:val="nl-BE"/>
+        </w:rPr>
+        <w:t xml:space="preserve">van </w:t>
+      </w:r>
+      <w:r>
+        <w:rPr>
+          <w:lang w:val="nl-BE"/>
+        </w:rPr>
+        <w:t xml:space="preserve">het model op de </w:t>
+      </w:r>
+      <w:proofErr w:type="spellStart"/>
+      <w:r>
+        <w:rPr>
+          <w:lang w:val="nl-BE"/>
+        </w:rPr>
+        <w:t>testset</w:t>
+      </w:r>
+      <w:proofErr w:type="spellEnd"/>
+      <w:r>
+        <w:rPr>
+          <w:lang w:val="nl-BE"/>
+        </w:rPr>
+        <w:t xml:space="preserve"> om </w:t>
+      </w:r>
+      <w:r>
+        <w:rPr>
+          <w:lang w:val="nl-BE"/>
+        </w:rPr>
+        <w:t xml:space="preserve">de </w:t>
+      </w:r>
+      <w:proofErr w:type="spellStart"/>
+      <w:r>
+        <w:rPr>
+          <w:lang w:val="nl-BE"/>
+        </w:rPr>
+        <w:t>loss</w:t>
+      </w:r>
+      <w:proofErr w:type="spellEnd"/>
+      <w:r>
+        <w:rPr>
+          <w:lang w:val="nl-BE"/>
+        </w:rPr>
+        <w:t xml:space="preserve"> en </w:t>
+      </w:r>
+      <w:proofErr w:type="spellStart"/>
+      <w:r>
+        <w:rPr>
+          <w:lang w:val="nl-BE"/>
+        </w:rPr>
+        <w:t>accuracy</w:t>
+      </w:r>
+      <w:proofErr w:type="spellEnd"/>
+      <w:r>
+        <w:rPr>
+          <w:lang w:val="nl-BE"/>
+        </w:rPr>
+        <w:t xml:space="preserve"> te berekenen en dus </w:t>
+      </w:r>
+      <w:r>
+        <w:rPr>
+          <w:lang w:val="nl-BE"/>
+        </w:rPr>
+        <w:t>te zien hoe goed het</w:t>
+      </w:r>
+      <w:r>
+        <w:rPr>
+          <w:lang w:val="nl-BE"/>
+        </w:rPr>
+        <w:t xml:space="preserve"> model</w:t>
+      </w:r>
+      <w:r>
+        <w:rPr>
+          <w:lang w:val="nl-BE"/>
+        </w:rPr>
+        <w:t xml:space="preserve"> ongeziene cijfers kon herkennen.</w:t>
+      </w:r>
+    </w:p>
+    <w:p>
+      <w:pPr>
+        <w:pStyle w:val="Kop2"/>
+        <w:spacing w:before="120"/>
+        <w:rPr>
+          <w:lang w:val="nl-BE"/>
+        </w:rPr>
+      </w:pPr>
+      <w:r>
+        <w:rPr>
+          <w:lang w:val="nl-BE"/>
+        </w:rPr>
+        <w:t>Conclusie</w:t>
+      </w:r>
+    </w:p>
+    <w:p>
+      <w:pPr>
+        <w:spacing w:after="200" w:line="276" w:lineRule="auto"/>
+        <w:jc w:val="left"/>
+        <w:rPr>
+          <w:lang w:val="nl-BE"/>
+        </w:rPr>
+      </w:pPr>
+      <w:r>
+        <w:rPr>
+          <w:lang w:val="nl-BE"/>
+        </w:rPr>
+        <w:t xml:space="preserve">In deze les heb ik veel bijgeleerd over </w:t>
+      </w:r>
+      <w:proofErr w:type="spellStart"/>
+      <w:r>
+        <w:rPr>
+          <w:lang w:val="nl-BE"/>
+        </w:rPr>
+        <w:t>deep</w:t>
+      </w:r>
+      <w:proofErr w:type="spellEnd"/>
+      <w:r>
+        <w:rPr>
+          <w:lang w:val="nl-BE"/>
+        </w:rPr>
+        <w:t xml:space="preserve"> </w:t>
+      </w:r>
+      <w:proofErr w:type="spellStart"/>
+      <w:r>
+        <w:rPr>
+          <w:lang w:val="nl-BE"/>
+        </w:rPr>
+        <w:t>learning</w:t>
+      </w:r>
+      <w:proofErr w:type="spellEnd"/>
+      <w:r>
+        <w:rPr>
+          <w:lang w:val="nl-BE"/>
+        </w:rPr>
+        <w:t xml:space="preserve"> en over hoe een neuraal netwerk wordt opgebouwd en getraind. Ik begrijp nu beter waarom factoren zoals batch </w:t>
+      </w:r>
+      <w:proofErr w:type="spellStart"/>
+      <w:r>
+        <w:rPr>
+          <w:lang w:val="nl-BE"/>
+        </w:rPr>
+        <w:t>size</w:t>
+      </w:r>
+      <w:proofErr w:type="spellEnd"/>
+      <w:r>
+        <w:rPr>
+          <w:lang w:val="nl-BE"/>
+        </w:rPr>
+        <w:t xml:space="preserve"> belangrijk zijn en hoe ze invloed kunnen hebben op het leerproces en op </w:t>
+      </w:r>
+      <w:proofErr w:type="spellStart"/>
+      <w:r>
+        <w:rPr>
+          <w:lang w:val="nl-BE"/>
+        </w:rPr>
+        <w:t>overfitting</w:t>
+      </w:r>
+      <w:proofErr w:type="spellEnd"/>
+      <w:r>
+        <w:rPr>
+          <w:lang w:val="nl-BE"/>
+        </w:rPr>
+        <w:t xml:space="preserve">. Ook heb ik meer inzicht gekregen in begrippen zoals restterm, </w:t>
+      </w:r>
+      <w:proofErr w:type="spellStart"/>
+      <w:r>
+        <w:rPr>
+          <w:lang w:val="nl-BE"/>
+        </w:rPr>
+        <w:t>dropout</w:t>
+      </w:r>
+      <w:proofErr w:type="spellEnd"/>
+      <w:r>
+        <w:rPr>
+          <w:lang w:val="nl-BE"/>
+        </w:rPr>
+        <w:t xml:space="preserve"> en hyperparameterafstemming via </w:t>
+      </w:r>
+      <w:proofErr w:type="spellStart"/>
+      <w:r>
+        <w:rPr>
+          <w:lang w:val="nl-BE"/>
+        </w:rPr>
+        <w:t>grid</w:t>
+      </w:r>
+      <w:proofErr w:type="spellEnd"/>
+      <w:r>
+        <w:rPr>
+          <w:lang w:val="nl-BE"/>
+        </w:rPr>
+        <w:t xml:space="preserve"> search of random search. Deze les bouwde mooi verder op labo 6, omdat de basisprincipes van goed trainen, valideren en testen ook hier opnieuw heel belangrijk bleven. Uiteindelijk was dit een interessante les waarin ik niet alleen heb geleerd hoe een neuraal netwerk technisch werkt, maar ook hoe je het leerproces van zo’n model beter kunt sturen.</w:t>
+      </w:r>
       <w:r>
         <w:rPr>
           <w:lang w:val="nl-BE"/>
@@ -19284,13 +20393,55 @@
                   <w:iCs/>
                   <w:lang w:val="nl-BE"/>
                 </w:rPr>
-                <w:t>API Reference - Matplotlib 3.10.8 documentation</w:t>
+                <w:t xml:space="preserve">API Reference - </w:t>
               </w:r>
+              <w:proofErr w:type="spellStart"/>
+              <w:r>
+                <w:rPr>
+                  <w:i/>
+                  <w:iCs/>
+                  <w:lang w:val="nl-BE"/>
+                </w:rPr>
+                <w:t>Matplotlib</w:t>
+              </w:r>
+              <w:proofErr w:type="spellEnd"/>
+              <w:r>
+                <w:rPr>
+                  <w:i/>
+                  <w:iCs/>
+                  <w:lang w:val="nl-BE"/>
+                </w:rPr>
+                <w:t xml:space="preserve"> 3.10.8 </w:t>
+              </w:r>
+              <w:proofErr w:type="spellStart"/>
+              <w:r>
+                <w:rPr>
+                  <w:i/>
+                  <w:iCs/>
+                  <w:lang w:val="nl-BE"/>
+                </w:rPr>
+                <w:t>documentation</w:t>
+              </w:r>
+              <w:proofErr w:type="spellEnd"/>
               <w:r>
                 <w:rPr>
                   <w:lang w:val="nl-BE"/>
                 </w:rPr>
-                <w:t>. (2026, februari 25). Opgehaald van matplotlib: https://matplotlib.org/stable/api/index.html</w:t>
+                <w:t xml:space="preserve">. (2026, februari 25). Opgehaald van </w:t>
+              </w:r>
+              <w:proofErr w:type="spellStart"/>
+              <w:r>
+                <w:rPr>
+                  <w:lang w:val="nl-BE"/>
+                </w:rPr>
+                <w:t>matplotlib</w:t>
+              </w:r>
+              <w:proofErr w:type="spellEnd"/>
+              <w:r>
+                <w:rPr>
+                  <w:lang w:val="nl-BE"/>
+                </w:rPr>
+                <w:t>: https://matplotlib.org/stable/api/index.html</w:t>
               </w:r>
             </w:p>
             <w:p>
@@ -19305,21 +20456,75 @@
                 <w:rPr>
                   <w:i/>
                   <w:iCs/>
-                  <w:lang w:val="en-GB"/>
+                  <w:lang w:val="nl-BE"/>
                 </w:rPr>
-                <w:t>API reference - pandas 3.0.1 documentation</w:t>
+                <w:t xml:space="preserve">API </w:t>
               </w:r>
+              <w:proofErr w:type="spellStart"/>
               <w:r>
                 <w:rPr>
-                  <w:lang w:val="en-GB"/>
+                  <w:i/>
+                  <w:iCs/>
+                  <w:lang w:val="nl-BE"/>
                 </w:rPr>
-                <w:t xml:space="preserve">. (2026, februari 18). </w:t>
+                <w:t>reference</w:t>
               </w:r>
+              <w:proofErr w:type="spellEnd"/>
+              <w:r>
+                <w:rPr>
+                  <w:i/>
+                  <w:iCs/>
+                  <w:lang w:val="nl-BE"/>
+                </w:rPr>
+                <w:t xml:space="preserve"> - </w:t>
+              </w:r>
+              <w:proofErr w:type="spellStart"/>
+              <w:r>
+                <w:rPr>
+                  <w:i/>
+                  <w:iCs/>
+                  <w:lang w:val="nl-BE"/>
+                </w:rPr>
+                <w:t>pandas</w:t>
+              </w:r>
+              <w:proofErr w:type="spellEnd"/>
+              <w:r>
+                <w:rPr>
+                  <w:i/>
+                  <w:iCs/>
+                  <w:lang w:val="nl-BE"/>
+                </w:rPr>
+                <w:t xml:space="preserve"> 3.0.1 </w:t>
+              </w:r>
+              <w:proofErr w:type="spellStart"/>
+              <w:r>
+                <w:rPr>
+                  <w:i/>
+                  <w:iCs/>
+                  <w:lang w:val="nl-BE"/>
+                </w:rPr>
+                <w:t>documentation</w:t>
+              </w:r>
+              <w:proofErr w:type="spellEnd"/>
               <w:r>
                 <w:rPr>
                   <w:lang w:val="nl-BE"/>
                 </w:rPr>
-                <w:t>Opgehaald van pydata: https://pandas.pydata.org/docs/reference/index.html#api</w:t>
+                <w:t xml:space="preserve">. (2026, februari 18). Opgehaald van </w:t>
+              </w:r>
+              <w:proofErr w:type="spellStart"/>
+              <w:r>
+                <w:rPr>
+                  <w:lang w:val="nl-BE"/>
+                </w:rPr>
+                <w:t>pydata</w:t>
+              </w:r>
+              <w:proofErr w:type="spellEnd"/>
+              <w:r>
+                <w:rPr>
+                  <w:lang w:val="nl-BE"/>
+                </w:rPr>
+                <w:t>: https://pandas.pydata.org/docs/reference/index.html#api</w:t>
               </w:r>
             </w:p>
             <w:p>
@@ -19334,21 +20539,75 @@
                 <w:rPr>
                   <w:i/>
                   <w:iCs/>
-                  <w:lang w:val="en-GB"/>
+                  <w:lang w:val="nl-BE"/>
                 </w:rPr>
-                <w:t>API reference - seaborn 0.13.2 documentation</w:t>
+                <w:t xml:space="preserve">API </w:t>
               </w:r>
+              <w:proofErr w:type="spellStart"/>
               <w:r>
                 <w:rPr>
-                  <w:lang w:val="en-GB"/>
+                  <w:i/>
+                  <w:iCs/>
+                  <w:lang w:val="nl-BE"/>
                 </w:rPr>
-                <w:t xml:space="preserve">. (2026, februari 25). </w:t>
+                <w:t>reference</w:t>
               </w:r>
+              <w:proofErr w:type="spellEnd"/>
+              <w:r>
+                <w:rPr>
+                  <w:i/>
+                  <w:iCs/>
+                  <w:lang w:val="nl-BE"/>
+                </w:rPr>
+                <w:t xml:space="preserve"> - </w:t>
+              </w:r>
+              <w:proofErr w:type="spellStart"/>
+              <w:r>
+                <w:rPr>
+                  <w:i/>
+                  <w:iCs/>
+                  <w:lang w:val="nl-BE"/>
+                </w:rPr>
+                <w:t>seaborn</w:t>
+              </w:r>
+              <w:proofErr w:type="spellEnd"/>
+              <w:r>
+                <w:rPr>
+                  <w:i/>
+                  <w:iCs/>
+                  <w:lang w:val="nl-BE"/>
+                </w:rPr>
+                <w:t xml:space="preserve"> 0.13.2 </w:t>
+              </w:r>
+              <w:proofErr w:type="spellStart"/>
+              <w:r>
+                <w:rPr>
+                  <w:i/>
+                  <w:iCs/>
+                  <w:lang w:val="nl-BE"/>
+                </w:rPr>
+                <w:t>documentation</w:t>
+              </w:r>
+              <w:proofErr w:type="spellEnd"/>
               <w:r>
                 <w:rPr>
                   <w:lang w:val="nl-BE"/>
                 </w:rPr>
-                <w:t>Opgehaald van pydata: https://seaborn.pydata.org/api.html</w:t>
+                <w:t xml:space="preserve">. (2026, februari 25). Opgehaald van </w:t>
+              </w:r>
+              <w:proofErr w:type="spellStart"/>
+              <w:r>
+                <w:rPr>
+                  <w:lang w:val="nl-BE"/>
+                </w:rPr>
+                <w:t>pydata</w:t>
+              </w:r>
+              <w:proofErr w:type="spellEnd"/>
+              <w:r>
+                <w:rPr>
+                  <w:lang w:val="nl-BE"/>
+                </w:rPr>
+                <w:t>: https://seaborn.pydata.org/api.html</w:t>
               </w:r>
             </w:p>
             <w:p>
@@ -19359,12 +20618,21 @@
                   <w:lang w:val="nl-BE"/>
                 </w:rPr>
               </w:pPr>
+              <w:proofErr w:type="spellStart"/>
               <w:r>
                 <w:rPr>
                   <w:lang w:val="nl-BE"/>
                 </w:rPr>
-                <w:t xml:space="preserve">Arel-Bundock, V. (2025, september 14). </w:t>
+                <w:t>Arel-Bundock</w:t>
               </w:r>
+              <w:proofErr w:type="spellEnd"/>
+              <w:r>
+                <w:rPr>
+                  <w:lang w:val="nl-BE"/>
+                </w:rPr>
+                <w:t xml:space="preserve">, V. (2025, september 14). </w:t>
+              </w:r>
+              <w:proofErr w:type="spellStart"/>
               <w:r>
                 <w:rPr>
                   <w:i/>
@@ -19373,11 +20641,109 @@
                 </w:rPr>
                 <w:t>Rdatasets</w:t>
               </w:r>
+              <w:proofErr w:type="spellEnd"/>
               <w:r>
                 <w:rPr>
                   <w:lang w:val="nl-BE"/>
                 </w:rPr>
-                <w:t>. Opgehaald van GitHub: Vincent Arel-Bundock: https://vincentarelbundock.github.io/Rdatasets/datasets.html</w:t>
+                <w:t xml:space="preserve">. Opgehaald van GitHub: Vincent </w:t>
+              </w:r>
+              <w:proofErr w:type="spellStart"/>
+              <w:r>
+                <w:rPr>
+                  <w:lang w:val="nl-BE"/>
+                </w:rPr>
+                <w:t>Arel-Bundock</w:t>
+              </w:r>
+              <w:proofErr w:type="spellEnd"/>
+              <w:r>
+                <w:rPr>
+                  <w:lang w:val="nl-BE"/>
+                </w:rPr>
+                <w:t>: https://vincentarelbundock.github.io/Rdatasets/datasets.html</w:t>
+              </w:r>
+            </w:p>
+            <w:p>
+              <w:pPr>
+                <w:pStyle w:val="Bibliografie"/>
+                <w:ind w:left="720" w:hanging="720"/>
+                <w:rPr>
+                  <w:lang w:val="nl-BE"/>
+                </w:rPr>
+              </w:pPr>
+              <w:proofErr w:type="spellStart"/>
+              <w:r>
+                <w:rPr>
+                  <w:i/>
+                  <w:iCs/>
+                  <w:lang w:val="nl-BE"/>
+                </w:rPr>
+                <w:t>NumPy</w:t>
+              </w:r>
+              <w:proofErr w:type="spellEnd"/>
+              <w:r>
+                <w:rPr>
+                  <w:i/>
+                  <w:iCs/>
+                  <w:lang w:val="nl-BE"/>
+                </w:rPr>
+                <w:t xml:space="preserve"> </w:t>
+              </w:r>
+              <w:proofErr w:type="spellStart"/>
+              <w:r>
+                <w:rPr>
+                  <w:i/>
+                  <w:iCs/>
+                  <w:lang w:val="nl-BE"/>
+                </w:rPr>
+                <w:t>reference</w:t>
+              </w:r>
+              <w:proofErr w:type="spellEnd"/>
+              <w:r>
+                <w:rPr>
+                  <w:i/>
+                  <w:iCs/>
+                  <w:lang w:val="nl-BE"/>
+                </w:rPr>
+                <w:t xml:space="preserve"> - </w:t>
+              </w:r>
+              <w:proofErr w:type="spellStart"/>
+              <w:r>
+                <w:rPr>
+                  <w:i/>
+                  <w:iCs/>
+                  <w:lang w:val="nl-BE"/>
+                </w:rPr>
+                <w:t>NumPy</w:t>
+              </w:r>
+              <w:proofErr w:type="spellEnd"/>
+              <w:r>
+                <w:rPr>
+                  <w:i/>
+                  <w:iCs/>
+                  <w:lang w:val="nl-BE"/>
+                </w:rPr>
+                <w:t xml:space="preserve"> v2.4 Manual</w:t>
+              </w:r>
+              <w:r>
+                <w:rPr>
+                  <w:lang w:val="nl-BE"/>
+                </w:rPr>
+                <w:t xml:space="preserve">. (2025, december 21). Opgehaald van </w:t>
+              </w:r>
+              <w:proofErr w:type="spellStart"/>
+              <w:r>
+                <w:rPr>
+                  <w:lang w:val="nl-BE"/>
+                </w:rPr>
+                <w:t>numpy</w:t>
+              </w:r>
+              <w:proofErr w:type="spellEnd"/>
+              <w:r>
+                <w:rPr>
+                  <w:lang w:val="nl-BE"/>
+                </w:rPr>
+                <w:t>: https://numpy.org/doc/stable/reference/index.html#reference</w:t>
               </w:r>
             </w:p>
             <w:p>
@@ -19392,50 +20758,57 @@
                 <w:rPr>
                   <w:i/>
                   <w:iCs/>
-                  <w:lang w:val="en-GB"/>
+                  <w:lang w:val="nl-BE"/>
                 </w:rPr>
-                <w:t>NumPy reference - NumPy v2.4 Manual</w:t>
+                <w:t xml:space="preserve">User Guide - </w:t>
               </w:r>
+              <w:proofErr w:type="spellStart"/>
               <w:r>
                 <w:rPr>
-                  <w:lang w:val="en-GB"/>
+                  <w:i/>
+                  <w:iCs/>
+                  <w:lang w:val="nl-BE"/>
                 </w:rPr>
-                <w:t xml:space="preserve">. </w:t>
+                <w:t>scikit-learn</w:t>
               </w:r>
+              <w:proofErr w:type="spellEnd"/>
+              <w:r>
+                <w:rPr>
+                  <w:i/>
+                  <w:iCs/>
+                  <w:lang w:val="nl-BE"/>
+                </w:rPr>
+                <w:t xml:space="preserve"> 1.8.0 </w:t>
+              </w:r>
+              <w:proofErr w:type="spellStart"/>
+              <w:r>
+                <w:rPr>
+                  <w:i/>
+                  <w:iCs/>
+                  <w:lang w:val="nl-BE"/>
+                </w:rPr>
+                <w:t>documentation</w:t>
+              </w:r>
+              <w:proofErr w:type="spellEnd"/>
               <w:r>
                 <w:rPr>
                   <w:lang w:val="nl-BE"/>
                 </w:rPr>
-                <w:t>(2025, december 21). Opgehaald van numpy: https://numpy.org/doc/stable/reference/index.html#reference</w:t>
+                <w:t xml:space="preserve">. (2026, april 01). Opgehaald van </w:t>
               </w:r>
-            </w:p>
-            <w:p>
-              <w:pPr>
-                <w:pStyle w:val="Bibliografie"/>
-                <w:ind w:left="720" w:hanging="720"/>
-                <w:rPr>
-                  <w:lang w:val="nl-BE"/>
-                </w:rPr>
-              </w:pPr>
-              <w:r>
-                <w:rPr>
-                  <w:i/>
-                  <w:iCs/>
-                  <w:lang w:val="en-GB"/>
-                </w:rPr>
-                <w:t>User Guide - scikit-learn 1.8.0 documentation</w:t>
-              </w:r>
-              <w:r>
-                <w:rPr>
-                  <w:lang w:val="en-GB"/>
-                </w:rPr>
-                <w:t xml:space="preserve">. </w:t>
-              </w:r>
+              <w:proofErr w:type="spellStart"/>
               <w:r>
                 <w:rPr>
                   <w:lang w:val="nl-BE"/>
                 </w:rPr>
-                <w:t>(2026, april 01). Opgehaald van scikit-learn: https://scikit-learn.org/stable/user_guide.html</w:t>
+                <w:t>scikit-learn</w:t>
+              </w:r>
+              <w:proofErr w:type="spellEnd"/>
+              <w:r>
+                <w:rPr>
+                  <w:lang w:val="nl-BE"/>
+                </w:rPr>
+                <w:t>: https://scikit-learn.org/stable/user_guide.html</w:t>
               </w:r>
             </w:p>
             <w:p>
@@ -19460,10 +20833,10 @@
       </w:sdtContent>
     </w:sdt>
     <w:sectPr>
-      <w:headerReference w:type="default" r:id="rId54"/>
-      <w:footerReference w:type="even" r:id="rId55"/>
-      <w:footerReference w:type="default" r:id="rId56"/>
-      <w:headerReference w:type="first" r:id="rId57"/>
+      <w:headerReference w:type="default" r:id="rId56"/>
+      <w:footerReference w:type="even" r:id="rId57"/>
+      <w:footerReference w:type="default" r:id="rId58"/>
+      <w:headerReference w:type="first" r:id="rId59"/>
       <w:pgSz w:w="11906" w:h="16838"/>
       <w:pgMar w:top="1417" w:right="1417" w:bottom="1417" w:left="1417" w:header="708" w:footer="708" w:gutter="0"/>
       <w:cols w:space="708"/>
@@ -20210,7 +21583,7 @@
             </wp:anchor>
           </w:drawing>
         </mc:Choice>
-        <mc:Fallback xmlns:asvg="http://schemas.microsoft.com/office/drawing/2016/SVG/main" xmlns:wp14="http://schemas.microsoft.com/office/word/2010/wordml" xmlns:a14="http://schemas.microsoft.com/office/drawing/2010/main" xmlns:pic="http://schemas.openxmlformats.org/drawingml/2006/picture" xmlns:a="http://schemas.openxmlformats.org/drawingml/2006/main" xmlns:arto="http://schemas.microsoft.com/office/word/2006/arto">
+        <mc:Fallback xmlns:arto="http://schemas.microsoft.com/office/word/2006/arto" xmlns:a="http://schemas.openxmlformats.org/drawingml/2006/main" xmlns:pic="http://schemas.openxmlformats.org/drawingml/2006/picture" xmlns:a14="http://schemas.microsoft.com/office/drawing/2010/main" xmlns:wp14="http://schemas.microsoft.com/office/word/2010/wordml" xmlns:asvg="http://schemas.microsoft.com/office/drawing/2016/SVG/main">
           <w:pict w14:anchorId="1A81C3E6">
             <v:group id="Groep 9" style="position:absolute;margin-left:292.6pt;margin-top:5.5pt;width:52.4pt;height:21.9pt;z-index:251666432;mso-width-relative:margin;mso-height-relative:margin" coordsize="15683,4614" o:spid="_x0000_s1026" w14:anchorId="0FED5A68" o:gfxdata="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">
               <v:shapetype id="_x0000_t15" coordsize="21600,21600" o:spt="15" adj="16200" path="m@0,l,,,21600@0,21600,21600,10800xe">
@@ -24013,6 +25386,102 @@
 </file>
 
 <file path=customXml/item1.xml><?xml version="1.0" encoding="utf-8"?>
+<b:Sources xmlns:b="http://schemas.openxmlformats.org/officeDocument/2006/bibliography" xmlns="http://schemas.openxmlformats.org/officeDocument/2006/bibliography" SelectedStyle="\APASixthEditionOfficeOnline.xsl" StyleName="APA" Version="6">
+  <b:Source>
+    <b:Tag>sn24</b:Tag>
+    <b:SourceType>InternetSite</b:SourceType>
+    <b:Guid>{FB6581F7-DD3C-4087-ABCF-9499A8FA8A92}</b:Guid>
+    <b:Title>NumPy reference - NumPy v2.4 Manual</b:Title>
+    <b:InternetSiteTitle>numpy</b:InternetSiteTitle>
+    <b:Year>2025</b:Year>
+    <b:Month>december</b:Month>
+    <b:Day>21</b:Day>
+    <b:URL>https://numpy.org/doc/stable/reference/index.html#reference</b:URL>
+    <b:RefOrder>1</b:RefOrder>
+  </b:Source>
+  <b:Source>
+    <b:Tag>Das24</b:Tag>
+    <b:SourceType>InternetSite</b:SourceType>
+    <b:Guid>{7D5FF751-952D-49FA-A6BE-C27C79CE1D2C}</b:Guid>
+    <b:Title>API reference - seaborn 0.13.2 documentation</b:Title>
+    <b:InternetSiteTitle>pydata</b:InternetSiteTitle>
+    <b:Year>2026</b:Year>
+    <b:Month>februari</b:Month>
+    <b:Day>25</b:Day>
+    <b:URL>https://seaborn.pydata.org/api.html</b:URL>
+    <b:RefOrder>2</b:RefOrder>
+  </b:Source>
+  <b:Source>
+    <b:Tag>pan24</b:Tag>
+    <b:SourceType>InternetSite</b:SourceType>
+    <b:Guid>{67CFE3DD-F86F-4241-8439-203EC218E157}</b:Guid>
+    <b:Title>API reference - pandas 3.0.1 documentation</b:Title>
+    <b:InternetSiteTitle>pydata</b:InternetSiteTitle>
+    <b:Year>2026</b:Year>
+    <b:Month>februari</b:Month>
+    <b:Day>18</b:Day>
+    <b:URL>https://pandas.pydata.org/docs/reference/index.html#api</b:URL>
+    <b:RefOrder>3</b:RefOrder>
+  </b:Source>
+  <b:Source>
+    <b:Tag>Goo24</b:Tag>
+    <b:SourceType>InternetSite</b:SourceType>
+    <b:Guid>{182F955E-13AF-42AA-80E2-53C2AE160084}</b:Guid>
+    <b:Title>API Reference - Matplotlib 3.10.8 documentation</b:Title>
+    <b:InternetSiteTitle>matplotlib</b:InternetSiteTitle>
+    <b:Year>2026</b:Year>
+    <b:Month>februari</b:Month>
+    <b:Day>25</b:Day>
+    <b:URL>https://matplotlib.org/stable/api/index.html</b:URL>
+    <b:RefOrder>4</b:RefOrder>
+  </b:Source>
+  <b:Source>
+    <b:Tag>Vin25</b:Tag>
+    <b:SourceType>InternetSite</b:SourceType>
+    <b:Guid>{EA3B1B91-0CE2-4B02-B516-9383E732BD33}</b:Guid>
+    <b:Title>Rdatasets</b:Title>
+    <b:Year>2025</b:Year>
+    <b:Author>
+      <b:Author>
+        <b:NameList>
+          <b:Person>
+            <b:Last>Arel-Bundock</b:Last>
+            <b:First>Vincent</b:First>
+          </b:Person>
+        </b:NameList>
+      </b:Author>
+    </b:Author>
+    <b:InternetSiteTitle>GitHub: Vincent Arel-Bundock</b:InternetSiteTitle>
+    <b:Month>september</b:Month>
+    <b:Day>14</b:Day>
+    <b:URL>https://vincentarelbundock.github.io/Rdatasets/datasets.html</b:URL>
+    <b:RefOrder>5</b:RefOrder>
+  </b:Source>
+  <b:Source>
+    <b:Tag>Use26</b:Tag>
+    <b:SourceType>InternetSite</b:SourceType>
+    <b:Guid>{F01DC912-3C4A-4156-8063-92C4CE442C98}</b:Guid>
+    <b:Title>User Guide - scikit-learn 1.8.0 documentation</b:Title>
+    <b:InternetSiteTitle>scikit-learn</b:InternetSiteTitle>
+    <b:Year>2026</b:Year>
+    <b:Month>april</b:Month>
+    <b:Day>01</b:Day>
+    <b:URL>https://scikit-learn.org/stable/user_guide.html</b:URL>
+    <b:RefOrder>6</b:RefOrder>
+  </b:Source>
+</b:Sources>
+</file>
+
+<file path=customXml/item2.xml><?xml version="1.0" encoding="utf-8"?>
+<?mso-contentType ?>
+<FormTemplates xmlns="http://schemas.microsoft.com/sharepoint/v3/contenttype/forms">
+  <Display>DocumentLibraryForm</Display>
+  <Edit>DocumentLibraryForm</Edit>
+  <New>DocumentLibraryForm</New>
+</FormTemplates>
+</file>
+
+<file path=customXml/item3.xml><?xml version="1.0" encoding="utf-8"?>
 <ct:contentTypeSchema xmlns:ct="http://schemas.microsoft.com/office/2006/metadata/contentType" xmlns:ma="http://schemas.microsoft.com/office/2006/metadata/properties/metaAttributes" ct:_="" ma:_="" ma:contentTypeName="Document" ma:contentTypeID="0x0101001962E2830A23FD41A903F9246C64A44D" ma:contentTypeVersion="10" ma:contentTypeDescription="Create a new document." ma:contentTypeScope="" ma:versionID="94c7714442d4670dee923f06b03e50c6">
   <xsd:schema xmlns:xsd="http://www.w3.org/2001/XMLSchema" xmlns:xs="http://www.w3.org/2001/XMLSchema" xmlns:p="http://schemas.microsoft.com/office/2006/metadata/properties" xmlns:ns2="be91ab14-9a98-41fb-a029-3bd57361b40f" xmlns:ns3="a68b32df-5993-4a25-b4a0-028dd9ad2346" targetNamespace="http://schemas.microsoft.com/office/2006/metadata/properties" ma:root="true" ma:fieldsID="ddc41d6b31586f8a27e4cdad8c48b551" ns2:_="" ns3:_="">
     <xsd:import namespace="be91ab14-9a98-41fb-a029-3bd57361b40f"/>
@@ -24215,109 +25684,29 @@
 </ct:contentTypeSchema>
 </file>
 
-<file path=customXml/item2.xml><?xml version="1.0" encoding="utf-8"?>
+<file path=customXml/item4.xml><?xml version="1.0" encoding="utf-8"?>
 <p:properties xmlns:p="http://schemas.microsoft.com/office/2006/metadata/properties" xmlns:xsi="http://www.w3.org/2001/XMLSchema-instance" xmlns:pc="http://schemas.microsoft.com/office/infopath/2007/PartnerControls">
   <documentManagement/>
 </p:properties>
 </file>
 
-<file path=customXml/item3.xml><?xml version="1.0" encoding="utf-8"?>
-<?mso-contentType ?>
-<FormTemplates xmlns="http://schemas.microsoft.com/sharepoint/v3/contenttype/forms">
-  <Display>DocumentLibraryForm</Display>
-  <Edit>DocumentLibraryForm</Edit>
-  <New>DocumentLibraryForm</New>
-</FormTemplates>
+<file path=customXml/itemProps1.xml><?xml version="1.0" encoding="utf-8"?>
+<ds:datastoreItem xmlns:ds="http://schemas.openxmlformats.org/officeDocument/2006/customXml" ds:itemID="{B40B1947-1366-4A6D-BDEA-A0042DB8ED29}">
+  <ds:schemaRefs>
+    <ds:schemaRef ds:uri="http://schemas.openxmlformats.org/officeDocument/2006/bibliography"/>
+  </ds:schemaRefs>
+</ds:datastoreItem>
 </file>
 
-<file path=customXml/item4.xml><?xml version="1.0" encoding="utf-8"?>
-<b:Sources xmlns:b="http://schemas.openxmlformats.org/officeDocument/2006/bibliography" xmlns="http://schemas.openxmlformats.org/officeDocument/2006/bibliography" SelectedStyle="\APASixthEditionOfficeOnline.xsl" StyleName="APA" Version="6">
-  <b:Source>
-    <b:Tag>sn24</b:Tag>
-    <b:SourceType>InternetSite</b:SourceType>
-    <b:Guid>{FB6581F7-DD3C-4087-ABCF-9499A8FA8A92}</b:Guid>
-    <b:Title>NumPy reference - NumPy v2.4 Manual</b:Title>
-    <b:InternetSiteTitle>numpy</b:InternetSiteTitle>
-    <b:Year>2025</b:Year>
-    <b:Month>december</b:Month>
-    <b:Day>21</b:Day>
-    <b:URL>https://numpy.org/doc/stable/reference/index.html#reference</b:URL>
-    <b:RefOrder>1</b:RefOrder>
-  </b:Source>
-  <b:Source>
-    <b:Tag>Das24</b:Tag>
-    <b:SourceType>InternetSite</b:SourceType>
-    <b:Guid>{7D5FF751-952D-49FA-A6BE-C27C79CE1D2C}</b:Guid>
-    <b:Title>API reference - seaborn 0.13.2 documentation</b:Title>
-    <b:InternetSiteTitle>pydata</b:InternetSiteTitle>
-    <b:Year>2026</b:Year>
-    <b:Month>februari</b:Month>
-    <b:Day>25</b:Day>
-    <b:URL>https://seaborn.pydata.org/api.html</b:URL>
-    <b:RefOrder>2</b:RefOrder>
-  </b:Source>
-  <b:Source>
-    <b:Tag>pan24</b:Tag>
-    <b:SourceType>InternetSite</b:SourceType>
-    <b:Guid>{67CFE3DD-F86F-4241-8439-203EC218E157}</b:Guid>
-    <b:Title>API reference - pandas 3.0.1 documentation</b:Title>
-    <b:InternetSiteTitle>pydata</b:InternetSiteTitle>
-    <b:Year>2026</b:Year>
-    <b:Month>februari</b:Month>
-    <b:Day>18</b:Day>
-    <b:URL>https://pandas.pydata.org/docs/reference/index.html#api</b:URL>
-    <b:RefOrder>3</b:RefOrder>
-  </b:Source>
-  <b:Source>
-    <b:Tag>Goo24</b:Tag>
-    <b:SourceType>InternetSite</b:SourceType>
-    <b:Guid>{182F955E-13AF-42AA-80E2-53C2AE160084}</b:Guid>
-    <b:Title>API Reference - Matplotlib 3.10.8 documentation</b:Title>
-    <b:InternetSiteTitle>matplotlib</b:InternetSiteTitle>
-    <b:Year>2026</b:Year>
-    <b:Month>februari</b:Month>
-    <b:Day>25</b:Day>
-    <b:URL>https://matplotlib.org/stable/api/index.html</b:URL>
-    <b:RefOrder>4</b:RefOrder>
-  </b:Source>
-  <b:Source>
-    <b:Tag>Vin25</b:Tag>
-    <b:SourceType>InternetSite</b:SourceType>
-    <b:Guid>{EA3B1B91-0CE2-4B02-B516-9383E732BD33}</b:Guid>
-    <b:Title>Rdatasets</b:Title>
-    <b:Year>2025</b:Year>
-    <b:Author>
-      <b:Author>
-        <b:NameList>
-          <b:Person>
-            <b:Last>Arel-Bundock</b:Last>
-            <b:First>Vincent</b:First>
-          </b:Person>
-        </b:NameList>
-      </b:Author>
-    </b:Author>
-    <b:InternetSiteTitle>GitHub: Vincent Arel-Bundock</b:InternetSiteTitle>
-    <b:Month>september</b:Month>
-    <b:Day>14</b:Day>
-    <b:URL>https://vincentarelbundock.github.io/Rdatasets/datasets.html</b:URL>
-    <b:RefOrder>5</b:RefOrder>
-  </b:Source>
-  <b:Source>
-    <b:Tag>Use26</b:Tag>
-    <b:SourceType>InternetSite</b:SourceType>
-    <b:Guid>{F01DC912-3C4A-4156-8063-92C4CE442C98}</b:Guid>
-    <b:Title>User Guide - scikit-learn 1.8.0 documentation</b:Title>
-    <b:InternetSiteTitle>scikit-learn</b:InternetSiteTitle>
-    <b:Year>2026</b:Year>
-    <b:Month>april</b:Month>
-    <b:Day>01</b:Day>
-    <b:URL>https://scikit-learn.org/stable/user_guide.html</b:URL>
-    <b:RefOrder>6</b:RefOrder>
-  </b:Source>
-</b:Sources>
+<file path=customXml/itemProps2.xml><?xml version="1.0" encoding="utf-8"?>
+<ds:datastoreItem xmlns:ds="http://schemas.openxmlformats.org/officeDocument/2006/customXml" ds:itemID="{7A03709C-A4CC-408B-A127-2B1264A4F73A}">
+  <ds:schemaRefs>
+    <ds:schemaRef ds:uri="http://schemas.microsoft.com/sharepoint/v3/contenttype/forms"/>
+  </ds:schemaRefs>
+</ds:datastoreItem>
 </file>
 
-<file path=customXml/itemProps1.xml><?xml version="1.0" encoding="utf-8"?>
+<file path=customXml/itemProps3.xml><?xml version="1.0" encoding="utf-8"?>
 <ds:datastoreItem xmlns:ds="http://schemas.openxmlformats.org/officeDocument/2006/customXml" ds:itemID="{F64CC272-990A-4878-98F7-B65456999005}">
   <ds:schemaRefs>
     <ds:schemaRef ds:uri="http://schemas.microsoft.com/office/2006/metadata/contentType"/>
@@ -24336,27 +25725,11 @@
 </ds:datastoreItem>
 </file>
 
-<file path=customXml/itemProps2.xml><?xml version="1.0" encoding="utf-8"?>
+<file path=customXml/itemProps4.xml><?xml version="1.0" encoding="utf-8"?>
 <ds:datastoreItem xmlns:ds="http://schemas.openxmlformats.org/officeDocument/2006/customXml" ds:itemID="{84FE26D0-9353-4E79-9B67-531A742F56F7}">
   <ds:schemaRefs>
     <ds:schemaRef ds:uri="http://schemas.microsoft.com/office/2006/metadata/properties"/>
     <ds:schemaRef ds:uri="http://schemas.microsoft.com/office/infopath/2007/PartnerControls"/>
   </ds:schemaRefs>
 </ds:datastoreItem>
-</file>
-
-<file path=customXml/itemProps3.xml><?xml version="1.0" encoding="utf-8"?>
-<ds:datastoreItem xmlns:ds="http://schemas.openxmlformats.org/officeDocument/2006/customXml" ds:itemID="{7A03709C-A4CC-408B-A127-2B1264A4F73A}">
-  <ds:schemaRefs>
-    <ds:schemaRef ds:uri="http://schemas.microsoft.com/sharepoint/v3/contenttype/forms"/>
-  </ds:schemaRefs>
-</ds:datastoreItem>
-</file>
-
-<file path=customXml/itemProps4.xml><?xml version="1.0" encoding="utf-8"?>
-<ds:datastoreItem xmlns:ds="http://schemas.openxmlformats.org/officeDocument/2006/customXml" ds:itemID="{B40B1947-1366-4A6D-BDEA-A0042DB8ED29}">
-  <ds:schemaRefs>
-    <ds:schemaRef ds:uri="http://schemas.openxmlformats.org/officeDocument/2006/bibliography"/>
-  </ds:schemaRefs>
-</ds:datastoreItem>
 </file>
--- a/VervoortKobe_MLPrinciples_Portfolio.docx
+++ b/VervoortKobe_MLPrinciples_Portfolio.docx
@@ -15812,27 +15812,49 @@
           <w:iCs/>
           <w:sz w:val="20"/>
           <w:szCs w:val="20"/>
-          <w:lang w:val="nl-BE"/>
-        </w:rPr>
-      </w:pPr>
-      <w:r>
-        <w:rPr>
-          <w:i/>
-          <w:iCs/>
-          <w:sz w:val="20"/>
-          <w:szCs w:val="20"/>
-          <w:lang w:val="nl-BE"/>
-        </w:rPr>
-        <w:t xml:space="preserve"> Uitsluiten: </w:t>
-      </w:r>
-      <w:proofErr w:type="spellStart"/>
-      <w:r>
-        <w:rPr>
-          <w:i/>
-          <w:iCs/>
-          <w:sz w:val="20"/>
-          <w:szCs w:val="20"/>
-          <w:lang w:val="nl-BE"/>
+          <w:lang w:val="en-GB"/>
+        </w:rPr>
+      </w:pPr>
+      <w:r>
+        <w:rPr>
+          <w:i/>
+          <w:iCs/>
+          <w:sz w:val="20"/>
+          <w:szCs w:val="20"/>
+          <w:lang w:val="nl-BE"/>
+        </w:rPr>
+        <w:t xml:space="preserve"> </w:t>
+      </w:r>
+      <w:proofErr w:type="spellStart"/>
+      <w:r>
+        <w:rPr>
+          <w:i/>
+          <w:iCs/>
+          <w:sz w:val="20"/>
+          <w:szCs w:val="20"/>
+          <w:lang w:val="en-GB"/>
+        </w:rPr>
+        <w:t>Uitsluiten</w:t>
+      </w:r>
+      <w:proofErr w:type="spellEnd"/>
+      <w:r>
+        <w:rPr>
+          <w:i/>
+          <w:iCs/>
+          <w:sz w:val="20"/>
+          <w:szCs w:val="20"/>
+          <w:lang w:val="en-GB"/>
+        </w:rPr>
+        <w:t xml:space="preserve">: </w:t>
+      </w:r>
+      <w:proofErr w:type="spellStart"/>
+      <w:r>
+        <w:rPr>
+          <w:i/>
+          <w:iCs/>
+          <w:sz w:val="20"/>
+          <w:szCs w:val="20"/>
+          <w:lang w:val="en-GB"/>
         </w:rPr>
         <w:t>rownames</w:t>
       </w:r>
@@ -15843,7 +15865,7 @@
           <w:iCs/>
           <w:sz w:val="20"/>
           <w:szCs w:val="20"/>
-          <w:lang w:val="nl-BE"/>
+          <w:lang w:val="en-GB"/>
         </w:rPr>
         <w:t xml:space="preserve">, </w:t>
       </w:r>
@@ -15854,7 +15876,7 @@
           <w:iCs/>
           <w:sz w:val="20"/>
           <w:szCs w:val="20"/>
-          <w:lang w:val="nl-BE"/>
+          <w:lang w:val="en-GB"/>
         </w:rPr>
         <w:t>essround</w:t>
       </w:r>
@@ -15865,7 +15887,29 @@
           <w:iCs/>
           <w:sz w:val="20"/>
           <w:szCs w:val="20"/>
-          <w:lang w:val="nl-BE"/>
+          <w:lang w:val="en-GB"/>
+        </w:rPr>
+        <w:t xml:space="preserve">, edition, </w:t>
+      </w:r>
+      <w:proofErr w:type="spellStart"/>
+      <w:r>
+        <w:rPr>
+          <w:i/>
+          <w:iCs/>
+          <w:sz w:val="20"/>
+          <w:szCs w:val="20"/>
+          <w:lang w:val="en-GB"/>
+        </w:rPr>
+        <w:t>idno</w:t>
+      </w:r>
+      <w:proofErr w:type="spellEnd"/>
+      <w:r>
+        <w:rPr>
+          <w:i/>
+          <w:iCs/>
+          <w:sz w:val="20"/>
+          <w:szCs w:val="20"/>
+          <w:lang w:val="en-GB"/>
         </w:rPr>
         <w:t xml:space="preserve">, </w:t>
       </w:r>
@@ -15876,51 +15920,7 @@
           <w:iCs/>
           <w:sz w:val="20"/>
           <w:szCs w:val="20"/>
-          <w:lang w:val="nl-BE"/>
-        </w:rPr>
-        <w:t>edition</w:t>
-      </w:r>
-      <w:proofErr w:type="spellEnd"/>
-      <w:r>
-        <w:rPr>
-          <w:i/>
-          <w:iCs/>
-          <w:sz w:val="20"/>
-          <w:szCs w:val="20"/>
-          <w:lang w:val="nl-BE"/>
-        </w:rPr>
-        <w:t xml:space="preserve">, </w:t>
-      </w:r>
-      <w:proofErr w:type="spellStart"/>
-      <w:r>
-        <w:rPr>
-          <w:i/>
-          <w:iCs/>
-          <w:sz w:val="20"/>
-          <w:szCs w:val="20"/>
-          <w:lang w:val="nl-BE"/>
-        </w:rPr>
-        <w:t>idno</w:t>
-      </w:r>
-      <w:proofErr w:type="spellEnd"/>
-      <w:r>
-        <w:rPr>
-          <w:i/>
-          <w:iCs/>
-          <w:sz w:val="20"/>
-          <w:szCs w:val="20"/>
-          <w:lang w:val="nl-BE"/>
-        </w:rPr>
-        <w:t xml:space="preserve">, </w:t>
-      </w:r>
-      <w:proofErr w:type="spellStart"/>
-      <w:r>
-        <w:rPr>
-          <w:i/>
-          <w:iCs/>
-          <w:sz w:val="20"/>
-          <w:szCs w:val="20"/>
-          <w:lang w:val="nl-BE"/>
+          <w:lang w:val="en-GB"/>
         </w:rPr>
         <w:t>cntry</w:t>
       </w:r>
@@ -15931,7 +15931,7 @@
           <w:iCs/>
           <w:sz w:val="20"/>
           <w:szCs w:val="20"/>
-          <w:lang w:val="nl-BE"/>
+          <w:lang w:val="en-GB"/>
         </w:rPr>
         <w:t>.</w:t>
       </w:r>
@@ -15959,9 +15959,19 @@
           <w:iCs/>
           <w:sz w:val="20"/>
           <w:szCs w:val="20"/>
-          <w:lang w:val="nl-BE"/>
-        </w:rPr>
-        <w:t xml:space="preserve"> Gebruiken als target: </w:t>
+          <w:lang w:val="en-GB"/>
+        </w:rPr>
+        <w:t xml:space="preserve"> </w:t>
+      </w:r>
+      <w:r>
+        <w:rPr>
+          <w:i/>
+          <w:iCs/>
+          <w:sz w:val="20"/>
+          <w:szCs w:val="20"/>
+          <w:lang w:val="nl-BE"/>
+        </w:rPr>
+        <w:t xml:space="preserve">Gebruiken als target: </w:t>
       </w:r>
       <w:proofErr w:type="spellStart"/>
       <w:r>
@@ -19832,6 +19842,7 @@
       </w:pPr>
       <w:r>
         <w:rPr>
+          <w:noProof/>
           <w:lang w:val="nl-BE"/>
         </w:rPr>
         <w:drawing>
@@ -19900,10 +19911,11 @@
       </w:r>
       <w:r>
         <w:rPr>
+          <w:noProof/>
           <w:lang w:val="nl-BE"/>
         </w:rPr>
         <w:drawing>
-          <wp:anchor distT="0" distB="0" distL="114300" distR="114300" simplePos="0" relativeHeight="251659264" behindDoc="1" locked="0" layoutInCell="1" allowOverlap="1" wp14:anchorId="7451FF39" wp14:editId="65C5ED5C">
+          <wp:anchor distT="0" distB="0" distL="114300" distR="114300" simplePos="0" relativeHeight="251659264" behindDoc="1" locked="0" layoutInCell="1" allowOverlap="1" wp14:anchorId="7451FF39" wp14:editId="7C9D8BCE">
             <wp:simplePos x="0" y="0"/>
             <wp:positionH relativeFrom="margin">
               <wp:posOffset>3535045</wp:posOffset>
@@ -20306,6 +20318,1367 @@
         </w:rPr>
         <w:t xml:space="preserve"> search of random search. Deze les bouwde mooi verder op labo 6, omdat de basisprincipes van goed trainen, valideren en testen ook hier opnieuw heel belangrijk bleven. Uiteindelijk was dit een interessante les waarin ik niet alleen heb geleerd hoe een neuraal netwerk technisch werkt, maar ook hoe je het leerproces van zo’n model beter kunt sturen.</w:t>
       </w:r>
+      <w:r>
+        <w:rPr>
+          <w:lang w:val="nl-BE"/>
+        </w:rPr>
+        <w:br w:type="page"/>
+      </w:r>
+    </w:p>
+    <w:p>
+      <w:pPr>
+        <w:pStyle w:val="Kop1"/>
+        <w:rPr>
+          <w:b/>
+          <w:bCs w:val="0"/>
+          <w:szCs w:val="36"/>
+          <w:lang w:val="nl-BE"/>
+        </w:rPr>
+      </w:pPr>
+      <w:r>
+        <w:rPr>
+          <w:b/>
+          <w:bCs w:val="0"/>
+          <w:szCs w:val="36"/>
+          <w:lang w:val="nl-BE"/>
+        </w:rPr>
+        <w:lastRenderedPageBreak/>
+        <w:t xml:space="preserve">Labo </w:t>
+      </w:r>
+      <w:r>
+        <w:rPr>
+          <w:b/>
+          <w:bCs w:val="0"/>
+          <w:szCs w:val="36"/>
+          <w:lang w:val="nl-BE"/>
+        </w:rPr>
+        <w:t>8</w:t>
+      </w:r>
+      <w:r>
+        <w:rPr>
+          <w:b/>
+          <w:bCs w:val="0"/>
+          <w:szCs w:val="36"/>
+          <w:lang w:val="nl-BE"/>
+        </w:rPr>
+        <w:t xml:space="preserve">: </w:t>
+      </w:r>
+      <w:proofErr w:type="spellStart"/>
+      <w:r>
+        <w:rPr>
+          <w:b/>
+          <w:bCs w:val="0"/>
+          <w:szCs w:val="36"/>
+          <w:lang w:val="nl-BE"/>
+        </w:rPr>
+        <w:t>Recap</w:t>
+      </w:r>
+      <w:proofErr w:type="spellEnd"/>
+    </w:p>
+    <w:p>
+      <w:pPr>
+        <w:pStyle w:val="Kop2"/>
+        <w:spacing w:before="120"/>
+        <w:rPr>
+          <w:lang w:val="nl-BE"/>
+        </w:rPr>
+      </w:pPr>
+      <w:r>
+        <w:rPr>
+          <w:lang w:val="nl-BE"/>
+        </w:rPr>
+        <w:t>Inzichten en verbanden</w:t>
+      </w:r>
+    </w:p>
+    <w:p>
+      <w:pPr>
+        <w:spacing w:after="200" w:line="276" w:lineRule="auto"/>
+        <w:jc w:val="left"/>
+        <w:rPr>
+          <w:lang w:val="nl-BE"/>
+        </w:rPr>
+      </w:pPr>
+      <w:r>
+        <w:rPr>
+          <w:lang w:val="nl-BE"/>
+        </w:rPr>
+        <w:t>Tijdens</w:t>
+      </w:r>
+      <w:r>
+        <w:rPr>
+          <w:lang w:val="nl-BE"/>
+        </w:rPr>
+        <w:t xml:space="preserve"> deze les bekeken we opnieuw verschillende onderdelen uit de theorie en bouwden we verder op de kennis uit de vorige labo’s. We deden drie korte quizjes die de theorie op een leuke manier herhaalden en tegelijk enkele belangrijke begrippen opnieuw scherp stelden. Ik onthoud vooral dat machine </w:t>
+      </w:r>
+      <w:proofErr w:type="spellStart"/>
+      <w:r>
+        <w:rPr>
+          <w:lang w:val="nl-BE"/>
+        </w:rPr>
+        <w:t>learning</w:t>
+      </w:r>
+      <w:proofErr w:type="spellEnd"/>
+      <w:r>
+        <w:rPr>
+          <w:lang w:val="nl-BE"/>
+        </w:rPr>
+        <w:t xml:space="preserve"> niet alleen draait om modellen trainen, maar ook om het goed begrijpen van de data waarmee je werkt. Daardoor werd nog duidelijker hoe belangrijk een gestructureerde aanpak is, van data-analyse tot modelvalidatie.</w:t>
+      </w:r>
+    </w:p>
+    <w:p>
+      <w:pPr>
+        <w:spacing w:after="200" w:line="276" w:lineRule="auto"/>
+        <w:jc w:val="left"/>
+        <w:rPr>
+          <w:lang w:val="nl-BE"/>
+        </w:rPr>
+      </w:pPr>
+      <w:r>
+        <w:rPr>
+          <w:lang w:val="nl-BE"/>
+        </w:rPr>
+        <w:t xml:space="preserve">Een eerste belangrijk begrip </w:t>
+      </w:r>
+      <w:r>
+        <w:rPr>
+          <w:lang w:val="nl-BE"/>
+        </w:rPr>
+        <w:t xml:space="preserve">dat voorkwam in de quizjes </w:t>
+      </w:r>
+      <w:r>
+        <w:rPr>
+          <w:lang w:val="nl-BE"/>
+        </w:rPr>
+        <w:t xml:space="preserve">was vectorisatie. Daarbij wordt tekst of andere complexe data omgezet in een numerieke voorstelling zodat een model ermee kan werken. Dat sluit aan bij </w:t>
+      </w:r>
+      <w:proofErr w:type="spellStart"/>
+      <w:r>
+        <w:rPr>
+          <w:lang w:val="nl-BE"/>
+        </w:rPr>
+        <w:t>tokenisatie</w:t>
+      </w:r>
+      <w:proofErr w:type="spellEnd"/>
+      <w:r>
+        <w:rPr>
+          <w:lang w:val="nl-BE"/>
+        </w:rPr>
+        <w:t xml:space="preserve">, waarbij tekst eerst wordt opgesplitst in kleinere eenheden, zoals woorden of </w:t>
+      </w:r>
+      <w:proofErr w:type="spellStart"/>
+      <w:r>
+        <w:rPr>
+          <w:lang w:val="nl-BE"/>
+        </w:rPr>
+        <w:t>subwoorden</w:t>
+      </w:r>
+      <w:proofErr w:type="spellEnd"/>
+      <w:r>
+        <w:rPr>
+          <w:lang w:val="nl-BE"/>
+        </w:rPr>
+        <w:t xml:space="preserve">. Daarna kunnen die tokens worden omgezet naar vectoren. Ook het begrip </w:t>
+      </w:r>
+      <w:proofErr w:type="spellStart"/>
+      <w:r>
+        <w:rPr>
+          <w:lang w:val="nl-BE"/>
+        </w:rPr>
+        <w:t>embedding</w:t>
+      </w:r>
+      <w:proofErr w:type="spellEnd"/>
+      <w:r>
+        <w:rPr>
+          <w:lang w:val="nl-BE"/>
+        </w:rPr>
+        <w:t xml:space="preserve"> kwam aan bod: dat is een vectorrepresentatie van complexe data waarbij gelijkaardige elementen dicht bij elkaar in de vectorruimte komen te liggen. Zo kan een model niet alleen losse woorden of waarden verwerken, maar ook betekenisvolle relaties herkennen.</w:t>
+      </w:r>
+    </w:p>
+    <w:p>
+      <w:pPr>
+        <w:spacing w:after="200" w:line="276" w:lineRule="auto"/>
+        <w:jc w:val="left"/>
+        <w:rPr>
+          <w:lang w:val="nl-BE"/>
+        </w:rPr>
+      </w:pPr>
+      <w:r>
+        <w:rPr>
+          <w:lang w:val="nl-BE"/>
+        </w:rPr>
+        <w:t>Daarnaast</w:t>
+      </w:r>
+      <w:r>
+        <w:rPr>
+          <w:lang w:val="nl-BE"/>
+        </w:rPr>
+        <w:t xml:space="preserve"> werd het begrip </w:t>
+      </w:r>
+      <w:r>
+        <w:rPr>
+          <w:lang w:val="nl-BE"/>
+        </w:rPr>
+        <w:t>multicollineariteit</w:t>
+      </w:r>
+      <w:r>
+        <w:rPr>
+          <w:lang w:val="nl-BE"/>
+        </w:rPr>
+        <w:t xml:space="preserve"> vernoemd</w:t>
+      </w:r>
+      <w:r>
+        <w:rPr>
+          <w:lang w:val="nl-BE"/>
+        </w:rPr>
+        <w:t>. Dit betekent dat meerdere onafhankelijke variabelen sterk met elkaar samenhangen, waardoor een model moeilijker kan inschatten welke variabele nu echt de grootste invloed heeft. Dat kan leiden tot minder stabiele of moeilijk interpreteerbare modellen. Voor mij was dit een nuttig inzicht, omdat het toont dat niet alleen de keuze van features belangrijk is, maar ook de onderlinge relatie tussen die features. Ik heb ook opnieuw gemerkt dat goede interpretatie vaak even belangrijk is als de technische uitvoering zelf.</w:t>
+      </w:r>
+    </w:p>
+    <w:p>
+      <w:pPr>
+        <w:pStyle w:val="Kop2"/>
+        <w:spacing w:before="120"/>
+        <w:rPr>
+          <w:lang w:val="nl-BE"/>
+        </w:rPr>
+      </w:pPr>
+      <w:r>
+        <w:rPr>
+          <w:lang w:val="nl-BE"/>
+        </w:rPr>
+        <w:t>Werkproces</w:t>
+      </w:r>
+    </w:p>
+    <w:p>
+      <w:pPr>
+        <w:spacing w:after="200" w:line="276" w:lineRule="auto"/>
+        <w:jc w:val="left"/>
+        <w:rPr>
+          <w:lang w:val="nl-BE"/>
+        </w:rPr>
+      </w:pPr>
+      <w:r>
+        <w:rPr>
+          <w:lang w:val="nl-BE"/>
+        </w:rPr>
+        <w:t xml:space="preserve">In dit labo gingen we verder met het analyseren van datasets en het toepassen van modelvalidatie. De opgave was opgedeeld in verschillende delen, maar deel </w:t>
+      </w:r>
+      <w:r>
+        <w:rPr>
+          <w:lang w:val="nl-BE"/>
+        </w:rPr>
+        <w:t>één</w:t>
+      </w:r>
+      <w:r>
+        <w:rPr>
+          <w:lang w:val="nl-BE"/>
+        </w:rPr>
+        <w:t xml:space="preserve"> en </w:t>
+      </w:r>
+      <w:r>
+        <w:rPr>
+          <w:lang w:val="nl-BE"/>
+        </w:rPr>
+        <w:t>twee</w:t>
+      </w:r>
+      <w:r>
+        <w:rPr>
+          <w:lang w:val="nl-BE"/>
+        </w:rPr>
+        <w:t xml:space="preserve"> waren optioneel omdat we die al in een eerder labo hadden gemaakt. Ik heb die delen wel opnieuw uitgewerkt en geüpload, maar het belangrijkste nieuwe onderdeel voor mij was deel </w:t>
+      </w:r>
+      <w:r>
+        <w:rPr>
+          <w:lang w:val="nl-BE"/>
+        </w:rPr>
+        <w:t>drie</w:t>
+      </w:r>
+      <w:r>
+        <w:rPr>
+          <w:lang w:val="nl-BE"/>
+        </w:rPr>
+        <w:t>, waar we met een andere dataset aan de slag gingen en cross-validat</w:t>
+      </w:r>
+      <w:r>
+        <w:rPr>
+          <w:lang w:val="nl-BE"/>
+        </w:rPr>
+        <w:t>ie</w:t>
+      </w:r>
+      <w:r>
+        <w:rPr>
+          <w:lang w:val="nl-BE"/>
+        </w:rPr>
+        <w:t xml:space="preserve"> toepasten. Op die manier bouwde dit labo logisch verder op</w:t>
+      </w:r>
+      <w:r>
+        <w:rPr>
+          <w:lang w:val="nl-BE"/>
+        </w:rPr>
+        <w:t xml:space="preserve"> vorige labo’s</w:t>
+      </w:r>
+      <w:r>
+        <w:rPr>
+          <w:lang w:val="nl-BE"/>
+        </w:rPr>
+        <w:t>.</w:t>
+      </w:r>
+    </w:p>
+    <w:p>
+      <w:pPr>
+        <w:spacing w:after="200" w:line="276" w:lineRule="auto"/>
+        <w:jc w:val="left"/>
+        <w:rPr>
+          <w:lang w:val="nl-BE"/>
+        </w:rPr>
+      </w:pPr>
+      <w:r>
+        <w:rPr>
+          <w:lang w:val="nl-BE"/>
+        </w:rPr>
+        <w:drawing>
+          <wp:anchor distT="0" distB="0" distL="114300" distR="114300" simplePos="0" relativeHeight="251661312" behindDoc="1" locked="0" layoutInCell="1" allowOverlap="1" wp14:anchorId="7BE62517" wp14:editId="4828CFC3">
+            <wp:simplePos x="0" y="0"/>
+            <wp:positionH relativeFrom="margin">
+              <wp:posOffset>4015105</wp:posOffset>
+            </wp:positionH>
+            <wp:positionV relativeFrom="paragraph">
+              <wp:posOffset>40640</wp:posOffset>
+            </wp:positionV>
+            <wp:extent cx="2219960" cy="939800"/>
+            <wp:effectExtent l="0" t="0" r="8890" b="0"/>
+            <wp:wrapTight wrapText="bothSides">
+              <wp:wrapPolygon edited="0">
+                <wp:start x="0" y="0"/>
+                <wp:lineTo x="0" y="21016"/>
+                <wp:lineTo x="21501" y="21016"/>
+                <wp:lineTo x="21501" y="0"/>
+                <wp:lineTo x="0" y="0"/>
+              </wp:wrapPolygon>
+            </wp:wrapTight>
+            <wp:docPr id="794223925" name="Afbeelding 1"/>
+            <wp:cNvGraphicFramePr>
+              <a:graphicFrameLocks xmlns:a="http://schemas.openxmlformats.org/drawingml/2006/main" noChangeAspect="1"/>
+            </wp:cNvGraphicFramePr>
+            <a:graphic xmlns:a="http://schemas.openxmlformats.org/drawingml/2006/main">
+              <a:graphicData uri="http://schemas.openxmlformats.org/drawingml/2006/picture">
+                <pic:pic xmlns:pic="http://schemas.openxmlformats.org/drawingml/2006/picture">
+                  <pic:nvPicPr>
+                    <pic:cNvPr id="794223925" name=""/>
+                    <pic:cNvPicPr/>
+                  </pic:nvPicPr>
+                  <pic:blipFill>
+                    <a:blip r:embed="rId56">
+                      <a:extLst>
+                        <a:ext uri="{28A0092B-C50C-407E-A947-70E740481C1C}">
+                          <a14:useLocalDpi xmlns:a14="http://schemas.microsoft.com/office/drawing/2010/main" val="0"/>
+                        </a:ext>
+                      </a:extLst>
+                    </a:blip>
+                    <a:stretch>
+                      <a:fillRect/>
+                    </a:stretch>
+                  </pic:blipFill>
+                  <pic:spPr>
+                    <a:xfrm>
+                      <a:off x="0" y="0"/>
+                      <a:ext cx="2219960" cy="939800"/>
+                    </a:xfrm>
+                    <a:prstGeom prst="rect">
+                      <a:avLst/>
+                    </a:prstGeom>
+                  </pic:spPr>
+                </pic:pic>
+              </a:graphicData>
+            </a:graphic>
+            <wp14:sizeRelH relativeFrom="margin">
+              <wp14:pctWidth>0</wp14:pctWidth>
+            </wp14:sizeRelH>
+            <wp14:sizeRelV relativeFrom="margin">
+              <wp14:pctHeight>0</wp14:pctHeight>
+            </wp14:sizeRelV>
+          </wp:anchor>
+        </w:drawing>
+      </w:r>
+      <w:r>
+        <w:rPr>
+          <w:lang w:val="nl-BE"/>
+        </w:rPr>
+        <w:t xml:space="preserve">Voor deel 3 koos ik de tips-dataset uit </w:t>
+      </w:r>
+      <w:proofErr w:type="spellStart"/>
+      <w:r>
+        <w:rPr>
+          <w:lang w:val="nl-BE"/>
+        </w:rPr>
+        <w:t>seaborn</w:t>
+      </w:r>
+      <w:proofErr w:type="spellEnd"/>
+      <w:r>
+        <w:rPr>
+          <w:lang w:val="nl-BE"/>
+        </w:rPr>
+        <w:t xml:space="preserve">. Eerst verkende ik de dataset kort door de eerste rijen, de datatypes en de ontbrekende waarden te controleren. Daarna selecteerde ik de features </w:t>
+      </w:r>
+      <w:r>
+        <w:rPr>
+          <w:lang w:val="nl-BE"/>
+        </w:rPr>
+        <w:t>“</w:t>
+      </w:r>
+      <w:proofErr w:type="spellStart"/>
+      <w:r>
+        <w:rPr>
+          <w:lang w:val="nl-BE"/>
+        </w:rPr>
+        <w:t>total_bill</w:t>
+      </w:r>
+      <w:proofErr w:type="spellEnd"/>
+      <w:r>
+        <w:rPr>
+          <w:lang w:val="nl-BE"/>
+        </w:rPr>
+        <w:t>”</w:t>
+      </w:r>
+      <w:r>
+        <w:rPr>
+          <w:lang w:val="nl-BE"/>
+        </w:rPr>
+        <w:t xml:space="preserve">, </w:t>
+      </w:r>
+      <w:r>
+        <w:rPr>
+          <w:lang w:val="nl-BE"/>
+        </w:rPr>
+        <w:t>“</w:t>
+      </w:r>
+      <w:proofErr w:type="spellStart"/>
+      <w:r>
+        <w:rPr>
+          <w:lang w:val="nl-BE"/>
+        </w:rPr>
+        <w:t>size</w:t>
+      </w:r>
+      <w:proofErr w:type="spellEnd"/>
+      <w:r>
+        <w:rPr>
+          <w:lang w:val="nl-BE"/>
+        </w:rPr>
+        <w:t>”</w:t>
+      </w:r>
+      <w:r>
+        <w:rPr>
+          <w:lang w:val="nl-BE"/>
+        </w:rPr>
+        <w:t xml:space="preserve"> en </w:t>
+      </w:r>
+      <w:r>
+        <w:rPr>
+          <w:lang w:val="nl-BE"/>
+        </w:rPr>
+        <w:t>“</w:t>
+      </w:r>
+      <w:proofErr w:type="spellStart"/>
+      <w:r>
+        <w:rPr>
+          <w:lang w:val="nl-BE"/>
+        </w:rPr>
+        <w:t>se</w:t>
+      </w:r>
+      <w:r>
+        <w:rPr>
+          <w:lang w:val="nl-BE"/>
+        </w:rPr>
+        <w:t>x</w:t>
+      </w:r>
+      <w:proofErr w:type="spellEnd"/>
+      <w:r>
+        <w:rPr>
+          <w:lang w:val="nl-BE"/>
+        </w:rPr>
+        <w:t>”</w:t>
+      </w:r>
+      <w:r>
+        <w:rPr>
+          <w:lang w:val="nl-BE"/>
+        </w:rPr>
+        <w:t xml:space="preserve">, met </w:t>
+      </w:r>
+      <w:r>
+        <w:rPr>
+          <w:lang w:val="nl-BE"/>
+        </w:rPr>
+        <w:t>“</w:t>
+      </w:r>
+      <w:r>
+        <w:rPr>
+          <w:lang w:val="nl-BE"/>
+        </w:rPr>
+        <w:t>tip</w:t>
+      </w:r>
+      <w:r>
+        <w:rPr>
+          <w:lang w:val="nl-BE"/>
+        </w:rPr>
+        <w:t>”</w:t>
+      </w:r>
+      <w:r>
+        <w:rPr>
+          <w:lang w:val="nl-BE"/>
+        </w:rPr>
+        <w:t xml:space="preserve"> als target. Omdat dit een regressieprobleem is, wilde ik het bedrag van de fooi voorspellen op basis van deze variabelen. Vervolgens voerde ik minimale preprocessing uit: </w:t>
+      </w:r>
+      <w:r>
+        <w:rPr>
+          <w:lang w:val="nl-BE"/>
+        </w:rPr>
+        <w:t>“</w:t>
+      </w:r>
+      <w:proofErr w:type="spellStart"/>
+      <w:r>
+        <w:rPr>
+          <w:lang w:val="nl-BE"/>
+        </w:rPr>
+        <w:t>sex</w:t>
+      </w:r>
+      <w:proofErr w:type="spellEnd"/>
+      <w:r>
+        <w:rPr>
+          <w:lang w:val="nl-BE"/>
+        </w:rPr>
+        <w:t>”</w:t>
+      </w:r>
+      <w:r>
+        <w:rPr>
+          <w:lang w:val="nl-BE"/>
+        </w:rPr>
+        <w:t xml:space="preserve"> werd gecodeerd en de numerieke variabelen werden geschaald met </w:t>
+      </w:r>
+      <w:proofErr w:type="spellStart"/>
+      <w:r>
+        <w:rPr>
+          <w:lang w:val="nl-BE"/>
+        </w:rPr>
+        <w:t>StandardScaler</w:t>
+      </w:r>
+      <w:proofErr w:type="spellEnd"/>
+      <w:r>
+        <w:rPr>
+          <w:lang w:val="nl-BE"/>
+        </w:rPr>
+        <w:t>. Daarna gebruikte ik een lineair regressiemodel in combinatie met 5-fold cross-</w:t>
+      </w:r>
+      <w:proofErr w:type="spellStart"/>
+      <w:r>
+        <w:rPr>
+          <w:lang w:val="nl-BE"/>
+        </w:rPr>
+        <w:t>validation</w:t>
+      </w:r>
+      <w:proofErr w:type="spellEnd"/>
+      <w:r>
+        <w:rPr>
+          <w:lang w:val="nl-BE"/>
+        </w:rPr>
+        <w:t xml:space="preserve"> via </w:t>
+      </w:r>
+      <w:proofErr w:type="spellStart"/>
+      <w:r>
+        <w:rPr>
+          <w:lang w:val="nl-BE"/>
+        </w:rPr>
+        <w:t>cross_val_score</w:t>
+      </w:r>
+      <w:proofErr w:type="spellEnd"/>
+      <w:r>
+        <w:rPr>
+          <w:lang w:val="nl-BE"/>
+        </w:rPr>
+        <w:t>.</w:t>
+      </w:r>
+      <w:r>
+        <w:rPr>
+          <w:noProof/>
+        </w:rPr>
+        <w:t xml:space="preserve"> </w:t>
+      </w:r>
+    </w:p>
+    <w:p>
+      <w:pPr>
+        <w:spacing w:after="120" w:line="276" w:lineRule="auto"/>
+        <w:ind w:left="709"/>
+        <w:jc w:val="left"/>
+        <w:rPr>
+          <w:b/>
+          <w:bCs/>
+          <w:i/>
+          <w:iCs/>
+          <w:sz w:val="20"/>
+          <w:szCs w:val="20"/>
+          <w:lang w:val="nl-BE"/>
+        </w:rPr>
+      </w:pPr>
+      <w:r>
+        <w:rPr>
+          <w:b/>
+          <w:bCs/>
+          <w:i/>
+          <w:iCs/>
+          <w:sz w:val="20"/>
+          <w:szCs w:val="20"/>
+          <w:lang w:val="nl-BE"/>
+        </w:rPr>
+        <w:t>Motiveer kort je keuze in commentaar</w:t>
+      </w:r>
+      <w:r>
+        <w:rPr>
+          <w:b/>
+          <w:bCs/>
+          <w:i/>
+          <w:iCs/>
+          <w:sz w:val="20"/>
+          <w:szCs w:val="20"/>
+          <w:lang w:val="nl-BE"/>
+        </w:rPr>
+        <w:t>:</w:t>
+      </w:r>
+    </w:p>
+    <w:p>
+      <w:pPr>
+        <w:spacing w:after="120" w:line="276" w:lineRule="auto"/>
+        <w:ind w:left="709"/>
+        <w:jc w:val="left"/>
+        <w:rPr>
+          <w:i/>
+          <w:iCs/>
+          <w:sz w:val="20"/>
+          <w:szCs w:val="20"/>
+          <w:lang w:val="nl-BE"/>
+        </w:rPr>
+      </w:pPr>
+      <w:r>
+        <w:rPr>
+          <w:i/>
+          <w:iCs/>
+          <w:sz w:val="20"/>
+          <w:szCs w:val="20"/>
+          <w:lang w:val="nl-BE"/>
+        </w:rPr>
+        <w:t>Ik heb gekozen voor de features '</w:t>
+      </w:r>
+      <w:proofErr w:type="spellStart"/>
+      <w:r>
+        <w:rPr>
+          <w:i/>
+          <w:iCs/>
+          <w:sz w:val="20"/>
+          <w:szCs w:val="20"/>
+          <w:lang w:val="nl-BE"/>
+        </w:rPr>
+        <w:t>total_bill</w:t>
+      </w:r>
+      <w:proofErr w:type="spellEnd"/>
+      <w:r>
+        <w:rPr>
+          <w:i/>
+          <w:iCs/>
+          <w:sz w:val="20"/>
+          <w:szCs w:val="20"/>
+          <w:lang w:val="nl-BE"/>
+        </w:rPr>
+        <w:t>', '</w:t>
+      </w:r>
+      <w:proofErr w:type="spellStart"/>
+      <w:r>
+        <w:rPr>
+          <w:i/>
+          <w:iCs/>
+          <w:sz w:val="20"/>
+          <w:szCs w:val="20"/>
+          <w:lang w:val="nl-BE"/>
+        </w:rPr>
+        <w:t>size</w:t>
+      </w:r>
+      <w:proofErr w:type="spellEnd"/>
+      <w:r>
+        <w:rPr>
+          <w:i/>
+          <w:iCs/>
+          <w:sz w:val="20"/>
+          <w:szCs w:val="20"/>
+          <w:lang w:val="nl-BE"/>
+        </w:rPr>
+        <w:t>' en '</w:t>
+      </w:r>
+      <w:proofErr w:type="spellStart"/>
+      <w:r>
+        <w:rPr>
+          <w:i/>
+          <w:iCs/>
+          <w:sz w:val="20"/>
+          <w:szCs w:val="20"/>
+          <w:lang w:val="nl-BE"/>
+        </w:rPr>
+        <w:t>sex</w:t>
+      </w:r>
+      <w:proofErr w:type="spellEnd"/>
+      <w:r>
+        <w:rPr>
+          <w:i/>
+          <w:iCs/>
+          <w:sz w:val="20"/>
+          <w:szCs w:val="20"/>
+          <w:lang w:val="nl-BE"/>
+        </w:rPr>
+        <w:t>' en de target 'tip omdat de totale rekening (</w:t>
+      </w:r>
+      <w:proofErr w:type="spellStart"/>
+      <w:r>
+        <w:rPr>
+          <w:i/>
+          <w:iCs/>
+          <w:sz w:val="20"/>
+          <w:szCs w:val="20"/>
+          <w:lang w:val="nl-BE"/>
+        </w:rPr>
+        <w:t>total_bill</w:t>
+      </w:r>
+      <w:proofErr w:type="spellEnd"/>
+      <w:r>
+        <w:rPr>
+          <w:i/>
+          <w:iCs/>
+          <w:sz w:val="20"/>
+          <w:szCs w:val="20"/>
+          <w:lang w:val="nl-BE"/>
+        </w:rPr>
+        <w:t xml:space="preserve">) waarschijnlijk een sterke invloed heeft op het bedrag van de fooi (tip). Het aantal personen </w:t>
+      </w:r>
+      <w:r>
+        <w:rPr>
+          <w:i/>
+          <w:iCs/>
+          <w:sz w:val="20"/>
+          <w:szCs w:val="20"/>
+          <w:lang w:val="nl-BE"/>
+        </w:rPr>
+        <w:lastRenderedPageBreak/>
+        <w:t>aan tafel (</w:t>
+      </w:r>
+      <w:proofErr w:type="spellStart"/>
+      <w:r>
+        <w:rPr>
+          <w:i/>
+          <w:iCs/>
+          <w:sz w:val="20"/>
+          <w:szCs w:val="20"/>
+          <w:lang w:val="nl-BE"/>
+        </w:rPr>
+        <w:t>size</w:t>
+      </w:r>
+      <w:proofErr w:type="spellEnd"/>
+      <w:r>
+        <w:rPr>
+          <w:i/>
+          <w:iCs/>
+          <w:sz w:val="20"/>
+          <w:szCs w:val="20"/>
+          <w:lang w:val="nl-BE"/>
+        </w:rPr>
+        <w:t>) kan ook van invloed zijn, omdat grotere groepen mogelijk meer fooi geven. Ten slotte kan het geslacht van de klant (</w:t>
+      </w:r>
+      <w:proofErr w:type="spellStart"/>
+      <w:r>
+        <w:rPr>
+          <w:i/>
+          <w:iCs/>
+          <w:sz w:val="20"/>
+          <w:szCs w:val="20"/>
+          <w:lang w:val="nl-BE"/>
+        </w:rPr>
+        <w:t>sex</w:t>
+      </w:r>
+      <w:proofErr w:type="spellEnd"/>
+      <w:r>
+        <w:rPr>
+          <w:i/>
+          <w:iCs/>
+          <w:sz w:val="20"/>
+          <w:szCs w:val="20"/>
+          <w:lang w:val="nl-BE"/>
+        </w:rPr>
+        <w:t>) ook een invloed hebben op het bedrag van de fooi.</w:t>
+      </w:r>
+    </w:p>
+    <w:p>
+      <w:pPr>
+        <w:spacing w:after="120" w:line="276" w:lineRule="auto"/>
+        <w:ind w:left="709"/>
+        <w:jc w:val="left"/>
+        <w:rPr>
+          <w:b/>
+          <w:bCs/>
+          <w:i/>
+          <w:iCs/>
+          <w:sz w:val="20"/>
+          <w:szCs w:val="20"/>
+          <w:lang w:val="nl-BE"/>
+        </w:rPr>
+      </w:pPr>
+      <w:r>
+        <w:rPr>
+          <w:b/>
+          <w:bCs/>
+          <w:i/>
+          <w:iCs/>
+          <w:sz w:val="20"/>
+          <w:szCs w:val="20"/>
+        </w:rPr>
+        <w:t>Wat wil je model voorspellen?</w:t>
+      </w:r>
+    </w:p>
+    <w:p>
+      <w:pPr>
+        <w:spacing w:after="120" w:line="276" w:lineRule="auto"/>
+        <w:ind w:left="709"/>
+        <w:jc w:val="left"/>
+        <w:rPr>
+          <w:i/>
+          <w:iCs/>
+          <w:sz w:val="20"/>
+          <w:szCs w:val="20"/>
+          <w:lang w:val="nl-BE"/>
+        </w:rPr>
+      </w:pPr>
+      <w:r>
+        <w:rPr>
+          <w:i/>
+          <w:iCs/>
+          <w:sz w:val="20"/>
+          <w:szCs w:val="20"/>
+          <w:lang w:val="nl-BE"/>
+        </w:rPr>
+        <w:t>Dit is een regressieprobleem omdat we een continue variabele ('tip') willen voorspellen op basis van de geselecteerde features ('</w:t>
+      </w:r>
+      <w:proofErr w:type="spellStart"/>
+      <w:r>
+        <w:rPr>
+          <w:i/>
+          <w:iCs/>
+          <w:sz w:val="20"/>
+          <w:szCs w:val="20"/>
+          <w:lang w:val="nl-BE"/>
+        </w:rPr>
+        <w:t>total_bill</w:t>
+      </w:r>
+      <w:proofErr w:type="spellEnd"/>
+      <w:r>
+        <w:rPr>
+          <w:i/>
+          <w:iCs/>
+          <w:sz w:val="20"/>
+          <w:szCs w:val="20"/>
+          <w:lang w:val="nl-BE"/>
+        </w:rPr>
+        <w:t>', '</w:t>
+      </w:r>
+      <w:proofErr w:type="spellStart"/>
+      <w:r>
+        <w:rPr>
+          <w:i/>
+          <w:iCs/>
+          <w:sz w:val="20"/>
+          <w:szCs w:val="20"/>
+          <w:lang w:val="nl-BE"/>
+        </w:rPr>
+        <w:t>size</w:t>
+      </w:r>
+      <w:proofErr w:type="spellEnd"/>
+      <w:r>
+        <w:rPr>
+          <w:i/>
+          <w:iCs/>
+          <w:sz w:val="20"/>
+          <w:szCs w:val="20"/>
+          <w:lang w:val="nl-BE"/>
+        </w:rPr>
+        <w:t>', '</w:t>
+      </w:r>
+      <w:proofErr w:type="spellStart"/>
+      <w:r>
+        <w:rPr>
+          <w:i/>
+          <w:iCs/>
+          <w:sz w:val="20"/>
+          <w:szCs w:val="20"/>
+          <w:lang w:val="nl-BE"/>
+        </w:rPr>
+        <w:t>sex</w:t>
+      </w:r>
+      <w:proofErr w:type="spellEnd"/>
+      <w:r>
+        <w:rPr>
+          <w:i/>
+          <w:iCs/>
+          <w:sz w:val="20"/>
+          <w:szCs w:val="20"/>
+          <w:lang w:val="nl-BE"/>
+        </w:rPr>
+        <w:t>').</w:t>
+      </w:r>
+      <w:r>
+        <w:rPr>
+          <w:i/>
+          <w:iCs/>
+          <w:sz w:val="20"/>
+          <w:szCs w:val="20"/>
+          <w:lang w:val="nl-BE"/>
+        </w:rPr>
+        <w:t xml:space="preserve"> </w:t>
+      </w:r>
+      <w:r>
+        <w:rPr>
+          <w:i/>
+          <w:iCs/>
+          <w:sz w:val="20"/>
+          <w:szCs w:val="20"/>
+          <w:lang w:val="nl-BE"/>
+        </w:rPr>
+        <w:t>Het doel van het model is om te voorspellen hoeveel fooi een klant zal geven op basis van de totale rekening, het aantal personen aan tafel en het geslacht van de klant. We willen een model ontwikkelen dat in staat is om nauwkeurige voorspellingen te doen over het bedrag van de fooi, wat kan helpen bij het begrijpen van klantgedrag en het optimaliseren van service in een restaurantomgeving.</w:t>
+      </w:r>
+    </w:p>
+    <w:p>
+      <w:pPr>
+        <w:spacing w:after="200" w:line="276" w:lineRule="auto"/>
+        <w:jc w:val="left"/>
+        <w:rPr>
+          <w:lang w:val="nl-BE"/>
+        </w:rPr>
+      </w:pPr>
+      <w:r>
+        <w:rPr>
+          <w:lang w:val="nl-BE"/>
+        </w:rPr>
+        <w:drawing>
+          <wp:anchor distT="0" distB="0" distL="114300" distR="114300" simplePos="0" relativeHeight="251662336" behindDoc="1" locked="0" layoutInCell="1" allowOverlap="1" wp14:anchorId="5EE74A09" wp14:editId="633145BF">
+            <wp:simplePos x="0" y="0"/>
+            <wp:positionH relativeFrom="margin">
+              <wp:posOffset>1470025</wp:posOffset>
+            </wp:positionH>
+            <wp:positionV relativeFrom="paragraph">
+              <wp:posOffset>10160</wp:posOffset>
+            </wp:positionV>
+            <wp:extent cx="4800600" cy="1089660"/>
+            <wp:effectExtent l="0" t="0" r="0" b="0"/>
+            <wp:wrapTight wrapText="bothSides">
+              <wp:wrapPolygon edited="0">
+                <wp:start x="0" y="0"/>
+                <wp:lineTo x="0" y="21147"/>
+                <wp:lineTo x="21514" y="21147"/>
+                <wp:lineTo x="21514" y="0"/>
+                <wp:lineTo x="0" y="0"/>
+              </wp:wrapPolygon>
+            </wp:wrapTight>
+            <wp:docPr id="1791129675" name="Afbeelding 1"/>
+            <wp:cNvGraphicFramePr>
+              <a:graphicFrameLocks xmlns:a="http://schemas.openxmlformats.org/drawingml/2006/main" noChangeAspect="1"/>
+            </wp:cNvGraphicFramePr>
+            <a:graphic xmlns:a="http://schemas.openxmlformats.org/drawingml/2006/main">
+              <a:graphicData uri="http://schemas.openxmlformats.org/drawingml/2006/picture">
+                <pic:pic xmlns:pic="http://schemas.openxmlformats.org/drawingml/2006/picture">
+                  <pic:nvPicPr>
+                    <pic:cNvPr id="1791129675" name=""/>
+                    <pic:cNvPicPr/>
+                  </pic:nvPicPr>
+                  <pic:blipFill>
+                    <a:blip r:embed="rId57">
+                      <a:extLst>
+                        <a:ext uri="{28A0092B-C50C-407E-A947-70E740481C1C}">
+                          <a14:useLocalDpi xmlns:a14="http://schemas.microsoft.com/office/drawing/2010/main" val="0"/>
+                        </a:ext>
+                      </a:extLst>
+                    </a:blip>
+                    <a:stretch>
+                      <a:fillRect/>
+                    </a:stretch>
+                  </pic:blipFill>
+                  <pic:spPr>
+                    <a:xfrm>
+                      <a:off x="0" y="0"/>
+                      <a:ext cx="4800600" cy="1089660"/>
+                    </a:xfrm>
+                    <a:prstGeom prst="rect">
+                      <a:avLst/>
+                    </a:prstGeom>
+                  </pic:spPr>
+                </pic:pic>
+              </a:graphicData>
+            </a:graphic>
+          </wp:anchor>
+        </w:drawing>
+      </w:r>
+      <w:r>
+        <w:rPr>
+          <w:lang w:val="nl-BE"/>
+        </w:rPr>
+        <w:t xml:space="preserve">Tot slot bekeek ik verschillende evaluatiematen, zoals de MSE en de R²-score. Door de scores per </w:t>
+      </w:r>
+      <w:proofErr w:type="spellStart"/>
+      <w:r>
+        <w:rPr>
+          <w:lang w:val="nl-BE"/>
+        </w:rPr>
+        <w:t>fold</w:t>
+      </w:r>
+      <w:proofErr w:type="spellEnd"/>
+      <w:r>
+        <w:rPr>
+          <w:lang w:val="nl-BE"/>
+        </w:rPr>
+        <w:t xml:space="preserve"> te vergelijken, kon ik niet alleen zien hoe goed het model gemiddeld presteerde, maar ook hoe stabiel het was over verschillende delen van de data. Dat vond ik een belangrijk deel van</w:t>
+      </w:r>
+      <w:r>
+        <w:rPr>
+          <w:lang w:val="nl-BE"/>
+        </w:rPr>
+        <w:t xml:space="preserve"> het labo, omdat het duidelijk maakt dat een model niet enkel op één split beoordeeld mag worden</w:t>
+      </w:r>
+      <w:r>
+        <w:rPr>
+          <w:lang w:val="nl-BE"/>
+        </w:rPr>
+        <w:t xml:space="preserve"> (het uiteindelijke prestatieresultaat is het gemiddelde van de scores van alle </w:t>
+      </w:r>
+      <w:proofErr w:type="spellStart"/>
+      <w:r>
+        <w:rPr>
+          <w:lang w:val="nl-BE"/>
+        </w:rPr>
+        <w:t>folds</w:t>
+      </w:r>
+      <w:proofErr w:type="spellEnd"/>
+      <w:r>
+        <w:rPr>
+          <w:lang w:val="nl-BE"/>
+        </w:rPr>
+        <w:t xml:space="preserve"> samen</w:t>
+      </w:r>
+      <w:r>
+        <w:rPr>
+          <w:lang w:val="nl-BE"/>
+        </w:rPr>
+        <w:t>)</w:t>
+      </w:r>
+      <w:r>
+        <w:rPr>
+          <w:lang w:val="nl-BE"/>
+        </w:rPr>
+        <w:t xml:space="preserve">. De spreiding tussen de </w:t>
+      </w:r>
+      <w:proofErr w:type="spellStart"/>
+      <w:r>
+        <w:rPr>
+          <w:lang w:val="nl-BE"/>
+        </w:rPr>
+        <w:t>folds</w:t>
+      </w:r>
+      <w:proofErr w:type="spellEnd"/>
+      <w:r>
+        <w:rPr>
+          <w:lang w:val="nl-BE"/>
+        </w:rPr>
+        <w:t xml:space="preserve"> gaf mij extra informatie over de betrouwbaarheid van het model.</w:t>
+      </w:r>
+      <w:r>
+        <w:rPr>
+          <w:noProof/>
+        </w:rPr>
+        <w:t xml:space="preserve"> </w:t>
+      </w:r>
+    </w:p>
+    <w:p>
+      <w:pPr>
+        <w:spacing w:after="120" w:line="276" w:lineRule="auto"/>
+        <w:ind w:left="709"/>
+        <w:jc w:val="left"/>
+        <w:rPr>
+          <w:b/>
+          <w:bCs/>
+          <w:i/>
+          <w:iCs/>
+          <w:sz w:val="20"/>
+          <w:szCs w:val="20"/>
+          <w:lang w:val="nl-BE"/>
+        </w:rPr>
+      </w:pPr>
+      <w:r>
+        <w:rPr>
+          <w:b/>
+          <w:bCs/>
+          <w:i/>
+          <w:iCs/>
+          <w:sz w:val="20"/>
+          <w:szCs w:val="20"/>
+        </w:rPr>
+        <w:t>Interpretatie:</w:t>
+      </w:r>
+    </w:p>
+    <w:p>
+      <w:pPr>
+        <w:spacing w:after="120" w:line="276" w:lineRule="auto"/>
+        <w:ind w:left="709"/>
+        <w:jc w:val="left"/>
+        <w:rPr>
+          <w:i/>
+          <w:iCs/>
+          <w:sz w:val="20"/>
+          <w:szCs w:val="20"/>
+          <w:lang w:val="nl-BE"/>
+        </w:rPr>
+      </w:pPr>
+      <w:r>
+        <w:rPr>
+          <w:i/>
+          <w:iCs/>
+          <w:sz w:val="20"/>
+          <w:szCs w:val="20"/>
+          <w:lang w:val="nl-BE"/>
+        </w:rPr>
+        <w:t xml:space="preserve">De gemiddelde R² score geeft aan hoeveel van de variatie in de targetvariabele (tip) wordt verklaard door het model. Een hogere R² score betekent dat het model beter past bij de data. De spreiding van de scores (standaardafwijking) geeft aan hoe consistent het model presteert over de verschillende </w:t>
+      </w:r>
+      <w:proofErr w:type="spellStart"/>
+      <w:r>
+        <w:rPr>
+          <w:i/>
+          <w:iCs/>
+          <w:sz w:val="20"/>
+          <w:szCs w:val="20"/>
+          <w:lang w:val="nl-BE"/>
+        </w:rPr>
+        <w:t>folds</w:t>
+      </w:r>
+      <w:proofErr w:type="spellEnd"/>
+      <w:r>
+        <w:rPr>
+          <w:i/>
+          <w:iCs/>
+          <w:sz w:val="20"/>
+          <w:szCs w:val="20"/>
+          <w:lang w:val="nl-BE"/>
+        </w:rPr>
+        <w:t xml:space="preserve">. Een kleine spreiding suggereert dat het model stabiel is, terwijl een grote spreiding kan wijzen op </w:t>
+      </w:r>
+      <w:proofErr w:type="spellStart"/>
+      <w:r>
+        <w:rPr>
+          <w:i/>
+          <w:iCs/>
+          <w:sz w:val="20"/>
+          <w:szCs w:val="20"/>
+          <w:lang w:val="nl-BE"/>
+        </w:rPr>
+        <w:t>overfitting</w:t>
+      </w:r>
+      <w:proofErr w:type="spellEnd"/>
+      <w:r>
+        <w:rPr>
+          <w:i/>
+          <w:iCs/>
+          <w:sz w:val="20"/>
+          <w:szCs w:val="20"/>
+          <w:lang w:val="nl-BE"/>
+        </w:rPr>
+        <w:t xml:space="preserve"> of </w:t>
+      </w:r>
+      <w:proofErr w:type="spellStart"/>
+      <w:r>
+        <w:rPr>
+          <w:i/>
+          <w:iCs/>
+          <w:sz w:val="20"/>
+          <w:szCs w:val="20"/>
+          <w:lang w:val="nl-BE"/>
+        </w:rPr>
+        <w:t>onderfitting</w:t>
+      </w:r>
+      <w:proofErr w:type="spellEnd"/>
+      <w:r>
+        <w:rPr>
+          <w:i/>
+          <w:iCs/>
+          <w:sz w:val="20"/>
+          <w:szCs w:val="20"/>
+          <w:lang w:val="nl-BE"/>
+        </w:rPr>
+        <w:t xml:space="preserve">. In dit geval vind ik de R² score het meest relevant omdat het direct aangeeft hoe goed het model de variatie in de targetvariabele verklaart. Om het model te verbeteren, zou ik kunnen experimenteren met meer geavanceerde regressiemodellen, zoals Random </w:t>
+      </w:r>
+      <w:proofErr w:type="spellStart"/>
+      <w:r>
+        <w:rPr>
+          <w:i/>
+          <w:iCs/>
+          <w:sz w:val="20"/>
+          <w:szCs w:val="20"/>
+          <w:lang w:val="nl-BE"/>
+        </w:rPr>
+        <w:t>Forest</w:t>
+      </w:r>
+      <w:proofErr w:type="spellEnd"/>
+      <w:r>
+        <w:rPr>
+          <w:i/>
+          <w:iCs/>
+          <w:sz w:val="20"/>
+          <w:szCs w:val="20"/>
+          <w:lang w:val="nl-BE"/>
+        </w:rPr>
+        <w:t xml:space="preserve"> of </w:t>
+      </w:r>
+      <w:proofErr w:type="spellStart"/>
+      <w:r>
+        <w:rPr>
+          <w:i/>
+          <w:iCs/>
+          <w:sz w:val="20"/>
+          <w:szCs w:val="20"/>
+          <w:lang w:val="nl-BE"/>
+        </w:rPr>
+        <w:t>Gradient</w:t>
+      </w:r>
+      <w:proofErr w:type="spellEnd"/>
+      <w:r>
+        <w:rPr>
+          <w:i/>
+          <w:iCs/>
+          <w:sz w:val="20"/>
+          <w:szCs w:val="20"/>
+          <w:lang w:val="nl-BE"/>
+        </w:rPr>
+        <w:t xml:space="preserve"> </w:t>
+      </w:r>
+      <w:proofErr w:type="spellStart"/>
+      <w:r>
+        <w:rPr>
+          <w:i/>
+          <w:iCs/>
+          <w:sz w:val="20"/>
+          <w:szCs w:val="20"/>
+          <w:lang w:val="nl-BE"/>
+        </w:rPr>
+        <w:t>Boosting</w:t>
+      </w:r>
+      <w:proofErr w:type="spellEnd"/>
+      <w:r>
+        <w:rPr>
+          <w:i/>
+          <w:iCs/>
+          <w:sz w:val="20"/>
+          <w:szCs w:val="20"/>
+          <w:lang w:val="nl-BE"/>
+        </w:rPr>
+        <w:t>, en ook meer features toevoegen die mogelijk relevant zijn voor het voorspellen van de tip.</w:t>
+      </w:r>
+    </w:p>
+    <w:p>
+      <w:pPr>
+        <w:pStyle w:val="Kop2"/>
+        <w:spacing w:before="120"/>
+        <w:rPr>
+          <w:lang w:val="nl-BE"/>
+        </w:rPr>
+      </w:pPr>
+      <w:r>
+        <w:rPr>
+          <w:lang w:val="nl-BE"/>
+        </w:rPr>
+        <w:t>Conclusie</w:t>
+      </w:r>
+    </w:p>
+    <w:p>
+      <w:pPr>
+        <w:spacing w:after="200" w:line="276" w:lineRule="auto"/>
+        <w:jc w:val="left"/>
+        <w:rPr>
+          <w:lang w:val="nl-BE"/>
+        </w:rPr>
+      </w:pPr>
+      <w:r>
+        <w:rPr>
+          <w:lang w:val="nl-BE"/>
+        </w:rPr>
+        <w:t xml:space="preserve">In deze les heb ik opnieuw veel bijgeleerd, vooral over hoe je data beter kunt interpreteren vóór en tijdens het modelleren. Ik heb geleerd wat vectorisatie, </w:t>
+      </w:r>
+      <w:proofErr w:type="spellStart"/>
+      <w:r>
+        <w:rPr>
+          <w:lang w:val="nl-BE"/>
+        </w:rPr>
+        <w:t>tokenisatie</w:t>
+      </w:r>
+      <w:proofErr w:type="spellEnd"/>
+      <w:r>
+        <w:rPr>
+          <w:lang w:val="nl-BE"/>
+        </w:rPr>
+        <w:t xml:space="preserve"> en </w:t>
+      </w:r>
+      <w:proofErr w:type="spellStart"/>
+      <w:r>
+        <w:rPr>
+          <w:lang w:val="nl-BE"/>
+        </w:rPr>
+        <w:t>embeddings</w:t>
+      </w:r>
+      <w:proofErr w:type="spellEnd"/>
+      <w:r>
+        <w:rPr>
+          <w:lang w:val="nl-BE"/>
+        </w:rPr>
+        <w:t xml:space="preserve"> precies betekenen, en ik begrijp nu ook beter waarom multicollineariteit een probleem kan zijn bij het bouwen van modellen. Verder heb ik opnieuw ervaren hoe belangrijk het is om niet zomaar een model te trainen, maar eerst bewust naar de structuur van de data te kijken en daarna een geschikte aanpak te kiezen.</w:t>
+      </w:r>
+      <w:r>
+        <w:rPr>
+          <w:lang w:val="nl-BE"/>
+        </w:rPr>
+        <w:t xml:space="preserve"> </w:t>
+      </w:r>
+      <w:r>
+        <w:t>Ook het werkproces zelf leverde waardevolle inzichten op. Door de dataset eerst te verkennen, daarna te preprocesse</w:t>
+      </w:r>
+      <w:r>
+        <w:softHyphen/>
+        <w:t>n en vervolgens cross-</w:t>
+      </w:r>
+      <w:proofErr w:type="spellStart"/>
+      <w:r>
+        <w:t>validation</w:t>
+      </w:r>
+      <w:proofErr w:type="spellEnd"/>
+      <w:r>
+        <w:t xml:space="preserve"> toe te passen, kreeg ik een veel betrouwbaarder beeld van de prestaties van het model. De combinatie van MSE en R²-score gaf mij een goed idee van zowel de fout als de verklaarde variantie</w:t>
+      </w:r>
+      <w:r>
+        <w:t>/spreiding</w:t>
+      </w:r>
+      <w:r>
+        <w:t xml:space="preserve">. Deze les liet mij vooral inzien dat goede machine </w:t>
+      </w:r>
+      <w:proofErr w:type="spellStart"/>
+      <w:r>
+        <w:t>learning</w:t>
+      </w:r>
+      <w:proofErr w:type="spellEnd"/>
+      <w:r>
+        <w:t xml:space="preserve"> niet alleen draait om het bouwen van een model, maar vooral om het correct voorbereiden, evalueren en interpreteren van de data. </w:t>
+      </w:r>
+    </w:p>
+    <w:p>
+      <w:pPr>
+        <w:spacing w:after="200" w:line="276" w:lineRule="auto"/>
+        <w:jc w:val="left"/>
+        <w:rPr>
+          <w:lang w:val="nl-BE"/>
+        </w:rPr>
+      </w:pPr>
       <w:r>
         <w:rPr>
           <w:lang w:val="nl-BE"/>
@@ -20393,55 +21766,13 @@
                   <w:iCs/>
                   <w:lang w:val="nl-BE"/>
                 </w:rPr>
-                <w:t xml:space="preserve">API Reference - </w:t>
+                <w:t>API Reference - Matplotlib 3.10.8 documentation</w:t>
               </w:r>
-              <w:proofErr w:type="spellStart"/>
-              <w:r>
-                <w:rPr>
-                  <w:i/>
-                  <w:iCs/>
-                  <w:lang w:val="nl-BE"/>
-                </w:rPr>
-                <w:t>Matplotlib</w:t>
-              </w:r>
-              <w:proofErr w:type="spellEnd"/>
-              <w:r>
-                <w:rPr>
-                  <w:i/>
-                  <w:iCs/>
-                  <w:lang w:val="nl-BE"/>
-                </w:rPr>
-                <w:t xml:space="preserve"> 3.10.8 </w:t>
-              </w:r>
-              <w:proofErr w:type="spellStart"/>
-              <w:r>
-                <w:rPr>
-                  <w:i/>
-                  <w:iCs/>
-                  <w:lang w:val="nl-BE"/>
-                </w:rPr>
-                <w:t>documentation</w:t>
-              </w:r>
-              <w:proofErr w:type="spellEnd"/>
               <w:r>
                 <w:rPr>
                   <w:lang w:val="nl-BE"/>
                 </w:rPr>
-                <w:t xml:space="preserve">. (2026, februari 25). Opgehaald van </w:t>
-              </w:r>
-              <w:proofErr w:type="spellStart"/>
-              <w:r>
-                <w:rPr>
-                  <w:lang w:val="nl-BE"/>
-                </w:rPr>
-                <w:t>matplotlib</w:t>
-              </w:r>
-              <w:proofErr w:type="spellEnd"/>
-              <w:r>
-                <w:rPr>
-                  <w:lang w:val="nl-BE"/>
-                </w:rPr>
-                <w:t>: https://matplotlib.org/stable/api/index.html</w:t>
+                <w:t>. (2026, februari 25). Opgehaald van matplotlib: https://matplotlib.org/stable/api/index.html</w:t>
               </w:r>
             </w:p>
             <w:p>
@@ -20456,75 +21787,21 @@
                 <w:rPr>
                   <w:i/>
                   <w:iCs/>
-                  <w:lang w:val="nl-BE"/>
+                  <w:lang w:val="en-GB"/>
                 </w:rPr>
-                <w:t xml:space="preserve">API </w:t>
+                <w:t>API reference - pandas 3.0.1 documentation</w:t>
               </w:r>
-              <w:proofErr w:type="spellStart"/>
               <w:r>
                 <w:rPr>
-                  <w:i/>
-                  <w:iCs/>
-                  <w:lang w:val="nl-BE"/>
+                  <w:lang w:val="en-GB"/>
                 </w:rPr>
-                <w:t>reference</w:t>
+                <w:t xml:space="preserve">. (2026, februari 18). </w:t>
               </w:r>
-              <w:proofErr w:type="spellEnd"/>
-              <w:r>
-                <w:rPr>
-                  <w:i/>
-                  <w:iCs/>
-                  <w:lang w:val="nl-BE"/>
-                </w:rPr>
-                <w:t xml:space="preserve"> - </w:t>
-              </w:r>
-              <w:proofErr w:type="spellStart"/>
-              <w:r>
-                <w:rPr>
-                  <w:i/>
-                  <w:iCs/>
-                  <w:lang w:val="nl-BE"/>
-                </w:rPr>
-                <w:t>pandas</w:t>
-              </w:r>
-              <w:proofErr w:type="spellEnd"/>
-              <w:r>
-                <w:rPr>
-                  <w:i/>
-                  <w:iCs/>
-                  <w:lang w:val="nl-BE"/>
-                </w:rPr>
-                <w:t xml:space="preserve"> 3.0.1 </w:t>
-              </w:r>
-              <w:proofErr w:type="spellStart"/>
-              <w:r>
-                <w:rPr>
-                  <w:i/>
-                  <w:iCs/>
-                  <w:lang w:val="nl-BE"/>
-                </w:rPr>
-                <w:t>documentation</w:t>
-              </w:r>
-              <w:proofErr w:type="spellEnd"/>
               <w:r>
                 <w:rPr>
                   <w:lang w:val="nl-BE"/>
                 </w:rPr>
-                <w:t xml:space="preserve">. (2026, februari 18). Opgehaald van </w:t>
-              </w:r>
-              <w:proofErr w:type="spellStart"/>
-              <w:r>
-                <w:rPr>
-                  <w:lang w:val="nl-BE"/>
-                </w:rPr>
-                <w:t>pydata</w:t>
-              </w:r>
-              <w:proofErr w:type="spellEnd"/>
-              <w:r>
-                <w:rPr>
-                  <w:lang w:val="nl-BE"/>
-                </w:rPr>
-                <w:t>: https://pandas.pydata.org/docs/reference/index.html#api</w:t>
+                <w:t>Opgehaald van pydata: https://pandas.pydata.org/docs/reference/index.html#api</w:t>
               </w:r>
             </w:p>
             <w:p>
@@ -20539,75 +21816,21 @@
                 <w:rPr>
                   <w:i/>
                   <w:iCs/>
-                  <w:lang w:val="nl-BE"/>
+                  <w:lang w:val="en-GB"/>
                 </w:rPr>
-                <w:t xml:space="preserve">API </w:t>
+                <w:t>API reference - seaborn 0.13.2 documentation</w:t>
               </w:r>
-              <w:proofErr w:type="spellStart"/>
               <w:r>
                 <w:rPr>
-                  <w:i/>
-                  <w:iCs/>
-                  <w:lang w:val="nl-BE"/>
+                  <w:lang w:val="en-GB"/>
                 </w:rPr>
-                <w:t>reference</w:t>
+                <w:t xml:space="preserve">. (2026, februari 25). </w:t>
               </w:r>
-              <w:proofErr w:type="spellEnd"/>
-              <w:r>
-                <w:rPr>
-                  <w:i/>
-                  <w:iCs/>
-                  <w:lang w:val="nl-BE"/>
-                </w:rPr>
-                <w:t xml:space="preserve"> - </w:t>
-              </w:r>
-              <w:proofErr w:type="spellStart"/>
-              <w:r>
-                <w:rPr>
-                  <w:i/>
-                  <w:iCs/>
-                  <w:lang w:val="nl-BE"/>
-                </w:rPr>
-                <w:t>seaborn</w:t>
-              </w:r>
-              <w:proofErr w:type="spellEnd"/>
-              <w:r>
-                <w:rPr>
-                  <w:i/>
-                  <w:iCs/>
-                  <w:lang w:val="nl-BE"/>
-                </w:rPr>
-                <w:t xml:space="preserve"> 0.13.2 </w:t>
-              </w:r>
-              <w:proofErr w:type="spellStart"/>
-              <w:r>
-                <w:rPr>
-                  <w:i/>
-                  <w:iCs/>
-                  <w:lang w:val="nl-BE"/>
-                </w:rPr>
-                <w:t>documentation</w:t>
-              </w:r>
-              <w:proofErr w:type="spellEnd"/>
               <w:r>
                 <w:rPr>
                   <w:lang w:val="nl-BE"/>
                 </w:rPr>
-                <w:t xml:space="preserve">. (2026, februari 25). Opgehaald van </w:t>
-              </w:r>
-              <w:proofErr w:type="spellStart"/>
-              <w:r>
-                <w:rPr>
-                  <w:lang w:val="nl-BE"/>
-                </w:rPr>
-                <w:t>pydata</w:t>
-              </w:r>
-              <w:proofErr w:type="spellEnd"/>
-              <w:r>
-                <w:rPr>
-                  <w:lang w:val="nl-BE"/>
-                </w:rPr>
-                <w:t>: https://seaborn.pydata.org/api.html</w:t>
+                <w:t>Opgehaald van pydata: https://seaborn.pydata.org/api.html</w:t>
               </w:r>
             </w:p>
             <w:p>
@@ -20618,21 +21841,12 @@
                   <w:lang w:val="nl-BE"/>
                 </w:rPr>
               </w:pPr>
-              <w:proofErr w:type="spellStart"/>
               <w:r>
                 <w:rPr>
                   <w:lang w:val="nl-BE"/>
                 </w:rPr>
-                <w:t>Arel-Bundock</w:t>
+                <w:t xml:space="preserve">Arel-Bundock, V. (2025, september 14). </w:t>
               </w:r>
-              <w:proofErr w:type="spellEnd"/>
-              <w:r>
-                <w:rPr>
-                  <w:lang w:val="nl-BE"/>
-                </w:rPr>
-                <w:t xml:space="preserve">, V. (2025, september 14). </w:t>
-              </w:r>
-              <w:proofErr w:type="spellStart"/>
               <w:r>
                 <w:rPr>
                   <w:i/>
@@ -20641,109 +21855,11 @@
                 </w:rPr>
                 <w:t>Rdatasets</w:t>
               </w:r>
-              <w:proofErr w:type="spellEnd"/>
               <w:r>
                 <w:rPr>
                   <w:lang w:val="nl-BE"/>
                 </w:rPr>
-                <w:t xml:space="preserve">. Opgehaald van GitHub: Vincent </w:t>
-              </w:r>
-              <w:proofErr w:type="spellStart"/>
-              <w:r>
-                <w:rPr>
-                  <w:lang w:val="nl-BE"/>
-                </w:rPr>
-                <w:t>Arel-Bundock</w:t>
-              </w:r>
-              <w:proofErr w:type="spellEnd"/>
-              <w:r>
-                <w:rPr>
-                  <w:lang w:val="nl-BE"/>
-                </w:rPr>
-                <w:t>: https://vincentarelbundock.github.io/Rdatasets/datasets.html</w:t>
-              </w:r>
-            </w:p>
-            <w:p>
-              <w:pPr>
-                <w:pStyle w:val="Bibliografie"/>
-                <w:ind w:left="720" w:hanging="720"/>
-                <w:rPr>
-                  <w:lang w:val="nl-BE"/>
-                </w:rPr>
-              </w:pPr>
-              <w:proofErr w:type="spellStart"/>
-              <w:r>
-                <w:rPr>
-                  <w:i/>
-                  <w:iCs/>
-                  <w:lang w:val="nl-BE"/>
-                </w:rPr>
-                <w:t>NumPy</w:t>
-              </w:r>
-              <w:proofErr w:type="spellEnd"/>
-              <w:r>
-                <w:rPr>
-                  <w:i/>
-                  <w:iCs/>
-                  <w:lang w:val="nl-BE"/>
-                </w:rPr>
-                <w:t xml:space="preserve"> </w:t>
-              </w:r>
-              <w:proofErr w:type="spellStart"/>
-              <w:r>
-                <w:rPr>
-                  <w:i/>
-                  <w:iCs/>
-                  <w:lang w:val="nl-BE"/>
-                </w:rPr>
-                <w:t>reference</w:t>
-              </w:r>
-              <w:proofErr w:type="spellEnd"/>
-              <w:r>
-                <w:rPr>
-                  <w:i/>
-                  <w:iCs/>
-                  <w:lang w:val="nl-BE"/>
-                </w:rPr>
-                <w:t xml:space="preserve"> - </w:t>
-              </w:r>
-              <w:proofErr w:type="spellStart"/>
-              <w:r>
-                <w:rPr>
-                  <w:i/>
-                  <w:iCs/>
-                  <w:lang w:val="nl-BE"/>
-                </w:rPr>
-                <w:t>NumPy</w:t>
-              </w:r>
-              <w:proofErr w:type="spellEnd"/>
-              <w:r>
-                <w:rPr>
-                  <w:i/>
-                  <w:iCs/>
-                  <w:lang w:val="nl-BE"/>
-                </w:rPr>
-                <w:t xml:space="preserve"> v2.4 Manual</w:t>
-              </w:r>
-              <w:r>
-                <w:rPr>
-                  <w:lang w:val="nl-BE"/>
-                </w:rPr>
-                <w:t xml:space="preserve">. (2025, december 21). Opgehaald van </w:t>
-              </w:r>
-              <w:proofErr w:type="spellStart"/>
-              <w:r>
-                <w:rPr>
-                  <w:lang w:val="nl-BE"/>
-                </w:rPr>
-                <w:t>numpy</w:t>
-              </w:r>
-              <w:proofErr w:type="spellEnd"/>
-              <w:r>
-                <w:rPr>
-                  <w:lang w:val="nl-BE"/>
-                </w:rPr>
-                <w:t>: https://numpy.org/doc/stable/reference/index.html#reference</w:t>
+                <w:t>. Opgehaald van GitHub: Vincent Arel-Bundock: https://vincentarelbundock.github.io/Rdatasets/datasets.html</w:t>
               </w:r>
             </w:p>
             <w:p>
@@ -20758,57 +21874,50 @@
                 <w:rPr>
                   <w:i/>
                   <w:iCs/>
+                  <w:lang w:val="en-GB"/>
+                </w:rPr>
+                <w:t>NumPy reference - NumPy v2.4 Manual</w:t>
+              </w:r>
+              <w:r>
+                <w:rPr>
+                  <w:lang w:val="en-GB"/>
+                </w:rPr>
+                <w:t xml:space="preserve">. </w:t>
+              </w:r>
+              <w:r>
+                <w:rPr>
                   <w:lang w:val="nl-BE"/>
                 </w:rPr>
-                <w:t xml:space="preserve">User Guide - </w:t>
+                <w:t>(2025, december 21). Opgehaald van numpy: https://numpy.org/doc/stable/reference/index.html#reference</w:t>
               </w:r>
-              <w:proofErr w:type="spellStart"/>
+            </w:p>
+            <w:p>
+              <w:pPr>
+                <w:pStyle w:val="Bibliografie"/>
+                <w:ind w:left="720" w:hanging="720"/>
+                <w:rPr>
+                  <w:lang w:val="nl-BE"/>
+                </w:rPr>
+              </w:pPr>
               <w:r>
                 <w:rPr>
                   <w:i/>
                   <w:iCs/>
-                  <w:lang w:val="nl-BE"/>
+                  <w:lang w:val="en-GB"/>
                 </w:rPr>
-                <w:t>scikit-learn</w:t>
+                <w:t>User Guide - scikit-learn 1.8.0 documentation</w:t>
               </w:r>
-              <w:proofErr w:type="spellEnd"/>
               <w:r>
                 <w:rPr>
-                  <w:i/>
-                  <w:iCs/>
-                  <w:lang w:val="nl-BE"/>
+                  <w:lang w:val="en-GB"/>
                 </w:rPr>
-                <w:t xml:space="preserve"> 1.8.0 </w:t>
+                <w:t xml:space="preserve">. </w:t>
               </w:r>
-              <w:proofErr w:type="spellStart"/>
-              <w:r>
-                <w:rPr>
-                  <w:i/>
-                  <w:iCs/>
-                  <w:lang w:val="nl-BE"/>
-                </w:rPr>
-                <w:t>documentation</w:t>
-              </w:r>
-              <w:proofErr w:type="spellEnd"/>
               <w:r>
                 <w:rPr>
                   <w:lang w:val="nl-BE"/>
                 </w:rPr>
-                <w:t xml:space="preserve">. (2026, april 01). Opgehaald van </w:t>
-              </w:r>
-              <w:proofErr w:type="spellStart"/>
-              <w:r>
-                <w:rPr>
-                  <w:lang w:val="nl-BE"/>
-                </w:rPr>
-                <w:t>scikit-learn</w:t>
-              </w:r>
-              <w:proofErr w:type="spellEnd"/>
-              <w:r>
-                <w:rPr>
-                  <w:lang w:val="nl-BE"/>
-                </w:rPr>
-                <w:t>: https://scikit-learn.org/stable/user_guide.html</w:t>
+                <w:t>(2026, april 01). Opgehaald van scikit-learn: https://scikit-learn.org/stable/user_guide.html</w:t>
               </w:r>
             </w:p>
             <w:p>
@@ -20833,10 +21942,10 @@
       </w:sdtContent>
     </w:sdt>
     <w:sectPr>
-      <w:headerReference w:type="default" r:id="rId56"/>
-      <w:footerReference w:type="even" r:id="rId57"/>
-      <w:footerReference w:type="default" r:id="rId58"/>
-      <w:headerReference w:type="first" r:id="rId59"/>
+      <w:headerReference w:type="default" r:id="rId58"/>
+      <w:footerReference w:type="even" r:id="rId59"/>
+      <w:footerReference w:type="default" r:id="rId60"/>
+      <w:headerReference w:type="first" r:id="rId61"/>
       <w:pgSz w:w="11906" w:h="16838"/>
       <w:pgMar w:top="1417" w:right="1417" w:bottom="1417" w:left="1417" w:header="708" w:footer="708" w:gutter="0"/>
       <w:cols w:space="708"/>
@@ -23576,7 +24685,7 @@
   <w:style w:type="paragraph" w:default="1" w:styleId="Standaard">
     <w:name w:val="Normal"/>
     <w:qFormat/>
-    <w:rsid w:val="008C6B79"/>
+    <w:rsid w:val="00EA1301"/>
     <w:pPr>
       <w:spacing w:after="240" w:line="240" w:lineRule="auto"/>
       <w:jc w:val="both"/>
@@ -25386,102 +26495,12 @@
 </file>
 
 <file path=customXml/item1.xml><?xml version="1.0" encoding="utf-8"?>
-<b:Sources xmlns:b="http://schemas.openxmlformats.org/officeDocument/2006/bibliography" xmlns="http://schemas.openxmlformats.org/officeDocument/2006/bibliography" SelectedStyle="\APASixthEditionOfficeOnline.xsl" StyleName="APA" Version="6">
-  <b:Source>
-    <b:Tag>sn24</b:Tag>
-    <b:SourceType>InternetSite</b:SourceType>
-    <b:Guid>{FB6581F7-DD3C-4087-ABCF-9499A8FA8A92}</b:Guid>
-    <b:Title>NumPy reference - NumPy v2.4 Manual</b:Title>
-    <b:InternetSiteTitle>numpy</b:InternetSiteTitle>
-    <b:Year>2025</b:Year>
-    <b:Month>december</b:Month>
-    <b:Day>21</b:Day>
-    <b:URL>https://numpy.org/doc/stable/reference/index.html#reference</b:URL>
-    <b:RefOrder>1</b:RefOrder>
-  </b:Source>
-  <b:Source>
-    <b:Tag>Das24</b:Tag>
-    <b:SourceType>InternetSite</b:SourceType>
-    <b:Guid>{7D5FF751-952D-49FA-A6BE-C27C79CE1D2C}</b:Guid>
-    <b:Title>API reference - seaborn 0.13.2 documentation</b:Title>
-    <b:InternetSiteTitle>pydata</b:InternetSiteTitle>
-    <b:Year>2026</b:Year>
-    <b:Month>februari</b:Month>
-    <b:Day>25</b:Day>
-    <b:URL>https://seaborn.pydata.org/api.html</b:URL>
-    <b:RefOrder>2</b:RefOrder>
-  </b:Source>
-  <b:Source>
-    <b:Tag>pan24</b:Tag>
-    <b:SourceType>InternetSite</b:SourceType>
-    <b:Guid>{67CFE3DD-F86F-4241-8439-203EC218E157}</b:Guid>
-    <b:Title>API reference - pandas 3.0.1 documentation</b:Title>
-    <b:InternetSiteTitle>pydata</b:InternetSiteTitle>
-    <b:Year>2026</b:Year>
-    <b:Month>februari</b:Month>
-    <b:Day>18</b:Day>
-    <b:URL>https://pandas.pydata.org/docs/reference/index.html#api</b:URL>
-    <b:RefOrder>3</b:RefOrder>
-  </b:Source>
-  <b:Source>
-    <b:Tag>Goo24</b:Tag>
-    <b:SourceType>InternetSite</b:SourceType>
-    <b:Guid>{182F955E-13AF-42AA-80E2-53C2AE160084}</b:Guid>
-    <b:Title>API Reference - Matplotlib 3.10.8 documentation</b:Title>
-    <b:InternetSiteTitle>matplotlib</b:InternetSiteTitle>
-    <b:Year>2026</b:Year>
-    <b:Month>februari</b:Month>
-    <b:Day>25</b:Day>
-    <b:URL>https://matplotlib.org/stable/api/index.html</b:URL>
-    <b:RefOrder>4</b:RefOrder>
-  </b:Source>
-  <b:Source>
-    <b:Tag>Vin25</b:Tag>
-    <b:SourceType>InternetSite</b:SourceType>
-    <b:Guid>{EA3B1B91-0CE2-4B02-B516-9383E732BD33}</b:Guid>
-    <b:Title>Rdatasets</b:Title>
-    <b:Year>2025</b:Year>
-    <b:Author>
-      <b:Author>
-        <b:NameList>
-          <b:Person>
-            <b:Last>Arel-Bundock</b:Last>
-            <b:First>Vincent</b:First>
-          </b:Person>
-        </b:NameList>
-      </b:Author>
-    </b:Author>
-    <b:InternetSiteTitle>GitHub: Vincent Arel-Bundock</b:InternetSiteTitle>
-    <b:Month>september</b:Month>
-    <b:Day>14</b:Day>
-    <b:URL>https://vincentarelbundock.github.io/Rdatasets/datasets.html</b:URL>
-    <b:RefOrder>5</b:RefOrder>
-  </b:Source>
-  <b:Source>
-    <b:Tag>Use26</b:Tag>
-    <b:SourceType>InternetSite</b:SourceType>
-    <b:Guid>{F01DC912-3C4A-4156-8063-92C4CE442C98}</b:Guid>
-    <b:Title>User Guide - scikit-learn 1.8.0 documentation</b:Title>
-    <b:InternetSiteTitle>scikit-learn</b:InternetSiteTitle>
-    <b:Year>2026</b:Year>
-    <b:Month>april</b:Month>
-    <b:Day>01</b:Day>
-    <b:URL>https://scikit-learn.org/stable/user_guide.html</b:URL>
-    <b:RefOrder>6</b:RefOrder>
-  </b:Source>
-</b:Sources>
+<p:properties xmlns:p="http://schemas.microsoft.com/office/2006/metadata/properties" xmlns:xsi="http://www.w3.org/2001/XMLSchema-instance" xmlns:pc="http://schemas.microsoft.com/office/infopath/2007/PartnerControls">
+  <documentManagement/>
+</p:properties>
 </file>
 
 <file path=customXml/item2.xml><?xml version="1.0" encoding="utf-8"?>
-<?mso-contentType ?>
-<FormTemplates xmlns="http://schemas.microsoft.com/sharepoint/v3/contenttype/forms">
-  <Display>DocumentLibraryForm</Display>
-  <Edit>DocumentLibraryForm</Edit>
-  <New>DocumentLibraryForm</New>
-</FormTemplates>
-</file>
-
-<file path=customXml/item3.xml><?xml version="1.0" encoding="utf-8"?>
 <ct:contentTypeSchema xmlns:ct="http://schemas.microsoft.com/office/2006/metadata/contentType" xmlns:ma="http://schemas.microsoft.com/office/2006/metadata/properties/metaAttributes" ct:_="" ma:_="" ma:contentTypeName="Document" ma:contentTypeID="0x0101001962E2830A23FD41A903F9246C64A44D" ma:contentTypeVersion="10" ma:contentTypeDescription="Create a new document." ma:contentTypeScope="" ma:versionID="94c7714442d4670dee923f06b03e50c6">
   <xsd:schema xmlns:xsd="http://www.w3.org/2001/XMLSchema" xmlns:xs="http://www.w3.org/2001/XMLSchema" xmlns:p="http://schemas.microsoft.com/office/2006/metadata/properties" xmlns:ns2="be91ab14-9a98-41fb-a029-3bd57361b40f" xmlns:ns3="a68b32df-5993-4a25-b4a0-028dd9ad2346" targetNamespace="http://schemas.microsoft.com/office/2006/metadata/properties" ma:root="true" ma:fieldsID="ddc41d6b31586f8a27e4cdad8c48b551" ns2:_="" ns3:_="">
     <xsd:import namespace="be91ab14-9a98-41fb-a029-3bd57361b40f"/>
@@ -25684,29 +26703,112 @@
 </ct:contentTypeSchema>
 </file>
 
+<file path=customXml/item3.xml><?xml version="1.0" encoding="utf-8"?>
+<?mso-contentType ?>
+<FormTemplates xmlns="http://schemas.microsoft.com/sharepoint/v3/contenttype/forms">
+  <Display>DocumentLibraryForm</Display>
+  <Edit>DocumentLibraryForm</Edit>
+  <New>DocumentLibraryForm</New>
+</FormTemplates>
+</file>
+
 <file path=customXml/item4.xml><?xml version="1.0" encoding="utf-8"?>
-<p:properties xmlns:p="http://schemas.microsoft.com/office/2006/metadata/properties" xmlns:xsi="http://www.w3.org/2001/XMLSchema-instance" xmlns:pc="http://schemas.microsoft.com/office/infopath/2007/PartnerControls">
-  <documentManagement/>
-</p:properties>
+<b:Sources xmlns:b="http://schemas.openxmlformats.org/officeDocument/2006/bibliography" xmlns="http://schemas.openxmlformats.org/officeDocument/2006/bibliography" SelectedStyle="\APASixthEditionOfficeOnline.xsl" StyleName="APA" Version="6">
+  <b:Source>
+    <b:Tag>sn24</b:Tag>
+    <b:SourceType>InternetSite</b:SourceType>
+    <b:Guid>{FB6581F7-DD3C-4087-ABCF-9499A8FA8A92}</b:Guid>
+    <b:Title>NumPy reference - NumPy v2.4 Manual</b:Title>
+    <b:InternetSiteTitle>numpy</b:InternetSiteTitle>
+    <b:Year>2025</b:Year>
+    <b:Month>december</b:Month>
+    <b:Day>21</b:Day>
+    <b:URL>https://numpy.org/doc/stable/reference/index.html#reference</b:URL>
+    <b:RefOrder>1</b:RefOrder>
+  </b:Source>
+  <b:Source>
+    <b:Tag>Das24</b:Tag>
+    <b:SourceType>InternetSite</b:SourceType>
+    <b:Guid>{7D5FF751-952D-49FA-A6BE-C27C79CE1D2C}</b:Guid>
+    <b:Title>API reference - seaborn 0.13.2 documentation</b:Title>
+    <b:InternetSiteTitle>pydata</b:InternetSiteTitle>
+    <b:Year>2026</b:Year>
+    <b:Month>februari</b:Month>
+    <b:Day>25</b:Day>
+    <b:URL>https://seaborn.pydata.org/api.html</b:URL>
+    <b:RefOrder>2</b:RefOrder>
+  </b:Source>
+  <b:Source>
+    <b:Tag>pan24</b:Tag>
+    <b:SourceType>InternetSite</b:SourceType>
+    <b:Guid>{67CFE3DD-F86F-4241-8439-203EC218E157}</b:Guid>
+    <b:Title>API reference - pandas 3.0.1 documentation</b:Title>
+    <b:InternetSiteTitle>pydata</b:InternetSiteTitle>
+    <b:Year>2026</b:Year>
+    <b:Month>februari</b:Month>
+    <b:Day>18</b:Day>
+    <b:URL>https://pandas.pydata.org/docs/reference/index.html#api</b:URL>
+    <b:RefOrder>3</b:RefOrder>
+  </b:Source>
+  <b:Source>
+    <b:Tag>Goo24</b:Tag>
+    <b:SourceType>InternetSite</b:SourceType>
+    <b:Guid>{182F955E-13AF-42AA-80E2-53C2AE160084}</b:Guid>
+    <b:Title>API Reference - Matplotlib 3.10.8 documentation</b:Title>
+    <b:InternetSiteTitle>matplotlib</b:InternetSiteTitle>
+    <b:Year>2026</b:Year>
+    <b:Month>februari</b:Month>
+    <b:Day>25</b:Day>
+    <b:URL>https://matplotlib.org/stable/api/index.html</b:URL>
+    <b:RefOrder>4</b:RefOrder>
+  </b:Source>
+  <b:Source>
+    <b:Tag>Vin25</b:Tag>
+    <b:SourceType>InternetSite</b:SourceType>
+    <b:Guid>{EA3B1B91-0CE2-4B02-B516-9383E732BD33}</b:Guid>
+    <b:Title>Rdatasets</b:Title>
+    <b:Year>2025</b:Year>
+    <b:Author>
+      <b:Author>
+        <b:NameList>
+          <b:Person>
+            <b:Last>Arel-Bundock</b:Last>
+            <b:First>Vincent</b:First>
+          </b:Person>
+        </b:NameList>
+      </b:Author>
+    </b:Author>
+    <b:InternetSiteTitle>GitHub: Vincent Arel-Bundock</b:InternetSiteTitle>
+    <b:Month>september</b:Month>
+    <b:Day>14</b:Day>
+    <b:URL>https://vincentarelbundock.github.io/Rdatasets/datasets.html</b:URL>
+    <b:RefOrder>5</b:RefOrder>
+  </b:Source>
+  <b:Source>
+    <b:Tag>Use26</b:Tag>
+    <b:SourceType>InternetSite</b:SourceType>
+    <b:Guid>{F01DC912-3C4A-4156-8063-92C4CE442C98}</b:Guid>
+    <b:Title>User Guide - scikit-learn 1.8.0 documentation</b:Title>
+    <b:InternetSiteTitle>scikit-learn</b:InternetSiteTitle>
+    <b:Year>2026</b:Year>
+    <b:Month>april</b:Month>
+    <b:Day>01</b:Day>
+    <b:URL>https://scikit-learn.org/stable/user_guide.html</b:URL>
+    <b:RefOrder>6</b:RefOrder>
+  </b:Source>
+</b:Sources>
 </file>
 
 <file path=customXml/itemProps1.xml><?xml version="1.0" encoding="utf-8"?>
-<ds:datastoreItem xmlns:ds="http://schemas.openxmlformats.org/officeDocument/2006/customXml" ds:itemID="{B40B1947-1366-4A6D-BDEA-A0042DB8ED29}">
+<ds:datastoreItem xmlns:ds="http://schemas.openxmlformats.org/officeDocument/2006/customXml" ds:itemID="{84FE26D0-9353-4E79-9B67-531A742F56F7}">
   <ds:schemaRefs>
-    <ds:schemaRef ds:uri="http://schemas.openxmlformats.org/officeDocument/2006/bibliography"/>
+    <ds:schemaRef ds:uri="http://schemas.microsoft.com/office/2006/metadata/properties"/>
+    <ds:schemaRef ds:uri="http://schemas.microsoft.com/office/infopath/2007/PartnerControls"/>
   </ds:schemaRefs>
 </ds:datastoreItem>
 </file>
 
 <file path=customXml/itemProps2.xml><?xml version="1.0" encoding="utf-8"?>
-<ds:datastoreItem xmlns:ds="http://schemas.openxmlformats.org/officeDocument/2006/customXml" ds:itemID="{7A03709C-A4CC-408B-A127-2B1264A4F73A}">
-  <ds:schemaRefs>
-    <ds:schemaRef ds:uri="http://schemas.microsoft.com/sharepoint/v3/contenttype/forms"/>
-  </ds:schemaRefs>
-</ds:datastoreItem>
-</file>
-
-<file path=customXml/itemProps3.xml><?xml version="1.0" encoding="utf-8"?>
 <ds:datastoreItem xmlns:ds="http://schemas.openxmlformats.org/officeDocument/2006/customXml" ds:itemID="{F64CC272-990A-4878-98F7-B65456999005}">
   <ds:schemaRefs>
     <ds:schemaRef ds:uri="http://schemas.microsoft.com/office/2006/metadata/contentType"/>
@@ -25725,11 +26827,18 @@
 </ds:datastoreItem>
 </file>
 
+<file path=customXml/itemProps3.xml><?xml version="1.0" encoding="utf-8"?>
+<ds:datastoreItem xmlns:ds="http://schemas.openxmlformats.org/officeDocument/2006/customXml" ds:itemID="{7A03709C-A4CC-408B-A127-2B1264A4F73A}">
+  <ds:schemaRefs>
+    <ds:schemaRef ds:uri="http://schemas.microsoft.com/sharepoint/v3/contenttype/forms"/>
+  </ds:schemaRefs>
+</ds:datastoreItem>
+</file>
+
 <file path=customXml/itemProps4.xml><?xml version="1.0" encoding="utf-8"?>
-<ds:datastoreItem xmlns:ds="http://schemas.openxmlformats.org/officeDocument/2006/customXml" ds:itemID="{84FE26D0-9353-4E79-9B67-531A742F56F7}">
+<ds:datastoreItem xmlns:ds="http://schemas.openxmlformats.org/officeDocument/2006/customXml" ds:itemID="{B40B1947-1366-4A6D-BDEA-A0042DB8ED29}">
   <ds:schemaRefs>
-    <ds:schemaRef ds:uri="http://schemas.microsoft.com/office/2006/metadata/properties"/>
-    <ds:schemaRef ds:uri="http://schemas.microsoft.com/office/infopath/2007/PartnerControls"/>
+    <ds:schemaRef ds:uri="http://schemas.openxmlformats.org/officeDocument/2006/bibliography"/>
   </ds:schemaRefs>
 </ds:datastoreItem>
 </file>